--- a/插件详细手册/14.鼠标/解谜设计-华容道.docx
+++ b/插件详细手册/14.鼠标/解谜设计-华容道.docx
@@ -1,6 +1,6 @@
 
 <file path=word/document.xml><?xml version="1.0" encoding="utf-8"?>
-<w:document xmlns:wpc="http://schemas.microsoft.com/office/word/2010/wordprocessingCanvas" xmlns:cx="http://schemas.microsoft.com/office/drawing/2014/chartex" xmlns:cx1="http://schemas.microsoft.com/office/drawing/2015/9/8/chartex" xmlns:cx2="http://schemas.microsoft.com/office/drawing/2015/10/21/chartex" xmlns:cx3="http://schemas.microsoft.com/office/drawing/2016/5/9/chartex" xmlns:cx4="http://schemas.microsoft.com/office/drawing/2016/5/10/chartex" xmlns:cx5="http://schemas.microsoft.com/office/drawing/2016/5/11/chartex" xmlns:cx6="http://schemas.microsoft.com/office/drawing/2016/5/12/chartex" xmlns:cx7="http://schemas.microsoft.com/office/drawing/2016/5/13/chartex" xmlns:cx8="http://schemas.microsoft.com/office/drawing/2016/5/14/chartex" xmlns:mc="http://schemas.openxmlformats.org/markup-compatibility/2006" xmlns:aink="http://schemas.microsoft.com/office/drawing/2016/ink" xmlns:am3d="http://schemas.microsoft.com/office/drawing/2017/model3d" xmlns:o="urn:schemas-microsoft-com:office:office" xmlns:oel="http://schemas.microsoft.com/office/2019/extlst" xmlns:r="http://schemas.openxmlformats.org/officeDocument/2006/relationships" xmlns:m="http://schemas.openxmlformats.org/officeDocument/2006/math" xmlns:v="urn:schemas-microsoft-com:vml" xmlns:wp14="http://schemas.microsoft.com/office/word/2010/wordprocessingDrawing" xmlns:wp="http://schemas.openxmlformats.org/drawingml/2006/wordprocessingDrawing" xmlns:w10="urn:schemas-microsoft-com:office:word" xmlns:w="http://schemas.openxmlformats.org/wordprocessingml/2006/main" xmlns:w14="http://schemas.microsoft.com/office/word/2010/wordml" xmlns:w15="http://schemas.microsoft.com/office/word/2012/wordml" xmlns:w16cex="http://schemas.microsoft.com/office/word/2018/wordml/cex" xmlns:w16cid="http://schemas.microsoft.com/office/word/2016/wordml/cid" xmlns:w16="http://schemas.microsoft.com/office/word/2018/wordml" xmlns:w16du="http://schemas.microsoft.com/office/word/2023/wordml/word16du" xmlns:w16sdtdh="http://schemas.microsoft.com/office/word/2020/wordml/sdtdatahash" xmlns:w16se="http://schemas.microsoft.com/office/word/2015/wordml/symex" xmlns:wpg="http://schemas.microsoft.com/office/word/2010/wordprocessingGroup" xmlns:wpi="http://schemas.microsoft.com/office/word/2010/wordprocessingInk" xmlns:wne="http://schemas.microsoft.com/office/word/2006/wordml" xmlns:wps="http://schemas.microsoft.com/office/word/2010/wordprocessingShape" mc:Ignorable="w14 w15 w16se w16cid w16 w16cex w16sdtdh w16du wp14">
+<w:document xmlns:wpc="http://schemas.microsoft.com/office/word/2010/wordprocessingCanvas" xmlns:cx="http://schemas.microsoft.com/office/drawing/2014/chartex" xmlns:cx1="http://schemas.microsoft.com/office/drawing/2015/9/8/chartex" xmlns:cx2="http://schemas.microsoft.com/office/drawing/2015/10/21/chartex" xmlns:cx3="http://schemas.microsoft.com/office/drawing/2016/5/9/chartex" xmlns:cx4="http://schemas.microsoft.com/office/drawing/2016/5/10/chartex" xmlns:cx5="http://schemas.microsoft.com/office/drawing/2016/5/11/chartex" xmlns:cx6="http://schemas.microsoft.com/office/drawing/2016/5/12/chartex" xmlns:cx7="http://schemas.microsoft.com/office/drawing/2016/5/13/chartex" xmlns:cx8="http://schemas.microsoft.com/office/drawing/2016/5/14/chartex" xmlns:mc="http://schemas.openxmlformats.org/markup-compatibility/2006" xmlns:aink="http://schemas.microsoft.com/office/drawing/2016/ink" xmlns:am3d="http://schemas.microsoft.com/office/drawing/2017/model3d" xmlns:o="urn:schemas-microsoft-com:office:office" xmlns:oel="http://schemas.microsoft.com/office/2019/extlst" xmlns:r="http://schemas.openxmlformats.org/officeDocument/2006/relationships" xmlns:m="http://schemas.openxmlformats.org/officeDocument/2006/math" xmlns:v="urn:schemas-microsoft-com:vml" xmlns:wp14="http://schemas.microsoft.com/office/word/2010/wordprocessingDrawing" xmlns:wp="http://schemas.openxmlformats.org/drawingml/2006/wordprocessingDrawing" xmlns:w10="urn:schemas-microsoft-com:office:word" xmlns:w="http://schemas.openxmlformats.org/wordprocessingml/2006/main" xmlns:w14="http://schemas.microsoft.com/office/word/2010/wordml" xmlns:w15="http://schemas.microsoft.com/office/word/2012/wordml" xmlns:w16cex="http://schemas.microsoft.com/office/word/2018/wordml/cex" xmlns:w16cid="http://schemas.microsoft.com/office/word/2016/wordml/cid" xmlns:w16="http://schemas.microsoft.com/office/word/2018/wordml" xmlns:w16du="http://schemas.microsoft.com/office/word/2023/wordml/word16du" xmlns:w16sdtdh="http://schemas.microsoft.com/office/word/2020/wordml/sdtdatahash" xmlns:w16sdtfl="http://schemas.microsoft.com/office/word/2024/wordml/sdtformatlock" xmlns:w16se="http://schemas.microsoft.com/office/word/2015/wordml/symex" xmlns:wpg="http://schemas.microsoft.com/office/word/2010/wordprocessingGroup" xmlns:wpi="http://schemas.microsoft.com/office/word/2010/wordprocessingInk" xmlns:wne="http://schemas.microsoft.com/office/word/2006/wordml" xmlns:wps="http://schemas.microsoft.com/office/word/2010/wordprocessingShape" mc:Ignorable="w14 w15 w16se w16cid w16 w16cex w16sdtdh w16sdtfl w16du wp14">
   <w:body>
     <w:p>
       <w:pPr>
@@ -182,23 +182,25 @@
     <w:p>
       <w:pPr>
         <w:widowControl/>
+        <w:adjustRightInd w:val="0"/>
+        <w:snapToGrid w:val="0"/>
         <w:jc w:val="center"/>
         <w:rPr>
-          <w:rFonts w:ascii="宋体" w:eastAsia="宋体" w:hAnsi="宋体" w:cs="宋体" w:hint="eastAsia"/>
-          <w:kern w:val="0"/>
-          <w:sz w:val="24"/>
-          <w:szCs w:val="24"/>
-        </w:rPr>
-      </w:pPr>
-      <w:r>
-        <w:rPr>
+          <w:rFonts w:ascii="Tahoma" w:eastAsia="微软雅黑" w:hAnsi="Tahoma"/>
+          <w:kern w:val="0"/>
+          <w:sz w:val="22"/>
+        </w:rPr>
+      </w:pPr>
+      <w:r>
+        <w:rPr>
+          <w:rFonts w:hint="eastAsia"/>
           <w:noProof/>
         </w:rPr>
         <w:drawing>
-          <wp:inline distT="0" distB="0" distL="0" distR="0" wp14:anchorId="2C10E0C4" wp14:editId="02E84FCB">
-            <wp:extent cx="5090160" cy="3410395"/>
-            <wp:effectExtent l="0" t="0" r="0" b="0"/>
-            <wp:docPr id="1" name="图片 1"/>
+          <wp:inline distT="0" distB="0" distL="0" distR="0" wp14:anchorId="2B123B2E" wp14:editId="36110114">
+            <wp:extent cx="5020310" cy="2131788"/>
+            <wp:effectExtent l="0" t="0" r="8890" b="1905"/>
+            <wp:docPr id="198376296" name="图片 1"/>
             <wp:cNvGraphicFramePr>
               <a:graphicFrameLocks xmlns:a="http://schemas.openxmlformats.org/drawingml/2006/main" noChangeAspect="1"/>
             </wp:cNvGraphicFramePr>
@@ -206,23 +208,36 @@
               <a:graphicData uri="http://schemas.openxmlformats.org/drawingml/2006/picture">
                 <pic:pic xmlns:pic="http://schemas.openxmlformats.org/drawingml/2006/picture">
                   <pic:nvPicPr>
-                    <pic:cNvPr id="1" name=""/>
-                    <pic:cNvPicPr/>
+                    <pic:cNvPr id="0" name="Picture 1"/>
+                    <pic:cNvPicPr>
+                      <a:picLocks noChangeAspect="1" noChangeArrowheads="1"/>
+                    </pic:cNvPicPr>
                   </pic:nvPicPr>
                   <pic:blipFill>
-                    <a:blip r:embed="rId8"/>
+                    <a:blip r:embed="rId8">
+                      <a:extLst>
+                        <a:ext uri="{28A0092B-C50C-407E-A947-70E740481C1C}">
+                          <a14:useLocalDpi xmlns:a14="http://schemas.microsoft.com/office/drawing/2010/main" val="0"/>
+                        </a:ext>
+                      </a:extLst>
+                    </a:blip>
+                    <a:srcRect/>
                     <a:stretch>
                       <a:fillRect/>
                     </a:stretch>
                   </pic:blipFill>
-                  <pic:spPr>
+                  <pic:spPr bwMode="auto">
                     <a:xfrm>
                       <a:off x="0" y="0"/>
-                      <a:ext cx="5091059" cy="3410997"/>
+                      <a:ext cx="5022055" cy="2132529"/>
                     </a:xfrm>
                     <a:prstGeom prst="rect">
                       <a:avLst/>
                     </a:prstGeom>
+                    <a:noFill/>
+                    <a:ln>
+                      <a:noFill/>
+                    </a:ln>
                   </pic:spPr>
                 </pic:pic>
               </a:graphicData>
@@ -234,6 +249,74 @@
     <w:p>
       <w:pPr>
         <w:widowControl/>
+        <w:adjustRightInd w:val="0"/>
+        <w:snapToGrid w:val="0"/>
+        <w:jc w:val="center"/>
+        <w:rPr>
+          <w:rFonts w:ascii="Tahoma" w:eastAsia="微软雅黑" w:hAnsi="Tahoma" w:hint="eastAsia"/>
+          <w:kern w:val="0"/>
+          <w:sz w:val="22"/>
+        </w:rPr>
+      </w:pPr>
+      <w:r>
+        <w:rPr>
+          <w:rFonts w:ascii="Tahoma" w:eastAsia="微软雅黑" w:hAnsi="Tahoma" w:hint="eastAsia"/>
+          <w:kern w:val="0"/>
+          <w:sz w:val="22"/>
+        </w:rPr>
+        <w:drawing>
+          <wp:inline distT="0" distB="0" distL="0" distR="0" wp14:anchorId="62C54CD8" wp14:editId="33C6DF52">
+            <wp:extent cx="5020733" cy="2098722"/>
+            <wp:effectExtent l="0" t="0" r="8890" b="0"/>
+            <wp:docPr id="112611305" name="图片 2"/>
+            <wp:cNvGraphicFramePr>
+              <a:graphicFrameLocks xmlns:a="http://schemas.openxmlformats.org/drawingml/2006/main" noChangeAspect="1"/>
+            </wp:cNvGraphicFramePr>
+            <a:graphic xmlns:a="http://schemas.openxmlformats.org/drawingml/2006/main">
+              <a:graphicData uri="http://schemas.openxmlformats.org/drawingml/2006/picture">
+                <pic:pic xmlns:pic="http://schemas.openxmlformats.org/drawingml/2006/picture">
+                  <pic:nvPicPr>
+                    <pic:cNvPr id="0" name="Picture 3"/>
+                    <pic:cNvPicPr>
+                      <a:picLocks noChangeAspect="1" noChangeArrowheads="1"/>
+                    </pic:cNvPicPr>
+                  </pic:nvPicPr>
+                  <pic:blipFill>
+                    <a:blip r:embed="rId9">
+                      <a:extLst>
+                        <a:ext uri="{28A0092B-C50C-407E-A947-70E740481C1C}">
+                          <a14:useLocalDpi xmlns:a14="http://schemas.microsoft.com/office/drawing/2010/main" val="0"/>
+                        </a:ext>
+                      </a:extLst>
+                    </a:blip>
+                    <a:srcRect/>
+                    <a:stretch>
+                      <a:fillRect/>
+                    </a:stretch>
+                  </pic:blipFill>
+                  <pic:spPr bwMode="auto">
+                    <a:xfrm>
+                      <a:off x="0" y="0"/>
+                      <a:ext cx="5033673" cy="2104131"/>
+                    </a:xfrm>
+                    <a:prstGeom prst="rect">
+                      <a:avLst/>
+                    </a:prstGeom>
+                    <a:noFill/>
+                    <a:ln>
+                      <a:noFill/>
+                    </a:ln>
+                  </pic:spPr>
+                </pic:pic>
+              </a:graphicData>
+            </a:graphic>
+          </wp:inline>
+        </w:drawing>
+      </w:r>
+    </w:p>
+    <w:p>
+      <w:pPr>
+        <w:widowControl/>
         <w:snapToGrid w:val="0"/>
         <w:jc w:val="left"/>
         <w:rPr>
@@ -562,12 +645,232 @@
           <w:szCs w:val="24"/>
         </w:rPr>
       </w:pPr>
-      <w:r>
-        <w:rPr>
-          <w:rFonts w:ascii="宋体" w:eastAsia="宋体" w:hAnsi="宋体" w:cs="宋体"/>
-          <w:kern w:val="0"/>
-          <w:sz w:val="24"/>
-          <w:szCs w:val="24"/>
+    </w:p>
+    <w:p>
+      <w:pPr>
+        <w:pStyle w:val="3"/>
+        <w:rPr>
+          <w:rFonts w:hint="eastAsia"/>
+        </w:rPr>
+      </w:pPr>
+      <w:r>
+        <w:rPr>
+          <w:rFonts w:hint="eastAsia"/>
+        </w:rPr>
+        <w:lastRenderedPageBreak/>
+        <w:t>基础工程示例</w:t>
+      </w:r>
+    </w:p>
+    <w:p>
+      <w:pPr>
+        <w:widowControl/>
+        <w:adjustRightInd w:val="0"/>
+        <w:snapToGrid w:val="0"/>
+        <w:jc w:val="left"/>
+        <w:rPr>
+          <w:rFonts w:ascii="Tahoma" w:eastAsia="微软雅黑" w:hAnsi="Tahoma"/>
+          <w:kern w:val="0"/>
+          <w:sz w:val="22"/>
+        </w:rPr>
+      </w:pPr>
+      <w:r>
+        <w:rPr>
+          <w:rFonts w:ascii="Tahoma" w:eastAsia="微软雅黑" w:hAnsi="Tahoma" w:hint="eastAsia"/>
+          <w:kern w:val="0"/>
+          <w:sz w:val="22"/>
+        </w:rPr>
+        <w:t>考虑到示例工程中的插件太多了，群友单独拿出来会遇到各种问题。</w:t>
+      </w:r>
+    </w:p>
+    <w:p>
+      <w:pPr>
+        <w:widowControl/>
+        <w:adjustRightInd w:val="0"/>
+        <w:snapToGrid w:val="0"/>
+        <w:spacing w:after="200"/>
+        <w:jc w:val="left"/>
+        <w:rPr>
+          <w:rFonts w:ascii="Tahoma" w:eastAsia="微软雅黑" w:hAnsi="Tahoma"/>
+          <w:kern w:val="0"/>
+          <w:sz w:val="22"/>
+        </w:rPr>
+      </w:pPr>
+      <w:r>
+        <w:rPr>
+          <w:rFonts w:ascii="Tahoma" w:eastAsia="微软雅黑" w:hAnsi="Tahoma" w:hint="eastAsia"/>
+          <w:kern w:val="0"/>
+          <w:sz w:val="22"/>
+        </w:rPr>
+        <w:t>这里我建立了单独的解谜设计工程，并放入了集合中，方便熟悉用法。</w:t>
+      </w:r>
+    </w:p>
+    <w:tbl>
+      <w:tblPr>
+        <w:tblStyle w:val="af"/>
+        <w:tblW w:w="0" w:type="auto"/>
+        <w:shd w:val="clear" w:color="auto" w:fill="DEEAF6" w:themeFill="accent1" w:themeFillTint="33"/>
+        <w:tblLook w:val="04A0" w:firstRow="1" w:lastRow="0" w:firstColumn="1" w:lastColumn="0" w:noHBand="0" w:noVBand="1"/>
+      </w:tblPr>
+      <w:tblGrid>
+        <w:gridCol w:w="8522"/>
+      </w:tblGrid>
+      <w:tr>
+        <w:tc>
+          <w:tcPr>
+            <w:tcW w:w="8522" w:type="dxa"/>
+            <w:shd w:val="clear" w:color="auto" w:fill="DEEAF6" w:themeFill="accent1" w:themeFillTint="33"/>
+          </w:tcPr>
+          <w:p>
+            <w:pPr>
+              <w:widowControl/>
+              <w:adjustRightInd w:val="0"/>
+              <w:snapToGrid w:val="0"/>
+              <w:jc w:val="left"/>
+              <w:rPr>
+                <w:rFonts w:ascii="Tahoma" w:eastAsia="微软雅黑" w:hAnsi="Tahoma"/>
+                <w:kern w:val="0"/>
+                <w:sz w:val="22"/>
+              </w:rPr>
+            </w:pPr>
+            <w:r>
+              <w:rPr>
+                <w:rFonts w:ascii="Tahoma" w:eastAsia="微软雅黑" w:hAnsi="Tahoma" w:hint="eastAsia"/>
+                <w:kern w:val="0"/>
+                <w:sz w:val="22"/>
+              </w:rPr>
+              <w:t>小型示例工程集合</w:t>
+            </w:r>
+          </w:p>
+          <w:p>
+            <w:pPr>
+              <w:widowControl/>
+              <w:adjustRightInd w:val="0"/>
+              <w:snapToGrid w:val="0"/>
+              <w:jc w:val="left"/>
+              <w:rPr>
+                <w:rFonts w:ascii="Tahoma" w:eastAsia="微软雅黑" w:hAnsi="Tahoma"/>
+                <w:kern w:val="0"/>
+                <w:sz w:val="22"/>
+              </w:rPr>
+            </w:pPr>
+            <w:r>
+              <w:rPr>
+                <w:rFonts w:ascii="Tahoma" w:eastAsia="微软雅黑" w:hAnsi="Tahoma" w:hint="eastAsia"/>
+                <w:kern w:val="0"/>
+                <w:sz w:val="22"/>
+              </w:rPr>
+              <w:t>链接</w:t>
+            </w:r>
+            <w:r>
+              <w:rPr>
+                <w:rFonts w:ascii="Tahoma" w:eastAsia="微软雅黑" w:hAnsi="Tahoma" w:hint="eastAsia"/>
+                <w:kern w:val="0"/>
+                <w:sz w:val="22"/>
+              </w:rPr>
+              <w:t xml:space="preserve">: </w:t>
+            </w:r>
+            <w:hyperlink r:id="rId10" w:history="1">
+              <w:r>
+                <w:rPr>
+                  <w:rStyle w:val="a4"/>
+                  <w:rFonts w:ascii="Tahoma" w:eastAsia="微软雅黑" w:hAnsi="Tahoma" w:hint="eastAsia"/>
+                  <w:kern w:val="0"/>
+                  <w:sz w:val="22"/>
+                </w:rPr>
+                <w:t>https://pan.baidu.com/s/1Z60Fht7alAGZymWOle68PQ</w:t>
+              </w:r>
+            </w:hyperlink>
+            <w:r>
+              <w:rPr>
+                <w:rFonts w:ascii="Tahoma" w:eastAsia="微软雅黑" w:hAnsi="Tahoma" w:hint="eastAsia"/>
+                <w:kern w:val="0"/>
+                <w:sz w:val="22"/>
+              </w:rPr>
+              <w:t xml:space="preserve"> </w:t>
+            </w:r>
+          </w:p>
+          <w:p>
+            <w:pPr>
+              <w:widowControl/>
+              <w:adjustRightInd w:val="0"/>
+              <w:snapToGrid w:val="0"/>
+              <w:jc w:val="left"/>
+              <w:rPr>
+                <w:rFonts w:ascii="Tahoma" w:eastAsia="微软雅黑" w:hAnsi="Tahoma"/>
+                <w:kern w:val="0"/>
+                <w:sz w:val="22"/>
+              </w:rPr>
+            </w:pPr>
+            <w:r>
+              <w:rPr>
+                <w:rFonts w:ascii="Tahoma" w:eastAsia="微软雅黑" w:hAnsi="Tahoma" w:hint="eastAsia"/>
+                <w:kern w:val="0"/>
+                <w:sz w:val="22"/>
+              </w:rPr>
+              <w:t>提取码</w:t>
+            </w:r>
+            <w:r>
+              <w:rPr>
+                <w:rFonts w:ascii="Tahoma" w:eastAsia="微软雅黑" w:hAnsi="Tahoma" w:hint="eastAsia"/>
+                <w:kern w:val="0"/>
+                <w:sz w:val="22"/>
+              </w:rPr>
+              <w:t xml:space="preserve">: 3r5e </w:t>
+            </w:r>
+          </w:p>
+        </w:tc>
+      </w:tr>
+    </w:tbl>
+    <w:p>
+      <w:pPr>
+        <w:widowControl/>
+        <w:adjustRightInd w:val="0"/>
+        <w:jc w:val="left"/>
+        <w:rPr>
+          <w:rFonts w:ascii="Tahoma" w:eastAsia="微软雅黑" w:hAnsi="Tahoma"/>
+          <w:kern w:val="0"/>
+          <w:sz w:val="22"/>
+        </w:rPr>
+      </w:pPr>
+      <w:r>
+        <w:rPr>
+          <w:rFonts w:ascii="Tahoma" w:eastAsia="微软雅黑" w:hAnsi="Tahoma" w:hint="eastAsia"/>
+          <w:kern w:val="0"/>
+          <w:sz w:val="22"/>
+        </w:rPr>
+        <w:t>另外，示例中的插件一直在更新，而打包工程中的插件不一定会同步更新哦。</w:t>
+      </w:r>
+    </w:p>
+    <w:p>
+      <w:pPr>
+        <w:widowControl/>
+        <w:adjustRightInd w:val="0"/>
+        <w:snapToGrid w:val="0"/>
+        <w:jc w:val="left"/>
+        <w:rPr>
+          <w:rFonts w:ascii="Tahoma" w:eastAsia="微软雅黑" w:hAnsi="Tahoma"/>
+          <w:kern w:val="0"/>
+          <w:sz w:val="22"/>
+        </w:rPr>
+      </w:pPr>
+    </w:p>
+    <w:p>
+      <w:pPr>
+        <w:widowControl/>
+        <w:adjustRightInd w:val="0"/>
+        <w:snapToGrid w:val="0"/>
+        <w:jc w:val="left"/>
+        <w:rPr>
+          <w:rFonts w:ascii="Tahoma" w:eastAsia="微软雅黑" w:hAnsi="Tahoma"/>
+          <w:kern w:val="0"/>
+          <w:sz w:val="22"/>
+        </w:rPr>
+      </w:pPr>
+      <w:r>
+        <w:rPr>
+          <w:rFonts w:ascii="Tahoma" w:eastAsia="微软雅黑" w:hAnsi="Tahoma" w:hint="eastAsia"/>
+          <w:kern w:val="0"/>
+          <w:sz w:val="22"/>
         </w:rPr>
         <w:br w:type="page"/>
       </w:r>
@@ -782,7 +1085,7 @@
                     </pic:cNvPicPr>
                   </pic:nvPicPr>
                   <pic:blipFill>
-                    <a:blip r:embed="rId9">
+                    <a:blip r:embed="rId11">
                       <a:extLst>
                         <a:ext uri="{28A0092B-C50C-407E-A947-70E740481C1C}">
                           <a14:useLocalDpi xmlns:a14="http://schemas.microsoft.com/office/drawing/2010/main" val="0"/>
@@ -902,7 +1205,6 @@
         </w:rPr>
         <w:t>，都在地图</w:t>
       </w:r>
-      <w:proofErr w:type="gramStart"/>
       <w:r>
         <w:rPr>
           <w:rFonts w:ascii="Tahoma" w:eastAsia="微软雅黑" w:hAnsi="Tahoma"/>
@@ -911,7 +1213,6 @@
         </w:rPr>
         <w:t>”</w:t>
       </w:r>
-      <w:proofErr w:type="gramEnd"/>
       <w:r>
         <w:rPr>
           <w:rFonts w:ascii="Tahoma" w:eastAsia="微软雅黑" w:hAnsi="Tahoma" w:hint="eastAsia"/>
@@ -936,7 +1237,6 @@
         </w:rPr>
         <w:t>华容道</w:t>
       </w:r>
-      <w:proofErr w:type="gramStart"/>
       <w:r>
         <w:rPr>
           <w:rFonts w:ascii="Tahoma" w:eastAsia="微软雅黑" w:hAnsi="Tahoma"/>
@@ -945,7 +1245,6 @@
         </w:rPr>
         <w:t>”</w:t>
       </w:r>
-      <w:proofErr w:type="gramEnd"/>
       <w:r>
         <w:rPr>
           <w:rFonts w:ascii="Tahoma" w:eastAsia="微软雅黑" w:hAnsi="Tahoma" w:hint="eastAsia"/>
@@ -1347,7 +1646,7 @@
                     </pic:cNvPicPr>
                   </pic:nvPicPr>
                   <pic:blipFill>
-                    <a:blip r:embed="rId10">
+                    <a:blip r:embed="rId12">
                       <a:extLst>
                         <a:ext uri="{28A0092B-C50C-407E-A947-70E740481C1C}">
                           <a14:useLocalDpi xmlns:a14="http://schemas.microsoft.com/office/drawing/2010/main" val="0"/>
@@ -1477,7 +1776,6 @@
         </w:rPr>
         <w:t>另外注意，</w:t>
       </w:r>
-      <w:proofErr w:type="gramStart"/>
       <w:r>
         <w:rPr>
           <w:rFonts w:ascii="Tahoma" w:eastAsia="微软雅黑" w:hAnsi="Tahoma"/>
@@ -1486,7 +1784,6 @@
         </w:rPr>
         <w:t>”</w:t>
       </w:r>
-      <w:proofErr w:type="gramEnd"/>
       <w:r>
         <w:rPr>
           <w:rFonts w:ascii="Tahoma" w:eastAsia="微软雅黑" w:hAnsi="Tahoma" w:hint="eastAsia"/>
@@ -1495,7 +1792,6 @@
         </w:rPr>
         <w:t>@</w:t>
       </w:r>
-      <w:proofErr w:type="gramStart"/>
       <w:r>
         <w:rPr>
           <w:rFonts w:ascii="Tahoma" w:eastAsia="微软雅黑" w:hAnsi="Tahoma"/>
@@ -1504,7 +1800,6 @@
         </w:rPr>
         <w:t>”</w:t>
       </w:r>
-      <w:proofErr w:type="gramEnd"/>
       <w:r>
         <w:rPr>
           <w:rFonts w:ascii="Tahoma" w:eastAsia="微软雅黑" w:hAnsi="Tahoma" w:hint="eastAsia"/>
@@ -1551,7 +1846,7 @@
                     </pic:cNvPicPr>
                   </pic:nvPicPr>
                   <pic:blipFill>
-                    <a:blip r:embed="rId11">
+                    <a:blip r:embed="rId13">
                       <a:extLst>
                         <a:ext uri="{28A0092B-C50C-407E-A947-70E740481C1C}">
                           <a14:useLocalDpi xmlns:a14="http://schemas.microsoft.com/office/drawing/2010/main" val="0"/>
@@ -2004,21 +2299,7 @@
         <w:rPr>
           <w:rFonts w:hint="eastAsia"/>
         </w:rPr>
-        <w:t>）</w:t>
-      </w:r>
-      <w:proofErr w:type="gramStart"/>
-      <w:r>
-        <w:rPr>
-          <w:rFonts w:hint="eastAsia"/>
-        </w:rPr>
-        <w:t>卡关注意</w:t>
-      </w:r>
-      <w:proofErr w:type="gramEnd"/>
-      <w:r>
-        <w:rPr>
-          <w:rFonts w:hint="eastAsia"/>
-        </w:rPr>
-        <w:t>事项</w:t>
+        <w:t>）卡关注意事项</w:t>
       </w:r>
     </w:p>
     <w:p>
@@ -2040,25 +2321,7 @@
           <w:kern w:val="0"/>
           <w:sz w:val="22"/>
         </w:rPr>
-        <w:t>该解谜可随时用鼠标重置，</w:t>
-      </w:r>
-      <w:proofErr w:type="gramStart"/>
-      <w:r>
-        <w:rPr>
-          <w:rFonts w:ascii="Tahoma" w:eastAsia="微软雅黑" w:hAnsi="Tahoma" w:hint="eastAsia"/>
-          <w:kern w:val="0"/>
-          <w:sz w:val="22"/>
-        </w:rPr>
-        <w:t>不会卡关</w:t>
-      </w:r>
-      <w:proofErr w:type="gramEnd"/>
-      <w:r>
-        <w:rPr>
-          <w:rFonts w:ascii="Tahoma" w:eastAsia="微软雅黑" w:hAnsi="Tahoma" w:hint="eastAsia"/>
-          <w:kern w:val="0"/>
-          <w:sz w:val="22"/>
-        </w:rPr>
-        <w:t>。</w:t>
+        <w:t>该解谜可随时用鼠标重置，不会卡关。</w:t>
       </w:r>
       <w:bookmarkEnd w:id="2"/>
     </w:p>
@@ -2445,25 +2708,7 @@
           <w:kern w:val="0"/>
           <w:sz w:val="22"/>
         </w:rPr>
-        <w:t>第五</w:t>
-      </w:r>
-      <w:proofErr w:type="gramStart"/>
-      <w:r>
-        <w:rPr>
-          <w:rFonts w:ascii="Tahoma" w:eastAsia="微软雅黑" w:hAnsi="Tahoma" w:hint="eastAsia"/>
-          <w:kern w:val="0"/>
-          <w:sz w:val="22"/>
-        </w:rPr>
-        <w:t>关类似</w:t>
-      </w:r>
-      <w:proofErr w:type="gramEnd"/>
-      <w:r>
-        <w:rPr>
-          <w:rFonts w:ascii="Tahoma" w:eastAsia="微软雅黑" w:hAnsi="Tahoma" w:hint="eastAsia"/>
-          <w:kern w:val="0"/>
-          <w:sz w:val="22"/>
-        </w:rPr>
-        <w:t>的可以作为</w:t>
+        <w:t>第五关类似的可以作为</w:t>
       </w:r>
       <w:r>
         <w:rPr>
@@ -2715,25 +2960,7 @@
           <w:kern w:val="0"/>
           <w:sz w:val="22"/>
         </w:rPr>
-        <w:t>目的也很简单，希望把鼠标管理</w:t>
-      </w:r>
-      <w:proofErr w:type="gramStart"/>
-      <w:r>
-        <w:rPr>
-          <w:rFonts w:ascii="Tahoma" w:eastAsia="微软雅黑" w:hAnsi="Tahoma" w:hint="eastAsia"/>
-          <w:kern w:val="0"/>
-          <w:sz w:val="22"/>
-        </w:rPr>
-        <w:t>层建设</w:t>
-      </w:r>
-      <w:proofErr w:type="gramEnd"/>
-      <w:r>
-        <w:rPr>
-          <w:rFonts w:ascii="Tahoma" w:eastAsia="微软雅黑" w:hAnsi="Tahoma" w:hint="eastAsia"/>
-          <w:kern w:val="0"/>
-          <w:sz w:val="22"/>
-        </w:rPr>
-        <w:t>完善</w:t>
+        <w:t>目的也很简单，希望把鼠标管理层建设完善</w:t>
       </w:r>
       <w:r>
         <w:rPr>
@@ -2844,7 +3071,7 @@
                     </pic:cNvPicPr>
                   </pic:nvPicPr>
                   <pic:blipFill>
-                    <a:blip r:embed="rId12">
+                    <a:blip r:embed="rId14">
                       <a:extLst>
                         <a:ext uri="{28A0092B-C50C-407E-A947-70E740481C1C}">
                           <a14:useLocalDpi xmlns:a14="http://schemas.microsoft.com/office/drawing/2010/main" val="0"/>
@@ -3367,7 +3594,7 @@
                     </pic:cNvPicPr>
                   </pic:nvPicPr>
                   <pic:blipFill>
-                    <a:blip r:embed="rId13">
+                    <a:blip r:embed="rId15">
                       <a:extLst>
                         <a:ext uri="{28A0092B-C50C-407E-A947-70E740481C1C}">
                           <a14:useLocalDpi xmlns:a14="http://schemas.microsoft.com/office/drawing/2010/main" val="0"/>
@@ -3436,7 +3663,7 @@
                     </pic:cNvPicPr>
                   </pic:nvPicPr>
                   <pic:blipFill>
-                    <a:blip r:embed="rId14">
+                    <a:blip r:embed="rId16">
                       <a:extLst>
                         <a:ext uri="{28A0092B-C50C-407E-A947-70E740481C1C}">
                           <a14:useLocalDpi xmlns:a14="http://schemas.microsoft.com/office/drawing/2010/main" val="0"/>
@@ -3502,7 +3729,7 @@
                     </pic:cNvPicPr>
                   </pic:nvPicPr>
                   <pic:blipFill>
-                    <a:blip r:embed="rId15">
+                    <a:blip r:embed="rId17">
                       <a:extLst>
                         <a:ext uri="{28A0092B-C50C-407E-A947-70E740481C1C}">
                           <a14:useLocalDpi xmlns:a14="http://schemas.microsoft.com/office/drawing/2010/main" val="0"/>
@@ -3671,25 +3898,7 @@
           <w:kern w:val="0"/>
           <w:sz w:val="22"/>
         </w:rPr>
-        <w:t>直接决定</w:t>
-      </w:r>
-      <w:proofErr w:type="gramStart"/>
-      <w:r>
-        <w:rPr>
-          <w:rFonts w:ascii="Tahoma" w:eastAsia="微软雅黑" w:hAnsi="Tahoma" w:hint="eastAsia"/>
-          <w:kern w:val="0"/>
-          <w:sz w:val="22"/>
-        </w:rPr>
-        <w:t>了解谜</w:t>
-      </w:r>
-      <w:proofErr w:type="gramEnd"/>
-      <w:r>
-        <w:rPr>
-          <w:rFonts w:ascii="Tahoma" w:eastAsia="微软雅黑" w:hAnsi="Tahoma" w:hint="eastAsia"/>
-          <w:kern w:val="0"/>
-          <w:sz w:val="22"/>
-        </w:rPr>
-        <w:t>的复杂度。</w:t>
+        <w:t>直接决定了解谜的复杂度。</w:t>
       </w:r>
     </w:p>
     <w:p>
@@ -3844,25 +4053,7 @@
           <w:kern w:val="0"/>
           <w:sz w:val="22"/>
         </w:rPr>
-        <w:t>大部分的解谜关卡的会预留很多空位，所以不用担心</w:t>
-      </w:r>
-      <w:proofErr w:type="gramStart"/>
-      <w:r>
-        <w:rPr>
-          <w:rFonts w:ascii="Tahoma" w:eastAsia="微软雅黑" w:hAnsi="Tahoma" w:hint="eastAsia"/>
-          <w:kern w:val="0"/>
-          <w:sz w:val="22"/>
-        </w:rPr>
-        <w:t>空位少谜题解</w:t>
-      </w:r>
-      <w:proofErr w:type="gramEnd"/>
-      <w:r>
-        <w:rPr>
-          <w:rFonts w:ascii="Tahoma" w:eastAsia="微软雅黑" w:hAnsi="Tahoma" w:hint="eastAsia"/>
-          <w:kern w:val="0"/>
-          <w:sz w:val="22"/>
-        </w:rPr>
-        <w:t>不开的情况。</w:t>
+        <w:t>大部分的解谜关卡的会预留很多空位，所以不用担心空位少谜题解不开的情况。</w:t>
       </w:r>
     </w:p>
     <w:p>
@@ -4038,25 +4229,7 @@
           <w:kern w:val="0"/>
           <w:sz w:val="22"/>
         </w:rPr>
-        <w:t>要想办法把所有</w:t>
-      </w:r>
-      <w:proofErr w:type="gramStart"/>
-      <w:r>
-        <w:rPr>
-          <w:rFonts w:ascii="Tahoma" w:eastAsia="微软雅黑" w:hAnsi="Tahoma" w:hint="eastAsia"/>
-          <w:kern w:val="0"/>
-          <w:sz w:val="22"/>
-        </w:rPr>
-        <w:t>竖</w:t>
-      </w:r>
-      <w:proofErr w:type="gramEnd"/>
-      <w:r>
-        <w:rPr>
-          <w:rFonts w:ascii="Tahoma" w:eastAsia="微软雅黑" w:hAnsi="Tahoma" w:hint="eastAsia"/>
-          <w:kern w:val="0"/>
-          <w:sz w:val="22"/>
-        </w:rPr>
-        <w:t>方块转移到</w:t>
+        <w:t>要想办法把所有竖方块转移到</w:t>
       </w:r>
       <w:r>
         <w:rPr>
@@ -4153,8 +4326,828 @@
         </w:rPr>
       </w:pPr>
     </w:p>
+    <w:p>
+      <w:pPr>
+        <w:widowControl/>
+        <w:jc w:val="left"/>
+        <w:rPr>
+          <w:rFonts w:ascii="Tahoma" w:eastAsia="微软雅黑" w:hAnsi="Tahoma"/>
+          <w:kern w:val="0"/>
+          <w:sz w:val="22"/>
+        </w:rPr>
+      </w:pPr>
+      <w:r>
+        <w:rPr>
+          <w:rFonts w:ascii="Tahoma" w:eastAsia="微软雅黑" w:hAnsi="Tahoma"/>
+          <w:kern w:val="0"/>
+          <w:sz w:val="22"/>
+        </w:rPr>
+        <w:br w:type="page"/>
+      </w:r>
+    </w:p>
+    <w:p>
+      <w:pPr>
+        <w:pStyle w:val="2"/>
+        <w:rPr>
+          <w:rFonts w:hint="eastAsia"/>
+        </w:rPr>
+      </w:pPr>
+      <w:r>
+        <w:rPr>
+          <w:rFonts w:hint="eastAsia"/>
+        </w:rPr>
+        <w:lastRenderedPageBreak/>
+        <w:t>常见问题（FAQ）</w:t>
+      </w:r>
+    </w:p>
+    <w:p>
+      <w:pPr>
+        <w:pStyle w:val="3"/>
+        <w:rPr>
+          <w:rFonts w:hint="eastAsia"/>
+        </w:rPr>
+      </w:pPr>
+      <w:r>
+        <w:rPr>
+          <w:rFonts w:hint="eastAsia"/>
+        </w:rPr>
+        <w:t>重力开关占了体积，方块拖不进去</w:t>
+      </w:r>
+    </w:p>
+    <w:tbl>
+      <w:tblPr>
+        <w:tblStyle w:val="af"/>
+        <w:tblW w:w="8789" w:type="dxa"/>
+        <w:tblInd w:w="-176" w:type="dxa"/>
+        <w:tblBorders>
+          <w:top w:val="single" w:sz="4" w:space="0" w:color="D9D9D9" w:themeColor="background1" w:themeShade="D9"/>
+          <w:left w:val="none" w:sz="0" w:space="0" w:color="auto"/>
+          <w:bottom w:val="single" w:sz="4" w:space="0" w:color="D9D9D9" w:themeColor="background1" w:themeShade="D9"/>
+          <w:right w:val="none" w:sz="0" w:space="0" w:color="auto"/>
+          <w:insideH w:val="single" w:sz="4" w:space="0" w:color="D9D9D9" w:themeColor="background1" w:themeShade="D9"/>
+          <w:insideV w:val="none" w:sz="0" w:space="0" w:color="auto"/>
+        </w:tblBorders>
+        <w:tblLook w:val="04A0" w:firstRow="1" w:lastRow="0" w:firstColumn="1" w:lastColumn="0" w:noHBand="0" w:noVBand="1"/>
+      </w:tblPr>
+      <w:tblGrid>
+        <w:gridCol w:w="1418"/>
+        <w:gridCol w:w="7371"/>
+      </w:tblGrid>
+      <w:tr>
+        <w:tc>
+          <w:tcPr>
+            <w:tcW w:w="1418" w:type="dxa"/>
+          </w:tcPr>
+          <w:p>
+            <w:pPr>
+              <w:widowControl/>
+              <w:adjustRightInd w:val="0"/>
+              <w:snapToGrid w:val="0"/>
+              <w:spacing w:line="276" w:lineRule="auto"/>
+              <w:jc w:val="left"/>
+              <w:rPr>
+                <w:rFonts w:ascii="Tahoma" w:eastAsia="微软雅黑" w:hAnsi="Tahoma"/>
+                <w:kern w:val="0"/>
+                <w:sz w:val="22"/>
+              </w:rPr>
+            </w:pPr>
+            <w:r>
+              <w:rPr>
+                <w:rFonts w:ascii="Tahoma" w:eastAsia="微软雅黑" w:hAnsi="Tahoma" w:hint="eastAsia"/>
+                <w:b/>
+                <w:bCs/>
+                <w:kern w:val="0"/>
+                <w:sz w:val="22"/>
+              </w:rPr>
+              <w:t>问题名称</w:t>
+            </w:r>
+          </w:p>
+        </w:tc>
+        <w:tc>
+          <w:tcPr>
+            <w:tcW w:w="7371" w:type="dxa"/>
+          </w:tcPr>
+          <w:p>
+            <w:pPr>
+              <w:widowControl/>
+              <w:adjustRightInd w:val="0"/>
+              <w:snapToGrid w:val="0"/>
+              <w:spacing w:line="276" w:lineRule="auto"/>
+              <w:jc w:val="left"/>
+              <w:rPr>
+                <w:rFonts w:ascii="Tahoma" w:eastAsia="微软雅黑" w:hAnsi="Tahoma"/>
+                <w:kern w:val="0"/>
+                <w:sz w:val="22"/>
+              </w:rPr>
+            </w:pPr>
+            <w:r>
+              <w:rPr>
+                <w:rFonts w:ascii="Tahoma" w:eastAsia="微软雅黑" w:hAnsi="Tahoma" w:hint="eastAsia"/>
+                <w:kern w:val="0"/>
+                <w:sz w:val="22"/>
+              </w:rPr>
+              <w:t>重力开关占了体积，方块拖不进去</w:t>
+            </w:r>
+          </w:p>
+        </w:tc>
+      </w:tr>
+      <w:tr>
+        <w:tc>
+          <w:tcPr>
+            <w:tcW w:w="1418" w:type="dxa"/>
+          </w:tcPr>
+          <w:p>
+            <w:pPr>
+              <w:widowControl/>
+              <w:adjustRightInd w:val="0"/>
+              <w:snapToGrid w:val="0"/>
+              <w:spacing w:line="276" w:lineRule="auto"/>
+              <w:jc w:val="left"/>
+              <w:rPr>
+                <w:rFonts w:ascii="Tahoma" w:eastAsia="微软雅黑" w:hAnsi="Tahoma"/>
+                <w:b/>
+                <w:bCs/>
+                <w:kern w:val="0"/>
+                <w:sz w:val="22"/>
+              </w:rPr>
+            </w:pPr>
+            <w:r>
+              <w:rPr>
+                <w:rFonts w:ascii="Tahoma" w:eastAsia="微软雅黑" w:hAnsi="Tahoma" w:hint="eastAsia"/>
+                <w:b/>
+                <w:bCs/>
+                <w:kern w:val="0"/>
+                <w:sz w:val="22"/>
+              </w:rPr>
+              <w:t>问题图示</w:t>
+            </w:r>
+          </w:p>
+        </w:tc>
+        <w:tc>
+          <w:tcPr>
+            <w:tcW w:w="7371" w:type="dxa"/>
+          </w:tcPr>
+          <w:p>
+            <w:pPr>
+              <w:widowControl/>
+              <w:jc w:val="left"/>
+              <w:rPr>
+                <w:rFonts w:ascii="宋体" w:hAnsi="宋体" w:cs="宋体" w:hint="eastAsia"/>
+                <w:kern w:val="0"/>
+                <w:szCs w:val="24"/>
+              </w:rPr>
+            </w:pPr>
+            <w:r>
+              <w:rPr>
+                <w:noProof/>
+              </w:rPr>
+              <w:drawing>
+                <wp:inline distT="0" distB="0" distL="0" distR="0" wp14:anchorId="693D09F8" wp14:editId="41FE7CB6">
+                  <wp:extent cx="2379133" cy="1415877"/>
+                  <wp:effectExtent l="0" t="0" r="2540" b="0"/>
+                  <wp:docPr id="206327735" name="图片 1"/>
+                  <wp:cNvGraphicFramePr>
+                    <a:graphicFrameLocks xmlns:a="http://schemas.openxmlformats.org/drawingml/2006/main" noChangeAspect="1"/>
+                  </wp:cNvGraphicFramePr>
+                  <a:graphic xmlns:a="http://schemas.openxmlformats.org/drawingml/2006/main">
+                    <a:graphicData uri="http://schemas.openxmlformats.org/drawingml/2006/picture">
+                      <pic:pic xmlns:pic="http://schemas.openxmlformats.org/drawingml/2006/picture">
+                        <pic:nvPicPr>
+                          <pic:cNvPr id="0" name="Picture 1"/>
+                          <pic:cNvPicPr>
+                            <a:picLocks noChangeAspect="1" noChangeArrowheads="1"/>
+                          </pic:cNvPicPr>
+                        </pic:nvPicPr>
+                        <pic:blipFill>
+                          <a:blip r:embed="rId18">
+                            <a:extLst>
+                              <a:ext uri="{28A0092B-C50C-407E-A947-70E740481C1C}">
+                                <a14:useLocalDpi xmlns:a14="http://schemas.microsoft.com/office/drawing/2010/main" val="0"/>
+                              </a:ext>
+                            </a:extLst>
+                          </a:blip>
+                          <a:srcRect/>
+                          <a:stretch>
+                            <a:fillRect/>
+                          </a:stretch>
+                        </pic:blipFill>
+                        <pic:spPr bwMode="auto">
+                          <a:xfrm>
+                            <a:off x="0" y="0"/>
+                            <a:ext cx="2382601" cy="1417941"/>
+                          </a:xfrm>
+                          <a:prstGeom prst="rect">
+                            <a:avLst/>
+                          </a:prstGeom>
+                          <a:noFill/>
+                          <a:ln>
+                            <a:noFill/>
+                          </a:ln>
+                        </pic:spPr>
+                      </pic:pic>
+                    </a:graphicData>
+                  </a:graphic>
+                </wp:inline>
+              </w:drawing>
+            </w:r>
+          </w:p>
+        </w:tc>
+      </w:tr>
+      <w:tr>
+        <w:tc>
+          <w:tcPr>
+            <w:tcW w:w="1418" w:type="dxa"/>
+          </w:tcPr>
+          <w:p>
+            <w:pPr>
+              <w:widowControl/>
+              <w:adjustRightInd w:val="0"/>
+              <w:snapToGrid w:val="0"/>
+              <w:spacing w:line="276" w:lineRule="auto"/>
+              <w:jc w:val="left"/>
+              <w:rPr>
+                <w:rFonts w:ascii="Tahoma" w:eastAsia="微软雅黑" w:hAnsi="Tahoma"/>
+                <w:b/>
+                <w:bCs/>
+                <w:kern w:val="0"/>
+                <w:sz w:val="22"/>
+              </w:rPr>
+            </w:pPr>
+            <w:r>
+              <w:rPr>
+                <w:rFonts w:ascii="Tahoma" w:eastAsia="微软雅黑" w:hAnsi="Tahoma" w:hint="eastAsia"/>
+                <w:b/>
+                <w:bCs/>
+                <w:kern w:val="0"/>
+                <w:sz w:val="22"/>
+              </w:rPr>
+              <w:t>问题描述</w:t>
+            </w:r>
+          </w:p>
+        </w:tc>
+        <w:tc>
+          <w:tcPr>
+            <w:tcW w:w="7371" w:type="dxa"/>
+          </w:tcPr>
+          <w:p>
+            <w:pPr>
+              <w:widowControl/>
+              <w:adjustRightInd w:val="0"/>
+              <w:snapToGrid w:val="0"/>
+              <w:spacing w:line="276" w:lineRule="auto"/>
+              <w:jc w:val="left"/>
+              <w:rPr>
+                <w:rFonts w:ascii="Tahoma" w:eastAsia="微软雅黑" w:hAnsi="Tahoma"/>
+                <w:kern w:val="0"/>
+                <w:sz w:val="22"/>
+              </w:rPr>
+            </w:pPr>
+            <w:r>
+              <w:rPr>
+                <w:rFonts w:ascii="Tahoma" w:eastAsia="微软雅黑" w:hAnsi="Tahoma" w:hint="eastAsia"/>
+                <w:kern w:val="0"/>
+                <w:sz w:val="22"/>
+              </w:rPr>
+              <w:t>新工程中，拖动方块后，发现拖不进去。</w:t>
+            </w:r>
+          </w:p>
+        </w:tc>
+      </w:tr>
+      <w:tr>
+        <w:tc>
+          <w:tcPr>
+            <w:tcW w:w="1418" w:type="dxa"/>
+          </w:tcPr>
+          <w:p>
+            <w:pPr>
+              <w:widowControl/>
+              <w:adjustRightInd w:val="0"/>
+              <w:snapToGrid w:val="0"/>
+              <w:spacing w:line="276" w:lineRule="auto"/>
+              <w:jc w:val="left"/>
+              <w:rPr>
+                <w:rFonts w:ascii="Tahoma" w:eastAsia="微软雅黑" w:hAnsi="Tahoma"/>
+                <w:b/>
+                <w:bCs/>
+                <w:kern w:val="0"/>
+                <w:sz w:val="22"/>
+              </w:rPr>
+            </w:pPr>
+            <w:r>
+              <w:rPr>
+                <w:rFonts w:ascii="Tahoma" w:eastAsia="微软雅黑" w:hAnsi="Tahoma" w:hint="eastAsia"/>
+                <w:b/>
+                <w:bCs/>
+                <w:kern w:val="0"/>
+                <w:sz w:val="22"/>
+              </w:rPr>
+              <w:t>出现时机</w:t>
+            </w:r>
+          </w:p>
+        </w:tc>
+        <w:tc>
+          <w:tcPr>
+            <w:tcW w:w="7371" w:type="dxa"/>
+          </w:tcPr>
+          <w:p>
+            <w:pPr>
+              <w:widowControl/>
+              <w:adjustRightInd w:val="0"/>
+              <w:snapToGrid w:val="0"/>
+              <w:spacing w:line="276" w:lineRule="auto"/>
+              <w:jc w:val="left"/>
+              <w:rPr>
+                <w:rFonts w:ascii="Tahoma" w:eastAsia="微软雅黑" w:hAnsi="Tahoma"/>
+                <w:kern w:val="0"/>
+                <w:sz w:val="22"/>
+              </w:rPr>
+            </w:pPr>
+            <w:r>
+              <w:rPr>
+                <w:rFonts w:ascii="Tahoma" w:eastAsia="微软雅黑" w:hAnsi="Tahoma"/>
+                <w:kern w:val="0"/>
+                <w:sz w:val="22"/>
+              </w:rPr>
+              <w:t xml:space="preserve">&gt; </w:t>
+            </w:r>
+            <w:r>
+              <w:rPr>
+                <w:rFonts w:ascii="Tahoma" w:eastAsia="微软雅黑" w:hAnsi="Tahoma" w:hint="eastAsia"/>
+                <w:kern w:val="0"/>
+                <w:sz w:val="22"/>
+              </w:rPr>
+              <w:t>新工程单独复制就出问题。</w:t>
+            </w:r>
+          </w:p>
+          <w:p>
+            <w:pPr>
+              <w:widowControl/>
+              <w:adjustRightInd w:val="0"/>
+              <w:snapToGrid w:val="0"/>
+              <w:spacing w:line="276" w:lineRule="auto"/>
+              <w:jc w:val="left"/>
+              <w:rPr>
+                <w:rFonts w:ascii="Tahoma" w:eastAsia="微软雅黑" w:hAnsi="Tahoma"/>
+                <w:kern w:val="0"/>
+                <w:sz w:val="22"/>
+              </w:rPr>
+            </w:pPr>
+            <w:r>
+              <w:rPr>
+                <w:rFonts w:ascii="Tahoma" w:eastAsia="微软雅黑" w:hAnsi="Tahoma"/>
+                <w:kern w:val="0"/>
+                <w:sz w:val="22"/>
+              </w:rPr>
+              <w:t>&gt;</w:t>
+            </w:r>
+            <w:r>
+              <w:rPr>
+                <w:rFonts w:ascii="Tahoma" w:eastAsia="微软雅黑" w:hAnsi="Tahoma" w:hint="eastAsia"/>
+                <w:kern w:val="0"/>
+                <w:sz w:val="22"/>
+              </w:rPr>
+              <w:t xml:space="preserve"> </w:t>
+            </w:r>
+            <w:r>
+              <w:rPr>
+                <w:rFonts w:ascii="Tahoma" w:eastAsia="微软雅黑" w:hAnsi="Tahoma" w:hint="eastAsia"/>
+                <w:kern w:val="0"/>
+                <w:sz w:val="22"/>
+              </w:rPr>
+              <w:t>示例中复制的事件就没问题。</w:t>
+            </w:r>
+          </w:p>
+        </w:tc>
+      </w:tr>
+      <w:tr>
+        <w:tc>
+          <w:tcPr>
+            <w:tcW w:w="1418" w:type="dxa"/>
+          </w:tcPr>
+          <w:p>
+            <w:pPr>
+              <w:widowControl/>
+              <w:adjustRightInd w:val="0"/>
+              <w:snapToGrid w:val="0"/>
+              <w:spacing w:line="276" w:lineRule="auto"/>
+              <w:jc w:val="left"/>
+              <w:rPr>
+                <w:rFonts w:ascii="Tahoma" w:eastAsia="微软雅黑" w:hAnsi="Tahoma"/>
+                <w:kern w:val="0"/>
+                <w:sz w:val="22"/>
+              </w:rPr>
+            </w:pPr>
+            <w:r>
+              <w:rPr>
+                <w:rFonts w:ascii="Tahoma" w:eastAsia="微软雅黑" w:hAnsi="Tahoma" w:hint="eastAsia"/>
+                <w:b/>
+                <w:bCs/>
+                <w:kern w:val="0"/>
+                <w:sz w:val="22"/>
+              </w:rPr>
+              <w:t>原理解析</w:t>
+            </w:r>
+          </w:p>
+        </w:tc>
+        <w:tc>
+          <w:tcPr>
+            <w:tcW w:w="7371" w:type="dxa"/>
+          </w:tcPr>
+          <w:p>
+            <w:pPr>
+              <w:widowControl/>
+              <w:adjustRightInd w:val="0"/>
+              <w:snapToGrid w:val="0"/>
+              <w:spacing w:line="276" w:lineRule="auto"/>
+              <w:jc w:val="left"/>
+              <w:rPr>
+                <w:rFonts w:ascii="Tahoma" w:eastAsia="微软雅黑" w:hAnsi="Tahoma"/>
+                <w:kern w:val="0"/>
+                <w:sz w:val="22"/>
+              </w:rPr>
+            </w:pPr>
+            <w:r>
+              <w:rPr>
+                <w:rFonts w:ascii="Tahoma" w:eastAsia="微软雅黑" w:hAnsi="Tahoma" w:hint="eastAsia"/>
+                <w:kern w:val="0"/>
+                <w:sz w:val="22"/>
+              </w:rPr>
+              <w:t>原游戏底层有个设定，就是事件一定会被其他事件阻塞。</w:t>
+            </w:r>
+          </w:p>
+          <w:p>
+            <w:pPr>
+              <w:widowControl/>
+              <w:adjustRightInd w:val="0"/>
+              <w:snapToGrid w:val="0"/>
+              <w:spacing w:line="276" w:lineRule="auto"/>
+              <w:jc w:val="left"/>
+              <w:rPr>
+                <w:rFonts w:ascii="Tahoma" w:eastAsia="微软雅黑" w:hAnsi="Tahoma"/>
+                <w:kern w:val="0"/>
+                <w:sz w:val="22"/>
+              </w:rPr>
+            </w:pPr>
+            <w:r>
+              <w:rPr>
+                <w:rFonts w:ascii="Tahoma" w:eastAsia="微软雅黑" w:hAnsi="Tahoma" w:hint="eastAsia"/>
+                <w:kern w:val="0"/>
+                <w:sz w:val="22"/>
+              </w:rPr>
+              <w:t>事件即使“在人物下方”，也会被其他事件阻塞，但不会阻塞玩家。</w:t>
+            </w:r>
+          </w:p>
+          <w:p>
+            <w:pPr>
+              <w:widowControl/>
+              <w:adjustRightInd w:val="0"/>
+              <w:snapToGrid w:val="0"/>
+              <w:spacing w:line="276" w:lineRule="auto"/>
+              <w:jc w:val="left"/>
+              <w:rPr>
+                <w:rFonts w:ascii="Tahoma" w:eastAsia="微软雅黑" w:hAnsi="Tahoma"/>
+                <w:kern w:val="0"/>
+                <w:sz w:val="22"/>
+              </w:rPr>
+            </w:pPr>
+            <w:r>
+              <w:rPr>
+                <w:rFonts w:ascii="Tahoma" w:eastAsia="微软雅黑" w:hAnsi="Tahoma" w:hint="eastAsia"/>
+                <w:kern w:val="0"/>
+                <w:sz w:val="22"/>
+              </w:rPr>
+              <w:t>后来作者我可能在</w:t>
+            </w:r>
+            <w:r>
+              <w:rPr>
+                <w:rFonts w:ascii="Tahoma" w:eastAsia="微软雅黑" w:hAnsi="Tahoma" w:hint="eastAsia"/>
+                <w:kern w:val="0"/>
+                <w:sz w:val="22"/>
+              </w:rPr>
+              <w:t xml:space="preserve"> </w:t>
+            </w:r>
+            <w:r>
+              <w:rPr>
+                <w:rFonts w:ascii="Tahoma" w:eastAsia="微软雅黑" w:hAnsi="Tahoma" w:hint="eastAsia"/>
+                <w:kern w:val="0"/>
+                <w:sz w:val="22"/>
+              </w:rPr>
+              <w:t>事件穿透关系插件、通行插件</w:t>
+            </w:r>
+            <w:r>
+              <w:rPr>
+                <w:rFonts w:ascii="Tahoma" w:eastAsia="微软雅黑" w:hAnsi="Tahoma" w:hint="eastAsia"/>
+                <w:kern w:val="0"/>
+                <w:sz w:val="22"/>
+              </w:rPr>
+              <w:t xml:space="preserve"> </w:t>
+            </w:r>
+            <w:r>
+              <w:rPr>
+                <w:rFonts w:ascii="Tahoma" w:eastAsia="微软雅黑" w:hAnsi="Tahoma" w:hint="eastAsia"/>
+                <w:kern w:val="0"/>
+                <w:sz w:val="22"/>
+              </w:rPr>
+              <w:t>中修改了规则，只有“与人物相同”才会阻塞。这就导致了如果没加那个插件，事件就会被事件阻塞。</w:t>
+            </w:r>
+          </w:p>
+        </w:tc>
+      </w:tr>
+      <w:tr>
+        <w:tc>
+          <w:tcPr>
+            <w:tcW w:w="1418" w:type="dxa"/>
+          </w:tcPr>
+          <w:p>
+            <w:pPr>
+              <w:widowControl/>
+              <w:adjustRightInd w:val="0"/>
+              <w:snapToGrid w:val="0"/>
+              <w:spacing w:line="276" w:lineRule="auto"/>
+              <w:jc w:val="left"/>
+              <w:rPr>
+                <w:rFonts w:ascii="Tahoma" w:eastAsia="微软雅黑" w:hAnsi="Tahoma"/>
+                <w:b/>
+                <w:bCs/>
+                <w:kern w:val="0"/>
+                <w:sz w:val="22"/>
+              </w:rPr>
+            </w:pPr>
+            <w:r>
+              <w:rPr>
+                <w:rFonts w:ascii="Tahoma" w:eastAsia="微软雅黑" w:hAnsi="Tahoma" w:hint="eastAsia"/>
+                <w:b/>
+                <w:bCs/>
+                <w:kern w:val="0"/>
+                <w:sz w:val="22"/>
+              </w:rPr>
+              <w:t>解决方案</w:t>
+            </w:r>
+          </w:p>
+        </w:tc>
+        <w:tc>
+          <w:tcPr>
+            <w:tcW w:w="7371" w:type="dxa"/>
+          </w:tcPr>
+          <w:p>
+            <w:pPr>
+              <w:widowControl/>
+              <w:adjustRightInd w:val="0"/>
+              <w:snapToGrid w:val="0"/>
+              <w:spacing w:line="276" w:lineRule="auto"/>
+              <w:jc w:val="left"/>
+              <w:rPr>
+                <w:rFonts w:ascii="Tahoma" w:eastAsia="微软雅黑" w:hAnsi="Tahoma"/>
+                <w:b/>
+                <w:bCs/>
+                <w:kern w:val="0"/>
+                <w:sz w:val="22"/>
+              </w:rPr>
+            </w:pPr>
+            <w:r>
+              <w:rPr>
+                <w:rFonts w:ascii="Tahoma" w:eastAsia="微软雅黑" w:hAnsi="Tahoma" w:hint="eastAsia"/>
+                <w:b/>
+                <w:bCs/>
+                <w:kern w:val="0"/>
+                <w:sz w:val="22"/>
+              </w:rPr>
+              <w:t>不需要加额外插件，属于纯粹设计失误。</w:t>
+            </w:r>
+          </w:p>
+          <w:p>
+            <w:pPr>
+              <w:widowControl/>
+              <w:adjustRightInd w:val="0"/>
+              <w:snapToGrid w:val="0"/>
+              <w:spacing w:line="276" w:lineRule="auto"/>
+              <w:jc w:val="left"/>
+              <w:rPr>
+                <w:rFonts w:ascii="Tahoma" w:eastAsia="微软雅黑" w:hAnsi="Tahoma"/>
+                <w:b/>
+                <w:bCs/>
+                <w:kern w:val="0"/>
+                <w:sz w:val="22"/>
+              </w:rPr>
+            </w:pPr>
+            <w:r>
+              <w:rPr>
+                <w:rFonts w:ascii="Tahoma" w:eastAsia="微软雅黑" w:hAnsi="Tahoma" w:hint="eastAsia"/>
+                <w:b/>
+                <w:bCs/>
+                <w:kern w:val="0"/>
+                <w:sz w:val="22"/>
+              </w:rPr>
+              <w:t>既然</w:t>
+            </w:r>
+            <w:r>
+              <w:rPr>
+                <w:rFonts w:ascii="Tahoma" w:eastAsia="微软雅黑" w:hAnsi="Tahoma" w:hint="eastAsia"/>
+                <w:b/>
+                <w:bCs/>
+                <w:kern w:val="0"/>
+                <w:sz w:val="22"/>
+              </w:rPr>
+              <w:t>重力开关</w:t>
+            </w:r>
+            <w:r>
+              <w:rPr>
+                <w:rFonts w:ascii="Tahoma" w:eastAsia="微软雅黑" w:hAnsi="Tahoma" w:hint="eastAsia"/>
+                <w:b/>
+                <w:bCs/>
+                <w:kern w:val="0"/>
+                <w:sz w:val="22"/>
+              </w:rPr>
+              <w:t>会阻塞，那么我</w:t>
+            </w:r>
+            <w:r>
+              <w:rPr>
+                <w:rFonts w:ascii="Tahoma" w:eastAsia="微软雅黑" w:hAnsi="Tahoma" w:hint="eastAsia"/>
+                <w:b/>
+                <w:bCs/>
+                <w:kern w:val="0"/>
+                <w:sz w:val="22"/>
+              </w:rPr>
+              <w:t>在事件页中，</w:t>
+            </w:r>
+            <w:r>
+              <w:rPr>
+                <w:rFonts w:ascii="Tahoma" w:eastAsia="微软雅黑" w:hAnsi="Tahoma" w:hint="eastAsia"/>
+                <w:b/>
+                <w:bCs/>
+                <w:kern w:val="0"/>
+                <w:sz w:val="22"/>
+              </w:rPr>
+              <w:t>勾选穿透就行了。</w:t>
+            </w:r>
+          </w:p>
+          <w:p>
+            <w:pPr>
+              <w:widowControl/>
+              <w:adjustRightInd w:val="0"/>
+              <w:snapToGrid w:val="0"/>
+              <w:spacing w:line="276" w:lineRule="auto"/>
+              <w:jc w:val="left"/>
+              <w:rPr>
+                <w:rFonts w:ascii="Tahoma" w:eastAsia="微软雅黑" w:hAnsi="Tahoma"/>
+                <w:kern w:val="0"/>
+                <w:sz w:val="22"/>
+              </w:rPr>
+            </w:pPr>
+            <w:r>
+              <w:rPr>
+                <w:rFonts w:ascii="Tahoma" w:eastAsia="微软雅黑" w:hAnsi="Tahoma" w:hint="eastAsia"/>
+                <w:kern w:val="0"/>
+                <w:sz w:val="22"/>
+              </w:rPr>
+              <w:t>重力开关的全部事件页，设置穿透。</w:t>
+            </w:r>
+          </w:p>
+          <w:p>
+            <w:pPr>
+              <w:widowControl/>
+              <w:adjustRightInd w:val="0"/>
+              <w:snapToGrid w:val="0"/>
+              <w:spacing w:line="276" w:lineRule="auto"/>
+              <w:jc w:val="left"/>
+              <w:rPr>
+                <w:rFonts w:ascii="Tahoma" w:eastAsia="微软雅黑" w:hAnsi="Tahoma"/>
+                <w:kern w:val="0"/>
+                <w:sz w:val="22"/>
+              </w:rPr>
+            </w:pPr>
+            <w:r>
+              <w:rPr>
+                <w:rFonts w:hint="eastAsia"/>
+                <w:noProof/>
+              </w:rPr>
+              <w:drawing>
+                <wp:inline distT="0" distB="0" distL="0" distR="0" wp14:anchorId="0267462F" wp14:editId="0BDC0FAE">
+                  <wp:extent cx="1995066" cy="1087482"/>
+                  <wp:effectExtent l="0" t="0" r="5715" b="0"/>
+                  <wp:docPr id="705893480" name="图片 3"/>
+                  <wp:cNvGraphicFramePr>
+                    <a:graphicFrameLocks xmlns:a="http://schemas.openxmlformats.org/drawingml/2006/main" noChangeAspect="1"/>
+                  </wp:cNvGraphicFramePr>
+                  <a:graphic xmlns:a="http://schemas.openxmlformats.org/drawingml/2006/main">
+                    <a:graphicData uri="http://schemas.openxmlformats.org/drawingml/2006/picture">
+                      <pic:pic xmlns:pic="http://schemas.openxmlformats.org/drawingml/2006/picture">
+                        <pic:nvPicPr>
+                          <pic:cNvPr id="0" name="Picture 5"/>
+                          <pic:cNvPicPr>
+                            <a:picLocks noChangeAspect="1" noChangeArrowheads="1"/>
+                          </pic:cNvPicPr>
+                        </pic:nvPicPr>
+                        <pic:blipFill>
+                          <a:blip r:embed="rId19">
+                            <a:extLst>
+                              <a:ext uri="{28A0092B-C50C-407E-A947-70E740481C1C}">
+                                <a14:useLocalDpi xmlns:a14="http://schemas.microsoft.com/office/drawing/2010/main" val="0"/>
+                              </a:ext>
+                            </a:extLst>
+                          </a:blip>
+                          <a:srcRect/>
+                          <a:stretch>
+                            <a:fillRect/>
+                          </a:stretch>
+                        </pic:blipFill>
+                        <pic:spPr bwMode="auto">
+                          <a:xfrm>
+                            <a:off x="0" y="0"/>
+                            <a:ext cx="2012038" cy="1096733"/>
+                          </a:xfrm>
+                          <a:prstGeom prst="rect">
+                            <a:avLst/>
+                          </a:prstGeom>
+                          <a:noFill/>
+                          <a:ln>
+                            <a:noFill/>
+                          </a:ln>
+                        </pic:spPr>
+                      </pic:pic>
+                    </a:graphicData>
+                  </a:graphic>
+                </wp:inline>
+              </w:drawing>
+            </w:r>
+            <w:r>
+              <w:rPr>
+                <w:rFonts w:hint="eastAsia"/>
+                <w:noProof/>
+              </w:rPr>
+              <w:drawing>
+                <wp:inline distT="0" distB="0" distL="0" distR="0" wp14:anchorId="1D275011" wp14:editId="13AA23F5">
+                  <wp:extent cx="2338573" cy="1710266"/>
+                  <wp:effectExtent l="0" t="0" r="5080" b="4445"/>
+                  <wp:docPr id="201816298" name="图片 2"/>
+                  <wp:cNvGraphicFramePr>
+                    <a:graphicFrameLocks xmlns:a="http://schemas.openxmlformats.org/drawingml/2006/main" noChangeAspect="1"/>
+                  </wp:cNvGraphicFramePr>
+                  <a:graphic xmlns:a="http://schemas.openxmlformats.org/drawingml/2006/main">
+                    <a:graphicData uri="http://schemas.openxmlformats.org/drawingml/2006/picture">
+                      <pic:pic xmlns:pic="http://schemas.openxmlformats.org/drawingml/2006/picture">
+                        <pic:nvPicPr>
+                          <pic:cNvPr id="0" name="Picture 3"/>
+                          <pic:cNvPicPr>
+                            <a:picLocks noChangeAspect="1" noChangeArrowheads="1"/>
+                          </pic:cNvPicPr>
+                        </pic:nvPicPr>
+                        <pic:blipFill>
+                          <a:blip r:embed="rId20">
+                            <a:extLst>
+                              <a:ext uri="{28A0092B-C50C-407E-A947-70E740481C1C}">
+                                <a14:useLocalDpi xmlns:a14="http://schemas.microsoft.com/office/drawing/2010/main" val="0"/>
+                              </a:ext>
+                            </a:extLst>
+                          </a:blip>
+                          <a:srcRect/>
+                          <a:stretch>
+                            <a:fillRect/>
+                          </a:stretch>
+                        </pic:blipFill>
+                        <pic:spPr bwMode="auto">
+                          <a:xfrm>
+                            <a:off x="0" y="0"/>
+                            <a:ext cx="2342455" cy="1713105"/>
+                          </a:xfrm>
+                          <a:prstGeom prst="rect">
+                            <a:avLst/>
+                          </a:prstGeom>
+                          <a:noFill/>
+                          <a:ln>
+                            <a:noFill/>
+                          </a:ln>
+                        </pic:spPr>
+                      </pic:pic>
+                    </a:graphicData>
+                  </a:graphic>
+                </wp:inline>
+              </w:drawing>
+            </w:r>
+          </w:p>
+        </w:tc>
+      </w:tr>
+    </w:tbl>
+    <w:p>
+      <w:pPr>
+        <w:rPr>
+          <w:rFonts w:ascii="Tahoma" w:eastAsia="微软雅黑" w:hAnsi="Tahoma"/>
+          <w:kern w:val="0"/>
+          <w:sz w:val="22"/>
+        </w:rPr>
+      </w:pPr>
+    </w:p>
+    <w:p>
+      <w:pPr>
+        <w:rPr>
+          <w:rFonts w:ascii="Tahoma" w:eastAsia="微软雅黑" w:hAnsi="Tahoma"/>
+          <w:kern w:val="0"/>
+          <w:sz w:val="22"/>
+        </w:rPr>
+      </w:pPr>
+    </w:p>
     <w:sectPr>
-      <w:headerReference w:type="default" r:id="rId16"/>
+      <w:headerReference w:type="default" r:id="rId21"/>
       <w:pgSz w:w="11906" w:h="16838"/>
       <w:pgMar w:top="1440" w:right="1800" w:bottom="1440" w:left="1800" w:header="851" w:footer="992" w:gutter="0"/>
       <w:cols w:space="425"/>
@@ -4165,7 +5158,7 @@
 </file>
 
 <file path=word/endnotes.xml><?xml version="1.0" encoding="utf-8"?>
-<w:endnotes xmlns:wpc="http://schemas.microsoft.com/office/word/2010/wordprocessingCanvas" xmlns:cx="http://schemas.microsoft.com/office/drawing/2014/chartex" xmlns:cx1="http://schemas.microsoft.com/office/drawing/2015/9/8/chartex" xmlns:cx2="http://schemas.microsoft.com/office/drawing/2015/10/21/chartex" xmlns:cx3="http://schemas.microsoft.com/office/drawing/2016/5/9/chartex" xmlns:cx4="http://schemas.microsoft.com/office/drawing/2016/5/10/chartex" xmlns:cx5="http://schemas.microsoft.com/office/drawing/2016/5/11/chartex" xmlns:cx6="http://schemas.microsoft.com/office/drawing/2016/5/12/chartex" xmlns:cx7="http://schemas.microsoft.com/office/drawing/2016/5/13/chartex" xmlns:cx8="http://schemas.microsoft.com/office/drawing/2016/5/14/chartex" xmlns:mc="http://schemas.openxmlformats.org/markup-compatibility/2006" xmlns:aink="http://schemas.microsoft.com/office/drawing/2016/ink" xmlns:am3d="http://schemas.microsoft.com/office/drawing/2017/model3d" xmlns:o="urn:schemas-microsoft-com:office:office" xmlns:oel="http://schemas.microsoft.com/office/2019/extlst" xmlns:r="http://schemas.openxmlformats.org/officeDocument/2006/relationships" xmlns:m="http://schemas.openxmlformats.org/officeDocument/2006/math" xmlns:v="urn:schemas-microsoft-com:vml" xmlns:wp14="http://schemas.microsoft.com/office/word/2010/wordprocessingDrawing" xmlns:wp="http://schemas.openxmlformats.org/drawingml/2006/wordprocessingDrawing" xmlns:w10="urn:schemas-microsoft-com:office:word" xmlns:w="http://schemas.openxmlformats.org/wordprocessingml/2006/main" xmlns:w14="http://schemas.microsoft.com/office/word/2010/wordml" xmlns:w15="http://schemas.microsoft.com/office/word/2012/wordml" xmlns:w16cex="http://schemas.microsoft.com/office/word/2018/wordml/cex" xmlns:w16cid="http://schemas.microsoft.com/office/word/2016/wordml/cid" xmlns:w16="http://schemas.microsoft.com/office/word/2018/wordml" xmlns:w16du="http://schemas.microsoft.com/office/word/2023/wordml/word16du" xmlns:w16sdtdh="http://schemas.microsoft.com/office/word/2020/wordml/sdtdatahash" xmlns:w16se="http://schemas.microsoft.com/office/word/2015/wordml/symex" xmlns:wpg="http://schemas.microsoft.com/office/word/2010/wordprocessingGroup" xmlns:wpi="http://schemas.microsoft.com/office/word/2010/wordprocessingInk" xmlns:wne="http://schemas.microsoft.com/office/word/2006/wordml" xmlns:wps="http://schemas.microsoft.com/office/word/2010/wordprocessingShape" mc:Ignorable="w14 w15 w16se w16cid w16 w16cex w16sdtdh w16du wp14">
+<w:endnotes xmlns:wpc="http://schemas.microsoft.com/office/word/2010/wordprocessingCanvas" xmlns:cx="http://schemas.microsoft.com/office/drawing/2014/chartex" xmlns:cx1="http://schemas.microsoft.com/office/drawing/2015/9/8/chartex" xmlns:cx2="http://schemas.microsoft.com/office/drawing/2015/10/21/chartex" xmlns:cx3="http://schemas.microsoft.com/office/drawing/2016/5/9/chartex" xmlns:cx4="http://schemas.microsoft.com/office/drawing/2016/5/10/chartex" xmlns:cx5="http://schemas.microsoft.com/office/drawing/2016/5/11/chartex" xmlns:cx6="http://schemas.microsoft.com/office/drawing/2016/5/12/chartex" xmlns:cx7="http://schemas.microsoft.com/office/drawing/2016/5/13/chartex" xmlns:cx8="http://schemas.microsoft.com/office/drawing/2016/5/14/chartex" xmlns:mc="http://schemas.openxmlformats.org/markup-compatibility/2006" xmlns:aink="http://schemas.microsoft.com/office/drawing/2016/ink" xmlns:am3d="http://schemas.microsoft.com/office/drawing/2017/model3d" xmlns:o="urn:schemas-microsoft-com:office:office" xmlns:oel="http://schemas.microsoft.com/office/2019/extlst" xmlns:r="http://schemas.openxmlformats.org/officeDocument/2006/relationships" xmlns:m="http://schemas.openxmlformats.org/officeDocument/2006/math" xmlns:v="urn:schemas-microsoft-com:vml" xmlns:wp14="http://schemas.microsoft.com/office/word/2010/wordprocessingDrawing" xmlns:wp="http://schemas.openxmlformats.org/drawingml/2006/wordprocessingDrawing" xmlns:w10="urn:schemas-microsoft-com:office:word" xmlns:w="http://schemas.openxmlformats.org/wordprocessingml/2006/main" xmlns:w14="http://schemas.microsoft.com/office/word/2010/wordml" xmlns:w15="http://schemas.microsoft.com/office/word/2012/wordml" xmlns:w16cex="http://schemas.microsoft.com/office/word/2018/wordml/cex" xmlns:w16cid="http://schemas.microsoft.com/office/word/2016/wordml/cid" xmlns:w16="http://schemas.microsoft.com/office/word/2018/wordml" xmlns:w16du="http://schemas.microsoft.com/office/word/2023/wordml/word16du" xmlns:w16sdtdh="http://schemas.microsoft.com/office/word/2020/wordml/sdtdatahash" xmlns:w16sdtfl="http://schemas.microsoft.com/office/word/2024/wordml/sdtformatlock" xmlns:w16se="http://schemas.microsoft.com/office/word/2015/wordml/symex" xmlns:wpg="http://schemas.microsoft.com/office/word/2010/wordprocessingGroup" xmlns:wpi="http://schemas.microsoft.com/office/word/2010/wordprocessingInk" xmlns:wne="http://schemas.microsoft.com/office/word/2006/wordml" xmlns:wps="http://schemas.microsoft.com/office/word/2010/wordprocessingShape" mc:Ignorable="w14 w15 w16se w16cid w16 w16cex w16sdtdh w16sdtfl w16du wp14">
   <w:endnote w:type="separator" w:id="-1">
     <w:p>
       <w:pPr>
@@ -4194,7 +5187,7 @@
 </file>
 
 <file path=word/footnotes.xml><?xml version="1.0" encoding="utf-8"?>
-<w:footnotes xmlns:wpc="http://schemas.microsoft.com/office/word/2010/wordprocessingCanvas" xmlns:cx="http://schemas.microsoft.com/office/drawing/2014/chartex" xmlns:cx1="http://schemas.microsoft.com/office/drawing/2015/9/8/chartex" xmlns:cx2="http://schemas.microsoft.com/office/drawing/2015/10/21/chartex" xmlns:cx3="http://schemas.microsoft.com/office/drawing/2016/5/9/chartex" xmlns:cx4="http://schemas.microsoft.com/office/drawing/2016/5/10/chartex" xmlns:cx5="http://schemas.microsoft.com/office/drawing/2016/5/11/chartex" xmlns:cx6="http://schemas.microsoft.com/office/drawing/2016/5/12/chartex" xmlns:cx7="http://schemas.microsoft.com/office/drawing/2016/5/13/chartex" xmlns:cx8="http://schemas.microsoft.com/office/drawing/2016/5/14/chartex" xmlns:mc="http://schemas.openxmlformats.org/markup-compatibility/2006" xmlns:aink="http://schemas.microsoft.com/office/drawing/2016/ink" xmlns:am3d="http://schemas.microsoft.com/office/drawing/2017/model3d" xmlns:o="urn:schemas-microsoft-com:office:office" xmlns:oel="http://schemas.microsoft.com/office/2019/extlst" xmlns:r="http://schemas.openxmlformats.org/officeDocument/2006/relationships" xmlns:m="http://schemas.openxmlformats.org/officeDocument/2006/math" xmlns:v="urn:schemas-microsoft-com:vml" xmlns:wp14="http://schemas.microsoft.com/office/word/2010/wordprocessingDrawing" xmlns:wp="http://schemas.openxmlformats.org/drawingml/2006/wordprocessingDrawing" xmlns:w10="urn:schemas-microsoft-com:office:word" xmlns:w="http://schemas.openxmlformats.org/wordprocessingml/2006/main" xmlns:w14="http://schemas.microsoft.com/office/word/2010/wordml" xmlns:w15="http://schemas.microsoft.com/office/word/2012/wordml" xmlns:w16cex="http://schemas.microsoft.com/office/word/2018/wordml/cex" xmlns:w16cid="http://schemas.microsoft.com/office/word/2016/wordml/cid" xmlns:w16="http://schemas.microsoft.com/office/word/2018/wordml" xmlns:w16du="http://schemas.microsoft.com/office/word/2023/wordml/word16du" xmlns:w16sdtdh="http://schemas.microsoft.com/office/word/2020/wordml/sdtdatahash" xmlns:w16se="http://schemas.microsoft.com/office/word/2015/wordml/symex" xmlns:wpg="http://schemas.microsoft.com/office/word/2010/wordprocessingGroup" xmlns:wpi="http://schemas.microsoft.com/office/word/2010/wordprocessingInk" xmlns:wne="http://schemas.microsoft.com/office/word/2006/wordml" xmlns:wps="http://schemas.microsoft.com/office/word/2010/wordprocessingShape" mc:Ignorable="w14 w15 w16se w16cid w16 w16cex w16sdtdh w16du wp14">
+<w:footnotes xmlns:wpc="http://schemas.microsoft.com/office/word/2010/wordprocessingCanvas" xmlns:cx="http://schemas.microsoft.com/office/drawing/2014/chartex" xmlns:cx1="http://schemas.microsoft.com/office/drawing/2015/9/8/chartex" xmlns:cx2="http://schemas.microsoft.com/office/drawing/2015/10/21/chartex" xmlns:cx3="http://schemas.microsoft.com/office/drawing/2016/5/9/chartex" xmlns:cx4="http://schemas.microsoft.com/office/drawing/2016/5/10/chartex" xmlns:cx5="http://schemas.microsoft.com/office/drawing/2016/5/11/chartex" xmlns:cx6="http://schemas.microsoft.com/office/drawing/2016/5/12/chartex" xmlns:cx7="http://schemas.microsoft.com/office/drawing/2016/5/13/chartex" xmlns:cx8="http://schemas.microsoft.com/office/drawing/2016/5/14/chartex" xmlns:mc="http://schemas.openxmlformats.org/markup-compatibility/2006" xmlns:aink="http://schemas.microsoft.com/office/drawing/2016/ink" xmlns:am3d="http://schemas.microsoft.com/office/drawing/2017/model3d" xmlns:o="urn:schemas-microsoft-com:office:office" xmlns:oel="http://schemas.microsoft.com/office/2019/extlst" xmlns:r="http://schemas.openxmlformats.org/officeDocument/2006/relationships" xmlns:m="http://schemas.openxmlformats.org/officeDocument/2006/math" xmlns:v="urn:schemas-microsoft-com:vml" xmlns:wp14="http://schemas.microsoft.com/office/word/2010/wordprocessingDrawing" xmlns:wp="http://schemas.openxmlformats.org/drawingml/2006/wordprocessingDrawing" xmlns:w10="urn:schemas-microsoft-com:office:word" xmlns:w="http://schemas.openxmlformats.org/wordprocessingml/2006/main" xmlns:w14="http://schemas.microsoft.com/office/word/2010/wordml" xmlns:w15="http://schemas.microsoft.com/office/word/2012/wordml" xmlns:w16cex="http://schemas.microsoft.com/office/word/2018/wordml/cex" xmlns:w16cid="http://schemas.microsoft.com/office/word/2016/wordml/cid" xmlns:w16="http://schemas.microsoft.com/office/word/2018/wordml" xmlns:w16du="http://schemas.microsoft.com/office/word/2023/wordml/word16du" xmlns:w16sdtdh="http://schemas.microsoft.com/office/word/2020/wordml/sdtdatahash" xmlns:w16sdtfl="http://schemas.microsoft.com/office/word/2024/wordml/sdtformatlock" xmlns:w16se="http://schemas.microsoft.com/office/word/2015/wordml/symex" xmlns:wpg="http://schemas.microsoft.com/office/word/2010/wordprocessingGroup" xmlns:wpi="http://schemas.microsoft.com/office/word/2010/wordprocessingInk" xmlns:wne="http://schemas.microsoft.com/office/word/2006/wordml" xmlns:wps="http://schemas.microsoft.com/office/word/2010/wordprocessingShape" mc:Ignorable="w14 w15 w16se w16cid w16 w16cex w16sdtdh w16sdtfl w16du wp14">
   <w:footnote w:type="separator" w:id="-1">
     <w:p>
       <w:pPr>
@@ -4223,7 +5216,7 @@
 </file>
 
 <file path=word/header1.xml><?xml version="1.0" encoding="utf-8"?>
-<w:hdr xmlns:wpc="http://schemas.microsoft.com/office/word/2010/wordprocessingCanvas" xmlns:cx="http://schemas.microsoft.com/office/drawing/2014/chartex" xmlns:cx1="http://schemas.microsoft.com/office/drawing/2015/9/8/chartex" xmlns:cx2="http://schemas.microsoft.com/office/drawing/2015/10/21/chartex" xmlns:cx3="http://schemas.microsoft.com/office/drawing/2016/5/9/chartex" xmlns:cx4="http://schemas.microsoft.com/office/drawing/2016/5/10/chartex" xmlns:cx5="http://schemas.microsoft.com/office/drawing/2016/5/11/chartex" xmlns:cx6="http://schemas.microsoft.com/office/drawing/2016/5/12/chartex" xmlns:cx7="http://schemas.microsoft.com/office/drawing/2016/5/13/chartex" xmlns:cx8="http://schemas.microsoft.com/office/drawing/2016/5/14/chartex" xmlns:mc="http://schemas.openxmlformats.org/markup-compatibility/2006" xmlns:aink="http://schemas.microsoft.com/office/drawing/2016/ink" xmlns:am3d="http://schemas.microsoft.com/office/drawing/2017/model3d" xmlns:o="urn:schemas-microsoft-com:office:office" xmlns:oel="http://schemas.microsoft.com/office/2019/extlst" xmlns:r="http://schemas.openxmlformats.org/officeDocument/2006/relationships" xmlns:m="http://schemas.openxmlformats.org/officeDocument/2006/math" xmlns:v="urn:schemas-microsoft-com:vml" xmlns:wp14="http://schemas.microsoft.com/office/word/2010/wordprocessingDrawing" xmlns:wp="http://schemas.openxmlformats.org/drawingml/2006/wordprocessingDrawing" xmlns:w10="urn:schemas-microsoft-com:office:word" xmlns:w="http://schemas.openxmlformats.org/wordprocessingml/2006/main" xmlns:w14="http://schemas.microsoft.com/office/word/2010/wordml" xmlns:w15="http://schemas.microsoft.com/office/word/2012/wordml" xmlns:w16cex="http://schemas.microsoft.com/office/word/2018/wordml/cex" xmlns:w16cid="http://schemas.microsoft.com/office/word/2016/wordml/cid" xmlns:w16="http://schemas.microsoft.com/office/word/2018/wordml" xmlns:w16du="http://schemas.microsoft.com/office/word/2023/wordml/word16du" xmlns:w16sdtdh="http://schemas.microsoft.com/office/word/2020/wordml/sdtdatahash" xmlns:w16se="http://schemas.microsoft.com/office/word/2015/wordml/symex" xmlns:wpg="http://schemas.microsoft.com/office/word/2010/wordprocessingGroup" xmlns:wpi="http://schemas.microsoft.com/office/word/2010/wordprocessingInk" xmlns:wne="http://schemas.microsoft.com/office/word/2006/wordml" xmlns:wps="http://schemas.microsoft.com/office/word/2010/wordprocessingShape" mc:Ignorable="w14 w15 w16se w16cid w16 w16cex w16sdtdh w16du wp14">
+<w:hdr xmlns:wpc="http://schemas.microsoft.com/office/word/2010/wordprocessingCanvas" xmlns:cx="http://schemas.microsoft.com/office/drawing/2014/chartex" xmlns:cx1="http://schemas.microsoft.com/office/drawing/2015/9/8/chartex" xmlns:cx2="http://schemas.microsoft.com/office/drawing/2015/10/21/chartex" xmlns:cx3="http://schemas.microsoft.com/office/drawing/2016/5/9/chartex" xmlns:cx4="http://schemas.microsoft.com/office/drawing/2016/5/10/chartex" xmlns:cx5="http://schemas.microsoft.com/office/drawing/2016/5/11/chartex" xmlns:cx6="http://schemas.microsoft.com/office/drawing/2016/5/12/chartex" xmlns:cx7="http://schemas.microsoft.com/office/drawing/2016/5/13/chartex" xmlns:cx8="http://schemas.microsoft.com/office/drawing/2016/5/14/chartex" xmlns:mc="http://schemas.openxmlformats.org/markup-compatibility/2006" xmlns:aink="http://schemas.microsoft.com/office/drawing/2016/ink" xmlns:am3d="http://schemas.microsoft.com/office/drawing/2017/model3d" xmlns:o="urn:schemas-microsoft-com:office:office" xmlns:oel="http://schemas.microsoft.com/office/2019/extlst" xmlns:r="http://schemas.openxmlformats.org/officeDocument/2006/relationships" xmlns:m="http://schemas.openxmlformats.org/officeDocument/2006/math" xmlns:v="urn:schemas-microsoft-com:vml" xmlns:wp14="http://schemas.microsoft.com/office/word/2010/wordprocessingDrawing" xmlns:wp="http://schemas.openxmlformats.org/drawingml/2006/wordprocessingDrawing" xmlns:w10="urn:schemas-microsoft-com:office:word" xmlns:w="http://schemas.openxmlformats.org/wordprocessingml/2006/main" xmlns:w14="http://schemas.microsoft.com/office/word/2010/wordml" xmlns:w15="http://schemas.microsoft.com/office/word/2012/wordml" xmlns:w16cex="http://schemas.microsoft.com/office/word/2018/wordml/cex" xmlns:w16cid="http://schemas.microsoft.com/office/word/2016/wordml/cid" xmlns:w16="http://schemas.microsoft.com/office/word/2018/wordml" xmlns:w16du="http://schemas.microsoft.com/office/word/2023/wordml/word16du" xmlns:w16sdtdh="http://schemas.microsoft.com/office/word/2020/wordml/sdtdatahash" xmlns:w16sdtfl="http://schemas.microsoft.com/office/word/2024/wordml/sdtformatlock" xmlns:w16se="http://schemas.microsoft.com/office/word/2015/wordml/symex" xmlns:wpg="http://schemas.microsoft.com/office/word/2010/wordprocessingGroup" xmlns:wpi="http://schemas.microsoft.com/office/word/2010/wordprocessingInk" xmlns:wne="http://schemas.microsoft.com/office/word/2006/wordml" xmlns:wps="http://schemas.microsoft.com/office/word/2010/wordprocessingShape" mc:Ignorable="w14 w15 w16se w16cid w16 w16cex w16sdtdh w16sdtfl w16du wp14">
   <w:p>
     <w:pPr>
       <w:jc w:val="center"/>
@@ -4321,7 +5314,6 @@
       </w:rPr>
       <w:t xml:space="preserve">   </w:t>
     </w:r>
-    <w:proofErr w:type="spellStart"/>
     <w:r>
       <w:rPr>
         <w:rFonts w:ascii="微软雅黑" w:eastAsia="微软雅黑" w:hAnsi="微软雅黑"/>
@@ -4329,13 +5321,12 @@
       </w:rPr>
       <w:t>drill_up</w:t>
     </w:r>
-    <w:proofErr w:type="spellEnd"/>
   </w:p>
 </w:hdr>
 </file>
 
 <file path=word/styles.xml><?xml version="1.0" encoding="utf-8"?>
-<w:styles xmlns:mc="http://schemas.openxmlformats.org/markup-compatibility/2006" xmlns:r="http://schemas.openxmlformats.org/officeDocument/2006/relationships" xmlns:w="http://schemas.openxmlformats.org/wordprocessingml/2006/main" xmlns:w14="http://schemas.microsoft.com/office/word/2010/wordml" xmlns:w15="http://schemas.microsoft.com/office/word/2012/wordml" xmlns:w16cex="http://schemas.microsoft.com/office/word/2018/wordml/cex" xmlns:w16cid="http://schemas.microsoft.com/office/word/2016/wordml/cid" xmlns:w16="http://schemas.microsoft.com/office/word/2018/wordml" xmlns:w16du="http://schemas.microsoft.com/office/word/2023/wordml/word16du" xmlns:w16sdtdh="http://schemas.microsoft.com/office/word/2020/wordml/sdtdatahash" xmlns:w16se="http://schemas.microsoft.com/office/word/2015/wordml/symex" mc:Ignorable="w14 w15 w16se w16cid w16 w16cex w16sdtdh w16du">
+<w:styles xmlns:mc="http://schemas.openxmlformats.org/markup-compatibility/2006" xmlns:r="http://schemas.openxmlformats.org/officeDocument/2006/relationships" xmlns:w="http://schemas.openxmlformats.org/wordprocessingml/2006/main" xmlns:w14="http://schemas.microsoft.com/office/word/2010/wordml" xmlns:w15="http://schemas.microsoft.com/office/word/2012/wordml" xmlns:w16cex="http://schemas.microsoft.com/office/word/2018/wordml/cex" xmlns:w16cid="http://schemas.microsoft.com/office/word/2016/wordml/cid" xmlns:w16="http://schemas.microsoft.com/office/word/2018/wordml" xmlns:w16du="http://schemas.microsoft.com/office/word/2023/wordml/word16du" xmlns:w16sdtdh="http://schemas.microsoft.com/office/word/2020/wordml/sdtdatahash" xmlns:w16sdtfl="http://schemas.microsoft.com/office/word/2024/wordml/sdtformatlock" xmlns:w16se="http://schemas.microsoft.com/office/word/2015/wordml/symex" mc:Ignorable="w14 w15 w16se w16cid w16 w16cex w16sdtdh w16sdtfl w16du">
   <w:docDefaults>
     <w:rPrDefault>
       <w:rPr>

--- a/插件详细手册/14.鼠标/解谜设计-华容道.docx
+++ b/插件详细手册/14.鼠标/解谜设计-华容道.docx
@@ -13,8 +13,20 @@
         <w:rPr>
           <w:rFonts w:hint="eastAsia"/>
         </w:rPr>
+        <w:t>===</w:t>
+      </w:r>
+      <w:r>
+        <w:rPr>
+          <w:rFonts w:hint="eastAsia"/>
+        </w:rPr>
         <w:t>概述</w:t>
       </w:r>
+      <w:r>
+        <w:rPr>
+          <w:rFonts w:hint="eastAsia"/>
+        </w:rPr>
+        <w:t>===</w:t>
+      </w:r>
     </w:p>
     <w:p>
       <w:pPr>
@@ -27,13 +39,7 @@
         <w:rPr>
           <w:rFonts w:hint="eastAsia"/>
         </w:rPr>
-        <w:t>基础</w:t>
-      </w:r>
-      <w:r>
-        <w:rPr>
-          <w:rFonts w:hint="eastAsia"/>
-        </w:rPr>
-        <w:t>插件</w:t>
+        <w:t>示例图</w:t>
       </w:r>
     </w:p>
     <w:p>
@@ -101,9 +107,9 @@
           <w:szCs w:val="24"/>
         </w:rPr>
         <w:drawing>
-          <wp:inline distT="0" distB="0" distL="0" distR="0" wp14:anchorId="1FC380FF" wp14:editId="5C467ABA">
-            <wp:extent cx="3954780" cy="1799792"/>
-            <wp:effectExtent l="0" t="0" r="7620" b="0"/>
+          <wp:inline distT="0" distB="0" distL="0" distR="0" wp14:anchorId="1FC380FF" wp14:editId="32ADB277">
+            <wp:extent cx="4370140" cy="1988820"/>
+            <wp:effectExtent l="0" t="0" r="0" b="0"/>
             <wp:docPr id="50075425" name="图片 50075425"/>
             <wp:cNvGraphicFramePr>
               <a:graphicFrameLocks xmlns:a="http://schemas.openxmlformats.org/drawingml/2006/main" noChangeAspect="1"/>
@@ -133,7 +139,7 @@
                   <pic:spPr bwMode="auto">
                     <a:xfrm>
                       <a:off x="0" y="0"/>
-                      <a:ext cx="3965616" cy="1804724"/>
+                      <a:ext cx="4384941" cy="1995556"/>
                     </a:xfrm>
                     <a:prstGeom prst="rect">
                       <a:avLst/>
@@ -154,495 +160,21 @@
       <w:pPr>
         <w:widowControl/>
         <w:adjustRightInd w:val="0"/>
-        <w:snapToGrid w:val="0"/>
-        <w:jc w:val="left"/>
-        <w:rPr>
-          <w:rFonts w:ascii="Tahoma" w:eastAsia="微软雅黑" w:hAnsi="Tahoma"/>
-          <w:kern w:val="0"/>
-          <w:sz w:val="22"/>
-        </w:rPr>
-      </w:pPr>
-      <w:r>
-        <w:rPr>
-          <w:rFonts w:ascii="Tahoma" w:eastAsia="微软雅黑" w:hAnsi="Tahoma" w:hint="eastAsia"/>
-          <w:kern w:val="0"/>
-          <w:sz w:val="22"/>
-        </w:rPr>
-        <w:t>如果要从零开始设计，</w:t>
-      </w:r>
-      <w:r>
-        <w:rPr>
-          <w:rFonts w:ascii="Tahoma" w:eastAsia="微软雅黑" w:hAnsi="Tahoma" w:hint="eastAsia"/>
-          <w:kern w:val="0"/>
-          <w:sz w:val="22"/>
-        </w:rPr>
-        <w:t>需要下图的插件：</w:t>
-      </w:r>
+        <w:rPr>
+          <w:rFonts w:ascii="Tahoma" w:eastAsia="微软雅黑" w:hAnsi="Tahoma"/>
+          <w:kern w:val="0"/>
+          <w:sz w:val="22"/>
+        </w:rPr>
+      </w:pPr>
     </w:p>
     <w:p>
       <w:pPr>
         <w:widowControl/>
         <w:adjustRightInd w:val="0"/>
-        <w:snapToGrid w:val="0"/>
-        <w:jc w:val="center"/>
-        <w:rPr>
-          <w:rFonts w:ascii="Tahoma" w:eastAsia="微软雅黑" w:hAnsi="Tahoma"/>
-          <w:kern w:val="0"/>
-          <w:sz w:val="22"/>
-        </w:rPr>
-      </w:pPr>
-      <w:r>
-        <w:rPr>
-          <w:rFonts w:hint="eastAsia"/>
-          <w:noProof/>
-        </w:rPr>
-        <w:drawing>
-          <wp:inline distT="0" distB="0" distL="0" distR="0" wp14:anchorId="2B123B2E" wp14:editId="36110114">
-            <wp:extent cx="5020310" cy="2131788"/>
-            <wp:effectExtent l="0" t="0" r="8890" b="1905"/>
-            <wp:docPr id="198376296" name="图片 1"/>
-            <wp:cNvGraphicFramePr>
-              <a:graphicFrameLocks xmlns:a="http://schemas.openxmlformats.org/drawingml/2006/main" noChangeAspect="1"/>
-            </wp:cNvGraphicFramePr>
-            <a:graphic xmlns:a="http://schemas.openxmlformats.org/drawingml/2006/main">
-              <a:graphicData uri="http://schemas.openxmlformats.org/drawingml/2006/picture">
-                <pic:pic xmlns:pic="http://schemas.openxmlformats.org/drawingml/2006/picture">
-                  <pic:nvPicPr>
-                    <pic:cNvPr id="0" name="Picture 1"/>
-                    <pic:cNvPicPr>
-                      <a:picLocks noChangeAspect="1" noChangeArrowheads="1"/>
-                    </pic:cNvPicPr>
-                  </pic:nvPicPr>
-                  <pic:blipFill>
-                    <a:blip r:embed="rId8">
-                      <a:extLst>
-                        <a:ext uri="{28A0092B-C50C-407E-A947-70E740481C1C}">
-                          <a14:useLocalDpi xmlns:a14="http://schemas.microsoft.com/office/drawing/2010/main" val="0"/>
-                        </a:ext>
-                      </a:extLst>
-                    </a:blip>
-                    <a:srcRect/>
-                    <a:stretch>
-                      <a:fillRect/>
-                    </a:stretch>
-                  </pic:blipFill>
-                  <pic:spPr bwMode="auto">
-                    <a:xfrm>
-                      <a:off x="0" y="0"/>
-                      <a:ext cx="5022055" cy="2132529"/>
-                    </a:xfrm>
-                    <a:prstGeom prst="rect">
-                      <a:avLst/>
-                    </a:prstGeom>
-                    <a:noFill/>
-                    <a:ln>
-                      <a:noFill/>
-                    </a:ln>
-                  </pic:spPr>
-                </pic:pic>
-              </a:graphicData>
-            </a:graphic>
-          </wp:inline>
-        </w:drawing>
-      </w:r>
-    </w:p>
-    <w:p>
-      <w:pPr>
-        <w:widowControl/>
-        <w:adjustRightInd w:val="0"/>
-        <w:snapToGrid w:val="0"/>
-        <w:jc w:val="center"/>
-        <w:rPr>
-          <w:rFonts w:ascii="Tahoma" w:eastAsia="微软雅黑" w:hAnsi="Tahoma" w:hint="eastAsia"/>
-          <w:kern w:val="0"/>
-          <w:sz w:val="22"/>
-        </w:rPr>
-      </w:pPr>
-      <w:r>
-        <w:rPr>
-          <w:rFonts w:ascii="Tahoma" w:eastAsia="微软雅黑" w:hAnsi="Tahoma" w:hint="eastAsia"/>
-          <w:kern w:val="0"/>
-          <w:sz w:val="22"/>
-        </w:rPr>
-        <w:drawing>
-          <wp:inline distT="0" distB="0" distL="0" distR="0" wp14:anchorId="62C54CD8" wp14:editId="33C6DF52">
-            <wp:extent cx="5020733" cy="2098722"/>
-            <wp:effectExtent l="0" t="0" r="8890" b="0"/>
-            <wp:docPr id="112611305" name="图片 2"/>
-            <wp:cNvGraphicFramePr>
-              <a:graphicFrameLocks xmlns:a="http://schemas.openxmlformats.org/drawingml/2006/main" noChangeAspect="1"/>
-            </wp:cNvGraphicFramePr>
-            <a:graphic xmlns:a="http://schemas.openxmlformats.org/drawingml/2006/main">
-              <a:graphicData uri="http://schemas.openxmlformats.org/drawingml/2006/picture">
-                <pic:pic xmlns:pic="http://schemas.openxmlformats.org/drawingml/2006/picture">
-                  <pic:nvPicPr>
-                    <pic:cNvPr id="0" name="Picture 3"/>
-                    <pic:cNvPicPr>
-                      <a:picLocks noChangeAspect="1" noChangeArrowheads="1"/>
-                    </pic:cNvPicPr>
-                  </pic:nvPicPr>
-                  <pic:blipFill>
-                    <a:blip r:embed="rId9">
-                      <a:extLst>
-                        <a:ext uri="{28A0092B-C50C-407E-A947-70E740481C1C}">
-                          <a14:useLocalDpi xmlns:a14="http://schemas.microsoft.com/office/drawing/2010/main" val="0"/>
-                        </a:ext>
-                      </a:extLst>
-                    </a:blip>
-                    <a:srcRect/>
-                    <a:stretch>
-                      <a:fillRect/>
-                    </a:stretch>
-                  </pic:blipFill>
-                  <pic:spPr bwMode="auto">
-                    <a:xfrm>
-                      <a:off x="0" y="0"/>
-                      <a:ext cx="5033673" cy="2104131"/>
-                    </a:xfrm>
-                    <a:prstGeom prst="rect">
-                      <a:avLst/>
-                    </a:prstGeom>
-                    <a:noFill/>
-                    <a:ln>
-                      <a:noFill/>
-                    </a:ln>
-                  </pic:spPr>
-                </pic:pic>
-              </a:graphicData>
-            </a:graphic>
-          </wp:inline>
-        </w:drawing>
-      </w:r>
-    </w:p>
-    <w:p>
-      <w:pPr>
-        <w:widowControl/>
-        <w:snapToGrid w:val="0"/>
-        <w:jc w:val="left"/>
-        <w:rPr>
-          <w:rFonts w:ascii="Tahoma" w:eastAsia="微软雅黑" w:hAnsi="Tahoma"/>
-          <w:b/>
-          <w:bCs/>
-          <w:kern w:val="0"/>
-          <w:sz w:val="22"/>
-        </w:rPr>
-      </w:pPr>
-      <w:r>
-        <w:rPr>
-          <w:rFonts w:ascii="Tahoma" w:eastAsia="微软雅黑" w:hAnsi="Tahoma" w:hint="eastAsia"/>
-          <w:b/>
-          <w:bCs/>
-          <w:kern w:val="0"/>
-          <w:sz w:val="22"/>
-        </w:rPr>
-        <w:t>注意，该文档</w:t>
-      </w:r>
-      <w:r>
-        <w:rPr>
-          <w:rFonts w:ascii="Tahoma" w:eastAsia="微软雅黑" w:hAnsi="Tahoma" w:hint="eastAsia"/>
-          <w:b/>
-          <w:bCs/>
-          <w:kern w:val="0"/>
-          <w:sz w:val="22"/>
-        </w:rPr>
-        <w:t>只</w:t>
-      </w:r>
-      <w:r>
-        <w:rPr>
-          <w:rFonts w:ascii="Tahoma" w:eastAsia="微软雅黑" w:hAnsi="Tahoma" w:hint="eastAsia"/>
-          <w:b/>
-          <w:bCs/>
-          <w:kern w:val="0"/>
-          <w:sz w:val="22"/>
-        </w:rPr>
-        <w:t>详细说明</w:t>
-      </w:r>
-      <w:r>
-        <w:rPr>
-          <w:rFonts w:ascii="Tahoma" w:eastAsia="微软雅黑" w:hAnsi="Tahoma" w:hint="eastAsia"/>
-          <w:b/>
-          <w:bCs/>
-          <w:kern w:val="0"/>
-          <w:sz w:val="22"/>
-        </w:rPr>
-        <w:t xml:space="preserve"> </w:t>
-      </w:r>
-      <w:r>
-        <w:rPr>
-          <w:rFonts w:ascii="Tahoma" w:eastAsia="微软雅黑" w:hAnsi="Tahoma" w:hint="eastAsia"/>
-          <w:b/>
-          <w:bCs/>
-          <w:kern w:val="0"/>
-          <w:sz w:val="22"/>
-        </w:rPr>
-        <w:t>整体</w:t>
-      </w:r>
-      <w:r>
-        <w:rPr>
-          <w:rFonts w:ascii="Tahoma" w:eastAsia="微软雅黑" w:hAnsi="Tahoma" w:hint="eastAsia"/>
-          <w:b/>
-          <w:bCs/>
-          <w:kern w:val="0"/>
-          <w:sz w:val="22"/>
-        </w:rPr>
-        <w:t>设计</w:t>
-      </w:r>
-      <w:r>
-        <w:rPr>
-          <w:rFonts w:ascii="Tahoma" w:eastAsia="微软雅黑" w:hAnsi="Tahoma" w:hint="eastAsia"/>
-          <w:b/>
-          <w:bCs/>
-          <w:kern w:val="0"/>
-          <w:sz w:val="22"/>
-        </w:rPr>
-        <w:t>思路</w:t>
-      </w:r>
-      <w:r>
-        <w:rPr>
-          <w:rFonts w:ascii="Tahoma" w:eastAsia="微软雅黑" w:hAnsi="Tahoma" w:hint="eastAsia"/>
-          <w:b/>
-          <w:bCs/>
-          <w:kern w:val="0"/>
-          <w:sz w:val="22"/>
-        </w:rPr>
-        <w:t xml:space="preserve"> </w:t>
-      </w:r>
-      <w:r>
-        <w:rPr>
-          <w:rFonts w:ascii="Tahoma" w:eastAsia="微软雅黑" w:hAnsi="Tahoma" w:hint="eastAsia"/>
-          <w:b/>
-          <w:bCs/>
-          <w:kern w:val="0"/>
-          <w:sz w:val="22"/>
-        </w:rPr>
-        <w:t>和</w:t>
-      </w:r>
-      <w:r>
-        <w:rPr>
-          <w:rFonts w:ascii="Tahoma" w:eastAsia="微软雅黑" w:hAnsi="Tahoma" w:hint="eastAsia"/>
-          <w:b/>
-          <w:bCs/>
-          <w:kern w:val="0"/>
-          <w:sz w:val="22"/>
-        </w:rPr>
-        <w:t xml:space="preserve"> </w:t>
-      </w:r>
-      <w:r>
-        <w:rPr>
-          <w:rFonts w:ascii="Tahoma" w:eastAsia="微软雅黑" w:hAnsi="Tahoma" w:hint="eastAsia"/>
-          <w:b/>
-          <w:bCs/>
-          <w:kern w:val="0"/>
-          <w:sz w:val="22"/>
-        </w:rPr>
-        <w:t>解谜方法</w:t>
-      </w:r>
-      <w:r>
-        <w:rPr>
-          <w:rFonts w:ascii="Tahoma" w:eastAsia="微软雅黑" w:hAnsi="Tahoma" w:hint="eastAsia"/>
-          <w:b/>
-          <w:bCs/>
-          <w:kern w:val="0"/>
-          <w:sz w:val="22"/>
-        </w:rPr>
-        <w:t xml:space="preserve"> </w:t>
-      </w:r>
-      <w:r>
-        <w:rPr>
-          <w:rFonts w:ascii="Tahoma" w:eastAsia="微软雅黑" w:hAnsi="Tahoma" w:hint="eastAsia"/>
-          <w:b/>
-          <w:bCs/>
-          <w:kern w:val="0"/>
-          <w:sz w:val="22"/>
-        </w:rPr>
-        <w:t>。</w:t>
-      </w:r>
-    </w:p>
-    <w:p>
-      <w:pPr>
-        <w:widowControl/>
-        <w:snapToGrid w:val="0"/>
-        <w:jc w:val="left"/>
-        <w:rPr>
-          <w:rFonts w:ascii="Tahoma" w:eastAsia="微软雅黑" w:hAnsi="Tahoma"/>
-          <w:b/>
-          <w:bCs/>
-          <w:kern w:val="0"/>
-          <w:sz w:val="22"/>
-        </w:rPr>
-      </w:pPr>
-      <w:r>
-        <w:rPr>
-          <w:rFonts w:ascii="Tahoma" w:eastAsia="微软雅黑" w:hAnsi="Tahoma" w:hint="eastAsia"/>
-          <w:b/>
-          <w:bCs/>
-          <w:kern w:val="0"/>
-          <w:sz w:val="22"/>
-        </w:rPr>
-        <w:t>对于</w:t>
-      </w:r>
-      <w:r>
-        <w:rPr>
-          <w:rFonts w:ascii="Tahoma" w:eastAsia="微软雅黑" w:hAnsi="Tahoma" w:hint="eastAsia"/>
-          <w:b/>
-          <w:bCs/>
-          <w:kern w:val="0"/>
-          <w:sz w:val="22"/>
-        </w:rPr>
-        <w:t>具体</w:t>
-      </w:r>
-      <w:r>
-        <w:rPr>
-          <w:rFonts w:ascii="Tahoma" w:eastAsia="微软雅黑" w:hAnsi="Tahoma" w:hint="eastAsia"/>
-          <w:b/>
-          <w:bCs/>
-          <w:kern w:val="0"/>
-          <w:sz w:val="22"/>
-        </w:rPr>
-        <w:t xml:space="preserve"> </w:t>
-      </w:r>
-      <w:r>
-        <w:rPr>
-          <w:rFonts w:ascii="Tahoma" w:eastAsia="微软雅黑" w:hAnsi="Tahoma" w:hint="eastAsia"/>
-          <w:b/>
-          <w:bCs/>
-          <w:kern w:val="0"/>
-          <w:sz w:val="22"/>
-        </w:rPr>
-        <w:t>事件如何写</w:t>
-      </w:r>
-      <w:r>
-        <w:rPr>
-          <w:rFonts w:ascii="Tahoma" w:eastAsia="微软雅黑" w:hAnsi="Tahoma" w:hint="eastAsia"/>
-          <w:b/>
-          <w:bCs/>
-          <w:kern w:val="0"/>
-          <w:sz w:val="22"/>
-        </w:rPr>
-        <w:t xml:space="preserve"> </w:t>
-      </w:r>
-      <w:r>
-        <w:rPr>
-          <w:rFonts w:ascii="Tahoma" w:eastAsia="微软雅黑" w:hAnsi="Tahoma" w:hint="eastAsia"/>
-          <w:b/>
-          <w:bCs/>
-          <w:kern w:val="0"/>
-          <w:sz w:val="22"/>
-        </w:rPr>
-        <w:t>，需要去看看：“</w:t>
-      </w:r>
-      <w:r>
-        <w:rPr>
-          <w:rFonts w:ascii="Tahoma" w:eastAsia="微软雅黑" w:hAnsi="Tahoma"/>
-          <w:b/>
-          <w:bCs/>
-          <w:kern w:val="0"/>
-          <w:sz w:val="22"/>
-        </w:rPr>
-        <w:t>8.</w:t>
-      </w:r>
-      <w:r>
-        <w:rPr>
-          <w:rFonts w:ascii="Tahoma" w:eastAsia="微软雅黑" w:hAnsi="Tahoma"/>
-          <w:b/>
-          <w:bCs/>
-          <w:kern w:val="0"/>
-          <w:sz w:val="22"/>
-        </w:rPr>
-        <w:t>物体</w:t>
-      </w:r>
-      <w:r>
-        <w:rPr>
-          <w:rFonts w:ascii="Tahoma" w:eastAsia="微软雅黑" w:hAnsi="Tahoma" w:hint="eastAsia"/>
-          <w:b/>
-          <w:bCs/>
-          <w:kern w:val="0"/>
-          <w:sz w:val="22"/>
-        </w:rPr>
-        <w:t xml:space="preserve"> </w:t>
-      </w:r>
-      <w:r>
-        <w:rPr>
-          <w:rFonts w:ascii="Tahoma" w:eastAsia="微软雅黑" w:hAnsi="Tahoma"/>
-          <w:b/>
-          <w:bCs/>
-          <w:kern w:val="0"/>
-          <w:sz w:val="22"/>
-        </w:rPr>
-        <w:t xml:space="preserve">&gt; </w:t>
-      </w:r>
-      <w:r>
-        <w:rPr>
-          <w:rFonts w:ascii="Tahoma" w:eastAsia="微软雅黑" w:hAnsi="Tahoma" w:hint="eastAsia"/>
-          <w:b/>
-          <w:bCs/>
-          <w:kern w:val="0"/>
-          <w:sz w:val="22"/>
-        </w:rPr>
-        <w:t>大家族</w:t>
-      </w:r>
-      <w:r>
-        <w:rPr>
-          <w:rFonts w:ascii="Tahoma" w:eastAsia="微软雅黑" w:hAnsi="Tahoma" w:hint="eastAsia"/>
-          <w:b/>
-          <w:bCs/>
-          <w:kern w:val="0"/>
-          <w:sz w:val="22"/>
-        </w:rPr>
-        <w:t>-</w:t>
-      </w:r>
-      <w:r>
-        <w:rPr>
-          <w:rFonts w:ascii="Tahoma" w:eastAsia="微软雅黑" w:hAnsi="Tahoma" w:hint="eastAsia"/>
-          <w:b/>
-          <w:bCs/>
-          <w:kern w:val="0"/>
-          <w:sz w:val="22"/>
-        </w:rPr>
-        <w:t>开关</w:t>
-      </w:r>
-      <w:r>
-        <w:rPr>
-          <w:rFonts w:ascii="Tahoma" w:eastAsia="微软雅黑" w:hAnsi="Tahoma"/>
-          <w:b/>
-          <w:bCs/>
-          <w:kern w:val="0"/>
-          <w:sz w:val="22"/>
-        </w:rPr>
-        <w:t>.docx</w:t>
-      </w:r>
-      <w:r>
-        <w:rPr>
-          <w:rFonts w:ascii="Tahoma" w:eastAsia="微软雅黑" w:hAnsi="Tahoma" w:hint="eastAsia"/>
-          <w:b/>
-          <w:bCs/>
-          <w:kern w:val="0"/>
-          <w:sz w:val="22"/>
-        </w:rPr>
-        <w:t>”</w:t>
-      </w:r>
-    </w:p>
-    <w:p>
-      <w:pPr>
-        <w:widowControl/>
-        <w:jc w:val="left"/>
-        <w:rPr>
-          <w:rFonts w:ascii="宋体" w:eastAsia="宋体" w:hAnsi="宋体" w:cs="宋体" w:hint="eastAsia"/>
-          <w:kern w:val="0"/>
-          <w:sz w:val="24"/>
-          <w:szCs w:val="24"/>
-        </w:rPr>
-      </w:pPr>
-    </w:p>
-    <w:p>
-      <w:pPr>
-        <w:widowControl/>
-        <w:jc w:val="left"/>
-        <w:rPr>
-          <w:rFonts w:ascii="宋体" w:eastAsia="宋体" w:hAnsi="宋体" w:cs="宋体" w:hint="eastAsia"/>
-          <w:kern w:val="0"/>
-          <w:sz w:val="24"/>
-          <w:szCs w:val="24"/>
+        <w:rPr>
+          <w:rFonts w:ascii="Tahoma" w:eastAsia="微软雅黑" w:hAnsi="Tahoma" w:hint="eastAsia"/>
+          <w:kern w:val="0"/>
+          <w:sz w:val="22"/>
         </w:rPr>
       </w:pPr>
     </w:p>
@@ -657,8 +189,13 @@
         <w:rPr>
           <w:rFonts w:hint="eastAsia"/>
         </w:rPr>
-        <w:lastRenderedPageBreak/>
-        <w:t>基础工程示例</w:t>
+        <w:t>示例</w:t>
+      </w:r>
+      <w:r>
+        <w:rPr>
+          <w:rFonts w:hint="eastAsia"/>
+        </w:rPr>
+        <w:t>工程</w:t>
       </w:r>
     </w:p>
     <w:p>
@@ -769,7 +306,7 @@
               </w:rPr>
               <w:t xml:space="preserve">: </w:t>
             </w:r>
-            <w:hyperlink r:id="rId10" w:history="1">
+            <w:hyperlink r:id="rId8" w:history="1">
               <w:r>
                 <w:rPr>
                   <w:rStyle w:val="a4"/>
@@ -887,13 +424,791 @@
           <w:rFonts w:hint="eastAsia"/>
         </w:rPr>
         <w:lastRenderedPageBreak/>
-        <w:t>基础</w:t>
-      </w:r>
-      <w:r>
-        <w:rPr>
-          <w:rFonts w:hint="eastAsia"/>
-        </w:rPr>
-        <w:t>配置</w:t>
+        <w:t>灵感来源</w:t>
+      </w:r>
+    </w:p>
+    <w:p>
+      <w:pPr>
+        <w:snapToGrid w:val="0"/>
+        <w:rPr>
+          <w:rFonts w:ascii="Tahoma" w:eastAsia="微软雅黑" w:hAnsi="Tahoma"/>
+          <w:kern w:val="0"/>
+          <w:sz w:val="22"/>
+        </w:rPr>
+      </w:pPr>
+      <w:r>
+        <w:rPr>
+          <w:rFonts w:ascii="Tahoma" w:eastAsia="微软雅黑" w:hAnsi="Tahoma" w:hint="eastAsia"/>
+          <w:kern w:val="0"/>
+          <w:sz w:val="22"/>
+        </w:rPr>
+        <w:t>2019</w:t>
+      </w:r>
+      <w:r>
+        <w:rPr>
+          <w:rFonts w:ascii="Tahoma" w:eastAsia="微软雅黑" w:hAnsi="Tahoma" w:hint="eastAsia"/>
+          <w:kern w:val="0"/>
+          <w:sz w:val="22"/>
+        </w:rPr>
+        <w:t>年</w:t>
+      </w:r>
+      <w:r>
+        <w:rPr>
+          <w:rFonts w:ascii="Tahoma" w:eastAsia="微软雅黑" w:hAnsi="Tahoma" w:hint="eastAsia"/>
+          <w:kern w:val="0"/>
+          <w:sz w:val="22"/>
+        </w:rPr>
+        <w:t>11</w:t>
+      </w:r>
+      <w:r>
+        <w:rPr>
+          <w:rFonts w:ascii="Tahoma" w:eastAsia="微软雅黑" w:hAnsi="Tahoma" w:hint="eastAsia"/>
+          <w:kern w:val="0"/>
+          <w:sz w:val="22"/>
+        </w:rPr>
+        <w:t>月，作者我写插件大刀阔斧，</w:t>
+      </w:r>
+    </w:p>
+    <w:p>
+      <w:pPr>
+        <w:snapToGrid w:val="0"/>
+        <w:spacing w:after="200"/>
+        <w:rPr>
+          <w:rFonts w:ascii="Tahoma" w:eastAsia="微软雅黑" w:hAnsi="Tahoma"/>
+          <w:kern w:val="0"/>
+          <w:sz w:val="22"/>
+        </w:rPr>
+      </w:pPr>
+      <w:r>
+        <w:rPr>
+          <w:rFonts w:ascii="Tahoma" w:eastAsia="微软雅黑" w:hAnsi="Tahoma" w:hint="eastAsia"/>
+          <w:kern w:val="0"/>
+          <w:sz w:val="22"/>
+        </w:rPr>
+        <w:t>在四个星期内完成了</w:t>
+      </w:r>
+      <w:r>
+        <w:rPr>
+          <w:rFonts w:ascii="Tahoma" w:eastAsia="微软雅黑" w:hAnsi="Tahoma" w:hint="eastAsia"/>
+          <w:kern w:val="0"/>
+          <w:sz w:val="22"/>
+        </w:rPr>
+        <w:t xml:space="preserve"> </w:t>
+      </w:r>
+      <w:r>
+        <w:rPr>
+          <w:rFonts w:ascii="Tahoma" w:eastAsia="微软雅黑" w:hAnsi="Tahoma" w:hint="eastAsia"/>
+          <w:kern w:val="0"/>
+          <w:sz w:val="22"/>
+        </w:rPr>
+        <w:t>移动路线核心、事件一体化、输入设备核心</w:t>
+      </w:r>
+      <w:r>
+        <w:rPr>
+          <w:rFonts w:ascii="Tahoma" w:eastAsia="微软雅黑" w:hAnsi="Tahoma" w:hint="eastAsia"/>
+          <w:kern w:val="0"/>
+          <w:sz w:val="22"/>
+        </w:rPr>
+        <w:t xml:space="preserve"> </w:t>
+      </w:r>
+      <w:r>
+        <w:rPr>
+          <w:rFonts w:ascii="Tahoma" w:eastAsia="微软雅黑" w:hAnsi="Tahoma" w:hint="eastAsia"/>
+          <w:kern w:val="0"/>
+          <w:sz w:val="22"/>
+        </w:rPr>
+        <w:t>。</w:t>
+      </w:r>
+    </w:p>
+    <w:p>
+      <w:pPr>
+        <w:snapToGrid w:val="0"/>
+        <w:rPr>
+          <w:rFonts w:ascii="Tahoma" w:eastAsia="微软雅黑" w:hAnsi="Tahoma"/>
+          <w:kern w:val="0"/>
+          <w:sz w:val="22"/>
+        </w:rPr>
+      </w:pPr>
+      <w:r>
+        <w:rPr>
+          <w:rFonts w:ascii="Tahoma" w:eastAsia="微软雅黑" w:hAnsi="Tahoma" w:hint="eastAsia"/>
+          <w:kern w:val="0"/>
+          <w:sz w:val="22"/>
+        </w:rPr>
+        <w:t>目的也很简单，希望把鼠标管理层建设完善，设计一个只能用鼠标才能玩的小游戏。</w:t>
+      </w:r>
+    </w:p>
+    <w:p>
+      <w:pPr>
+        <w:snapToGrid w:val="0"/>
+        <w:rPr>
+          <w:rFonts w:ascii="Tahoma" w:eastAsia="微软雅黑" w:hAnsi="Tahoma"/>
+          <w:kern w:val="0"/>
+          <w:sz w:val="22"/>
+        </w:rPr>
+      </w:pPr>
+      <w:r>
+        <w:rPr>
+          <w:rFonts w:ascii="Tahoma" w:eastAsia="微软雅黑" w:hAnsi="Tahoma" w:hint="eastAsia"/>
+          <w:kern w:val="0"/>
+          <w:sz w:val="22"/>
+        </w:rPr>
+        <w:t>于是直奔主题，简单写一个华容道的插件，就有了下图的原型。</w:t>
+      </w:r>
+    </w:p>
+    <w:p>
+      <w:pPr>
+        <w:jc w:val="center"/>
+        <w:rPr>
+          <w:rFonts w:ascii="Tahoma" w:eastAsia="微软雅黑" w:hAnsi="Tahoma"/>
+          <w:kern w:val="0"/>
+          <w:sz w:val="22"/>
+        </w:rPr>
+      </w:pPr>
+      <w:r>
+        <w:rPr>
+          <w:rFonts w:ascii="Tahoma" w:eastAsia="微软雅黑" w:hAnsi="Tahoma" w:hint="eastAsia"/>
+          <w:noProof/>
+          <w:kern w:val="0"/>
+          <w:sz w:val="22"/>
+        </w:rPr>
+        <w:drawing>
+          <wp:inline distT="0" distB="0" distL="0" distR="0" wp14:anchorId="3BFA9FEF" wp14:editId="18D67010">
+            <wp:extent cx="3100661" cy="1607820"/>
+            <wp:effectExtent l="0" t="0" r="5080" b="0"/>
+            <wp:docPr id="1406556420" name="图片 1"/>
+            <wp:cNvGraphicFramePr>
+              <a:graphicFrameLocks xmlns:a="http://schemas.openxmlformats.org/drawingml/2006/main" noChangeAspect="1"/>
+            </wp:cNvGraphicFramePr>
+            <a:graphic xmlns:a="http://schemas.openxmlformats.org/drawingml/2006/main">
+              <a:graphicData uri="http://schemas.openxmlformats.org/drawingml/2006/picture">
+                <pic:pic xmlns:pic="http://schemas.openxmlformats.org/drawingml/2006/picture">
+                  <pic:nvPicPr>
+                    <pic:cNvPr id="0" name="Picture 1"/>
+                    <pic:cNvPicPr>
+                      <a:picLocks noChangeAspect="1" noChangeArrowheads="1"/>
+                    </pic:cNvPicPr>
+                  </pic:nvPicPr>
+                  <pic:blipFill>
+                    <a:blip r:embed="rId9">
+                      <a:extLst>
+                        <a:ext uri="{28A0092B-C50C-407E-A947-70E740481C1C}">
+                          <a14:useLocalDpi xmlns:a14="http://schemas.microsoft.com/office/drawing/2010/main" val="0"/>
+                        </a:ext>
+                      </a:extLst>
+                    </a:blip>
+                    <a:srcRect/>
+                    <a:stretch>
+                      <a:fillRect/>
+                    </a:stretch>
+                  </pic:blipFill>
+                  <pic:spPr bwMode="auto">
+                    <a:xfrm>
+                      <a:off x="0" y="0"/>
+                      <a:ext cx="3114740" cy="1615120"/>
+                    </a:xfrm>
+                    <a:prstGeom prst="rect">
+                      <a:avLst/>
+                    </a:prstGeom>
+                    <a:noFill/>
+                    <a:ln>
+                      <a:noFill/>
+                    </a:ln>
+                  </pic:spPr>
+                </pic:pic>
+              </a:graphicData>
+            </a:graphic>
+          </wp:inline>
+        </w:drawing>
+      </w:r>
+    </w:p>
+    <w:p>
+      <w:pPr>
+        <w:snapToGrid w:val="0"/>
+        <w:rPr>
+          <w:rFonts w:ascii="Tahoma" w:eastAsia="微软雅黑" w:hAnsi="Tahoma"/>
+          <w:kern w:val="0"/>
+          <w:sz w:val="22"/>
+        </w:rPr>
+      </w:pPr>
+      <w:r>
+        <w:rPr>
+          <w:rFonts w:ascii="Tahoma" w:eastAsia="微软雅黑" w:hAnsi="Tahoma" w:hint="eastAsia"/>
+          <w:kern w:val="0"/>
+          <w:sz w:val="22"/>
+        </w:rPr>
+        <w:t>当时考虑华容道游戏专门作为一个插件，</w:t>
+      </w:r>
+    </w:p>
+    <w:p>
+      <w:pPr>
+        <w:snapToGrid w:val="0"/>
+        <w:rPr>
+          <w:rFonts w:ascii="Tahoma" w:eastAsia="微软雅黑" w:hAnsi="Tahoma"/>
+          <w:kern w:val="0"/>
+          <w:sz w:val="22"/>
+        </w:rPr>
+      </w:pPr>
+      <w:r>
+        <w:rPr>
+          <w:rFonts w:ascii="Tahoma" w:eastAsia="微软雅黑" w:hAnsi="Tahoma" w:hint="eastAsia"/>
+          <w:kern w:val="0"/>
+          <w:sz w:val="22"/>
+        </w:rPr>
+        <w:t>但觉得功能在别的地方也能用，还是要分，才分成了</w:t>
+      </w:r>
+      <w:r>
+        <w:rPr>
+          <w:rFonts w:ascii="Tahoma" w:eastAsia="微软雅黑" w:hAnsi="Tahoma" w:hint="eastAsia"/>
+          <w:kern w:val="0"/>
+          <w:sz w:val="22"/>
+        </w:rPr>
+        <w:t xml:space="preserve"> </w:t>
+      </w:r>
+      <w:r>
+        <w:rPr>
+          <w:rFonts w:ascii="Tahoma" w:eastAsia="微软雅黑" w:hAnsi="Tahoma" w:hint="eastAsia"/>
+          <w:kern w:val="0"/>
+          <w:sz w:val="22"/>
+        </w:rPr>
+        <w:t>事件一体化</w:t>
+      </w:r>
+      <w:r>
+        <w:rPr>
+          <w:rFonts w:ascii="Tahoma" w:eastAsia="微软雅黑" w:hAnsi="Tahoma" w:hint="eastAsia"/>
+          <w:kern w:val="0"/>
+          <w:sz w:val="22"/>
+        </w:rPr>
+        <w:t xml:space="preserve"> </w:t>
+      </w:r>
+      <w:r>
+        <w:rPr>
+          <w:rFonts w:ascii="Tahoma" w:eastAsia="微软雅黑" w:hAnsi="Tahoma" w:hint="eastAsia"/>
+          <w:kern w:val="0"/>
+          <w:sz w:val="22"/>
+        </w:rPr>
+        <w:t>这些插件。</w:t>
+      </w:r>
+    </w:p>
+    <w:p>
+      <w:pPr>
+        <w:snapToGrid w:val="0"/>
+        <w:rPr>
+          <w:rFonts w:ascii="Tahoma" w:eastAsia="微软雅黑" w:hAnsi="Tahoma"/>
+          <w:color w:val="A6A6A6" w:themeColor="background1" w:themeShade="A6"/>
+          <w:kern w:val="0"/>
+          <w:sz w:val="22"/>
+        </w:rPr>
+      </w:pPr>
+      <w:r>
+        <w:rPr>
+          <w:rFonts w:ascii="Tahoma" w:eastAsia="微软雅黑" w:hAnsi="Tahoma" w:hint="eastAsia"/>
+          <w:color w:val="A6A6A6" w:themeColor="background1" w:themeShade="A6"/>
+          <w:kern w:val="0"/>
+          <w:sz w:val="22"/>
+        </w:rPr>
+        <w:t>（后来的事情你们也知道了，</w:t>
+      </w:r>
+      <w:r>
+        <w:rPr>
+          <w:rFonts w:ascii="Tahoma" w:eastAsia="微软雅黑" w:hAnsi="Tahoma" w:hint="eastAsia"/>
+          <w:color w:val="A6A6A6" w:themeColor="background1" w:themeShade="A6"/>
+          <w:kern w:val="0"/>
+          <w:sz w:val="22"/>
+        </w:rPr>
+        <w:t>华容道的几个插件，</w:t>
+      </w:r>
+      <w:r>
+        <w:rPr>
+          <w:rFonts w:ascii="Tahoma" w:eastAsia="微软雅黑" w:hAnsi="Tahoma" w:hint="eastAsia"/>
+          <w:color w:val="A6A6A6" w:themeColor="background1" w:themeShade="A6"/>
+          <w:kern w:val="0"/>
+          <w:sz w:val="22"/>
+        </w:rPr>
+        <w:t>更新次数相当多）</w:t>
+      </w:r>
+    </w:p>
+    <w:p>
+      <w:pPr>
+        <w:snapToGrid w:val="0"/>
+        <w:rPr>
+          <w:rFonts w:ascii="Tahoma" w:eastAsia="微软雅黑" w:hAnsi="Tahoma"/>
+          <w:color w:val="A6A6A6" w:themeColor="background1" w:themeShade="A6"/>
+          <w:kern w:val="0"/>
+          <w:sz w:val="22"/>
+        </w:rPr>
+      </w:pPr>
+      <w:r>
+        <w:rPr>
+          <w:rFonts w:ascii="Tahoma" w:eastAsia="微软雅黑" w:hAnsi="Tahoma" w:hint="eastAsia"/>
+          <w:color w:val="A6A6A6" w:themeColor="background1" w:themeShade="A6"/>
+          <w:kern w:val="0"/>
+          <w:sz w:val="22"/>
+        </w:rPr>
+        <w:t>（输入设备核心维护到了</w:t>
+      </w:r>
+      <w:r>
+        <w:rPr>
+          <w:rFonts w:ascii="Tahoma" w:eastAsia="微软雅黑" w:hAnsi="Tahoma" w:hint="eastAsia"/>
+          <w:color w:val="A6A6A6" w:themeColor="background1" w:themeShade="A6"/>
+          <w:kern w:val="0"/>
+          <w:sz w:val="22"/>
+        </w:rPr>
+        <w:t>v2.0</w:t>
+      </w:r>
+      <w:r>
+        <w:rPr>
+          <w:rFonts w:ascii="Tahoma" w:eastAsia="微软雅黑" w:hAnsi="Tahoma" w:hint="eastAsia"/>
+          <w:color w:val="A6A6A6" w:themeColor="background1" w:themeShade="A6"/>
+          <w:kern w:val="0"/>
+          <w:sz w:val="22"/>
+        </w:rPr>
+        <w:t>，一体化、鼠标触发事件，都</w:t>
+      </w:r>
+      <w:r>
+        <w:rPr>
+          <w:rFonts w:ascii="Tahoma" w:eastAsia="微软雅黑" w:hAnsi="Tahoma" w:hint="eastAsia"/>
+          <w:color w:val="A6A6A6" w:themeColor="background1" w:themeShade="A6"/>
+          <w:kern w:val="0"/>
+          <w:sz w:val="22"/>
+        </w:rPr>
+        <w:t>直接</w:t>
+      </w:r>
+      <w:r>
+        <w:rPr>
+          <w:rFonts w:ascii="Tahoma" w:eastAsia="微软雅黑" w:hAnsi="Tahoma" w:hint="eastAsia"/>
+          <w:color w:val="A6A6A6" w:themeColor="background1" w:themeShade="A6"/>
+          <w:kern w:val="0"/>
+          <w:sz w:val="22"/>
+        </w:rPr>
+        <w:t>被推翻重写了）</w:t>
+      </w:r>
+    </w:p>
+    <w:p>
+      <w:pPr>
+        <w:snapToGrid w:val="0"/>
+        <w:rPr>
+          <w:rFonts w:ascii="Tahoma" w:eastAsia="微软雅黑" w:hAnsi="Tahoma"/>
+          <w:kern w:val="0"/>
+          <w:sz w:val="22"/>
+        </w:rPr>
+      </w:pPr>
+    </w:p>
+    <w:p>
+      <w:pPr>
+        <w:snapToGrid w:val="0"/>
+        <w:rPr>
+          <w:rFonts w:ascii="Tahoma" w:eastAsia="微软雅黑" w:hAnsi="Tahoma"/>
+          <w:kern w:val="0"/>
+          <w:sz w:val="22"/>
+        </w:rPr>
+      </w:pPr>
+      <w:r>
+        <w:rPr>
+          <w:rFonts w:ascii="Tahoma" w:eastAsia="微软雅黑" w:hAnsi="Tahoma"/>
+          <w:kern w:val="0"/>
+          <w:sz w:val="22"/>
+        </w:rPr>
+        <w:br w:type="page"/>
+      </w:r>
+    </w:p>
+    <w:p>
+      <w:pPr>
+        <w:pStyle w:val="2"/>
+        <w:rPr>
+          <w:rFonts w:hint="eastAsia"/>
+        </w:rPr>
+      </w:pPr>
+      <w:r>
+        <w:rPr>
+          <w:rFonts w:hint="eastAsia"/>
+        </w:rPr>
+        <w:lastRenderedPageBreak/>
+        <w:t>===</w:t>
+      </w:r>
+      <w:r>
+        <w:rPr>
+          <w:rFonts w:hint="eastAsia"/>
+        </w:rPr>
+        <w:t>华容道</w:t>
+      </w:r>
+      <w:r>
+        <w:rPr>
+          <w:rFonts w:hint="eastAsia"/>
+        </w:rPr>
+        <w:t xml:space="preserve"> </w:t>
+      </w:r>
+      <w:r>
+        <w:rPr>
+          <w:rFonts w:hint="eastAsia"/>
+        </w:rPr>
+        <w:t>-</w:t>
+      </w:r>
+      <w:r>
+        <w:rPr>
+          <w:rFonts w:hint="eastAsia"/>
+        </w:rPr>
+        <w:t xml:space="preserve"> </w:t>
+      </w:r>
+      <w:r>
+        <w:rPr>
+          <w:rFonts w:hint="eastAsia"/>
+        </w:rPr>
+        <w:t>游戏</w:t>
+      </w:r>
+      <w:r>
+        <w:rPr>
+          <w:rFonts w:hint="eastAsia"/>
+        </w:rPr>
+        <w:t>===</w:t>
+      </w:r>
+    </w:p>
+    <w:p>
+      <w:pPr>
+        <w:pStyle w:val="3"/>
+        <w:rPr>
+          <w:rFonts w:hint="eastAsia"/>
+        </w:rPr>
+      </w:pPr>
+      <w:r>
+        <w:rPr>
+          <w:rFonts w:hint="eastAsia"/>
+        </w:rPr>
+        <w:t>游戏</w:t>
+      </w:r>
+      <w:r>
+        <w:rPr>
+          <w:rFonts w:hint="eastAsia"/>
+        </w:rPr>
+        <w:t>简介</w:t>
+      </w:r>
+    </w:p>
+    <w:p>
+      <w:pPr>
+        <w:pStyle w:val="4"/>
+        <w:rPr>
+          <w:rFonts w:hint="eastAsia"/>
+        </w:rPr>
+      </w:pPr>
+      <w:r>
+        <w:rPr>
+          <w:rFonts w:hint="eastAsia"/>
+        </w:rPr>
+        <w:t>1）</w:t>
+      </w:r>
+      <w:r>
+        <w:rPr>
+          <w:rFonts w:hint="eastAsia"/>
+        </w:rPr>
+        <w:t>游戏规则</w:t>
+      </w:r>
+    </w:p>
+    <w:p>
+      <w:pPr>
+        <w:widowControl/>
+        <w:adjustRightInd w:val="0"/>
+        <w:snapToGrid w:val="0"/>
+        <w:jc w:val="left"/>
+        <w:rPr>
+          <w:rFonts w:ascii="Tahoma" w:eastAsia="微软雅黑" w:hAnsi="Tahoma"/>
+          <w:kern w:val="0"/>
+          <w:sz w:val="22"/>
+        </w:rPr>
+      </w:pPr>
+      <w:r>
+        <w:rPr>
+          <w:rFonts w:ascii="Tahoma" w:eastAsia="微软雅黑" w:hAnsi="Tahoma" w:hint="eastAsia"/>
+          <w:kern w:val="0"/>
+          <w:sz w:val="22"/>
+        </w:rPr>
+        <w:t>纯</w:t>
+      </w:r>
+      <w:r>
+        <w:rPr>
+          <w:rFonts w:ascii="Tahoma" w:eastAsia="微软雅黑" w:hAnsi="Tahoma" w:hint="eastAsia"/>
+          <w:kern w:val="0"/>
+          <w:sz w:val="22"/>
+        </w:rPr>
+        <w:t>鼠标控制的游戏，鼠标左键或右键拖拽方块。</w:t>
+      </w:r>
+    </w:p>
+    <w:p>
+      <w:pPr>
+        <w:widowControl/>
+        <w:adjustRightInd w:val="0"/>
+        <w:snapToGrid w:val="0"/>
+        <w:jc w:val="left"/>
+        <w:rPr>
+          <w:rFonts w:ascii="Tahoma" w:eastAsia="微软雅黑" w:hAnsi="Tahoma"/>
+          <w:kern w:val="0"/>
+          <w:sz w:val="22"/>
+        </w:rPr>
+      </w:pPr>
+      <w:r>
+        <w:rPr>
+          <w:rFonts w:ascii="Tahoma" w:eastAsia="微软雅黑" w:hAnsi="Tahoma" w:hint="eastAsia"/>
+          <w:kern w:val="0"/>
+          <w:sz w:val="22"/>
+        </w:rPr>
+        <w:t>只有含“</w:t>
+      </w:r>
+      <w:r>
+        <w:rPr>
+          <w:rFonts w:ascii="Tahoma" w:eastAsia="微软雅黑" w:hAnsi="Tahoma" w:hint="eastAsia"/>
+          <w:kern w:val="0"/>
+          <w:sz w:val="22"/>
+        </w:rPr>
+        <w:t>@</w:t>
+      </w:r>
+      <w:r>
+        <w:rPr>
+          <w:rFonts w:ascii="Tahoma" w:eastAsia="微软雅黑" w:hAnsi="Tahoma" w:hint="eastAsia"/>
+          <w:kern w:val="0"/>
+          <w:sz w:val="22"/>
+        </w:rPr>
+        <w:t>”符号的方块部分，压在了“</w:t>
+      </w:r>
+      <w:r>
+        <w:rPr>
+          <w:rFonts w:ascii="Tahoma" w:eastAsia="微软雅黑" w:hAnsi="Tahoma" w:hint="eastAsia"/>
+          <w:kern w:val="0"/>
+          <w:sz w:val="22"/>
+        </w:rPr>
+        <w:t>@</w:t>
+      </w:r>
+      <w:r>
+        <w:rPr>
+          <w:rFonts w:ascii="Tahoma" w:eastAsia="微软雅黑" w:hAnsi="Tahoma" w:hint="eastAsia"/>
+          <w:kern w:val="0"/>
+          <w:sz w:val="22"/>
+        </w:rPr>
+        <w:t>”的按压板上，才算通关。</w:t>
+      </w:r>
+    </w:p>
+    <w:p>
+      <w:pPr>
+        <w:widowControl/>
+        <w:adjustRightInd w:val="0"/>
+        <w:snapToGrid w:val="0"/>
+        <w:jc w:val="left"/>
+        <w:rPr>
+          <w:rFonts w:ascii="Tahoma" w:eastAsia="微软雅黑" w:hAnsi="Tahoma"/>
+          <w:kern w:val="0"/>
+          <w:sz w:val="22"/>
+        </w:rPr>
+      </w:pPr>
+      <w:r>
+        <w:rPr>
+          <w:rFonts w:ascii="Tahoma" w:eastAsia="微软雅黑" w:hAnsi="Tahoma" w:hint="eastAsia"/>
+          <w:color w:val="0070C0"/>
+          <w:kern w:val="0"/>
+          <w:sz w:val="22"/>
+        </w:rPr>
+        <w:t>玩家在游戏中可以意会到</w:t>
+      </w:r>
+      <w:r>
+        <w:rPr>
+          <w:rFonts w:ascii="Tahoma" w:eastAsia="微软雅黑" w:hAnsi="Tahoma" w:hint="eastAsia"/>
+          <w:color w:val="0070C0"/>
+          <w:kern w:val="0"/>
+          <w:sz w:val="22"/>
+        </w:rPr>
+        <w:t>游戏规则，可以不作详细的规则说明</w:t>
+      </w:r>
+      <w:r>
+        <w:rPr>
+          <w:rFonts w:ascii="Tahoma" w:eastAsia="微软雅黑" w:hAnsi="Tahoma" w:hint="eastAsia"/>
+          <w:color w:val="0070C0"/>
+          <w:kern w:val="0"/>
+          <w:sz w:val="22"/>
+        </w:rPr>
+        <w:t>。</w:t>
+      </w:r>
+    </w:p>
+    <w:p>
+      <w:pPr>
+        <w:widowControl/>
+        <w:adjustRightInd w:val="0"/>
+        <w:snapToGrid w:val="0"/>
+        <w:jc w:val="left"/>
+        <w:rPr>
+          <w:rFonts w:ascii="Tahoma" w:eastAsia="微软雅黑" w:hAnsi="Tahoma"/>
+          <w:kern w:val="0"/>
+          <w:sz w:val="22"/>
+        </w:rPr>
+      </w:pPr>
+    </w:p>
+    <w:p>
+      <w:pPr>
+        <w:pStyle w:val="4"/>
+        <w:rPr>
+          <w:rFonts w:hint="eastAsia"/>
+        </w:rPr>
+      </w:pPr>
+      <w:r>
+        <w:t>2</w:t>
+      </w:r>
+      <w:r>
+        <w:rPr>
+          <w:rFonts w:hint="eastAsia"/>
+        </w:rPr>
+        <w:t>）难度分配</w:t>
+      </w:r>
+    </w:p>
+    <w:p>
+      <w:pPr>
+        <w:widowControl/>
+        <w:adjustRightInd w:val="0"/>
+        <w:snapToGrid w:val="0"/>
+        <w:jc w:val="left"/>
+        <w:rPr>
+          <w:rFonts w:ascii="Tahoma" w:eastAsia="微软雅黑" w:hAnsi="Tahoma"/>
+          <w:kern w:val="0"/>
+          <w:sz w:val="22"/>
+        </w:rPr>
+      </w:pPr>
+      <w:r>
+        <w:rPr>
+          <w:rFonts w:ascii="Tahoma" w:eastAsia="微软雅黑" w:hAnsi="Tahoma" w:hint="eastAsia"/>
+          <w:kern w:val="0"/>
+          <w:sz w:val="22"/>
+        </w:rPr>
+        <w:t>障碍方块的长短，能影响解谜的难度</w:t>
+      </w:r>
+      <w:r>
+        <w:rPr>
+          <w:rFonts w:ascii="Tahoma" w:eastAsia="微软雅黑" w:hAnsi="Tahoma" w:hint="eastAsia"/>
+          <w:kern w:val="0"/>
+          <w:sz w:val="22"/>
+        </w:rPr>
+        <w:t>。</w:t>
+      </w:r>
+    </w:p>
+    <w:p>
+      <w:pPr>
+        <w:widowControl/>
+        <w:adjustRightInd w:val="0"/>
+        <w:snapToGrid w:val="0"/>
+        <w:jc w:val="left"/>
+        <w:rPr>
+          <w:rFonts w:ascii="Tahoma" w:eastAsia="微软雅黑" w:hAnsi="Tahoma"/>
+          <w:kern w:val="0"/>
+          <w:sz w:val="22"/>
+        </w:rPr>
+      </w:pPr>
+      <w:r>
+        <w:rPr>
+          <w:rFonts w:ascii="Tahoma" w:eastAsia="微软雅黑" w:hAnsi="Tahoma" w:hint="eastAsia"/>
+          <w:kern w:val="0"/>
+          <w:sz w:val="22"/>
+        </w:rPr>
+        <w:t>障碍方块的形状，能影响解谜的难度。</w:t>
+      </w:r>
+    </w:p>
+    <w:p>
+      <w:pPr>
+        <w:widowControl/>
+        <w:adjustRightInd w:val="0"/>
+        <w:snapToGrid w:val="0"/>
+        <w:jc w:val="left"/>
+        <w:rPr>
+          <w:rFonts w:ascii="Tahoma" w:eastAsia="微软雅黑" w:hAnsi="Tahoma"/>
+          <w:color w:val="A6A6A6" w:themeColor="background1" w:themeShade="A6"/>
+          <w:kern w:val="0"/>
+          <w:sz w:val="22"/>
+        </w:rPr>
+      </w:pPr>
+      <w:r>
+        <w:rPr>
+          <w:rFonts w:ascii="Tahoma" w:eastAsia="微软雅黑" w:hAnsi="Tahoma" w:hint="eastAsia"/>
+          <w:kern w:val="0"/>
+          <w:sz w:val="22"/>
+        </w:rPr>
+        <w:t>障碍方块放置后剩余的空间，能极大地影响解谜的难度。</w:t>
+      </w:r>
+    </w:p>
+    <w:p>
+      <w:pPr>
+        <w:widowControl/>
+        <w:adjustRightInd w:val="0"/>
+        <w:snapToGrid w:val="0"/>
+        <w:jc w:val="left"/>
+        <w:rPr>
+          <w:rFonts w:ascii="Tahoma" w:eastAsia="微软雅黑" w:hAnsi="Tahoma"/>
+          <w:kern w:val="0"/>
+          <w:sz w:val="22"/>
+        </w:rPr>
+      </w:pPr>
+    </w:p>
+    <w:p>
+      <w:pPr>
+        <w:pStyle w:val="4"/>
+        <w:rPr>
+          <w:rFonts w:hint="eastAsia"/>
+        </w:rPr>
+      </w:pPr>
+      <w:bookmarkStart w:id="0" w:name="_Hlk74556982"/>
+      <w:r>
+        <w:t>3</w:t>
+      </w:r>
+      <w:r>
+        <w:rPr>
+          <w:rFonts w:hint="eastAsia"/>
+        </w:rPr>
+        <w:t>）禁用能力</w:t>
+      </w:r>
+    </w:p>
+    <w:p>
+      <w:pPr>
+        <w:widowControl/>
+        <w:adjustRightInd w:val="0"/>
+        <w:snapToGrid w:val="0"/>
+        <w:jc w:val="left"/>
+        <w:rPr>
+          <w:rFonts w:ascii="Tahoma" w:eastAsia="微软雅黑" w:hAnsi="Tahoma"/>
+          <w:kern w:val="0"/>
+          <w:sz w:val="22"/>
+        </w:rPr>
+      </w:pPr>
+      <w:r>
+        <w:rPr>
+          <w:rFonts w:ascii="Tahoma" w:eastAsia="微软雅黑" w:hAnsi="Tahoma" w:hint="eastAsia"/>
+          <w:kern w:val="0"/>
+          <w:sz w:val="22"/>
+        </w:rPr>
+        <w:t>无。</w:t>
+      </w:r>
+    </w:p>
+    <w:bookmarkEnd w:id="0"/>
+    <w:p>
+      <w:pPr>
+        <w:widowControl/>
+        <w:adjustRightInd w:val="0"/>
+        <w:snapToGrid w:val="0"/>
+        <w:jc w:val="left"/>
+        <w:rPr>
+          <w:rFonts w:ascii="Tahoma" w:eastAsia="微软雅黑" w:hAnsi="Tahoma"/>
+          <w:kern w:val="0"/>
+          <w:sz w:val="22"/>
+        </w:rPr>
+      </w:pPr>
+    </w:p>
+    <w:p>
+      <w:pPr>
+        <w:pStyle w:val="4"/>
+        <w:rPr>
+          <w:rFonts w:hint="eastAsia"/>
+        </w:rPr>
+      </w:pPr>
+      <w:bookmarkStart w:id="1" w:name="_Hlk75009677"/>
+      <w:r>
+        <w:t>4</w:t>
+      </w:r>
+      <w:r>
+        <w:rPr>
+          <w:rFonts w:hint="eastAsia"/>
+        </w:rPr>
+        <w:t>）卡关注意事项</w:t>
       </w:r>
     </w:p>
     <w:p>
@@ -915,7 +1230,64 @@
           <w:kern w:val="0"/>
           <w:sz w:val="22"/>
         </w:rPr>
-        <w:t>具体注意示例下面的地方：</w:t>
+        <w:t>该解谜可随时用鼠标重置，不会卡关。</w:t>
+      </w:r>
+      <w:bookmarkEnd w:id="1"/>
+    </w:p>
+    <w:p>
+      <w:pPr>
+        <w:widowControl/>
+        <w:adjustRightInd w:val="0"/>
+        <w:snapToGrid w:val="0"/>
+        <w:spacing w:after="200"/>
+        <w:jc w:val="left"/>
+        <w:rPr>
+          <w:rFonts w:ascii="Tahoma" w:eastAsia="微软雅黑" w:hAnsi="Tahoma"/>
+          <w:kern w:val="0"/>
+          <w:sz w:val="22"/>
+        </w:rPr>
+      </w:pPr>
+    </w:p>
+    <w:p>
+      <w:pPr>
+        <w:widowControl/>
+        <w:jc w:val="left"/>
+        <w:rPr>
+          <w:rFonts w:ascii="Tahoma" w:eastAsia="微软雅黑" w:hAnsi="Tahoma"/>
+          <w:kern w:val="0"/>
+          <w:sz w:val="22"/>
+        </w:rPr>
+      </w:pPr>
+      <w:r>
+        <w:rPr>
+          <w:rFonts w:ascii="Tahoma" w:eastAsia="微软雅黑" w:hAnsi="Tahoma"/>
+          <w:kern w:val="0"/>
+          <w:sz w:val="22"/>
+        </w:rPr>
+        <w:br w:type="page"/>
+      </w:r>
+    </w:p>
+    <w:p>
+      <w:pPr>
+        <w:pStyle w:val="3"/>
+        <w:rPr>
+          <w:rFonts w:hint="eastAsia"/>
+        </w:rPr>
+      </w:pPr>
+      <w:bookmarkStart w:id="2" w:name="_Hlk75118781"/>
+      <w:r>
+        <w:rPr>
+          <w:rFonts w:hint="eastAsia"/>
+        </w:rPr>
+        <w:lastRenderedPageBreak/>
+        <w:t>设计</w:t>
+      </w:r>
+      <w:bookmarkEnd w:id="2"/>
+      <w:r>
+        <w:rPr>
+          <w:rFonts w:hint="eastAsia"/>
+        </w:rPr>
+        <w:t>者视角</w:t>
       </w:r>
     </w:p>
     <w:p>
@@ -932,7 +1304,266 @@
         <w:rPr>
           <w:rFonts w:hint="eastAsia"/>
         </w:rPr>
-        <w:t>）位置重置</w:t>
+        <w:t>）</w:t>
+      </w:r>
+      <w:r>
+        <w:rPr>
+          <w:rFonts w:hint="eastAsia"/>
+        </w:rPr>
+        <w:t>用途</w:t>
+      </w:r>
+    </w:p>
+    <w:p>
+      <w:pPr>
+        <w:widowControl/>
+        <w:jc w:val="left"/>
+        <w:rPr>
+          <w:rFonts w:ascii="Tahoma" w:eastAsia="微软雅黑" w:hAnsi="Tahoma" w:hint="eastAsia"/>
+          <w:kern w:val="0"/>
+          <w:sz w:val="22"/>
+        </w:rPr>
+      </w:pPr>
+      <w:r>
+        <w:rPr>
+          <w:rFonts w:ascii="Tahoma" w:eastAsia="微软雅黑" w:hAnsi="Tahoma" w:hint="eastAsia"/>
+          <w:kern w:val="0"/>
+          <w:sz w:val="22"/>
+        </w:rPr>
+        <w:t>可以作为小游戏加入到主线中，作为开门锁、谜题盒子、古代石板迷阵等场景使用。</w:t>
+      </w:r>
+    </w:p>
+    <w:p>
+      <w:pPr>
+        <w:widowControl/>
+        <w:jc w:val="left"/>
+        <w:rPr>
+          <w:rFonts w:ascii="Tahoma" w:eastAsia="微软雅黑" w:hAnsi="Tahoma" w:hint="eastAsia"/>
+          <w:kern w:val="0"/>
+          <w:sz w:val="22"/>
+        </w:rPr>
+      </w:pPr>
+    </w:p>
+    <w:p>
+      <w:pPr>
+        <w:pStyle w:val="4"/>
+        <w:rPr>
+          <w:rFonts w:hint="eastAsia"/>
+        </w:rPr>
+      </w:pPr>
+      <w:r>
+        <w:t>2</w:t>
+      </w:r>
+      <w:r>
+        <w:rPr>
+          <w:rFonts w:hint="eastAsia"/>
+        </w:rPr>
+        <w:t>）</w:t>
+      </w:r>
+      <w:r>
+        <w:rPr>
+          <w:rFonts w:hint="eastAsia"/>
+        </w:rPr>
+        <w:t>难度安排</w:t>
+      </w:r>
+    </w:p>
+    <w:p>
+      <w:pPr>
+        <w:snapToGrid w:val="0"/>
+        <w:rPr>
+          <w:rFonts w:ascii="Tahoma" w:eastAsia="微软雅黑" w:hAnsi="Tahoma"/>
+          <w:kern w:val="0"/>
+          <w:sz w:val="22"/>
+        </w:rPr>
+      </w:pPr>
+      <w:r>
+        <w:rPr>
+          <w:rFonts w:ascii="Tahoma" w:eastAsia="微软雅黑" w:hAnsi="Tahoma" w:hint="eastAsia"/>
+          <w:kern w:val="0"/>
+          <w:sz w:val="22"/>
+        </w:rPr>
+        <w:t>如果你需要在你的游戏中添加该解谜类型，</w:t>
+      </w:r>
+    </w:p>
+    <w:p>
+      <w:pPr>
+        <w:snapToGrid w:val="0"/>
+        <w:rPr>
+          <w:rFonts w:ascii="Tahoma" w:eastAsia="微软雅黑" w:hAnsi="Tahoma"/>
+          <w:kern w:val="0"/>
+          <w:sz w:val="22"/>
+        </w:rPr>
+      </w:pPr>
+      <w:r>
+        <w:rPr>
+          <w:rFonts w:ascii="Tahoma" w:eastAsia="微软雅黑" w:hAnsi="Tahoma" w:hint="eastAsia"/>
+          <w:kern w:val="0"/>
+          <w:sz w:val="22"/>
+        </w:rPr>
+        <w:t>关卡</w:t>
+      </w:r>
+      <w:r>
+        <w:rPr>
+          <w:rFonts w:ascii="Tahoma" w:eastAsia="微软雅黑" w:hAnsi="Tahoma" w:hint="eastAsia"/>
+          <w:kern w:val="0"/>
+          <w:sz w:val="22"/>
+        </w:rPr>
+        <w:t>建议最多</w:t>
+      </w:r>
+      <w:r>
+        <w:rPr>
+          <w:rFonts w:ascii="Tahoma" w:eastAsia="微软雅黑" w:hAnsi="Tahoma" w:hint="eastAsia"/>
+          <w:kern w:val="0"/>
+          <w:sz w:val="22"/>
+        </w:rPr>
+        <w:t>两</w:t>
+      </w:r>
+      <w:r>
+        <w:rPr>
+          <w:rFonts w:ascii="Tahoma" w:eastAsia="微软雅黑" w:hAnsi="Tahoma" w:hint="eastAsia"/>
+          <w:kern w:val="0"/>
+          <w:sz w:val="22"/>
+        </w:rPr>
+        <w:t>关，难度最大</w:t>
+      </w:r>
+      <w:r>
+        <w:rPr>
+          <w:rFonts w:ascii="Tahoma" w:eastAsia="微软雅黑" w:hAnsi="Tahoma" w:hint="eastAsia"/>
+          <w:kern w:val="0"/>
+          <w:sz w:val="22"/>
+        </w:rPr>
+        <w:t>到</w:t>
+      </w:r>
+      <w:r>
+        <w:rPr>
+          <w:rFonts w:ascii="Tahoma" w:eastAsia="微软雅黑" w:hAnsi="Tahoma" w:hint="eastAsia"/>
+          <w:kern w:val="0"/>
+          <w:sz w:val="22"/>
+        </w:rPr>
+        <w:t>第</w:t>
+      </w:r>
+      <w:r>
+        <w:rPr>
+          <w:rFonts w:ascii="Tahoma" w:eastAsia="微软雅黑" w:hAnsi="Tahoma" w:hint="eastAsia"/>
+          <w:kern w:val="0"/>
+          <w:sz w:val="22"/>
+        </w:rPr>
+        <w:t>四</w:t>
+      </w:r>
+      <w:r>
+        <w:rPr>
+          <w:rFonts w:ascii="Tahoma" w:eastAsia="微软雅黑" w:hAnsi="Tahoma" w:hint="eastAsia"/>
+          <w:kern w:val="0"/>
+          <w:sz w:val="22"/>
+        </w:rPr>
+        <w:t>关</w:t>
+      </w:r>
+      <w:r>
+        <w:rPr>
+          <w:rFonts w:ascii="Tahoma" w:eastAsia="微软雅黑" w:hAnsi="Tahoma" w:hint="eastAsia"/>
+          <w:kern w:val="0"/>
+          <w:sz w:val="22"/>
+        </w:rPr>
+        <w:t>，可作为</w:t>
+      </w:r>
+      <w:r>
+        <w:rPr>
+          <w:rFonts w:ascii="Tahoma" w:eastAsia="微软雅黑" w:hAnsi="Tahoma" w:hint="eastAsia"/>
+          <w:kern w:val="0"/>
+          <w:sz w:val="22"/>
+        </w:rPr>
+        <w:t xml:space="preserve"> </w:t>
+      </w:r>
+      <w:r>
+        <w:rPr>
+          <w:rFonts w:ascii="Tahoma" w:eastAsia="微软雅黑" w:hAnsi="Tahoma" w:hint="eastAsia"/>
+          <w:kern w:val="0"/>
+          <w:sz w:val="22"/>
+        </w:rPr>
+        <w:t>支线或主线谜题</w:t>
+      </w:r>
+      <w:r>
+        <w:rPr>
+          <w:rFonts w:ascii="Tahoma" w:eastAsia="微软雅黑" w:hAnsi="Tahoma" w:hint="eastAsia"/>
+          <w:kern w:val="0"/>
+          <w:sz w:val="22"/>
+        </w:rPr>
+        <w:t xml:space="preserve"> </w:t>
+      </w:r>
+      <w:r>
+        <w:rPr>
+          <w:rFonts w:ascii="Tahoma" w:eastAsia="微软雅黑" w:hAnsi="Tahoma" w:hint="eastAsia"/>
+          <w:kern w:val="0"/>
+          <w:sz w:val="22"/>
+        </w:rPr>
+        <w:t>。</w:t>
+      </w:r>
+    </w:p>
+    <w:p>
+      <w:pPr>
+        <w:snapToGrid w:val="0"/>
+        <w:rPr>
+          <w:rFonts w:ascii="Tahoma" w:eastAsia="微软雅黑" w:hAnsi="Tahoma"/>
+          <w:kern w:val="0"/>
+          <w:sz w:val="22"/>
+        </w:rPr>
+      </w:pPr>
+      <w:r>
+        <w:rPr>
+          <w:rFonts w:ascii="Tahoma" w:eastAsia="微软雅黑" w:hAnsi="Tahoma" w:hint="eastAsia"/>
+          <w:kern w:val="0"/>
+          <w:sz w:val="22"/>
+        </w:rPr>
+        <w:t>第五关类似的可以作为</w:t>
+      </w:r>
+      <w:r>
+        <w:rPr>
+          <w:rFonts w:ascii="Tahoma" w:eastAsia="微软雅黑" w:hAnsi="Tahoma" w:hint="eastAsia"/>
+          <w:kern w:val="0"/>
+          <w:sz w:val="22"/>
+        </w:rPr>
+        <w:t xml:space="preserve"> </w:t>
+      </w:r>
+      <w:r>
+        <w:rPr>
+          <w:rFonts w:ascii="Tahoma" w:eastAsia="微软雅黑" w:hAnsi="Tahoma" w:hint="eastAsia"/>
+          <w:kern w:val="0"/>
+          <w:sz w:val="22"/>
+        </w:rPr>
+        <w:t>小分支或成就</w:t>
+      </w:r>
+      <w:r>
+        <w:rPr>
+          <w:rFonts w:ascii="Tahoma" w:eastAsia="微软雅黑" w:hAnsi="Tahoma" w:hint="eastAsia"/>
+          <w:kern w:val="0"/>
+          <w:sz w:val="22"/>
+        </w:rPr>
+        <w:t xml:space="preserve"> </w:t>
+      </w:r>
+      <w:r>
+        <w:rPr>
+          <w:rFonts w:ascii="Tahoma" w:eastAsia="微软雅黑" w:hAnsi="Tahoma" w:hint="eastAsia"/>
+          <w:kern w:val="0"/>
+          <w:sz w:val="22"/>
+        </w:rPr>
+        <w:t>。</w:t>
+      </w:r>
+    </w:p>
+    <w:p>
+      <w:pPr>
+        <w:snapToGrid w:val="0"/>
+        <w:rPr>
+          <w:rFonts w:ascii="Tahoma" w:eastAsia="微软雅黑" w:hAnsi="Tahoma"/>
+          <w:kern w:val="0"/>
+          <w:sz w:val="22"/>
+        </w:rPr>
+      </w:pPr>
+      <w:r>
+        <w:rPr>
+          <w:rFonts w:ascii="Tahoma" w:eastAsia="微软雅黑" w:hAnsi="Tahoma" w:hint="eastAsia"/>
+          <w:kern w:val="0"/>
+          <w:sz w:val="22"/>
+        </w:rPr>
+        <w:t>第六关的设计难度和复杂度都很高，不建议加。</w:t>
       </w:r>
     </w:p>
     <w:p>
@@ -940,6 +1571,7 @@
         <w:widowControl/>
         <w:adjustRightInd w:val="0"/>
         <w:snapToGrid w:val="0"/>
+        <w:spacing w:after="200"/>
         <w:jc w:val="left"/>
         <w:rPr>
           <w:rFonts w:ascii="Tahoma" w:eastAsia="微软雅黑" w:hAnsi="Tahoma"/>
@@ -953,7 +1585,7 @@
           <w:kern w:val="0"/>
           <w:sz w:val="22"/>
         </w:rPr>
-        <w:t>游戏流程中，重置关卡</w:t>
+        <w:t>另外，此解谜游戏的设计</w:t>
       </w:r>
       <w:r>
         <w:rPr>
@@ -969,30 +1601,28 @@
           <w:kern w:val="0"/>
           <w:sz w:val="22"/>
         </w:rPr>
-        <w:t>的事件，会手动批量控制</w:t>
-      </w:r>
-      <w:r>
-        <w:rPr>
-          <w:rFonts w:ascii="Tahoma" w:eastAsia="微软雅黑" w:hAnsi="Tahoma" w:hint="eastAsia"/>
-          <w:kern w:val="0"/>
-          <w:sz w:val="22"/>
-        </w:rPr>
-        <w:t>所有</w:t>
-      </w:r>
-      <w:r>
-        <w:rPr>
-          <w:rFonts w:ascii="Tahoma" w:eastAsia="微软雅黑" w:hAnsi="Tahoma" w:hint="eastAsia"/>
-          <w:kern w:val="0"/>
-          <w:sz w:val="22"/>
-        </w:rPr>
-        <w:t>事件的恢复到原来位置。</w:t>
-      </w:r>
-    </w:p>
-    <w:p>
-      <w:pPr>
-        <w:widowControl/>
-        <w:adjustRightInd w:val="0"/>
-        <w:snapToGrid w:val="0"/>
+        <w:t>不要</w:t>
+      </w:r>
+      <w:r>
+        <w:rPr>
+          <w:rFonts w:ascii="Tahoma" w:eastAsia="微软雅黑" w:hAnsi="Tahoma" w:hint="eastAsia"/>
+          <w:kern w:val="0"/>
+          <w:sz w:val="22"/>
+        </w:rPr>
+        <w:t xml:space="preserve"> </w:t>
+      </w:r>
+      <w:r>
+        <w:rPr>
+          <w:rFonts w:ascii="Tahoma" w:eastAsia="微软雅黑" w:hAnsi="Tahoma" w:hint="eastAsia"/>
+          <w:kern w:val="0"/>
+          <w:sz w:val="22"/>
+        </w:rPr>
+        <w:t>在你的游戏主线中出现第二次，忌重复的玩法。</w:t>
+      </w:r>
+    </w:p>
+    <w:p>
+      <w:pPr>
+        <w:widowControl/>
         <w:jc w:val="left"/>
         <w:rPr>
           <w:rFonts w:ascii="Tahoma" w:eastAsia="微软雅黑" w:hAnsi="Tahoma"/>
@@ -1000,20 +1630,10 @@
           <w:sz w:val="22"/>
         </w:rPr>
       </w:pPr>
-      <w:r>
-        <w:rPr>
-          <w:rFonts w:ascii="Tahoma" w:eastAsia="微软雅黑" w:hAnsi="Tahoma" w:hint="eastAsia"/>
-          <w:kern w:val="0"/>
-          <w:sz w:val="22"/>
-        </w:rPr>
-        <w:t>离开关卡或刷新地图，也会使得这些方块的位置重置。</w:t>
-      </w:r>
-    </w:p>
-    <w:p>
-      <w:pPr>
-        <w:widowControl/>
-        <w:adjustRightInd w:val="0"/>
-        <w:snapToGrid w:val="0"/>
+    </w:p>
+    <w:p>
+      <w:pPr>
+        <w:widowControl/>
         <w:jc w:val="left"/>
         <w:rPr>
           <w:rFonts w:ascii="Tahoma" w:eastAsia="微软雅黑" w:hAnsi="Tahoma"/>
@@ -1023,34 +1643,251 @@
       </w:pPr>
       <w:r>
         <w:rPr>
-          <w:rFonts w:ascii="Tahoma" w:eastAsia="微软雅黑" w:hAnsi="Tahoma" w:hint="eastAsia"/>
-          <w:kern w:val="0"/>
-          <w:sz w:val="22"/>
-        </w:rPr>
-        <w:t>（如果你要使得方块位置刷地图时不被重置，可以用“物体</w:t>
-      </w:r>
-      <w:r>
-        <w:rPr>
-          <w:rFonts w:ascii="Tahoma" w:eastAsia="微软雅黑" w:hAnsi="Tahoma" w:hint="eastAsia"/>
-          <w:kern w:val="0"/>
-          <w:sz w:val="22"/>
-        </w:rPr>
-        <w:t>-</w:t>
-      </w:r>
-      <w:r>
-        <w:rPr>
-          <w:rFonts w:ascii="Tahoma" w:eastAsia="微软雅黑" w:hAnsi="Tahoma" w:hint="eastAsia"/>
-          <w:kern w:val="0"/>
-          <w:sz w:val="22"/>
-        </w:rPr>
-        <w:t>位置存储器”插件）</w:t>
-      </w:r>
-    </w:p>
-    <w:p>
-      <w:pPr>
-        <w:widowControl/>
-        <w:adjustRightInd w:val="0"/>
-        <w:snapToGrid w:val="0"/>
+          <w:rFonts w:ascii="Tahoma" w:eastAsia="微软雅黑" w:hAnsi="Tahoma"/>
+          <w:kern w:val="0"/>
+          <w:sz w:val="22"/>
+        </w:rPr>
+        <w:br w:type="page"/>
+      </w:r>
+    </w:p>
+    <w:p>
+      <w:pPr>
+        <w:pStyle w:val="3"/>
+        <w:rPr>
+          <w:rFonts w:hint="eastAsia"/>
+        </w:rPr>
+      </w:pPr>
+      <w:r>
+        <w:rPr>
+          <w:rFonts w:hint="eastAsia"/>
+        </w:rPr>
+        <w:lastRenderedPageBreak/>
+        <w:t>谜题解法</w:t>
+      </w:r>
+    </w:p>
+    <w:p>
+      <w:pPr>
+        <w:pStyle w:val="4"/>
+        <w:rPr>
+          <w:rFonts w:hint="eastAsia"/>
+        </w:rPr>
+      </w:pPr>
+      <w:r>
+        <w:rPr>
+          <w:rFonts w:hint="eastAsia"/>
+        </w:rPr>
+        <w:t>1）空位堵路预判法</w:t>
+      </w:r>
+    </w:p>
+    <w:p>
+      <w:pPr>
+        <w:snapToGrid w:val="0"/>
+        <w:rPr>
+          <w:rFonts w:ascii="Tahoma" w:eastAsia="微软雅黑" w:hAnsi="Tahoma"/>
+          <w:kern w:val="0"/>
+          <w:sz w:val="22"/>
+        </w:rPr>
+      </w:pPr>
+      <w:r>
+        <w:rPr>
+          <w:rFonts w:ascii="Tahoma" w:eastAsia="微软雅黑" w:hAnsi="Tahoma" w:hint="eastAsia"/>
+          <w:kern w:val="0"/>
+          <w:sz w:val="22"/>
+        </w:rPr>
+        <w:t>华容道中，</w:t>
+      </w:r>
+      <w:r>
+        <w:rPr>
+          <w:rFonts w:ascii="Tahoma" w:eastAsia="微软雅黑" w:hAnsi="Tahoma" w:hint="eastAsia"/>
+          <w:kern w:val="0"/>
+          <w:sz w:val="22"/>
+        </w:rPr>
+        <w:t>空位</w:t>
+      </w:r>
+      <w:r>
+        <w:rPr>
+          <w:rFonts w:ascii="Tahoma" w:eastAsia="微软雅黑" w:hAnsi="Tahoma" w:hint="eastAsia"/>
+          <w:kern w:val="0"/>
+          <w:sz w:val="22"/>
+        </w:rPr>
+        <w:t>和堵路</w:t>
+      </w:r>
+      <w:r>
+        <w:rPr>
+          <w:rFonts w:ascii="Tahoma" w:eastAsia="微软雅黑" w:hAnsi="Tahoma" w:hint="eastAsia"/>
+          <w:kern w:val="0"/>
+          <w:sz w:val="22"/>
+        </w:rPr>
+        <w:t>的数量</w:t>
+      </w:r>
+      <w:r>
+        <w:rPr>
+          <w:rFonts w:ascii="Tahoma" w:eastAsia="微软雅黑" w:hAnsi="Tahoma" w:hint="eastAsia"/>
+          <w:kern w:val="0"/>
+          <w:sz w:val="22"/>
+        </w:rPr>
+        <w:t>直接决定了解谜的复杂度。</w:t>
+      </w:r>
+    </w:p>
+    <w:p>
+      <w:pPr>
+        <w:snapToGrid w:val="0"/>
+        <w:rPr>
+          <w:rFonts w:ascii="Tahoma" w:eastAsia="微软雅黑" w:hAnsi="Tahoma"/>
+          <w:color w:val="0070C0"/>
+          <w:kern w:val="0"/>
+          <w:sz w:val="22"/>
+        </w:rPr>
+      </w:pPr>
+      <w:r>
+        <w:rPr>
+          <w:rFonts w:ascii="Tahoma" w:eastAsia="微软雅黑" w:hAnsi="Tahoma" w:hint="eastAsia"/>
+          <w:color w:val="0070C0"/>
+          <w:kern w:val="0"/>
+          <w:sz w:val="22"/>
+        </w:rPr>
+        <w:t>先考虑将所有</w:t>
+      </w:r>
+      <w:r>
+        <w:rPr>
+          <w:rFonts w:ascii="Tahoma" w:eastAsia="微软雅黑" w:hAnsi="Tahoma" w:hint="eastAsia"/>
+          <w:color w:val="0070C0"/>
+          <w:kern w:val="0"/>
+          <w:sz w:val="22"/>
+        </w:rPr>
+        <w:t xml:space="preserve"> </w:t>
+      </w:r>
+      <w:r>
+        <w:rPr>
+          <w:rFonts w:ascii="Tahoma" w:eastAsia="微软雅黑" w:hAnsi="Tahoma" w:hint="eastAsia"/>
+          <w:color w:val="0070C0"/>
+          <w:kern w:val="0"/>
+          <w:sz w:val="22"/>
+        </w:rPr>
+        <w:t>空位</w:t>
+      </w:r>
+      <w:r>
+        <w:rPr>
+          <w:rFonts w:ascii="Tahoma" w:eastAsia="微软雅黑" w:hAnsi="Tahoma" w:hint="eastAsia"/>
+          <w:color w:val="0070C0"/>
+          <w:kern w:val="0"/>
+          <w:sz w:val="22"/>
+        </w:rPr>
+        <w:t xml:space="preserve"> </w:t>
+      </w:r>
+      <w:r>
+        <w:rPr>
+          <w:rFonts w:ascii="Tahoma" w:eastAsia="微软雅黑" w:hAnsi="Tahoma" w:hint="eastAsia"/>
+          <w:color w:val="0070C0"/>
+          <w:kern w:val="0"/>
+          <w:sz w:val="22"/>
+        </w:rPr>
+        <w:t>集合在一起，再</w:t>
+      </w:r>
+      <w:r>
+        <w:rPr>
+          <w:rFonts w:ascii="Tahoma" w:eastAsia="微软雅黑" w:hAnsi="Tahoma" w:hint="eastAsia"/>
+          <w:color w:val="0070C0"/>
+          <w:kern w:val="0"/>
+          <w:sz w:val="22"/>
+        </w:rPr>
+        <w:t>根据</w:t>
+      </w:r>
+      <w:r>
+        <w:rPr>
+          <w:rFonts w:ascii="Tahoma" w:eastAsia="微软雅黑" w:hAnsi="Tahoma" w:hint="eastAsia"/>
+          <w:color w:val="0070C0"/>
+          <w:kern w:val="0"/>
+          <w:sz w:val="22"/>
+        </w:rPr>
+        <w:t>目标方块的堵路关系，构思移动路线。</w:t>
+      </w:r>
+    </w:p>
+    <w:p>
+      <w:pPr>
+        <w:snapToGrid w:val="0"/>
+        <w:rPr>
+          <w:rFonts w:ascii="Tahoma" w:eastAsia="微软雅黑" w:hAnsi="Tahoma"/>
+          <w:kern w:val="0"/>
+          <w:sz w:val="22"/>
+        </w:rPr>
+      </w:pPr>
+      <w:r>
+        <w:rPr>
+          <w:rFonts w:ascii="Tahoma" w:eastAsia="微软雅黑" w:hAnsi="Tahoma" w:hint="eastAsia"/>
+          <w:kern w:val="0"/>
+          <w:sz w:val="22"/>
+        </w:rPr>
+        <w:t>大部分的解谜关卡的会预留很多空位，所以不用担心空位少谜题解不开的情况。</w:t>
+      </w:r>
+    </w:p>
+    <w:p>
+      <w:pPr>
+        <w:snapToGrid w:val="0"/>
+        <w:rPr>
+          <w:rFonts w:ascii="Tahoma" w:eastAsia="微软雅黑" w:hAnsi="Tahoma"/>
+          <w:kern w:val="0"/>
+          <w:sz w:val="22"/>
+        </w:rPr>
+      </w:pPr>
+    </w:p>
+    <w:p>
+      <w:pPr>
+        <w:snapToGrid w:val="0"/>
+        <w:rPr>
+          <w:rFonts w:ascii="Tahoma" w:eastAsia="微软雅黑" w:hAnsi="Tahoma"/>
+          <w:kern w:val="0"/>
+          <w:sz w:val="22"/>
+        </w:rPr>
+      </w:pPr>
+      <w:r>
+        <w:rPr>
+          <w:rFonts w:ascii="Tahoma" w:eastAsia="微软雅黑" w:hAnsi="Tahoma" w:hint="eastAsia"/>
+          <w:kern w:val="0"/>
+          <w:sz w:val="22"/>
+        </w:rPr>
+        <w:t>比如第五关，由于三个柱子挡道，可以确定目标大方块的路线是固定的。</w:t>
+      </w:r>
+    </w:p>
+    <w:p>
+      <w:pPr>
+        <w:snapToGrid w:val="0"/>
+        <w:rPr>
+          <w:rFonts w:ascii="Tahoma" w:eastAsia="微软雅黑" w:hAnsi="Tahoma"/>
+          <w:kern w:val="0"/>
+          <w:sz w:val="22"/>
+        </w:rPr>
+      </w:pPr>
+      <w:r>
+        <w:rPr>
+          <w:rFonts w:ascii="Tahoma" w:eastAsia="微软雅黑" w:hAnsi="Tahoma" w:hint="eastAsia"/>
+          <w:kern w:val="0"/>
+          <w:sz w:val="22"/>
+        </w:rPr>
+        <w:t>由于大方块体积关系，每次前进都必须要有两个纵向的空位，因此大方块的前进路线中，一定不能有竖方块挡道。</w:t>
+      </w:r>
+    </w:p>
+    <w:p>
+      <w:pPr>
+        <w:snapToGrid w:val="0"/>
+        <w:rPr>
+          <w:rFonts w:ascii="Tahoma" w:eastAsia="微软雅黑" w:hAnsi="Tahoma"/>
+          <w:kern w:val="0"/>
+          <w:sz w:val="22"/>
+        </w:rPr>
+      </w:pPr>
+      <w:r>
+        <w:rPr>
+          <w:rFonts w:ascii="Tahoma" w:eastAsia="微软雅黑" w:hAnsi="Tahoma" w:hint="eastAsia"/>
+          <w:kern w:val="0"/>
+          <w:sz w:val="22"/>
+        </w:rPr>
+        <w:t>所以需要想办法把所有竖方块转移到大方块后面，才能通过。</w:t>
+      </w:r>
+    </w:p>
+    <w:p>
+      <w:pPr>
+        <w:widowControl/>
         <w:jc w:val="center"/>
         <w:rPr>
           <w:rFonts w:ascii="宋体" w:eastAsia="宋体" w:hAnsi="宋体" w:cs="宋体" w:hint="eastAsia"/>
@@ -1068,7 +1905,834 @@
           <w:szCs w:val="24"/>
         </w:rPr>
         <w:drawing>
-          <wp:inline distT="0" distB="0" distL="0" distR="0" wp14:anchorId="015AAB82" wp14:editId="26D8ABC5">
+          <wp:inline distT="0" distB="0" distL="0" distR="0" wp14:anchorId="6CCF8167" wp14:editId="6FA42E32">
+            <wp:extent cx="4291330" cy="1952953"/>
+            <wp:effectExtent l="0" t="0" r="0" b="9525"/>
+            <wp:docPr id="8" name="图片 8"/>
+            <wp:cNvGraphicFramePr>
+              <a:graphicFrameLocks xmlns:a="http://schemas.openxmlformats.org/drawingml/2006/main" noChangeAspect="1"/>
+            </wp:cNvGraphicFramePr>
+            <a:graphic xmlns:a="http://schemas.openxmlformats.org/drawingml/2006/main">
+              <a:graphicData uri="http://schemas.openxmlformats.org/drawingml/2006/picture">
+                <pic:pic xmlns:pic="http://schemas.openxmlformats.org/drawingml/2006/picture">
+                  <pic:nvPicPr>
+                    <pic:cNvPr id="0" name="Picture 7"/>
+                    <pic:cNvPicPr>
+                      <a:picLocks noChangeAspect="1" noChangeArrowheads="1"/>
+                    </pic:cNvPicPr>
+                  </pic:nvPicPr>
+                  <pic:blipFill>
+                    <a:blip r:embed="rId7">
+                      <a:extLst>
+                        <a:ext uri="{28A0092B-C50C-407E-A947-70E740481C1C}">
+                          <a14:useLocalDpi xmlns:a14="http://schemas.microsoft.com/office/drawing/2010/main" val="0"/>
+                        </a:ext>
+                      </a:extLst>
+                    </a:blip>
+                    <a:srcRect/>
+                    <a:stretch>
+                      <a:fillRect/>
+                    </a:stretch>
+                  </pic:blipFill>
+                  <pic:spPr bwMode="auto">
+                    <a:xfrm>
+                      <a:off x="0" y="0"/>
+                      <a:ext cx="4294675" cy="1954475"/>
+                    </a:xfrm>
+                    <a:prstGeom prst="rect">
+                      <a:avLst/>
+                    </a:prstGeom>
+                    <a:noFill/>
+                    <a:ln>
+                      <a:noFill/>
+                    </a:ln>
+                  </pic:spPr>
+                </pic:pic>
+              </a:graphicData>
+            </a:graphic>
+          </wp:inline>
+        </w:drawing>
+      </w:r>
+    </w:p>
+    <w:p>
+      <w:pPr>
+        <w:rPr>
+          <w:rFonts w:ascii="Tahoma" w:eastAsia="微软雅黑" w:hAnsi="Tahoma"/>
+          <w:kern w:val="0"/>
+          <w:sz w:val="22"/>
+        </w:rPr>
+      </w:pPr>
+    </w:p>
+    <w:p>
+      <w:pPr>
+        <w:widowControl/>
+        <w:jc w:val="left"/>
+        <w:rPr>
+          <w:rFonts w:ascii="Tahoma" w:eastAsia="微软雅黑" w:hAnsi="Tahoma"/>
+          <w:kern w:val="0"/>
+          <w:sz w:val="22"/>
+        </w:rPr>
+      </w:pPr>
+      <w:r>
+        <w:rPr>
+          <w:rFonts w:ascii="Tahoma" w:eastAsia="微软雅黑" w:hAnsi="Tahoma"/>
+          <w:kern w:val="0"/>
+          <w:sz w:val="22"/>
+        </w:rPr>
+        <w:br w:type="page"/>
+      </w:r>
+    </w:p>
+    <w:p>
+      <w:pPr>
+        <w:pStyle w:val="2"/>
+        <w:rPr>
+          <w:rFonts w:hint="eastAsia"/>
+        </w:rPr>
+      </w:pPr>
+      <w:r>
+        <w:rPr>
+          <w:rFonts w:hint="eastAsia"/>
+        </w:rPr>
+        <w:lastRenderedPageBreak/>
+        <w:t>===</w:t>
+      </w:r>
+      <w:r>
+        <w:rPr>
+          <w:rFonts w:hint="eastAsia"/>
+        </w:rPr>
+        <w:t>华容道</w:t>
+      </w:r>
+      <w:r>
+        <w:rPr>
+          <w:rFonts w:hint="eastAsia"/>
+        </w:rPr>
+        <w:t xml:space="preserve"> </w:t>
+      </w:r>
+      <w:r>
+        <w:rPr>
+          <w:rFonts w:hint="eastAsia"/>
+        </w:rPr>
+        <w:t>-</w:t>
+      </w:r>
+      <w:r>
+        <w:rPr>
+          <w:rFonts w:hint="eastAsia"/>
+        </w:rPr>
+        <w:t xml:space="preserve"> </w:t>
+      </w:r>
+      <w:r>
+        <w:rPr>
+          <w:rFonts w:hint="eastAsia"/>
+        </w:rPr>
+        <w:t>实现</w:t>
+      </w:r>
+      <w:r>
+        <w:rPr>
+          <w:rFonts w:hint="eastAsia"/>
+        </w:rPr>
+        <w:t>===</w:t>
+      </w:r>
+    </w:p>
+    <w:p>
+      <w:pPr>
+        <w:pStyle w:val="3"/>
+        <w:rPr>
+          <w:rFonts w:hint="eastAsia"/>
+        </w:rPr>
+      </w:pPr>
+      <w:r>
+        <w:rPr>
+          <w:rFonts w:hint="eastAsia"/>
+        </w:rPr>
+        <w:t>基础插件</w:t>
+      </w:r>
+    </w:p>
+    <w:p>
+      <w:pPr>
+        <w:widowControl/>
+        <w:adjustRightInd w:val="0"/>
+        <w:snapToGrid w:val="0"/>
+        <w:jc w:val="left"/>
+        <w:rPr>
+          <w:rFonts w:ascii="Tahoma" w:eastAsia="微软雅黑" w:hAnsi="Tahoma"/>
+          <w:kern w:val="0"/>
+          <w:sz w:val="22"/>
+        </w:rPr>
+      </w:pPr>
+      <w:r>
+        <w:rPr>
+          <w:rFonts w:ascii="Tahoma" w:eastAsia="微软雅黑" w:hAnsi="Tahoma" w:hint="eastAsia"/>
+          <w:kern w:val="0"/>
+          <w:sz w:val="22"/>
+        </w:rPr>
+        <w:t>如果要从零开始设计，需要下图的插件：</w:t>
+      </w:r>
+    </w:p>
+    <w:p>
+      <w:pPr>
+        <w:widowControl/>
+        <w:adjustRightInd w:val="0"/>
+        <w:snapToGrid w:val="0"/>
+        <w:jc w:val="center"/>
+        <w:rPr>
+          <w:rFonts w:ascii="Tahoma" w:eastAsia="微软雅黑" w:hAnsi="Tahoma"/>
+          <w:kern w:val="0"/>
+          <w:sz w:val="22"/>
+        </w:rPr>
+      </w:pPr>
+      <w:r>
+        <w:rPr>
+          <w:rFonts w:hint="eastAsia"/>
+          <w:noProof/>
+        </w:rPr>
+        <w:drawing>
+          <wp:inline distT="0" distB="0" distL="0" distR="0" wp14:anchorId="66719047" wp14:editId="2DB8DE31">
+            <wp:extent cx="5020310" cy="2131788"/>
+            <wp:effectExtent l="0" t="0" r="8890" b="1905"/>
+            <wp:docPr id="198376296" name="图片 1"/>
+            <wp:cNvGraphicFramePr>
+              <a:graphicFrameLocks xmlns:a="http://schemas.openxmlformats.org/drawingml/2006/main" noChangeAspect="1"/>
+            </wp:cNvGraphicFramePr>
+            <a:graphic xmlns:a="http://schemas.openxmlformats.org/drawingml/2006/main">
+              <a:graphicData uri="http://schemas.openxmlformats.org/drawingml/2006/picture">
+                <pic:pic xmlns:pic="http://schemas.openxmlformats.org/drawingml/2006/picture">
+                  <pic:nvPicPr>
+                    <pic:cNvPr id="0" name="Picture 1"/>
+                    <pic:cNvPicPr>
+                      <a:picLocks noChangeAspect="1" noChangeArrowheads="1"/>
+                    </pic:cNvPicPr>
+                  </pic:nvPicPr>
+                  <pic:blipFill>
+                    <a:blip r:embed="rId10">
+                      <a:extLst>
+                        <a:ext uri="{28A0092B-C50C-407E-A947-70E740481C1C}">
+                          <a14:useLocalDpi xmlns:a14="http://schemas.microsoft.com/office/drawing/2010/main" val="0"/>
+                        </a:ext>
+                      </a:extLst>
+                    </a:blip>
+                    <a:srcRect/>
+                    <a:stretch>
+                      <a:fillRect/>
+                    </a:stretch>
+                  </pic:blipFill>
+                  <pic:spPr bwMode="auto">
+                    <a:xfrm>
+                      <a:off x="0" y="0"/>
+                      <a:ext cx="5022055" cy="2132529"/>
+                    </a:xfrm>
+                    <a:prstGeom prst="rect">
+                      <a:avLst/>
+                    </a:prstGeom>
+                    <a:noFill/>
+                    <a:ln>
+                      <a:noFill/>
+                    </a:ln>
+                  </pic:spPr>
+                </pic:pic>
+              </a:graphicData>
+            </a:graphic>
+          </wp:inline>
+        </w:drawing>
+      </w:r>
+    </w:p>
+    <w:p>
+      <w:pPr>
+        <w:widowControl/>
+        <w:adjustRightInd w:val="0"/>
+        <w:snapToGrid w:val="0"/>
+        <w:jc w:val="center"/>
+        <w:rPr>
+          <w:rFonts w:ascii="Tahoma" w:eastAsia="微软雅黑" w:hAnsi="Tahoma"/>
+          <w:kern w:val="0"/>
+          <w:sz w:val="22"/>
+        </w:rPr>
+      </w:pPr>
+      <w:r>
+        <w:rPr>
+          <w:rFonts w:ascii="Tahoma" w:eastAsia="微软雅黑" w:hAnsi="Tahoma" w:hint="eastAsia"/>
+          <w:noProof/>
+          <w:kern w:val="0"/>
+          <w:sz w:val="22"/>
+        </w:rPr>
+        <w:drawing>
+          <wp:inline distT="0" distB="0" distL="0" distR="0" wp14:anchorId="2830D4F2" wp14:editId="746604E7">
+            <wp:extent cx="5020733" cy="2098722"/>
+            <wp:effectExtent l="0" t="0" r="8890" b="0"/>
+            <wp:docPr id="112611305" name="图片 2"/>
+            <wp:cNvGraphicFramePr>
+              <a:graphicFrameLocks xmlns:a="http://schemas.openxmlformats.org/drawingml/2006/main" noChangeAspect="1"/>
+            </wp:cNvGraphicFramePr>
+            <a:graphic xmlns:a="http://schemas.openxmlformats.org/drawingml/2006/main">
+              <a:graphicData uri="http://schemas.openxmlformats.org/drawingml/2006/picture">
+                <pic:pic xmlns:pic="http://schemas.openxmlformats.org/drawingml/2006/picture">
+                  <pic:nvPicPr>
+                    <pic:cNvPr id="0" name="Picture 3"/>
+                    <pic:cNvPicPr>
+                      <a:picLocks noChangeAspect="1" noChangeArrowheads="1"/>
+                    </pic:cNvPicPr>
+                  </pic:nvPicPr>
+                  <pic:blipFill>
+                    <a:blip r:embed="rId11">
+                      <a:extLst>
+                        <a:ext uri="{28A0092B-C50C-407E-A947-70E740481C1C}">
+                          <a14:useLocalDpi xmlns:a14="http://schemas.microsoft.com/office/drawing/2010/main" val="0"/>
+                        </a:ext>
+                      </a:extLst>
+                    </a:blip>
+                    <a:srcRect/>
+                    <a:stretch>
+                      <a:fillRect/>
+                    </a:stretch>
+                  </pic:blipFill>
+                  <pic:spPr bwMode="auto">
+                    <a:xfrm>
+                      <a:off x="0" y="0"/>
+                      <a:ext cx="5033673" cy="2104131"/>
+                    </a:xfrm>
+                    <a:prstGeom prst="rect">
+                      <a:avLst/>
+                    </a:prstGeom>
+                    <a:noFill/>
+                    <a:ln>
+                      <a:noFill/>
+                    </a:ln>
+                  </pic:spPr>
+                </pic:pic>
+              </a:graphicData>
+            </a:graphic>
+          </wp:inline>
+        </w:drawing>
+      </w:r>
+    </w:p>
+    <w:p>
+      <w:pPr>
+        <w:widowControl/>
+        <w:snapToGrid w:val="0"/>
+        <w:jc w:val="left"/>
+        <w:rPr>
+          <w:rFonts w:ascii="Tahoma" w:eastAsia="微软雅黑" w:hAnsi="Tahoma"/>
+          <w:b/>
+          <w:bCs/>
+          <w:kern w:val="0"/>
+          <w:sz w:val="22"/>
+        </w:rPr>
+      </w:pPr>
+      <w:r>
+        <w:rPr>
+          <w:rFonts w:ascii="Tahoma" w:eastAsia="微软雅黑" w:hAnsi="Tahoma" w:hint="eastAsia"/>
+          <w:b/>
+          <w:bCs/>
+          <w:kern w:val="0"/>
+          <w:sz w:val="22"/>
+        </w:rPr>
+        <w:t>注意，该文档</w:t>
+      </w:r>
+      <w:r>
+        <w:rPr>
+          <w:rFonts w:ascii="Tahoma" w:eastAsia="微软雅黑" w:hAnsi="Tahoma" w:hint="eastAsia"/>
+          <w:b/>
+          <w:bCs/>
+          <w:kern w:val="0"/>
+          <w:sz w:val="22"/>
+        </w:rPr>
+        <w:t>只</w:t>
+      </w:r>
+      <w:r>
+        <w:rPr>
+          <w:rFonts w:ascii="Tahoma" w:eastAsia="微软雅黑" w:hAnsi="Tahoma" w:hint="eastAsia"/>
+          <w:b/>
+          <w:bCs/>
+          <w:kern w:val="0"/>
+          <w:sz w:val="22"/>
+        </w:rPr>
+        <w:t>详细说明</w:t>
+      </w:r>
+      <w:r>
+        <w:rPr>
+          <w:rFonts w:ascii="Tahoma" w:eastAsia="微软雅黑" w:hAnsi="Tahoma" w:hint="eastAsia"/>
+          <w:b/>
+          <w:bCs/>
+          <w:kern w:val="0"/>
+          <w:sz w:val="22"/>
+        </w:rPr>
+        <w:t xml:space="preserve"> </w:t>
+      </w:r>
+      <w:r>
+        <w:rPr>
+          <w:rFonts w:ascii="Tahoma" w:eastAsia="微软雅黑" w:hAnsi="Tahoma" w:hint="eastAsia"/>
+          <w:b/>
+          <w:bCs/>
+          <w:kern w:val="0"/>
+          <w:sz w:val="22"/>
+        </w:rPr>
+        <w:t>整体</w:t>
+      </w:r>
+      <w:r>
+        <w:rPr>
+          <w:rFonts w:ascii="Tahoma" w:eastAsia="微软雅黑" w:hAnsi="Tahoma" w:hint="eastAsia"/>
+          <w:b/>
+          <w:bCs/>
+          <w:kern w:val="0"/>
+          <w:sz w:val="22"/>
+        </w:rPr>
+        <w:t>设计</w:t>
+      </w:r>
+      <w:r>
+        <w:rPr>
+          <w:rFonts w:ascii="Tahoma" w:eastAsia="微软雅黑" w:hAnsi="Tahoma" w:hint="eastAsia"/>
+          <w:b/>
+          <w:bCs/>
+          <w:kern w:val="0"/>
+          <w:sz w:val="22"/>
+        </w:rPr>
+        <w:t>思路</w:t>
+      </w:r>
+      <w:r>
+        <w:rPr>
+          <w:rFonts w:ascii="Tahoma" w:eastAsia="微软雅黑" w:hAnsi="Tahoma" w:hint="eastAsia"/>
+          <w:b/>
+          <w:bCs/>
+          <w:kern w:val="0"/>
+          <w:sz w:val="22"/>
+        </w:rPr>
+        <w:t xml:space="preserve"> </w:t>
+      </w:r>
+      <w:r>
+        <w:rPr>
+          <w:rFonts w:ascii="Tahoma" w:eastAsia="微软雅黑" w:hAnsi="Tahoma" w:hint="eastAsia"/>
+          <w:b/>
+          <w:bCs/>
+          <w:kern w:val="0"/>
+          <w:sz w:val="22"/>
+        </w:rPr>
+        <w:t>和</w:t>
+      </w:r>
+      <w:r>
+        <w:rPr>
+          <w:rFonts w:ascii="Tahoma" w:eastAsia="微软雅黑" w:hAnsi="Tahoma" w:hint="eastAsia"/>
+          <w:b/>
+          <w:bCs/>
+          <w:kern w:val="0"/>
+          <w:sz w:val="22"/>
+        </w:rPr>
+        <w:t xml:space="preserve"> </w:t>
+      </w:r>
+      <w:r>
+        <w:rPr>
+          <w:rFonts w:ascii="Tahoma" w:eastAsia="微软雅黑" w:hAnsi="Tahoma" w:hint="eastAsia"/>
+          <w:b/>
+          <w:bCs/>
+          <w:kern w:val="0"/>
+          <w:sz w:val="22"/>
+        </w:rPr>
+        <w:t>解谜方法</w:t>
+      </w:r>
+      <w:r>
+        <w:rPr>
+          <w:rFonts w:ascii="Tahoma" w:eastAsia="微软雅黑" w:hAnsi="Tahoma" w:hint="eastAsia"/>
+          <w:b/>
+          <w:bCs/>
+          <w:kern w:val="0"/>
+          <w:sz w:val="22"/>
+        </w:rPr>
+        <w:t xml:space="preserve"> </w:t>
+      </w:r>
+      <w:r>
+        <w:rPr>
+          <w:rFonts w:ascii="Tahoma" w:eastAsia="微软雅黑" w:hAnsi="Tahoma" w:hint="eastAsia"/>
+          <w:b/>
+          <w:bCs/>
+          <w:kern w:val="0"/>
+          <w:sz w:val="22"/>
+        </w:rPr>
+        <w:t>。</w:t>
+      </w:r>
+    </w:p>
+    <w:p>
+      <w:pPr>
+        <w:widowControl/>
+        <w:snapToGrid w:val="0"/>
+        <w:jc w:val="left"/>
+        <w:rPr>
+          <w:rFonts w:ascii="Tahoma" w:eastAsia="微软雅黑" w:hAnsi="Tahoma"/>
+          <w:b/>
+          <w:bCs/>
+          <w:kern w:val="0"/>
+          <w:sz w:val="22"/>
+        </w:rPr>
+      </w:pPr>
+      <w:r>
+        <w:rPr>
+          <w:rFonts w:ascii="Tahoma" w:eastAsia="微软雅黑" w:hAnsi="Tahoma" w:hint="eastAsia"/>
+          <w:b/>
+          <w:bCs/>
+          <w:kern w:val="0"/>
+          <w:sz w:val="22"/>
+        </w:rPr>
+        <w:t>对于</w:t>
+      </w:r>
+      <w:r>
+        <w:rPr>
+          <w:rFonts w:ascii="Tahoma" w:eastAsia="微软雅黑" w:hAnsi="Tahoma" w:hint="eastAsia"/>
+          <w:b/>
+          <w:bCs/>
+          <w:kern w:val="0"/>
+          <w:sz w:val="22"/>
+        </w:rPr>
+        <w:t>具体</w:t>
+      </w:r>
+      <w:r>
+        <w:rPr>
+          <w:rFonts w:ascii="Tahoma" w:eastAsia="微软雅黑" w:hAnsi="Tahoma" w:hint="eastAsia"/>
+          <w:b/>
+          <w:bCs/>
+          <w:kern w:val="0"/>
+          <w:sz w:val="22"/>
+        </w:rPr>
+        <w:t xml:space="preserve"> </w:t>
+      </w:r>
+      <w:r>
+        <w:rPr>
+          <w:rFonts w:ascii="Tahoma" w:eastAsia="微软雅黑" w:hAnsi="Tahoma" w:hint="eastAsia"/>
+          <w:b/>
+          <w:bCs/>
+          <w:kern w:val="0"/>
+          <w:sz w:val="22"/>
+        </w:rPr>
+        <w:t>事件如何写</w:t>
+      </w:r>
+      <w:r>
+        <w:rPr>
+          <w:rFonts w:ascii="Tahoma" w:eastAsia="微软雅黑" w:hAnsi="Tahoma" w:hint="eastAsia"/>
+          <w:b/>
+          <w:bCs/>
+          <w:kern w:val="0"/>
+          <w:sz w:val="22"/>
+        </w:rPr>
+        <w:t xml:space="preserve"> </w:t>
+      </w:r>
+      <w:r>
+        <w:rPr>
+          <w:rFonts w:ascii="Tahoma" w:eastAsia="微软雅黑" w:hAnsi="Tahoma" w:hint="eastAsia"/>
+          <w:b/>
+          <w:bCs/>
+          <w:kern w:val="0"/>
+          <w:sz w:val="22"/>
+        </w:rPr>
+        <w:t>，需要去看看：“</w:t>
+      </w:r>
+      <w:r>
+        <w:rPr>
+          <w:rFonts w:ascii="Tahoma" w:eastAsia="微软雅黑" w:hAnsi="Tahoma"/>
+          <w:b/>
+          <w:bCs/>
+          <w:kern w:val="0"/>
+          <w:sz w:val="22"/>
+        </w:rPr>
+        <w:t>8.</w:t>
+      </w:r>
+      <w:r>
+        <w:rPr>
+          <w:rFonts w:ascii="Tahoma" w:eastAsia="微软雅黑" w:hAnsi="Tahoma"/>
+          <w:b/>
+          <w:bCs/>
+          <w:kern w:val="0"/>
+          <w:sz w:val="22"/>
+        </w:rPr>
+        <w:t>物体</w:t>
+      </w:r>
+      <w:r>
+        <w:rPr>
+          <w:rFonts w:ascii="Tahoma" w:eastAsia="微软雅黑" w:hAnsi="Tahoma" w:hint="eastAsia"/>
+          <w:b/>
+          <w:bCs/>
+          <w:kern w:val="0"/>
+          <w:sz w:val="22"/>
+        </w:rPr>
+        <w:t xml:space="preserve"> </w:t>
+      </w:r>
+      <w:r>
+        <w:rPr>
+          <w:rFonts w:ascii="Tahoma" w:eastAsia="微软雅黑" w:hAnsi="Tahoma"/>
+          <w:b/>
+          <w:bCs/>
+          <w:kern w:val="0"/>
+          <w:sz w:val="22"/>
+        </w:rPr>
+        <w:t xml:space="preserve">&gt; </w:t>
+      </w:r>
+      <w:r>
+        <w:rPr>
+          <w:rFonts w:ascii="Tahoma" w:eastAsia="微软雅黑" w:hAnsi="Tahoma" w:hint="eastAsia"/>
+          <w:b/>
+          <w:bCs/>
+          <w:kern w:val="0"/>
+          <w:sz w:val="22"/>
+        </w:rPr>
+        <w:t>大家族</w:t>
+      </w:r>
+      <w:r>
+        <w:rPr>
+          <w:rFonts w:ascii="Tahoma" w:eastAsia="微软雅黑" w:hAnsi="Tahoma" w:hint="eastAsia"/>
+          <w:b/>
+          <w:bCs/>
+          <w:kern w:val="0"/>
+          <w:sz w:val="22"/>
+        </w:rPr>
+        <w:t>-</w:t>
+      </w:r>
+      <w:r>
+        <w:rPr>
+          <w:rFonts w:ascii="Tahoma" w:eastAsia="微软雅黑" w:hAnsi="Tahoma" w:hint="eastAsia"/>
+          <w:b/>
+          <w:bCs/>
+          <w:kern w:val="0"/>
+          <w:sz w:val="22"/>
+        </w:rPr>
+        <w:t>开关</w:t>
+      </w:r>
+      <w:r>
+        <w:rPr>
+          <w:rFonts w:ascii="Tahoma" w:eastAsia="微软雅黑" w:hAnsi="Tahoma"/>
+          <w:b/>
+          <w:bCs/>
+          <w:kern w:val="0"/>
+          <w:sz w:val="22"/>
+        </w:rPr>
+        <w:t>.docx</w:t>
+      </w:r>
+      <w:r>
+        <w:rPr>
+          <w:rFonts w:ascii="Tahoma" w:eastAsia="微软雅黑" w:hAnsi="Tahoma" w:hint="eastAsia"/>
+          <w:b/>
+          <w:bCs/>
+          <w:kern w:val="0"/>
+          <w:sz w:val="22"/>
+        </w:rPr>
+        <w:t>”</w:t>
+      </w:r>
+    </w:p>
+    <w:p>
+      <w:pPr>
+        <w:widowControl/>
+        <w:jc w:val="left"/>
+        <w:rPr>
+          <w:rFonts w:ascii="宋体" w:eastAsia="宋体" w:hAnsi="宋体" w:cs="宋体" w:hint="eastAsia"/>
+          <w:kern w:val="0"/>
+          <w:sz w:val="24"/>
+          <w:szCs w:val="24"/>
+        </w:rPr>
+      </w:pPr>
+    </w:p>
+    <w:p>
+      <w:pPr>
+        <w:widowControl/>
+        <w:jc w:val="left"/>
+        <w:rPr>
+          <w:rFonts w:ascii="宋体" w:eastAsia="宋体" w:hAnsi="宋体" w:cs="宋体" w:hint="eastAsia"/>
+          <w:kern w:val="0"/>
+          <w:sz w:val="24"/>
+          <w:szCs w:val="24"/>
+        </w:rPr>
+      </w:pPr>
+      <w:r>
+        <w:rPr>
+          <w:rFonts w:ascii="宋体" w:eastAsia="宋体" w:hAnsi="宋体" w:cs="宋体" w:hint="eastAsia"/>
+          <w:kern w:val="0"/>
+          <w:sz w:val="24"/>
+          <w:szCs w:val="24"/>
+        </w:rPr>
+        <w:br w:type="page"/>
+      </w:r>
+    </w:p>
+    <w:p>
+      <w:pPr>
+        <w:pStyle w:val="3"/>
+        <w:rPr>
+          <w:rFonts w:hint="eastAsia"/>
+        </w:rPr>
+      </w:pPr>
+      <w:r>
+        <w:rPr>
+          <w:rFonts w:hint="eastAsia"/>
+        </w:rPr>
+        <w:lastRenderedPageBreak/>
+        <w:t>基础配置</w:t>
+      </w:r>
+    </w:p>
+    <w:p>
+      <w:pPr>
+        <w:widowControl/>
+        <w:adjustRightInd w:val="0"/>
+        <w:snapToGrid w:val="0"/>
+        <w:spacing w:after="200"/>
+        <w:jc w:val="left"/>
+        <w:rPr>
+          <w:rFonts w:ascii="Tahoma" w:eastAsia="微软雅黑" w:hAnsi="Tahoma"/>
+          <w:kern w:val="0"/>
+          <w:sz w:val="22"/>
+        </w:rPr>
+      </w:pPr>
+      <w:r>
+        <w:rPr>
+          <w:rFonts w:ascii="Tahoma" w:eastAsia="微软雅黑" w:hAnsi="Tahoma" w:hint="eastAsia"/>
+          <w:kern w:val="0"/>
+          <w:sz w:val="22"/>
+        </w:rPr>
+        <w:t>具体注意示例下面的地方：</w:t>
+      </w:r>
+    </w:p>
+    <w:p>
+      <w:pPr>
+        <w:pStyle w:val="4"/>
+        <w:rPr>
+          <w:rFonts w:hint="eastAsia"/>
+        </w:rPr>
+      </w:pPr>
+      <w:r>
+        <w:t>1</w:t>
+      </w:r>
+      <w:r>
+        <w:rPr>
+          <w:rFonts w:hint="eastAsia"/>
+        </w:rPr>
+        <w:t>）位置重置</w:t>
+      </w:r>
+    </w:p>
+    <w:p>
+      <w:pPr>
+        <w:widowControl/>
+        <w:adjustRightInd w:val="0"/>
+        <w:snapToGrid w:val="0"/>
+        <w:jc w:val="left"/>
+        <w:rPr>
+          <w:rFonts w:ascii="Tahoma" w:eastAsia="微软雅黑" w:hAnsi="Tahoma"/>
+          <w:kern w:val="0"/>
+          <w:sz w:val="22"/>
+        </w:rPr>
+      </w:pPr>
+      <w:r>
+        <w:rPr>
+          <w:rFonts w:ascii="Tahoma" w:eastAsia="微软雅黑" w:hAnsi="Tahoma" w:hint="eastAsia"/>
+          <w:kern w:val="0"/>
+          <w:sz w:val="22"/>
+        </w:rPr>
+        <w:t>游戏流程中，重置关卡</w:t>
+      </w:r>
+      <w:r>
+        <w:rPr>
+          <w:rFonts w:ascii="Tahoma" w:eastAsia="微软雅黑" w:hAnsi="Tahoma" w:hint="eastAsia"/>
+          <w:kern w:val="0"/>
+          <w:sz w:val="22"/>
+        </w:rPr>
+        <w:t xml:space="preserve"> </w:t>
+      </w:r>
+      <w:r>
+        <w:rPr>
+          <w:rFonts w:ascii="Tahoma" w:eastAsia="微软雅黑" w:hAnsi="Tahoma" w:hint="eastAsia"/>
+          <w:kern w:val="0"/>
+          <w:sz w:val="22"/>
+        </w:rPr>
+        <w:t>的事件，会手动批量控制</w:t>
+      </w:r>
+      <w:r>
+        <w:rPr>
+          <w:rFonts w:ascii="Tahoma" w:eastAsia="微软雅黑" w:hAnsi="Tahoma" w:hint="eastAsia"/>
+          <w:kern w:val="0"/>
+          <w:sz w:val="22"/>
+        </w:rPr>
+        <w:t>所有</w:t>
+      </w:r>
+      <w:r>
+        <w:rPr>
+          <w:rFonts w:ascii="Tahoma" w:eastAsia="微软雅黑" w:hAnsi="Tahoma" w:hint="eastAsia"/>
+          <w:kern w:val="0"/>
+          <w:sz w:val="22"/>
+        </w:rPr>
+        <w:t>事件的恢复到原来位置。</w:t>
+      </w:r>
+    </w:p>
+    <w:p>
+      <w:pPr>
+        <w:widowControl/>
+        <w:adjustRightInd w:val="0"/>
+        <w:snapToGrid w:val="0"/>
+        <w:jc w:val="left"/>
+        <w:rPr>
+          <w:rFonts w:ascii="Tahoma" w:eastAsia="微软雅黑" w:hAnsi="Tahoma"/>
+          <w:kern w:val="0"/>
+          <w:sz w:val="22"/>
+        </w:rPr>
+      </w:pPr>
+      <w:r>
+        <w:rPr>
+          <w:rFonts w:ascii="Tahoma" w:eastAsia="微软雅黑" w:hAnsi="Tahoma" w:hint="eastAsia"/>
+          <w:kern w:val="0"/>
+          <w:sz w:val="22"/>
+        </w:rPr>
+        <w:t>离开关卡或刷新地图，也会使得这些方块的位置重置。</w:t>
+      </w:r>
+    </w:p>
+    <w:p>
+      <w:pPr>
+        <w:widowControl/>
+        <w:adjustRightInd w:val="0"/>
+        <w:snapToGrid w:val="0"/>
+        <w:jc w:val="left"/>
+        <w:rPr>
+          <w:rFonts w:ascii="Tahoma" w:eastAsia="微软雅黑" w:hAnsi="Tahoma"/>
+          <w:kern w:val="0"/>
+          <w:sz w:val="22"/>
+        </w:rPr>
+      </w:pPr>
+      <w:r>
+        <w:rPr>
+          <w:rFonts w:ascii="Tahoma" w:eastAsia="微软雅黑" w:hAnsi="Tahoma" w:hint="eastAsia"/>
+          <w:kern w:val="0"/>
+          <w:sz w:val="22"/>
+        </w:rPr>
+        <w:t>（如果你要使得方块位置刷地图时不被重置，可以用“物体</w:t>
+      </w:r>
+      <w:r>
+        <w:rPr>
+          <w:rFonts w:ascii="Tahoma" w:eastAsia="微软雅黑" w:hAnsi="Tahoma" w:hint="eastAsia"/>
+          <w:kern w:val="0"/>
+          <w:sz w:val="22"/>
+        </w:rPr>
+        <w:t>-</w:t>
+      </w:r>
+      <w:r>
+        <w:rPr>
+          <w:rFonts w:ascii="Tahoma" w:eastAsia="微软雅黑" w:hAnsi="Tahoma" w:hint="eastAsia"/>
+          <w:kern w:val="0"/>
+          <w:sz w:val="22"/>
+        </w:rPr>
+        <w:t>位置存储器”插件）</w:t>
+      </w:r>
+    </w:p>
+    <w:p>
+      <w:pPr>
+        <w:widowControl/>
+        <w:adjustRightInd w:val="0"/>
+        <w:snapToGrid w:val="0"/>
+        <w:jc w:val="center"/>
+        <w:rPr>
+          <w:rFonts w:ascii="宋体" w:eastAsia="宋体" w:hAnsi="宋体" w:cs="宋体" w:hint="eastAsia"/>
+          <w:kern w:val="0"/>
+          <w:sz w:val="24"/>
+          <w:szCs w:val="24"/>
+        </w:rPr>
+      </w:pPr>
+      <w:r>
+        <w:rPr>
+          <w:rFonts w:ascii="宋体" w:eastAsia="宋体" w:hAnsi="宋体" w:cs="宋体"/>
+          <w:noProof/>
+          <w:kern w:val="0"/>
+          <w:sz w:val="24"/>
+          <w:szCs w:val="24"/>
+        </w:rPr>
+        <w:drawing>
+          <wp:inline distT="0" distB="0" distL="0" distR="0" wp14:anchorId="6FF179F1" wp14:editId="1DE01228">
             <wp:extent cx="3756660" cy="1825864"/>
             <wp:effectExtent l="0" t="0" r="0" b="3175"/>
             <wp:docPr id="3" name="图片 3"/>
@@ -1085,7 +2749,7 @@
                     </pic:cNvPicPr>
                   </pic:nvPicPr>
                   <pic:blipFill>
-                    <a:blip r:embed="rId11">
+                    <a:blip r:embed="rId12">
                       <a:extLst>
                         <a:ext uri="{28A0092B-C50C-407E-A947-70E740481C1C}">
                           <a14:useLocalDpi xmlns:a14="http://schemas.microsoft.com/office/drawing/2010/main" val="0"/>
@@ -1142,13 +2806,7 @@
         <w:rPr>
           <w:rFonts w:hint="eastAsia"/>
         </w:rPr>
-        <w:t>）</w:t>
-      </w:r>
-      <w:r>
-        <w:rPr>
-          <w:rFonts w:hint="eastAsia"/>
-        </w:rPr>
-        <w:t>地图事件</w:t>
+        <w:t>）地图事件</w:t>
       </w:r>
     </w:p>
     <w:p>
@@ -1171,7 +2829,7 @@
         </w:rPr>
         <w:t>所有</w:t>
       </w:r>
-      <w:bookmarkStart w:id="0" w:name="_Hlk75068754"/>
+      <w:bookmarkStart w:id="3" w:name="_Hlk75068754"/>
       <w:r>
         <w:rPr>
           <w:rFonts w:ascii="Tahoma" w:eastAsia="微软雅黑" w:hAnsi="Tahoma" w:hint="eastAsia"/>
@@ -1180,7 +2838,7 @@
         </w:rPr>
         <w:t>与该</w:t>
       </w:r>
-      <w:bookmarkEnd w:id="0"/>
+      <w:bookmarkEnd w:id="3"/>
       <w:r>
         <w:rPr>
           <w:rFonts w:ascii="Tahoma" w:eastAsia="微软雅黑" w:hAnsi="Tahoma" w:hint="eastAsia"/>
@@ -1272,23 +2930,7 @@
           <w:kern w:val="0"/>
           <w:sz w:val="22"/>
         </w:rPr>
-        <w:t>这里主要需留意</w:t>
-      </w:r>
-      <w:r>
-        <w:rPr>
-          <w:rFonts w:ascii="Tahoma" w:eastAsia="微软雅黑" w:hAnsi="Tahoma" w:hint="eastAsia"/>
-          <w:kern w:val="0"/>
-          <w:sz w:val="22"/>
-        </w:rPr>
-        <w:t>六</w:t>
-      </w:r>
-      <w:r>
-        <w:rPr>
-          <w:rFonts w:ascii="Tahoma" w:eastAsia="微软雅黑" w:hAnsi="Tahoma" w:hint="eastAsia"/>
-          <w:kern w:val="0"/>
-          <w:sz w:val="22"/>
-        </w:rPr>
-        <w:t>类事件：</w:t>
+        <w:t>这里主要需留意六类事件：</w:t>
       </w:r>
     </w:p>
     <w:p>
@@ -1629,7 +3271,7 @@
           <w:szCs w:val="24"/>
         </w:rPr>
         <w:drawing>
-          <wp:inline distT="0" distB="0" distL="0" distR="0" wp14:anchorId="40D22391" wp14:editId="518BC7C6">
+          <wp:inline distT="0" distB="0" distL="0" distR="0" wp14:anchorId="382548E5" wp14:editId="096A5428">
             <wp:extent cx="3779520" cy="2276995"/>
             <wp:effectExtent l="0" t="0" r="0" b="9525"/>
             <wp:docPr id="4" name="图片 4"/>
@@ -1646,7 +3288,7 @@
                     </pic:cNvPicPr>
                   </pic:nvPicPr>
                   <pic:blipFill>
-                    <a:blip r:embed="rId12">
+                    <a:blip r:embed="rId13">
                       <a:extLst>
                         <a:ext uri="{28A0092B-C50C-407E-A947-70E740481C1C}">
                           <a14:useLocalDpi xmlns:a14="http://schemas.microsoft.com/office/drawing/2010/main" val="0"/>
@@ -1738,23 +3380,7 @@
           <w:kern w:val="0"/>
           <w:sz w:val="22"/>
         </w:rPr>
-        <w:t>的部分可以用</w:t>
-      </w:r>
-      <w:r>
-        <w:rPr>
-          <w:rFonts w:ascii="Tahoma" w:eastAsia="微软雅黑" w:hAnsi="Tahoma" w:hint="eastAsia"/>
-          <w:kern w:val="0"/>
-          <w:sz w:val="22"/>
-        </w:rPr>
-        <w:t>凹陷或者柱子代替</w:t>
-      </w:r>
-      <w:r>
-        <w:rPr>
-          <w:rFonts w:ascii="Tahoma" w:eastAsia="微软雅黑" w:hAnsi="Tahoma" w:hint="eastAsia"/>
-          <w:kern w:val="0"/>
-          <w:sz w:val="22"/>
-        </w:rPr>
-        <w:t>。</w:t>
+        <w:t>的部分可以用凹陷或者柱子代替。</w:t>
       </w:r>
     </w:p>
     <w:p>
@@ -1814,22 +3440,19 @@
         <w:widowControl/>
         <w:jc w:val="center"/>
         <w:rPr>
-          <w:rFonts w:ascii="宋体" w:eastAsia="宋体" w:hAnsi="宋体" w:cs="宋体" w:hint="eastAsia"/>
-          <w:kern w:val="0"/>
-          <w:sz w:val="24"/>
-          <w:szCs w:val="24"/>
-        </w:rPr>
-      </w:pPr>
-      <w:r>
-        <w:rPr>
-          <w:rFonts w:ascii="宋体" w:eastAsia="宋体" w:hAnsi="宋体" w:cs="宋体"/>
-          <w:noProof/>
-          <w:kern w:val="0"/>
-          <w:sz w:val="24"/>
-          <w:szCs w:val="24"/>
+          <w:rFonts w:ascii="Tahoma" w:eastAsia="微软雅黑" w:hAnsi="Tahoma" w:hint="eastAsia"/>
+          <w:kern w:val="0"/>
+          <w:sz w:val="22"/>
+        </w:rPr>
+      </w:pPr>
+      <w:r>
+        <w:rPr>
+          <w:rFonts w:ascii="Tahoma" w:eastAsia="微软雅黑" w:hAnsi="Tahoma"/>
+          <w:kern w:val="0"/>
+          <w:sz w:val="22"/>
         </w:rPr>
         <w:drawing>
-          <wp:inline distT="0" distB="0" distL="0" distR="0" wp14:anchorId="7048102F" wp14:editId="5419BC83">
+          <wp:inline distT="0" distB="0" distL="0" distR="0" wp14:anchorId="4F2B49A3" wp14:editId="4AB4DA84">
             <wp:extent cx="3596640" cy="2272602"/>
             <wp:effectExtent l="0" t="0" r="3810" b="0"/>
             <wp:docPr id="5" name="图片 5"/>
@@ -1846,7 +3469,7 @@
                     </pic:cNvPicPr>
                   </pic:nvPicPr>
                   <pic:blipFill>
-                    <a:blip r:embed="rId13">
+                    <a:blip r:embed="rId14">
                       <a:extLst>
                         <a:ext uri="{28A0092B-C50C-407E-A947-70E740481C1C}">
                           <a14:useLocalDpi xmlns:a14="http://schemas.microsoft.com/office/drawing/2010/main" val="0"/>
@@ -1884,17 +3507,286 @@
         <w:jc w:val="left"/>
         <w:rPr>
           <w:rFonts w:ascii="Tahoma" w:eastAsia="微软雅黑" w:hAnsi="Tahoma"/>
+          <w:kern w:val="0"/>
+          <w:sz w:val="22"/>
+        </w:rPr>
+      </w:pPr>
+    </w:p>
+    <w:p>
+      <w:pPr>
+        <w:widowControl/>
+        <w:jc w:val="left"/>
+        <w:rPr>
+          <w:rFonts w:ascii="Tahoma" w:eastAsia="微软雅黑" w:hAnsi="Tahoma"/>
+          <w:kern w:val="0"/>
+          <w:sz w:val="22"/>
+        </w:rPr>
+      </w:pPr>
+    </w:p>
+    <w:p>
+      <w:pPr>
+        <w:pStyle w:val="3"/>
+      </w:pPr>
+      <w:r>
+        <w:rPr>
+          <w:rFonts w:hint="eastAsia"/>
+        </w:rPr>
+        <w:t>方块设计方法</w:t>
+      </w:r>
+    </w:p>
+    <w:p>
+      <w:pPr>
+        <w:widowControl/>
+        <w:adjustRightInd w:val="0"/>
+        <w:snapToGrid w:val="0"/>
+        <w:spacing w:after="200"/>
+        <w:jc w:val="left"/>
+        <w:rPr>
+          <w:rFonts w:ascii="Tahoma" w:eastAsia="微软雅黑" w:hAnsi="Tahoma" w:hint="eastAsia"/>
+          <w:kern w:val="0"/>
+          <w:sz w:val="22"/>
+        </w:rPr>
+      </w:pPr>
+      <w:r>
+        <w:rPr>
+          <w:rFonts w:ascii="Tahoma" w:eastAsia="微软雅黑" w:hAnsi="Tahoma" w:hint="eastAsia"/>
+          <w:kern w:val="0"/>
+          <w:sz w:val="22"/>
+        </w:rPr>
+        <w:t>复制</w:t>
+      </w:r>
+      <w:r>
+        <w:rPr>
+          <w:rFonts w:ascii="Tahoma" w:eastAsia="微软雅黑" w:hAnsi="Tahoma" w:hint="eastAsia"/>
+          <w:kern w:val="0"/>
+          <w:sz w:val="22"/>
+        </w:rPr>
+        <w:t>已有的</w:t>
+      </w:r>
+      <w:r>
+        <w:rPr>
+          <w:rFonts w:ascii="Tahoma" w:eastAsia="微软雅黑" w:hAnsi="Tahoma" w:hint="eastAsia"/>
+          <w:kern w:val="0"/>
+          <w:sz w:val="22"/>
+        </w:rPr>
+        <w:t>事件，</w:t>
+      </w:r>
+      <w:r>
+        <w:rPr>
+          <w:rFonts w:ascii="Tahoma" w:eastAsia="微软雅黑" w:hAnsi="Tahoma" w:hint="eastAsia"/>
+          <w:kern w:val="0"/>
+          <w:sz w:val="22"/>
+        </w:rPr>
+        <w:t>然后修改行走图、一体化配置即可</w:t>
+      </w:r>
+      <w:r>
+        <w:rPr>
+          <w:rFonts w:ascii="Tahoma" w:eastAsia="微软雅黑" w:hAnsi="Tahoma" w:hint="eastAsia"/>
+          <w:kern w:val="0"/>
+          <w:sz w:val="22"/>
+        </w:rPr>
+        <w:t>。</w:t>
+      </w:r>
+      <w:r>
+        <w:rPr>
+          <w:rFonts w:ascii="Tahoma" w:eastAsia="微软雅黑" w:hAnsi="Tahoma" w:hint="eastAsia"/>
+          <w:kern w:val="0"/>
+          <w:sz w:val="22"/>
+        </w:rPr>
+        <w:t>可见：</w:t>
+      </w:r>
+      <w:hyperlink w:anchor="_方块复制注意" w:history="1">
+        <w:r>
+          <w:rPr>
+            <w:rStyle w:val="a4"/>
+            <w:rFonts w:ascii="Tahoma" w:eastAsia="微软雅黑" w:hAnsi="Tahoma" w:hint="eastAsia"/>
+            <w:kern w:val="0"/>
+            <w:sz w:val="22"/>
+          </w:rPr>
+          <w:t>方块复制注意</w:t>
+        </w:r>
+      </w:hyperlink>
+      <w:r>
+        <w:rPr>
+          <w:rFonts w:ascii="Tahoma" w:eastAsia="微软雅黑" w:hAnsi="Tahoma" w:hint="eastAsia"/>
+          <w:kern w:val="0"/>
+          <w:sz w:val="22"/>
+        </w:rPr>
+        <w:t xml:space="preserve"> </w:t>
+      </w:r>
+      <w:r>
+        <w:rPr>
+          <w:rFonts w:ascii="Tahoma" w:eastAsia="微软雅黑" w:hAnsi="Tahoma" w:hint="eastAsia"/>
+          <w:kern w:val="0"/>
+          <w:sz w:val="22"/>
+        </w:rPr>
+        <w:t>。</w:t>
+      </w:r>
+    </w:p>
+    <w:p>
+      <w:pPr>
+        <w:widowControl/>
+        <w:adjustRightInd w:val="0"/>
+        <w:snapToGrid w:val="0"/>
+        <w:jc w:val="left"/>
+        <w:rPr>
+          <w:rFonts w:ascii="Tahoma" w:eastAsia="微软雅黑" w:hAnsi="Tahoma" w:hint="eastAsia"/>
+          <w:kern w:val="0"/>
+          <w:sz w:val="22"/>
+        </w:rPr>
+      </w:pPr>
+      <w:r>
+        <w:rPr>
+          <w:rFonts w:ascii="Tahoma" w:eastAsia="微软雅黑" w:hAnsi="Tahoma" w:hint="eastAsia"/>
+          <w:kern w:val="0"/>
+          <w:sz w:val="22"/>
+        </w:rPr>
+        <w:t>在游戏配置中，</w:t>
+      </w:r>
+    </w:p>
+    <w:p>
+      <w:pPr>
+        <w:widowControl/>
+        <w:adjustRightInd w:val="0"/>
+        <w:snapToGrid w:val="0"/>
+        <w:jc w:val="left"/>
+        <w:rPr>
+          <w:rFonts w:ascii="Tahoma" w:eastAsia="微软雅黑" w:hAnsi="Tahoma"/>
+          <w:kern w:val="0"/>
+          <w:sz w:val="22"/>
+        </w:rPr>
+      </w:pPr>
+      <w:r>
+        <w:rPr>
+          <w:rFonts w:ascii="Tahoma" w:eastAsia="微软雅黑" w:hAnsi="Tahoma" w:hint="eastAsia"/>
+          <w:kern w:val="0"/>
+          <w:sz w:val="22"/>
+        </w:rPr>
+        <w:t>方块</w:t>
+      </w:r>
+      <w:r>
+        <w:rPr>
+          <w:rFonts w:ascii="Tahoma" w:eastAsia="微软雅黑" w:hAnsi="Tahoma" w:hint="eastAsia"/>
+          <w:kern w:val="0"/>
+          <w:sz w:val="22"/>
+        </w:rPr>
+        <w:t>越短，</w:t>
+      </w:r>
+      <w:r>
+        <w:rPr>
+          <w:rFonts w:ascii="Tahoma" w:eastAsia="微软雅黑" w:hAnsi="Tahoma" w:hint="eastAsia"/>
+          <w:kern w:val="0"/>
+          <w:sz w:val="22"/>
+        </w:rPr>
+        <w:t>灵活性</w:t>
+      </w:r>
+      <w:r>
+        <w:rPr>
+          <w:rFonts w:ascii="Tahoma" w:eastAsia="微软雅黑" w:hAnsi="Tahoma" w:hint="eastAsia"/>
+          <w:kern w:val="0"/>
+          <w:sz w:val="22"/>
+        </w:rPr>
+        <w:t>越</w:t>
+      </w:r>
+      <w:r>
+        <w:rPr>
+          <w:rFonts w:ascii="Tahoma" w:eastAsia="微软雅黑" w:hAnsi="Tahoma" w:hint="eastAsia"/>
+          <w:kern w:val="0"/>
+          <w:sz w:val="22"/>
+        </w:rPr>
+        <w:t>高</w:t>
+      </w:r>
+      <w:r>
+        <w:rPr>
+          <w:rFonts w:ascii="Tahoma" w:eastAsia="微软雅黑" w:hAnsi="Tahoma" w:hint="eastAsia"/>
+          <w:kern w:val="0"/>
+          <w:sz w:val="22"/>
+        </w:rPr>
+        <w:t>。</w:t>
+      </w:r>
+    </w:p>
+    <w:p>
+      <w:pPr>
+        <w:widowControl/>
+        <w:adjustRightInd w:val="0"/>
+        <w:snapToGrid w:val="0"/>
+        <w:jc w:val="left"/>
+        <w:rPr>
+          <w:rFonts w:ascii="Tahoma" w:eastAsia="微软雅黑" w:hAnsi="Tahoma"/>
+          <w:kern w:val="0"/>
+          <w:sz w:val="22"/>
+        </w:rPr>
+      </w:pPr>
+      <w:r>
+        <w:rPr>
+          <w:rFonts w:ascii="Tahoma" w:eastAsia="微软雅黑" w:hAnsi="Tahoma" w:hint="eastAsia"/>
+          <w:kern w:val="0"/>
+          <w:sz w:val="22"/>
+        </w:rPr>
+        <w:t>方块越长，难度越高。</w:t>
+      </w:r>
+    </w:p>
+    <w:p>
+      <w:pPr>
+        <w:widowControl/>
+        <w:adjustRightInd w:val="0"/>
+        <w:snapToGrid w:val="0"/>
+        <w:jc w:val="left"/>
+        <w:rPr>
+          <w:rFonts w:ascii="Tahoma" w:eastAsia="微软雅黑" w:hAnsi="Tahoma" w:hint="eastAsia"/>
+          <w:kern w:val="0"/>
+          <w:sz w:val="22"/>
+        </w:rPr>
+      </w:pPr>
+      <w:r>
+        <w:rPr>
+          <w:rFonts w:ascii="Tahoma" w:eastAsia="微软雅黑" w:hAnsi="Tahoma" w:hint="eastAsia"/>
+          <w:kern w:val="0"/>
+          <w:sz w:val="22"/>
+        </w:rPr>
+        <w:t>设计时，最先考虑挖洞</w:t>
+      </w:r>
+      <w:r>
+        <w:rPr>
+          <w:rFonts w:ascii="Tahoma" w:eastAsia="微软雅黑" w:hAnsi="Tahoma"/>
+          <w:kern w:val="0"/>
+          <w:sz w:val="22"/>
+        </w:rPr>
+        <w:t>/</w:t>
+      </w:r>
+      <w:r>
+        <w:rPr>
+          <w:rFonts w:ascii="Tahoma" w:eastAsia="微软雅黑" w:hAnsi="Tahoma" w:hint="eastAsia"/>
+          <w:kern w:val="0"/>
+          <w:sz w:val="22"/>
+        </w:rPr>
+        <w:t>建墙；再放置长方块；最后在能够确保通关的情况下，陆续加入小的短的方块，从而完善关卡设计。</w:t>
+      </w:r>
+    </w:p>
+    <w:p>
+      <w:pPr>
+        <w:widowControl/>
+        <w:jc w:val="left"/>
+        <w:rPr>
+          <w:rFonts w:ascii="Tahoma" w:eastAsia="微软雅黑" w:hAnsi="Tahoma" w:hint="eastAsia"/>
+          <w:kern w:val="0"/>
+          <w:sz w:val="22"/>
+        </w:rPr>
+      </w:pPr>
+    </w:p>
+    <w:p>
+      <w:pPr>
+        <w:widowControl/>
+        <w:jc w:val="left"/>
+        <w:rPr>
+          <w:rFonts w:ascii="Tahoma" w:eastAsia="微软雅黑" w:hAnsi="Tahoma"/>
           <w:b/>
           <w:bCs/>
           <w:kern w:val="0"/>
           <w:sz w:val="22"/>
         </w:rPr>
       </w:pPr>
-    </w:p>
-    <w:p>
-      <w:pPr>
-        <w:widowControl/>
-        <w:jc w:val="left"/>
+      <w:r>
         <w:rPr>
           <w:rFonts w:ascii="Tahoma" w:eastAsia="微软雅黑" w:hAnsi="Tahoma"/>
           <w:b/>
@@ -1902,28 +3794,6 @@
           <w:kern w:val="0"/>
           <w:sz w:val="22"/>
         </w:rPr>
-      </w:pPr>
-    </w:p>
-    <w:p>
-      <w:pPr>
-        <w:widowControl/>
-        <w:jc w:val="left"/>
-        <w:rPr>
-          <w:rFonts w:ascii="Tahoma" w:eastAsia="微软雅黑" w:hAnsi="Tahoma"/>
-          <w:b/>
-          <w:bCs/>
-          <w:kern w:val="0"/>
-          <w:sz w:val="22"/>
-        </w:rPr>
-      </w:pPr>
-      <w:r>
-        <w:rPr>
-          <w:rFonts w:ascii="Tahoma" w:eastAsia="微软雅黑" w:hAnsi="Tahoma"/>
-          <w:b/>
-          <w:bCs/>
-          <w:kern w:val="0"/>
-          <w:sz w:val="22"/>
-        </w:rPr>
         <w:br w:type="page"/>
       </w:r>
     </w:p>
@@ -1939,19 +3809,43 @@
           <w:rFonts w:hint="eastAsia"/>
         </w:rPr>
         <w:lastRenderedPageBreak/>
+        <w:t>===</w:t>
+      </w:r>
+      <w:r>
+        <w:rPr>
+          <w:rFonts w:hint="eastAsia"/>
+        </w:rPr>
         <w:t>华容道</w:t>
       </w:r>
       <w:r>
         <w:rPr>
           <w:rFonts w:hint="eastAsia"/>
         </w:rPr>
-        <w:t>-谜题</w:t>
-      </w:r>
-      <w:r>
-        <w:rPr>
-          <w:rFonts w:hint="eastAsia"/>
-        </w:rPr>
-        <w:t>设计</w:t>
+        <w:t xml:space="preserve"> </w:t>
+      </w:r>
+      <w:r>
+        <w:rPr>
+          <w:rFonts w:hint="eastAsia"/>
+        </w:rPr>
+        <w:t>-</w:t>
+      </w:r>
+      <w:r>
+        <w:rPr>
+          <w:rFonts w:hint="eastAsia"/>
+        </w:rPr>
+        <w:t xml:space="preserve"> </w:t>
+      </w:r>
+      <w:r>
+        <w:rPr>
+          <w:rFonts w:hint="eastAsia"/>
+        </w:rPr>
+        <w:t>注意事项</w:t>
+      </w:r>
+      <w:r>
+        <w:rPr>
+          <w:rFonts w:hint="eastAsia"/>
+        </w:rPr>
+        <w:t>===</w:t>
       </w:r>
     </w:p>
     <w:p>
@@ -1961,1398 +3855,12 @@
           <w:rFonts w:hint="eastAsia"/>
         </w:rPr>
       </w:pPr>
-      <w:r>
-        <w:rPr>
-          <w:rFonts w:hint="eastAsia"/>
-        </w:rPr>
-        <w:t>设计</w:t>
-      </w:r>
-      <w:r>
-        <w:rPr>
-          <w:rFonts w:hint="eastAsia"/>
-        </w:rPr>
-        <w:t>简介</w:t>
-      </w:r>
-    </w:p>
-    <w:p>
-      <w:pPr>
-        <w:pStyle w:val="4"/>
-        <w:rPr>
-          <w:rFonts w:hint="eastAsia"/>
-        </w:rPr>
-      </w:pPr>
-      <w:r>
-        <w:rPr>
-          <w:rFonts w:hint="eastAsia"/>
-        </w:rPr>
-        <w:t>1）</w:t>
-      </w:r>
-      <w:r>
-        <w:rPr>
-          <w:rFonts w:hint="eastAsia"/>
-        </w:rPr>
-        <w:t>游戏规则</w:t>
-      </w:r>
-    </w:p>
-    <w:p>
-      <w:pPr>
-        <w:widowControl/>
-        <w:adjustRightInd w:val="0"/>
-        <w:snapToGrid w:val="0"/>
-        <w:jc w:val="left"/>
-        <w:rPr>
-          <w:rFonts w:ascii="Tahoma" w:eastAsia="微软雅黑" w:hAnsi="Tahoma"/>
-          <w:kern w:val="0"/>
-          <w:sz w:val="22"/>
-        </w:rPr>
-      </w:pPr>
-      <w:r>
-        <w:rPr>
-          <w:rFonts w:ascii="Tahoma" w:eastAsia="微软雅黑" w:hAnsi="Tahoma" w:hint="eastAsia"/>
-          <w:kern w:val="0"/>
-          <w:sz w:val="22"/>
-        </w:rPr>
-        <w:t>纯</w:t>
-      </w:r>
-      <w:r>
-        <w:rPr>
-          <w:rFonts w:ascii="Tahoma" w:eastAsia="微软雅黑" w:hAnsi="Tahoma" w:hint="eastAsia"/>
-          <w:kern w:val="0"/>
-          <w:sz w:val="22"/>
-        </w:rPr>
-        <w:t>鼠标控制的游戏，鼠标左键或右键拖拽方块。</w:t>
-      </w:r>
-    </w:p>
-    <w:p>
-      <w:pPr>
-        <w:widowControl/>
-        <w:adjustRightInd w:val="0"/>
-        <w:snapToGrid w:val="0"/>
-        <w:jc w:val="left"/>
-        <w:rPr>
-          <w:rFonts w:ascii="Tahoma" w:eastAsia="微软雅黑" w:hAnsi="Tahoma"/>
-          <w:kern w:val="0"/>
-          <w:sz w:val="22"/>
-        </w:rPr>
-      </w:pPr>
-      <w:r>
-        <w:rPr>
-          <w:rFonts w:ascii="Tahoma" w:eastAsia="微软雅黑" w:hAnsi="Tahoma" w:hint="eastAsia"/>
-          <w:kern w:val="0"/>
-          <w:sz w:val="22"/>
-        </w:rPr>
-        <w:t>只有含“</w:t>
-      </w:r>
-      <w:r>
-        <w:rPr>
-          <w:rFonts w:ascii="Tahoma" w:eastAsia="微软雅黑" w:hAnsi="Tahoma" w:hint="eastAsia"/>
-          <w:kern w:val="0"/>
-          <w:sz w:val="22"/>
-        </w:rPr>
-        <w:t>@</w:t>
-      </w:r>
-      <w:r>
-        <w:rPr>
-          <w:rFonts w:ascii="Tahoma" w:eastAsia="微软雅黑" w:hAnsi="Tahoma" w:hint="eastAsia"/>
-          <w:kern w:val="0"/>
-          <w:sz w:val="22"/>
-        </w:rPr>
-        <w:t>”符号的方块部分，压在了“</w:t>
-      </w:r>
-      <w:r>
-        <w:rPr>
-          <w:rFonts w:ascii="Tahoma" w:eastAsia="微软雅黑" w:hAnsi="Tahoma" w:hint="eastAsia"/>
-          <w:kern w:val="0"/>
-          <w:sz w:val="22"/>
-        </w:rPr>
-        <w:t>@</w:t>
-      </w:r>
-      <w:r>
-        <w:rPr>
-          <w:rFonts w:ascii="Tahoma" w:eastAsia="微软雅黑" w:hAnsi="Tahoma" w:hint="eastAsia"/>
-          <w:kern w:val="0"/>
-          <w:sz w:val="22"/>
-        </w:rPr>
-        <w:t>”的按压板上，才算通关。</w:t>
-      </w:r>
-    </w:p>
-    <w:p>
-      <w:pPr>
-        <w:widowControl/>
-        <w:adjustRightInd w:val="0"/>
-        <w:snapToGrid w:val="0"/>
-        <w:jc w:val="left"/>
-        <w:rPr>
-          <w:rFonts w:ascii="Tahoma" w:eastAsia="微软雅黑" w:hAnsi="Tahoma"/>
-          <w:kern w:val="0"/>
-          <w:sz w:val="22"/>
-        </w:rPr>
-      </w:pPr>
-      <w:r>
-        <w:rPr>
-          <w:rFonts w:ascii="Tahoma" w:eastAsia="微软雅黑" w:hAnsi="Tahoma" w:hint="eastAsia"/>
-          <w:color w:val="0070C0"/>
-          <w:kern w:val="0"/>
-          <w:sz w:val="22"/>
-        </w:rPr>
-        <w:t>玩家在游戏中可以意会到</w:t>
-      </w:r>
-      <w:r>
-        <w:rPr>
-          <w:rFonts w:ascii="Tahoma" w:eastAsia="微软雅黑" w:hAnsi="Tahoma" w:hint="eastAsia"/>
-          <w:color w:val="0070C0"/>
-          <w:kern w:val="0"/>
-          <w:sz w:val="22"/>
-        </w:rPr>
-        <w:t>游戏规则，可以不作详细的规则说明</w:t>
-      </w:r>
-      <w:r>
-        <w:rPr>
-          <w:rFonts w:ascii="Tahoma" w:eastAsia="微软雅黑" w:hAnsi="Tahoma" w:hint="eastAsia"/>
-          <w:color w:val="0070C0"/>
-          <w:kern w:val="0"/>
-          <w:sz w:val="22"/>
-        </w:rPr>
-        <w:t>。</w:t>
-      </w:r>
-    </w:p>
-    <w:p>
-      <w:pPr>
-        <w:widowControl/>
-        <w:adjustRightInd w:val="0"/>
-        <w:snapToGrid w:val="0"/>
-        <w:jc w:val="left"/>
-        <w:rPr>
-          <w:rFonts w:ascii="Tahoma" w:eastAsia="微软雅黑" w:hAnsi="Tahoma"/>
-          <w:kern w:val="0"/>
-          <w:sz w:val="22"/>
-        </w:rPr>
-      </w:pPr>
-    </w:p>
-    <w:p>
-      <w:pPr>
-        <w:pStyle w:val="4"/>
-        <w:rPr>
-          <w:rFonts w:hint="eastAsia"/>
-        </w:rPr>
-      </w:pPr>
-      <w:r>
-        <w:t>2</w:t>
-      </w:r>
-      <w:r>
-        <w:rPr>
-          <w:rFonts w:hint="eastAsia"/>
-        </w:rPr>
-        <w:t>）难度分配</w:t>
-      </w:r>
-    </w:p>
-    <w:p>
-      <w:pPr>
-        <w:widowControl/>
-        <w:adjustRightInd w:val="0"/>
-        <w:snapToGrid w:val="0"/>
-        <w:jc w:val="left"/>
-        <w:rPr>
-          <w:rFonts w:ascii="Tahoma" w:eastAsia="微软雅黑" w:hAnsi="Tahoma"/>
-          <w:kern w:val="0"/>
-          <w:sz w:val="22"/>
-        </w:rPr>
-      </w:pPr>
-      <w:r>
-        <w:rPr>
-          <w:rFonts w:ascii="Tahoma" w:eastAsia="微软雅黑" w:hAnsi="Tahoma" w:hint="eastAsia"/>
-          <w:kern w:val="0"/>
-          <w:sz w:val="22"/>
-        </w:rPr>
-        <w:t>障碍方块的长短，能影响解谜的难度</w:t>
-      </w:r>
-      <w:r>
-        <w:rPr>
-          <w:rFonts w:ascii="Tahoma" w:eastAsia="微软雅黑" w:hAnsi="Tahoma" w:hint="eastAsia"/>
-          <w:kern w:val="0"/>
-          <w:sz w:val="22"/>
-        </w:rPr>
-        <w:t>。</w:t>
-      </w:r>
-    </w:p>
-    <w:p>
-      <w:pPr>
-        <w:widowControl/>
-        <w:adjustRightInd w:val="0"/>
-        <w:snapToGrid w:val="0"/>
-        <w:jc w:val="left"/>
-        <w:rPr>
-          <w:rFonts w:ascii="Tahoma" w:eastAsia="微软雅黑" w:hAnsi="Tahoma"/>
-          <w:kern w:val="0"/>
-          <w:sz w:val="22"/>
-        </w:rPr>
-      </w:pPr>
-      <w:r>
-        <w:rPr>
-          <w:rFonts w:ascii="Tahoma" w:eastAsia="微软雅黑" w:hAnsi="Tahoma" w:hint="eastAsia"/>
-          <w:kern w:val="0"/>
-          <w:sz w:val="22"/>
-        </w:rPr>
-        <w:t>障碍方块的形状，能影响解谜的难度。</w:t>
-      </w:r>
-    </w:p>
-    <w:p>
-      <w:pPr>
-        <w:widowControl/>
-        <w:adjustRightInd w:val="0"/>
-        <w:snapToGrid w:val="0"/>
-        <w:jc w:val="left"/>
-        <w:rPr>
-          <w:rFonts w:ascii="Tahoma" w:eastAsia="微软雅黑" w:hAnsi="Tahoma"/>
-          <w:color w:val="A6A6A6" w:themeColor="background1" w:themeShade="A6"/>
-          <w:kern w:val="0"/>
-          <w:sz w:val="22"/>
-        </w:rPr>
-      </w:pPr>
-      <w:r>
-        <w:rPr>
-          <w:rFonts w:ascii="Tahoma" w:eastAsia="微软雅黑" w:hAnsi="Tahoma" w:hint="eastAsia"/>
-          <w:kern w:val="0"/>
-          <w:sz w:val="22"/>
-        </w:rPr>
-        <w:t>障碍方块放置后剩余的空间，能极大地影响解谜的难度。</w:t>
-      </w:r>
-    </w:p>
-    <w:p>
-      <w:pPr>
-        <w:widowControl/>
-        <w:adjustRightInd w:val="0"/>
-        <w:snapToGrid w:val="0"/>
-        <w:jc w:val="left"/>
-        <w:rPr>
-          <w:rFonts w:ascii="Tahoma" w:eastAsia="微软雅黑" w:hAnsi="Tahoma"/>
-          <w:kern w:val="0"/>
-          <w:sz w:val="22"/>
-        </w:rPr>
-      </w:pPr>
-    </w:p>
-    <w:p>
-      <w:pPr>
-        <w:pStyle w:val="4"/>
-        <w:rPr>
-          <w:rFonts w:hint="eastAsia"/>
-        </w:rPr>
-      </w:pPr>
-      <w:bookmarkStart w:id="1" w:name="_Hlk74556982"/>
-      <w:r>
-        <w:t>3</w:t>
-      </w:r>
-      <w:r>
-        <w:rPr>
-          <w:rFonts w:hint="eastAsia"/>
-        </w:rPr>
-        <w:t>）禁用能力</w:t>
-      </w:r>
-    </w:p>
-    <w:p>
-      <w:pPr>
-        <w:widowControl/>
-        <w:adjustRightInd w:val="0"/>
-        <w:snapToGrid w:val="0"/>
-        <w:jc w:val="left"/>
-        <w:rPr>
-          <w:rFonts w:ascii="Tahoma" w:eastAsia="微软雅黑" w:hAnsi="Tahoma"/>
-          <w:kern w:val="0"/>
-          <w:sz w:val="22"/>
-        </w:rPr>
-      </w:pPr>
-      <w:r>
-        <w:rPr>
-          <w:rFonts w:ascii="Tahoma" w:eastAsia="微软雅黑" w:hAnsi="Tahoma" w:hint="eastAsia"/>
-          <w:kern w:val="0"/>
-          <w:sz w:val="22"/>
-        </w:rPr>
-        <w:t>无。</w:t>
-      </w:r>
-    </w:p>
-    <w:bookmarkEnd w:id="1"/>
-    <w:p>
-      <w:pPr>
-        <w:widowControl/>
-        <w:adjustRightInd w:val="0"/>
-        <w:snapToGrid w:val="0"/>
-        <w:jc w:val="left"/>
-        <w:rPr>
-          <w:rFonts w:ascii="Tahoma" w:eastAsia="微软雅黑" w:hAnsi="Tahoma"/>
-          <w:kern w:val="0"/>
-          <w:sz w:val="22"/>
-        </w:rPr>
-      </w:pPr>
-    </w:p>
-    <w:p>
-      <w:pPr>
-        <w:pStyle w:val="4"/>
-        <w:rPr>
-          <w:rFonts w:hint="eastAsia"/>
-        </w:rPr>
-      </w:pPr>
-      <w:bookmarkStart w:id="2" w:name="_Hlk75009677"/>
-      <w:r>
-        <w:t>4</w:t>
-      </w:r>
-      <w:r>
-        <w:rPr>
-          <w:rFonts w:hint="eastAsia"/>
-        </w:rPr>
-        <w:t>）卡关注意事项</w:t>
-      </w:r>
-    </w:p>
-    <w:p>
-      <w:pPr>
-        <w:widowControl/>
-        <w:adjustRightInd w:val="0"/>
-        <w:snapToGrid w:val="0"/>
-        <w:spacing w:after="200"/>
-        <w:jc w:val="left"/>
-        <w:rPr>
-          <w:rFonts w:ascii="Tahoma" w:eastAsia="微软雅黑" w:hAnsi="Tahoma"/>
-          <w:kern w:val="0"/>
-          <w:sz w:val="22"/>
-        </w:rPr>
-      </w:pPr>
-      <w:r>
-        <w:rPr>
-          <w:rFonts w:ascii="Tahoma" w:eastAsia="微软雅黑" w:hAnsi="Tahoma" w:hint="eastAsia"/>
-          <w:kern w:val="0"/>
-          <w:sz w:val="22"/>
-        </w:rPr>
-        <w:t>该解谜可随时用鼠标重置，不会卡关。</w:t>
-      </w:r>
-      <w:bookmarkEnd w:id="2"/>
-    </w:p>
-    <w:p>
-      <w:pPr>
-        <w:widowControl/>
-        <w:adjustRightInd w:val="0"/>
-        <w:snapToGrid w:val="0"/>
-        <w:spacing w:after="200"/>
-        <w:jc w:val="left"/>
-        <w:rPr>
-          <w:rFonts w:ascii="Tahoma" w:eastAsia="微软雅黑" w:hAnsi="Tahoma"/>
-          <w:kern w:val="0"/>
-          <w:sz w:val="22"/>
-        </w:rPr>
-      </w:pPr>
-    </w:p>
-    <w:p>
-      <w:pPr>
-        <w:widowControl/>
-        <w:jc w:val="left"/>
-        <w:rPr>
-          <w:rFonts w:ascii="Tahoma" w:eastAsia="微软雅黑" w:hAnsi="Tahoma"/>
-          <w:kern w:val="0"/>
-          <w:sz w:val="22"/>
-        </w:rPr>
-      </w:pPr>
-      <w:r>
-        <w:rPr>
-          <w:rFonts w:ascii="Tahoma" w:eastAsia="微软雅黑" w:hAnsi="Tahoma"/>
-          <w:kern w:val="0"/>
-          <w:sz w:val="22"/>
-        </w:rPr>
-        <w:br w:type="page"/>
-      </w:r>
-    </w:p>
-    <w:p>
-      <w:pPr>
-        <w:pStyle w:val="3"/>
-        <w:rPr>
-          <w:rFonts w:hint="eastAsia"/>
-        </w:rPr>
-      </w:pPr>
-      <w:bookmarkStart w:id="3" w:name="_Hlk75118781"/>
-      <w:r>
-        <w:rPr>
-          <w:rFonts w:hint="eastAsia"/>
-        </w:rPr>
-        <w:lastRenderedPageBreak/>
-        <w:t>设计建议</w:t>
-      </w:r>
-      <w:bookmarkEnd w:id="3"/>
-    </w:p>
-    <w:p>
-      <w:pPr>
-        <w:pStyle w:val="4"/>
-        <w:rPr>
-          <w:rFonts w:hint="eastAsia"/>
-        </w:rPr>
-      </w:pPr>
-      <w:r>
-        <w:t>1</w:t>
-      </w:r>
-      <w:r>
-        <w:rPr>
-          <w:rFonts w:hint="eastAsia"/>
-        </w:rPr>
-        <w:t>）设计</w:t>
-      </w:r>
-      <w:r>
-        <w:rPr>
-          <w:rFonts w:hint="eastAsia"/>
-        </w:rPr>
-        <w:t>者视角</w:t>
-      </w:r>
-    </w:p>
-    <w:p>
-      <w:pPr>
-        <w:widowControl/>
-        <w:adjustRightInd w:val="0"/>
-        <w:snapToGrid w:val="0"/>
-        <w:jc w:val="left"/>
-        <w:rPr>
-          <w:rFonts w:ascii="Tahoma" w:eastAsia="微软雅黑" w:hAnsi="Tahoma"/>
-          <w:kern w:val="0"/>
-          <w:sz w:val="22"/>
-        </w:rPr>
-      </w:pPr>
-      <w:r>
-        <w:rPr>
-          <w:rFonts w:ascii="Tahoma" w:eastAsia="微软雅黑" w:hAnsi="Tahoma" w:hint="eastAsia"/>
-          <w:kern w:val="0"/>
-          <w:sz w:val="22"/>
-        </w:rPr>
-        <w:t>方块</w:t>
-      </w:r>
-      <w:r>
-        <w:rPr>
-          <w:rFonts w:ascii="Tahoma" w:eastAsia="微软雅黑" w:hAnsi="Tahoma" w:hint="eastAsia"/>
-          <w:kern w:val="0"/>
-          <w:sz w:val="22"/>
-        </w:rPr>
-        <w:t>越短，</w:t>
-      </w:r>
-      <w:r>
-        <w:rPr>
-          <w:rFonts w:ascii="Tahoma" w:eastAsia="微软雅黑" w:hAnsi="Tahoma" w:hint="eastAsia"/>
-          <w:kern w:val="0"/>
-          <w:sz w:val="22"/>
-        </w:rPr>
-        <w:t>灵活性</w:t>
-      </w:r>
-      <w:r>
-        <w:rPr>
-          <w:rFonts w:ascii="Tahoma" w:eastAsia="微软雅黑" w:hAnsi="Tahoma" w:hint="eastAsia"/>
-          <w:kern w:val="0"/>
-          <w:sz w:val="22"/>
-        </w:rPr>
-        <w:t>越</w:t>
-      </w:r>
-      <w:r>
-        <w:rPr>
-          <w:rFonts w:ascii="Tahoma" w:eastAsia="微软雅黑" w:hAnsi="Tahoma" w:hint="eastAsia"/>
-          <w:kern w:val="0"/>
-          <w:sz w:val="22"/>
-        </w:rPr>
-        <w:t>高</w:t>
-      </w:r>
-      <w:r>
-        <w:rPr>
-          <w:rFonts w:ascii="Tahoma" w:eastAsia="微软雅黑" w:hAnsi="Tahoma" w:hint="eastAsia"/>
-          <w:kern w:val="0"/>
-          <w:sz w:val="22"/>
-        </w:rPr>
-        <w:t>。</w:t>
-      </w:r>
-    </w:p>
-    <w:p>
-      <w:pPr>
-        <w:widowControl/>
-        <w:adjustRightInd w:val="0"/>
-        <w:snapToGrid w:val="0"/>
-        <w:jc w:val="left"/>
-        <w:rPr>
-          <w:rFonts w:ascii="Tahoma" w:eastAsia="微软雅黑" w:hAnsi="Tahoma"/>
-          <w:kern w:val="0"/>
-          <w:sz w:val="22"/>
-        </w:rPr>
-      </w:pPr>
-      <w:r>
-        <w:rPr>
-          <w:rFonts w:ascii="Tahoma" w:eastAsia="微软雅黑" w:hAnsi="Tahoma" w:hint="eastAsia"/>
-          <w:kern w:val="0"/>
-          <w:sz w:val="22"/>
-        </w:rPr>
-        <w:t>方块越长，难度越高。</w:t>
-      </w:r>
-    </w:p>
-    <w:p>
-      <w:pPr>
-        <w:widowControl/>
-        <w:adjustRightInd w:val="0"/>
-        <w:snapToGrid w:val="0"/>
-        <w:jc w:val="left"/>
-        <w:rPr>
-          <w:rFonts w:ascii="Tahoma" w:eastAsia="微软雅黑" w:hAnsi="Tahoma"/>
-          <w:kern w:val="0"/>
-          <w:sz w:val="22"/>
-        </w:rPr>
-      </w:pPr>
-      <w:r>
-        <w:rPr>
-          <w:rFonts w:ascii="Tahoma" w:eastAsia="微软雅黑" w:hAnsi="Tahoma" w:hint="eastAsia"/>
-          <w:kern w:val="0"/>
-          <w:sz w:val="22"/>
-        </w:rPr>
-        <w:t>设计</w:t>
-      </w:r>
-      <w:r>
-        <w:rPr>
-          <w:rFonts w:ascii="Tahoma" w:eastAsia="微软雅黑" w:hAnsi="Tahoma" w:hint="eastAsia"/>
-          <w:kern w:val="0"/>
-          <w:sz w:val="22"/>
-        </w:rPr>
-        <w:t>时</w:t>
-      </w:r>
-      <w:r>
-        <w:rPr>
-          <w:rFonts w:ascii="Tahoma" w:eastAsia="微软雅黑" w:hAnsi="Tahoma" w:hint="eastAsia"/>
-          <w:kern w:val="0"/>
-          <w:sz w:val="22"/>
-        </w:rPr>
-        <w:t>，最先考虑挖洞</w:t>
-      </w:r>
-      <w:r>
-        <w:rPr>
-          <w:rFonts w:ascii="Tahoma" w:eastAsia="微软雅黑" w:hAnsi="Tahoma"/>
-          <w:kern w:val="0"/>
-          <w:sz w:val="22"/>
-        </w:rPr>
-        <w:t>/</w:t>
-      </w:r>
-      <w:r>
-        <w:rPr>
-          <w:rFonts w:ascii="Tahoma" w:eastAsia="微软雅黑" w:hAnsi="Tahoma" w:hint="eastAsia"/>
-          <w:kern w:val="0"/>
-          <w:sz w:val="22"/>
-        </w:rPr>
-        <w:t>建墙；再放置长方块；最后在能够确保通关的情况下，陆续加入小的短的方块，从而完善关卡设计。</w:t>
-      </w:r>
-    </w:p>
-    <w:p>
-      <w:pPr>
-        <w:widowControl/>
-        <w:jc w:val="left"/>
-        <w:rPr>
-          <w:rFonts w:ascii="Tahoma" w:eastAsia="微软雅黑" w:hAnsi="Tahoma"/>
-          <w:kern w:val="0"/>
-          <w:sz w:val="22"/>
-        </w:rPr>
-      </w:pPr>
-    </w:p>
-    <w:p>
-      <w:pPr>
-        <w:pStyle w:val="4"/>
-        <w:rPr>
-          <w:rFonts w:hint="eastAsia"/>
-        </w:rPr>
-      </w:pPr>
-      <w:r>
-        <w:t>2</w:t>
-      </w:r>
-      <w:r>
-        <w:rPr>
-          <w:rFonts w:hint="eastAsia"/>
-        </w:rPr>
-        <w:t>）关卡安排建议</w:t>
-      </w:r>
-    </w:p>
-    <w:p>
-      <w:pPr>
-        <w:snapToGrid w:val="0"/>
-        <w:rPr>
-          <w:rFonts w:ascii="Tahoma" w:eastAsia="微软雅黑" w:hAnsi="Tahoma"/>
-          <w:kern w:val="0"/>
-          <w:sz w:val="22"/>
-        </w:rPr>
-      </w:pPr>
-      <w:r>
-        <w:rPr>
-          <w:rFonts w:ascii="Tahoma" w:eastAsia="微软雅黑" w:hAnsi="Tahoma" w:hint="eastAsia"/>
-          <w:kern w:val="0"/>
-          <w:sz w:val="22"/>
-        </w:rPr>
-        <w:t>如果你需要在你的游戏中添加该解谜类型，</w:t>
-      </w:r>
-    </w:p>
-    <w:p>
-      <w:pPr>
-        <w:snapToGrid w:val="0"/>
-        <w:rPr>
-          <w:rFonts w:ascii="Tahoma" w:eastAsia="微软雅黑" w:hAnsi="Tahoma"/>
-          <w:kern w:val="0"/>
-          <w:sz w:val="22"/>
-        </w:rPr>
-      </w:pPr>
-      <w:r>
-        <w:rPr>
-          <w:rFonts w:ascii="Tahoma" w:eastAsia="微软雅黑" w:hAnsi="Tahoma" w:hint="eastAsia"/>
-          <w:kern w:val="0"/>
-          <w:sz w:val="22"/>
-        </w:rPr>
-        <w:t>关卡</w:t>
-      </w:r>
-      <w:r>
-        <w:rPr>
-          <w:rFonts w:ascii="Tahoma" w:eastAsia="微软雅黑" w:hAnsi="Tahoma" w:hint="eastAsia"/>
-          <w:kern w:val="0"/>
-          <w:sz w:val="22"/>
-        </w:rPr>
-        <w:t>建议最多</w:t>
-      </w:r>
-      <w:r>
-        <w:rPr>
-          <w:rFonts w:ascii="Tahoma" w:eastAsia="微软雅黑" w:hAnsi="Tahoma" w:hint="eastAsia"/>
-          <w:kern w:val="0"/>
-          <w:sz w:val="22"/>
-        </w:rPr>
-        <w:t>两</w:t>
-      </w:r>
-      <w:r>
-        <w:rPr>
-          <w:rFonts w:ascii="Tahoma" w:eastAsia="微软雅黑" w:hAnsi="Tahoma" w:hint="eastAsia"/>
-          <w:kern w:val="0"/>
-          <w:sz w:val="22"/>
-        </w:rPr>
-        <w:t>关，难度最大</w:t>
-      </w:r>
-      <w:r>
-        <w:rPr>
-          <w:rFonts w:ascii="Tahoma" w:eastAsia="微软雅黑" w:hAnsi="Tahoma" w:hint="eastAsia"/>
-          <w:kern w:val="0"/>
-          <w:sz w:val="22"/>
-        </w:rPr>
-        <w:t>到</w:t>
-      </w:r>
-      <w:r>
-        <w:rPr>
-          <w:rFonts w:ascii="Tahoma" w:eastAsia="微软雅黑" w:hAnsi="Tahoma" w:hint="eastAsia"/>
-          <w:kern w:val="0"/>
-          <w:sz w:val="22"/>
-        </w:rPr>
-        <w:t>第</w:t>
-      </w:r>
-      <w:r>
-        <w:rPr>
-          <w:rFonts w:ascii="Tahoma" w:eastAsia="微软雅黑" w:hAnsi="Tahoma" w:hint="eastAsia"/>
-          <w:kern w:val="0"/>
-          <w:sz w:val="22"/>
-        </w:rPr>
-        <w:t>四</w:t>
-      </w:r>
-      <w:r>
-        <w:rPr>
-          <w:rFonts w:ascii="Tahoma" w:eastAsia="微软雅黑" w:hAnsi="Tahoma" w:hint="eastAsia"/>
-          <w:kern w:val="0"/>
-          <w:sz w:val="22"/>
-        </w:rPr>
-        <w:t>关</w:t>
-      </w:r>
-      <w:r>
-        <w:rPr>
-          <w:rFonts w:ascii="Tahoma" w:eastAsia="微软雅黑" w:hAnsi="Tahoma" w:hint="eastAsia"/>
-          <w:kern w:val="0"/>
-          <w:sz w:val="22"/>
-        </w:rPr>
-        <w:t>，可作为</w:t>
-      </w:r>
-      <w:r>
-        <w:rPr>
-          <w:rFonts w:ascii="Tahoma" w:eastAsia="微软雅黑" w:hAnsi="Tahoma" w:hint="eastAsia"/>
-          <w:kern w:val="0"/>
-          <w:sz w:val="22"/>
-        </w:rPr>
-        <w:t xml:space="preserve"> </w:t>
-      </w:r>
-      <w:r>
-        <w:rPr>
-          <w:rFonts w:ascii="Tahoma" w:eastAsia="微软雅黑" w:hAnsi="Tahoma" w:hint="eastAsia"/>
-          <w:kern w:val="0"/>
-          <w:sz w:val="22"/>
-        </w:rPr>
-        <w:t>支线或主线谜题</w:t>
-      </w:r>
-      <w:r>
-        <w:rPr>
-          <w:rFonts w:ascii="Tahoma" w:eastAsia="微软雅黑" w:hAnsi="Tahoma" w:hint="eastAsia"/>
-          <w:kern w:val="0"/>
-          <w:sz w:val="22"/>
-        </w:rPr>
-        <w:t xml:space="preserve"> </w:t>
-      </w:r>
-      <w:r>
-        <w:rPr>
-          <w:rFonts w:ascii="Tahoma" w:eastAsia="微软雅黑" w:hAnsi="Tahoma" w:hint="eastAsia"/>
-          <w:kern w:val="0"/>
-          <w:sz w:val="22"/>
-        </w:rPr>
-        <w:t>。</w:t>
-      </w:r>
-    </w:p>
-    <w:p>
-      <w:pPr>
-        <w:snapToGrid w:val="0"/>
-        <w:rPr>
-          <w:rFonts w:ascii="Tahoma" w:eastAsia="微软雅黑" w:hAnsi="Tahoma"/>
-          <w:kern w:val="0"/>
-          <w:sz w:val="22"/>
-        </w:rPr>
-      </w:pPr>
-      <w:r>
-        <w:rPr>
-          <w:rFonts w:ascii="Tahoma" w:eastAsia="微软雅黑" w:hAnsi="Tahoma" w:hint="eastAsia"/>
-          <w:kern w:val="0"/>
-          <w:sz w:val="22"/>
-        </w:rPr>
-        <w:t>第五关类似的可以作为</w:t>
-      </w:r>
-      <w:r>
-        <w:rPr>
-          <w:rFonts w:ascii="Tahoma" w:eastAsia="微软雅黑" w:hAnsi="Tahoma" w:hint="eastAsia"/>
-          <w:kern w:val="0"/>
-          <w:sz w:val="22"/>
-        </w:rPr>
-        <w:t xml:space="preserve"> </w:t>
-      </w:r>
-      <w:r>
-        <w:rPr>
-          <w:rFonts w:ascii="Tahoma" w:eastAsia="微软雅黑" w:hAnsi="Tahoma" w:hint="eastAsia"/>
-          <w:kern w:val="0"/>
-          <w:sz w:val="22"/>
-        </w:rPr>
-        <w:t>小分支或成就</w:t>
-      </w:r>
-      <w:r>
-        <w:rPr>
-          <w:rFonts w:ascii="Tahoma" w:eastAsia="微软雅黑" w:hAnsi="Tahoma" w:hint="eastAsia"/>
-          <w:kern w:val="0"/>
-          <w:sz w:val="22"/>
-        </w:rPr>
-        <w:t xml:space="preserve"> </w:t>
-      </w:r>
-      <w:r>
-        <w:rPr>
-          <w:rFonts w:ascii="Tahoma" w:eastAsia="微软雅黑" w:hAnsi="Tahoma" w:hint="eastAsia"/>
-          <w:kern w:val="0"/>
-          <w:sz w:val="22"/>
-        </w:rPr>
-        <w:t>。</w:t>
-      </w:r>
-    </w:p>
-    <w:p>
-      <w:pPr>
-        <w:snapToGrid w:val="0"/>
-        <w:rPr>
-          <w:rFonts w:ascii="Tahoma" w:eastAsia="微软雅黑" w:hAnsi="Tahoma"/>
-          <w:kern w:val="0"/>
-          <w:sz w:val="22"/>
-        </w:rPr>
-      </w:pPr>
-      <w:r>
-        <w:rPr>
-          <w:rFonts w:ascii="Tahoma" w:eastAsia="微软雅黑" w:hAnsi="Tahoma" w:hint="eastAsia"/>
-          <w:kern w:val="0"/>
-          <w:sz w:val="22"/>
-        </w:rPr>
-        <w:t>第六关的设计难度和复杂度都很高，不建议加。</w:t>
-      </w:r>
-    </w:p>
-    <w:p>
-      <w:pPr>
-        <w:widowControl/>
-        <w:adjustRightInd w:val="0"/>
-        <w:snapToGrid w:val="0"/>
-        <w:spacing w:after="200"/>
-        <w:jc w:val="left"/>
-        <w:rPr>
-          <w:rFonts w:ascii="Tahoma" w:eastAsia="微软雅黑" w:hAnsi="Tahoma"/>
-          <w:kern w:val="0"/>
-          <w:sz w:val="22"/>
-        </w:rPr>
-      </w:pPr>
-      <w:r>
-        <w:rPr>
-          <w:rFonts w:ascii="Tahoma" w:eastAsia="微软雅黑" w:hAnsi="Tahoma" w:hint="eastAsia"/>
-          <w:kern w:val="0"/>
-          <w:sz w:val="22"/>
-        </w:rPr>
-        <w:t>另外，此解谜游戏的设计</w:t>
-      </w:r>
-      <w:r>
-        <w:rPr>
-          <w:rFonts w:ascii="Tahoma" w:eastAsia="微软雅黑" w:hAnsi="Tahoma" w:hint="eastAsia"/>
-          <w:kern w:val="0"/>
-          <w:sz w:val="22"/>
-        </w:rPr>
-        <w:t xml:space="preserve"> </w:t>
-      </w:r>
-      <w:r>
-        <w:rPr>
-          <w:rFonts w:ascii="Tahoma" w:eastAsia="微软雅黑" w:hAnsi="Tahoma" w:hint="eastAsia"/>
-          <w:kern w:val="0"/>
-          <w:sz w:val="22"/>
-        </w:rPr>
-        <w:t>不要</w:t>
-      </w:r>
-      <w:r>
-        <w:rPr>
-          <w:rFonts w:ascii="Tahoma" w:eastAsia="微软雅黑" w:hAnsi="Tahoma" w:hint="eastAsia"/>
-          <w:kern w:val="0"/>
-          <w:sz w:val="22"/>
-        </w:rPr>
-        <w:t xml:space="preserve"> </w:t>
-      </w:r>
-      <w:r>
-        <w:rPr>
-          <w:rFonts w:ascii="Tahoma" w:eastAsia="微软雅黑" w:hAnsi="Tahoma" w:hint="eastAsia"/>
-          <w:kern w:val="0"/>
-          <w:sz w:val="22"/>
-        </w:rPr>
-        <w:t>在你的游戏主线中出现第二次，忌重复的玩法。</w:t>
-      </w:r>
-    </w:p>
-    <w:p>
-      <w:pPr>
-        <w:widowControl/>
-        <w:jc w:val="left"/>
-        <w:rPr>
-          <w:rFonts w:ascii="Tahoma" w:eastAsia="微软雅黑" w:hAnsi="Tahoma"/>
-          <w:kern w:val="0"/>
-          <w:sz w:val="22"/>
-        </w:rPr>
-      </w:pPr>
-    </w:p>
-    <w:p>
-      <w:pPr>
-        <w:pStyle w:val="4"/>
-        <w:rPr>
-          <w:rFonts w:hint="eastAsia"/>
-        </w:rPr>
-      </w:pPr>
-      <w:r>
-        <w:rPr>
-          <w:rFonts w:hint="eastAsia"/>
-        </w:rPr>
-        <w:t>3</w:t>
-      </w:r>
-      <w:r>
-        <w:rPr>
-          <w:rFonts w:hint="eastAsia"/>
-        </w:rPr>
-        <w:t>）</w:t>
-      </w:r>
-      <w:r>
-        <w:rPr>
-          <w:rFonts w:hint="eastAsia"/>
-        </w:rPr>
-        <w:t>灵感来源</w:t>
-      </w:r>
-    </w:p>
-    <w:p>
-      <w:pPr>
-        <w:snapToGrid w:val="0"/>
-        <w:rPr>
-          <w:rFonts w:ascii="Tahoma" w:eastAsia="微软雅黑" w:hAnsi="Tahoma"/>
-          <w:kern w:val="0"/>
-          <w:sz w:val="22"/>
-        </w:rPr>
-      </w:pPr>
-      <w:r>
-        <w:rPr>
-          <w:rFonts w:ascii="Tahoma" w:eastAsia="微软雅黑" w:hAnsi="Tahoma" w:hint="eastAsia"/>
-          <w:kern w:val="0"/>
-          <w:sz w:val="22"/>
-        </w:rPr>
-        <w:t>2019</w:t>
-      </w:r>
-      <w:r>
-        <w:rPr>
-          <w:rFonts w:ascii="Tahoma" w:eastAsia="微软雅黑" w:hAnsi="Tahoma" w:hint="eastAsia"/>
-          <w:kern w:val="0"/>
-          <w:sz w:val="22"/>
-        </w:rPr>
-        <w:t>年</w:t>
-      </w:r>
-      <w:r>
-        <w:rPr>
-          <w:rFonts w:ascii="Tahoma" w:eastAsia="微软雅黑" w:hAnsi="Tahoma" w:hint="eastAsia"/>
-          <w:kern w:val="0"/>
-          <w:sz w:val="22"/>
-        </w:rPr>
-        <w:t>11</w:t>
-      </w:r>
-      <w:r>
-        <w:rPr>
-          <w:rFonts w:ascii="Tahoma" w:eastAsia="微软雅黑" w:hAnsi="Tahoma" w:hint="eastAsia"/>
-          <w:kern w:val="0"/>
-          <w:sz w:val="22"/>
-        </w:rPr>
-        <w:t>月，作者我写插件大刀阔斧，</w:t>
-      </w:r>
-    </w:p>
-    <w:p>
-      <w:pPr>
-        <w:snapToGrid w:val="0"/>
-        <w:spacing w:after="200"/>
-        <w:rPr>
-          <w:rFonts w:ascii="Tahoma" w:eastAsia="微软雅黑" w:hAnsi="Tahoma"/>
-          <w:kern w:val="0"/>
-          <w:sz w:val="22"/>
-        </w:rPr>
-      </w:pPr>
-      <w:r>
-        <w:rPr>
-          <w:rFonts w:ascii="Tahoma" w:eastAsia="微软雅黑" w:hAnsi="Tahoma" w:hint="eastAsia"/>
-          <w:kern w:val="0"/>
-          <w:sz w:val="22"/>
-        </w:rPr>
-        <w:t>在四个星期内完成了</w:t>
-      </w:r>
-      <w:r>
-        <w:rPr>
-          <w:rFonts w:ascii="Tahoma" w:eastAsia="微软雅黑" w:hAnsi="Tahoma" w:hint="eastAsia"/>
-          <w:kern w:val="0"/>
-          <w:sz w:val="22"/>
-        </w:rPr>
-        <w:t xml:space="preserve"> </w:t>
-      </w:r>
-      <w:r>
-        <w:rPr>
-          <w:rFonts w:ascii="Tahoma" w:eastAsia="微软雅黑" w:hAnsi="Tahoma" w:hint="eastAsia"/>
-          <w:kern w:val="0"/>
-          <w:sz w:val="22"/>
-        </w:rPr>
-        <w:t>移动路线核心、事件一体化、输入设备核心</w:t>
-      </w:r>
-      <w:r>
-        <w:rPr>
-          <w:rFonts w:ascii="Tahoma" w:eastAsia="微软雅黑" w:hAnsi="Tahoma" w:hint="eastAsia"/>
-          <w:kern w:val="0"/>
-          <w:sz w:val="22"/>
-        </w:rPr>
-        <w:t xml:space="preserve"> </w:t>
-      </w:r>
-      <w:r>
-        <w:rPr>
-          <w:rFonts w:ascii="Tahoma" w:eastAsia="微软雅黑" w:hAnsi="Tahoma" w:hint="eastAsia"/>
-          <w:kern w:val="0"/>
-          <w:sz w:val="22"/>
-        </w:rPr>
-        <w:t>。</w:t>
-      </w:r>
-    </w:p>
-    <w:p>
-      <w:pPr>
-        <w:snapToGrid w:val="0"/>
-        <w:rPr>
-          <w:rFonts w:ascii="Tahoma" w:eastAsia="微软雅黑" w:hAnsi="Tahoma"/>
-          <w:kern w:val="0"/>
-          <w:sz w:val="22"/>
-        </w:rPr>
-      </w:pPr>
-      <w:r>
-        <w:rPr>
-          <w:rFonts w:ascii="Tahoma" w:eastAsia="微软雅黑" w:hAnsi="Tahoma" w:hint="eastAsia"/>
-          <w:kern w:val="0"/>
-          <w:sz w:val="22"/>
-        </w:rPr>
-        <w:t>目的也很简单，希望把鼠标管理层建设完善</w:t>
-      </w:r>
-      <w:r>
-        <w:rPr>
-          <w:rFonts w:ascii="Tahoma" w:eastAsia="微软雅黑" w:hAnsi="Tahoma" w:hint="eastAsia"/>
-          <w:kern w:val="0"/>
-          <w:sz w:val="22"/>
-        </w:rPr>
-        <w:t>，设计一个只能用鼠标才能玩的小游戏</w:t>
-      </w:r>
-      <w:r>
-        <w:rPr>
-          <w:rFonts w:ascii="Tahoma" w:eastAsia="微软雅黑" w:hAnsi="Tahoma" w:hint="eastAsia"/>
-          <w:kern w:val="0"/>
-          <w:sz w:val="22"/>
-        </w:rPr>
-        <w:t>。</w:t>
-      </w:r>
-    </w:p>
-    <w:p>
-      <w:pPr>
-        <w:snapToGrid w:val="0"/>
-        <w:rPr>
-          <w:rFonts w:ascii="Tahoma" w:eastAsia="微软雅黑" w:hAnsi="Tahoma"/>
-          <w:kern w:val="0"/>
-          <w:sz w:val="22"/>
-        </w:rPr>
-      </w:pPr>
-      <w:r>
-        <w:rPr>
-          <w:rFonts w:ascii="Tahoma" w:eastAsia="微软雅黑" w:hAnsi="Tahoma" w:hint="eastAsia"/>
-          <w:kern w:val="0"/>
-          <w:sz w:val="22"/>
-        </w:rPr>
-        <w:t>于是</w:t>
-      </w:r>
-      <w:r>
-        <w:rPr>
-          <w:rFonts w:ascii="Tahoma" w:eastAsia="微软雅黑" w:hAnsi="Tahoma" w:hint="eastAsia"/>
-          <w:kern w:val="0"/>
-          <w:sz w:val="22"/>
-        </w:rPr>
-        <w:t>直奔主题，</w:t>
-      </w:r>
-      <w:r>
-        <w:rPr>
-          <w:rFonts w:ascii="Tahoma" w:eastAsia="微软雅黑" w:hAnsi="Tahoma" w:hint="eastAsia"/>
-          <w:kern w:val="0"/>
-          <w:sz w:val="22"/>
-        </w:rPr>
-        <w:t>简单</w:t>
-      </w:r>
-      <w:r>
-        <w:rPr>
-          <w:rFonts w:ascii="Tahoma" w:eastAsia="微软雅黑" w:hAnsi="Tahoma" w:hint="eastAsia"/>
-          <w:kern w:val="0"/>
-          <w:sz w:val="22"/>
-        </w:rPr>
-        <w:t>写一个华容道的插件，</w:t>
-      </w:r>
-      <w:r>
-        <w:rPr>
-          <w:rFonts w:ascii="Tahoma" w:eastAsia="微软雅黑" w:hAnsi="Tahoma" w:hint="eastAsia"/>
-          <w:kern w:val="0"/>
-          <w:sz w:val="22"/>
-        </w:rPr>
-        <w:t>就</w:t>
-      </w:r>
-      <w:r>
-        <w:rPr>
-          <w:rFonts w:ascii="Tahoma" w:eastAsia="微软雅黑" w:hAnsi="Tahoma" w:hint="eastAsia"/>
-          <w:kern w:val="0"/>
-          <w:sz w:val="22"/>
-        </w:rPr>
-        <w:t>有了下图的原型。</w:t>
-      </w:r>
-    </w:p>
-    <w:p>
-      <w:pPr>
-        <w:jc w:val="center"/>
-        <w:rPr>
-          <w:rFonts w:ascii="Tahoma" w:eastAsia="微软雅黑" w:hAnsi="Tahoma"/>
-          <w:kern w:val="0"/>
-          <w:sz w:val="22"/>
-        </w:rPr>
-      </w:pPr>
-      <w:r>
-        <w:rPr>
-          <w:rFonts w:ascii="Tahoma" w:eastAsia="微软雅黑" w:hAnsi="Tahoma" w:hint="eastAsia"/>
-          <w:noProof/>
-          <w:kern w:val="0"/>
-          <w:sz w:val="22"/>
-        </w:rPr>
-        <w:drawing>
-          <wp:inline distT="0" distB="0" distL="0" distR="0" wp14:anchorId="13AB00FC" wp14:editId="3B0ED474">
-            <wp:extent cx="3100661" cy="1607820"/>
-            <wp:effectExtent l="0" t="0" r="5080" b="0"/>
-            <wp:docPr id="1406556420" name="图片 1"/>
-            <wp:cNvGraphicFramePr>
-              <a:graphicFrameLocks xmlns:a="http://schemas.openxmlformats.org/drawingml/2006/main" noChangeAspect="1"/>
-            </wp:cNvGraphicFramePr>
-            <a:graphic xmlns:a="http://schemas.openxmlformats.org/drawingml/2006/main">
-              <a:graphicData uri="http://schemas.openxmlformats.org/drawingml/2006/picture">
-                <pic:pic xmlns:pic="http://schemas.openxmlformats.org/drawingml/2006/picture">
-                  <pic:nvPicPr>
-                    <pic:cNvPr id="0" name="Picture 1"/>
-                    <pic:cNvPicPr>
-                      <a:picLocks noChangeAspect="1" noChangeArrowheads="1"/>
-                    </pic:cNvPicPr>
-                  </pic:nvPicPr>
-                  <pic:blipFill>
-                    <a:blip r:embed="rId14">
-                      <a:extLst>
-                        <a:ext uri="{28A0092B-C50C-407E-A947-70E740481C1C}">
-                          <a14:useLocalDpi xmlns:a14="http://schemas.microsoft.com/office/drawing/2010/main" val="0"/>
-                        </a:ext>
-                      </a:extLst>
-                    </a:blip>
-                    <a:srcRect/>
-                    <a:stretch>
-                      <a:fillRect/>
-                    </a:stretch>
-                  </pic:blipFill>
-                  <pic:spPr bwMode="auto">
-                    <a:xfrm>
-                      <a:off x="0" y="0"/>
-                      <a:ext cx="3114740" cy="1615120"/>
-                    </a:xfrm>
-                    <a:prstGeom prst="rect">
-                      <a:avLst/>
-                    </a:prstGeom>
-                    <a:noFill/>
-                    <a:ln>
-                      <a:noFill/>
-                    </a:ln>
-                  </pic:spPr>
-                </pic:pic>
-              </a:graphicData>
-            </a:graphic>
-          </wp:inline>
-        </w:drawing>
-      </w:r>
-    </w:p>
-    <w:p>
-      <w:pPr>
-        <w:snapToGrid w:val="0"/>
-        <w:rPr>
-          <w:rFonts w:ascii="Tahoma" w:eastAsia="微软雅黑" w:hAnsi="Tahoma"/>
-          <w:kern w:val="0"/>
-          <w:sz w:val="22"/>
-        </w:rPr>
-      </w:pPr>
-      <w:r>
-        <w:rPr>
-          <w:rFonts w:ascii="Tahoma" w:eastAsia="微软雅黑" w:hAnsi="Tahoma" w:hint="eastAsia"/>
-          <w:kern w:val="0"/>
-          <w:sz w:val="22"/>
-        </w:rPr>
-        <w:t>当时考虑华容道游戏专门</w:t>
-      </w:r>
-      <w:r>
-        <w:rPr>
-          <w:rFonts w:ascii="Tahoma" w:eastAsia="微软雅黑" w:hAnsi="Tahoma" w:hint="eastAsia"/>
-          <w:kern w:val="0"/>
-          <w:sz w:val="22"/>
-        </w:rPr>
-        <w:t>作为</w:t>
-      </w:r>
-      <w:r>
-        <w:rPr>
-          <w:rFonts w:ascii="Tahoma" w:eastAsia="微软雅黑" w:hAnsi="Tahoma" w:hint="eastAsia"/>
-          <w:kern w:val="0"/>
-          <w:sz w:val="22"/>
-        </w:rPr>
-        <w:t>一个插件，</w:t>
-      </w:r>
-    </w:p>
-    <w:p>
-      <w:pPr>
-        <w:snapToGrid w:val="0"/>
-        <w:rPr>
-          <w:rFonts w:ascii="Tahoma" w:eastAsia="微软雅黑" w:hAnsi="Tahoma"/>
-          <w:kern w:val="0"/>
-          <w:sz w:val="22"/>
-        </w:rPr>
-      </w:pPr>
-      <w:r>
-        <w:rPr>
-          <w:rFonts w:ascii="Tahoma" w:eastAsia="微软雅黑" w:hAnsi="Tahoma" w:hint="eastAsia"/>
-          <w:kern w:val="0"/>
-          <w:sz w:val="22"/>
-        </w:rPr>
-        <w:t>但觉得</w:t>
-      </w:r>
-      <w:r>
-        <w:rPr>
-          <w:rFonts w:ascii="Tahoma" w:eastAsia="微软雅黑" w:hAnsi="Tahoma" w:hint="eastAsia"/>
-          <w:kern w:val="0"/>
-          <w:sz w:val="22"/>
-        </w:rPr>
-        <w:t>功能在别的地方</w:t>
-      </w:r>
-      <w:r>
-        <w:rPr>
-          <w:rFonts w:ascii="Tahoma" w:eastAsia="微软雅黑" w:hAnsi="Tahoma" w:hint="eastAsia"/>
-          <w:kern w:val="0"/>
-          <w:sz w:val="22"/>
-        </w:rPr>
-        <w:t>也</w:t>
-      </w:r>
-      <w:r>
-        <w:rPr>
-          <w:rFonts w:ascii="Tahoma" w:eastAsia="微软雅黑" w:hAnsi="Tahoma" w:hint="eastAsia"/>
-          <w:kern w:val="0"/>
-          <w:sz w:val="22"/>
-        </w:rPr>
-        <w:t>能用，</w:t>
-      </w:r>
-      <w:r>
-        <w:rPr>
-          <w:rFonts w:ascii="Tahoma" w:eastAsia="微软雅黑" w:hAnsi="Tahoma" w:hint="eastAsia"/>
-          <w:kern w:val="0"/>
-          <w:sz w:val="22"/>
-        </w:rPr>
-        <w:t>还是要分，才分成了</w:t>
-      </w:r>
-      <w:r>
-        <w:rPr>
-          <w:rFonts w:ascii="Tahoma" w:eastAsia="微软雅黑" w:hAnsi="Tahoma" w:hint="eastAsia"/>
-          <w:kern w:val="0"/>
-          <w:sz w:val="22"/>
-        </w:rPr>
-        <w:t xml:space="preserve"> </w:t>
-      </w:r>
-      <w:r>
-        <w:rPr>
-          <w:rFonts w:ascii="Tahoma" w:eastAsia="微软雅黑" w:hAnsi="Tahoma" w:hint="eastAsia"/>
-          <w:kern w:val="0"/>
-          <w:sz w:val="22"/>
-        </w:rPr>
-        <w:t>事件一体化</w:t>
-      </w:r>
-      <w:r>
-        <w:rPr>
-          <w:rFonts w:ascii="Tahoma" w:eastAsia="微软雅黑" w:hAnsi="Tahoma" w:hint="eastAsia"/>
-          <w:kern w:val="0"/>
-          <w:sz w:val="22"/>
-        </w:rPr>
-        <w:t xml:space="preserve"> </w:t>
-      </w:r>
-      <w:r>
-        <w:rPr>
-          <w:rFonts w:ascii="Tahoma" w:eastAsia="微软雅黑" w:hAnsi="Tahoma" w:hint="eastAsia"/>
-          <w:kern w:val="0"/>
-          <w:sz w:val="22"/>
-        </w:rPr>
-        <w:t>这些插件。</w:t>
-      </w:r>
-    </w:p>
-    <w:p>
-      <w:pPr>
-        <w:snapToGrid w:val="0"/>
-        <w:rPr>
-          <w:rFonts w:ascii="Tahoma" w:eastAsia="微软雅黑" w:hAnsi="Tahoma"/>
-          <w:color w:val="A6A6A6" w:themeColor="background1" w:themeShade="A6"/>
-          <w:kern w:val="0"/>
-          <w:sz w:val="22"/>
-        </w:rPr>
-      </w:pPr>
-      <w:r>
-        <w:rPr>
-          <w:rFonts w:ascii="Tahoma" w:eastAsia="微软雅黑" w:hAnsi="Tahoma" w:hint="eastAsia"/>
-          <w:color w:val="A6A6A6" w:themeColor="background1" w:themeShade="A6"/>
-          <w:kern w:val="0"/>
-          <w:sz w:val="22"/>
-        </w:rPr>
-        <w:t>（后来的事情你们也知道了，</w:t>
-      </w:r>
-      <w:r>
-        <w:rPr>
-          <w:rFonts w:ascii="Tahoma" w:eastAsia="微软雅黑" w:hAnsi="Tahoma" w:hint="eastAsia"/>
-          <w:color w:val="A6A6A6" w:themeColor="background1" w:themeShade="A6"/>
-          <w:kern w:val="0"/>
-          <w:sz w:val="22"/>
-        </w:rPr>
-        <w:t>华容道的几个插件，</w:t>
-      </w:r>
-      <w:r>
-        <w:rPr>
-          <w:rFonts w:ascii="Tahoma" w:eastAsia="微软雅黑" w:hAnsi="Tahoma" w:hint="eastAsia"/>
-          <w:color w:val="A6A6A6" w:themeColor="background1" w:themeShade="A6"/>
-          <w:kern w:val="0"/>
-          <w:sz w:val="22"/>
-        </w:rPr>
-        <w:t>更新次数相当多）</w:t>
-      </w:r>
-    </w:p>
-    <w:p>
-      <w:pPr>
-        <w:snapToGrid w:val="0"/>
-        <w:rPr>
-          <w:rFonts w:ascii="Tahoma" w:eastAsia="微软雅黑" w:hAnsi="Tahoma"/>
-          <w:color w:val="A6A6A6" w:themeColor="background1" w:themeShade="A6"/>
-          <w:kern w:val="0"/>
-          <w:sz w:val="22"/>
-        </w:rPr>
-      </w:pPr>
-      <w:r>
-        <w:rPr>
-          <w:rFonts w:ascii="Tahoma" w:eastAsia="微软雅黑" w:hAnsi="Tahoma" w:hint="eastAsia"/>
-          <w:color w:val="A6A6A6" w:themeColor="background1" w:themeShade="A6"/>
-          <w:kern w:val="0"/>
-          <w:sz w:val="22"/>
-        </w:rPr>
-        <w:t>（输入设备核心维护到了</w:t>
-      </w:r>
-      <w:r>
-        <w:rPr>
-          <w:rFonts w:ascii="Tahoma" w:eastAsia="微软雅黑" w:hAnsi="Tahoma" w:hint="eastAsia"/>
-          <w:color w:val="A6A6A6" w:themeColor="background1" w:themeShade="A6"/>
-          <w:kern w:val="0"/>
-          <w:sz w:val="22"/>
-        </w:rPr>
-        <w:t>v2.0</w:t>
-      </w:r>
-      <w:r>
-        <w:rPr>
-          <w:rFonts w:ascii="Tahoma" w:eastAsia="微软雅黑" w:hAnsi="Tahoma" w:hint="eastAsia"/>
-          <w:color w:val="A6A6A6" w:themeColor="background1" w:themeShade="A6"/>
-          <w:kern w:val="0"/>
-          <w:sz w:val="22"/>
-        </w:rPr>
-        <w:t>，一体化、鼠标触发事件，都</w:t>
-      </w:r>
-      <w:r>
-        <w:rPr>
-          <w:rFonts w:ascii="Tahoma" w:eastAsia="微软雅黑" w:hAnsi="Tahoma" w:hint="eastAsia"/>
-          <w:color w:val="A6A6A6" w:themeColor="background1" w:themeShade="A6"/>
-          <w:kern w:val="0"/>
-          <w:sz w:val="22"/>
-        </w:rPr>
-        <w:t>直接</w:t>
-      </w:r>
-      <w:r>
-        <w:rPr>
-          <w:rFonts w:ascii="Tahoma" w:eastAsia="微软雅黑" w:hAnsi="Tahoma" w:hint="eastAsia"/>
-          <w:color w:val="A6A6A6" w:themeColor="background1" w:themeShade="A6"/>
-          <w:kern w:val="0"/>
-          <w:sz w:val="22"/>
-        </w:rPr>
-        <w:t>被推翻重写了）</w:t>
-      </w:r>
-    </w:p>
-    <w:p>
-      <w:pPr>
-        <w:snapToGrid w:val="0"/>
-        <w:rPr>
-          <w:rFonts w:ascii="Tahoma" w:eastAsia="微软雅黑" w:hAnsi="Tahoma"/>
-          <w:kern w:val="0"/>
-          <w:sz w:val="22"/>
-        </w:rPr>
-      </w:pPr>
-    </w:p>
-    <w:p>
-      <w:pPr>
-        <w:snapToGrid w:val="0"/>
-        <w:rPr>
-          <w:rFonts w:ascii="Tahoma" w:eastAsia="微软雅黑" w:hAnsi="Tahoma"/>
-          <w:kern w:val="0"/>
-          <w:sz w:val="22"/>
-        </w:rPr>
-      </w:pPr>
-      <w:r>
-        <w:rPr>
-          <w:rFonts w:ascii="Tahoma" w:eastAsia="微软雅黑" w:hAnsi="Tahoma"/>
-          <w:kern w:val="0"/>
-          <w:sz w:val="22"/>
-        </w:rPr>
-        <w:br w:type="page"/>
-      </w:r>
-    </w:p>
-    <w:p>
-      <w:pPr>
-        <w:pStyle w:val="3"/>
-        <w:rPr>
-          <w:rFonts w:hint="eastAsia"/>
-        </w:rPr>
-      </w:pPr>
-      <w:r>
-        <w:rPr>
-          <w:rFonts w:hint="eastAsia"/>
-        </w:rPr>
-        <w:lastRenderedPageBreak/>
+      <w:bookmarkStart w:id="4" w:name="_方块复制注意"/>
+      <w:bookmarkEnd w:id="4"/>
+      <w:r>
+        <w:rPr>
+          <w:rFonts w:hint="eastAsia"/>
+        </w:rPr>
         <w:t>方块</w:t>
       </w:r>
       <w:r>
@@ -3809,555 +4317,50 @@
           <w:rFonts w:hint="eastAsia"/>
         </w:rPr>
       </w:pPr>
-      <w:bookmarkStart w:id="4" w:name="_基础规律"/>
-      <w:bookmarkEnd w:id="4"/>
+      <w:bookmarkStart w:id="5" w:name="_基础规律"/>
+      <w:bookmarkEnd w:id="5"/>
       <w:r>
         <w:rPr>
           <w:rFonts w:hint="eastAsia"/>
         </w:rPr>
         <w:lastRenderedPageBreak/>
+        <w:t>===</w:t>
+      </w:r>
+      <w:r>
+        <w:rPr>
+          <w:rFonts w:hint="eastAsia"/>
+        </w:rPr>
         <w:t>华容道</w:t>
       </w:r>
       <w:r>
         <w:rPr>
           <w:rFonts w:hint="eastAsia"/>
         </w:rPr>
-        <w:t>-谜题解法</w:t>
-      </w:r>
-    </w:p>
-    <w:p>
-      <w:pPr>
-        <w:pStyle w:val="3"/>
-        <w:rPr>
-          <w:rFonts w:hint="eastAsia"/>
-        </w:rPr>
-      </w:pPr>
-      <w:r>
-        <w:rPr>
-          <w:rFonts w:hint="eastAsia"/>
-        </w:rPr>
-        <w:t>空位</w:t>
-      </w:r>
-      <w:r>
-        <w:rPr>
-          <w:rFonts w:hint="eastAsia"/>
-        </w:rPr>
-        <w:t>堵路</w:t>
-      </w:r>
-      <w:r>
-        <w:rPr>
-          <w:rFonts w:hint="eastAsia"/>
-        </w:rPr>
-        <w:t>预判法</w:t>
-      </w:r>
-    </w:p>
-    <w:p>
-      <w:pPr>
-        <w:snapToGrid w:val="0"/>
-        <w:rPr>
-          <w:rFonts w:ascii="Tahoma" w:eastAsia="微软雅黑" w:hAnsi="Tahoma"/>
-          <w:kern w:val="0"/>
-          <w:sz w:val="22"/>
-        </w:rPr>
-      </w:pPr>
-      <w:r>
-        <w:rPr>
-          <w:rFonts w:ascii="Tahoma" w:eastAsia="微软雅黑" w:hAnsi="Tahoma" w:hint="eastAsia"/>
-          <w:kern w:val="0"/>
-          <w:sz w:val="22"/>
-        </w:rPr>
-        <w:t>华容道中，</w:t>
-      </w:r>
-      <w:r>
-        <w:rPr>
-          <w:rFonts w:ascii="Tahoma" w:eastAsia="微软雅黑" w:hAnsi="Tahoma" w:hint="eastAsia"/>
-          <w:kern w:val="0"/>
-          <w:sz w:val="22"/>
-        </w:rPr>
-        <w:t>空位</w:t>
-      </w:r>
-      <w:r>
-        <w:rPr>
-          <w:rFonts w:ascii="Tahoma" w:eastAsia="微软雅黑" w:hAnsi="Tahoma" w:hint="eastAsia"/>
-          <w:kern w:val="0"/>
-          <w:sz w:val="22"/>
-        </w:rPr>
-        <w:t>和堵路</w:t>
-      </w:r>
-      <w:r>
-        <w:rPr>
-          <w:rFonts w:ascii="Tahoma" w:eastAsia="微软雅黑" w:hAnsi="Tahoma" w:hint="eastAsia"/>
-          <w:kern w:val="0"/>
-          <w:sz w:val="22"/>
-        </w:rPr>
-        <w:t>的数量</w:t>
-      </w:r>
-      <w:r>
-        <w:rPr>
-          <w:rFonts w:ascii="Tahoma" w:eastAsia="微软雅黑" w:hAnsi="Tahoma" w:hint="eastAsia"/>
-          <w:kern w:val="0"/>
-          <w:sz w:val="22"/>
-        </w:rPr>
-        <w:t>直接决定了解谜的复杂度。</w:t>
-      </w:r>
-    </w:p>
-    <w:p>
-      <w:pPr>
-        <w:snapToGrid w:val="0"/>
-        <w:rPr>
-          <w:rFonts w:ascii="Tahoma" w:eastAsia="微软雅黑" w:hAnsi="Tahoma"/>
-          <w:color w:val="0070C0"/>
-          <w:kern w:val="0"/>
-          <w:sz w:val="22"/>
-        </w:rPr>
-      </w:pPr>
-      <w:r>
-        <w:rPr>
-          <w:rFonts w:ascii="Tahoma" w:eastAsia="微软雅黑" w:hAnsi="Tahoma" w:hint="eastAsia"/>
-          <w:color w:val="0070C0"/>
-          <w:kern w:val="0"/>
-          <w:sz w:val="22"/>
-        </w:rPr>
-        <w:t>先</w:t>
-      </w:r>
-      <w:r>
-        <w:rPr>
-          <w:rFonts w:ascii="Tahoma" w:eastAsia="微软雅黑" w:hAnsi="Tahoma" w:hint="eastAsia"/>
-          <w:color w:val="0070C0"/>
-          <w:kern w:val="0"/>
-          <w:sz w:val="22"/>
-        </w:rPr>
-        <w:t>考虑将所有</w:t>
-      </w:r>
-      <w:r>
-        <w:rPr>
-          <w:rFonts w:ascii="Tahoma" w:eastAsia="微软雅黑" w:hAnsi="Tahoma" w:hint="eastAsia"/>
-          <w:color w:val="0070C0"/>
-          <w:kern w:val="0"/>
-          <w:sz w:val="22"/>
-        </w:rPr>
         <w:t xml:space="preserve"> </w:t>
       </w:r>
       <w:r>
         <w:rPr>
-          <w:rFonts w:ascii="Tahoma" w:eastAsia="微软雅黑" w:hAnsi="Tahoma" w:hint="eastAsia"/>
-          <w:color w:val="0070C0"/>
-          <w:kern w:val="0"/>
-          <w:sz w:val="22"/>
-        </w:rPr>
-        <w:t>空位</w:t>
-      </w:r>
-      <w:r>
-        <w:rPr>
-          <w:rFonts w:ascii="Tahoma" w:eastAsia="微软雅黑" w:hAnsi="Tahoma" w:hint="eastAsia"/>
-          <w:color w:val="0070C0"/>
-          <w:kern w:val="0"/>
-          <w:sz w:val="22"/>
+          <w:rFonts w:hint="eastAsia"/>
+        </w:rPr>
+        <w:t>-</w:t>
+      </w:r>
+      <w:r>
+        <w:rPr>
+          <w:rFonts w:hint="eastAsia"/>
         </w:rPr>
         <w:t xml:space="preserve"> </w:t>
       </w:r>
       <w:r>
         <w:rPr>
-          <w:rFonts w:ascii="Tahoma" w:eastAsia="微软雅黑" w:hAnsi="Tahoma" w:hint="eastAsia"/>
-          <w:color w:val="0070C0"/>
-          <w:kern w:val="0"/>
-          <w:sz w:val="22"/>
-        </w:rPr>
-        <w:t>集合在一起</w:t>
-      </w:r>
-      <w:r>
-        <w:rPr>
-          <w:rFonts w:ascii="Tahoma" w:eastAsia="微软雅黑" w:hAnsi="Tahoma" w:hint="eastAsia"/>
-          <w:color w:val="0070C0"/>
-          <w:kern w:val="0"/>
-          <w:sz w:val="22"/>
-        </w:rPr>
-        <w:t>，</w:t>
-      </w:r>
-      <w:r>
-        <w:rPr>
-          <w:rFonts w:ascii="Tahoma" w:eastAsia="微软雅黑" w:hAnsi="Tahoma" w:hint="eastAsia"/>
-          <w:color w:val="0070C0"/>
-          <w:kern w:val="0"/>
-          <w:sz w:val="22"/>
-        </w:rPr>
-        <w:t>再</w:t>
-      </w:r>
-      <w:r>
-        <w:rPr>
-          <w:rFonts w:ascii="Tahoma" w:eastAsia="微软雅黑" w:hAnsi="Tahoma" w:hint="eastAsia"/>
-          <w:color w:val="0070C0"/>
-          <w:kern w:val="0"/>
-          <w:sz w:val="22"/>
-        </w:rPr>
-        <w:t>根据</w:t>
-      </w:r>
-      <w:r>
-        <w:rPr>
-          <w:rFonts w:ascii="Tahoma" w:eastAsia="微软雅黑" w:hAnsi="Tahoma" w:hint="eastAsia"/>
-          <w:color w:val="0070C0"/>
-          <w:kern w:val="0"/>
-          <w:sz w:val="22"/>
-        </w:rPr>
-        <w:t>目标</w:t>
-      </w:r>
-      <w:r>
-        <w:rPr>
-          <w:rFonts w:ascii="Tahoma" w:eastAsia="微软雅黑" w:hAnsi="Tahoma" w:hint="eastAsia"/>
-          <w:color w:val="0070C0"/>
-          <w:kern w:val="0"/>
-          <w:sz w:val="22"/>
-        </w:rPr>
-        <w:t>方块</w:t>
-      </w:r>
-      <w:r>
-        <w:rPr>
-          <w:rFonts w:ascii="Tahoma" w:eastAsia="微软雅黑" w:hAnsi="Tahoma" w:hint="eastAsia"/>
-          <w:color w:val="0070C0"/>
-          <w:kern w:val="0"/>
-          <w:sz w:val="22"/>
-        </w:rPr>
-        <w:t>的堵路关系，构思</w:t>
-      </w:r>
-      <w:r>
-        <w:rPr>
-          <w:rFonts w:ascii="Tahoma" w:eastAsia="微软雅黑" w:hAnsi="Tahoma" w:hint="eastAsia"/>
-          <w:color w:val="0070C0"/>
-          <w:kern w:val="0"/>
-          <w:sz w:val="22"/>
-        </w:rPr>
-        <w:t>移动路线</w:t>
-      </w:r>
-      <w:r>
-        <w:rPr>
-          <w:rFonts w:ascii="Tahoma" w:eastAsia="微软雅黑" w:hAnsi="Tahoma" w:hint="eastAsia"/>
-          <w:color w:val="0070C0"/>
-          <w:kern w:val="0"/>
-          <w:sz w:val="22"/>
-        </w:rPr>
-        <w:t>。</w:t>
-      </w:r>
-    </w:p>
-    <w:p>
-      <w:pPr>
-        <w:snapToGrid w:val="0"/>
-        <w:rPr>
-          <w:rFonts w:ascii="Tahoma" w:eastAsia="微软雅黑" w:hAnsi="Tahoma"/>
-          <w:kern w:val="0"/>
-          <w:sz w:val="22"/>
-        </w:rPr>
-      </w:pPr>
-      <w:r>
-        <w:rPr>
-          <w:rFonts w:ascii="Tahoma" w:eastAsia="微软雅黑" w:hAnsi="Tahoma" w:hint="eastAsia"/>
-          <w:kern w:val="0"/>
-          <w:sz w:val="22"/>
-        </w:rPr>
-        <w:t>大部分的解谜关卡的会预留很多空位，所以不用担心空位少谜题解不开的情况。</w:t>
-      </w:r>
-    </w:p>
-    <w:p>
-      <w:pPr>
-        <w:snapToGrid w:val="0"/>
-        <w:rPr>
-          <w:rFonts w:ascii="Tahoma" w:eastAsia="微软雅黑" w:hAnsi="Tahoma"/>
-          <w:kern w:val="0"/>
-          <w:sz w:val="22"/>
-        </w:rPr>
-      </w:pPr>
-    </w:p>
-    <w:p>
-      <w:pPr>
-        <w:snapToGrid w:val="0"/>
-        <w:rPr>
-          <w:rFonts w:ascii="Tahoma" w:eastAsia="微软雅黑" w:hAnsi="Tahoma"/>
-          <w:kern w:val="0"/>
-          <w:sz w:val="22"/>
-        </w:rPr>
-      </w:pPr>
-      <w:r>
-        <w:rPr>
-          <w:rFonts w:ascii="Tahoma" w:eastAsia="微软雅黑" w:hAnsi="Tahoma" w:hint="eastAsia"/>
-          <w:kern w:val="0"/>
-          <w:sz w:val="22"/>
-        </w:rPr>
-        <w:t>比如第五关，由于</w:t>
-      </w:r>
-      <w:r>
-        <w:rPr>
-          <w:rFonts w:ascii="Tahoma" w:eastAsia="微软雅黑" w:hAnsi="Tahoma" w:hint="eastAsia"/>
-          <w:kern w:val="0"/>
-          <w:sz w:val="22"/>
-        </w:rPr>
-        <w:t>三</w:t>
-      </w:r>
-      <w:r>
-        <w:rPr>
-          <w:rFonts w:ascii="Tahoma" w:eastAsia="微软雅黑" w:hAnsi="Tahoma" w:hint="eastAsia"/>
-          <w:kern w:val="0"/>
-          <w:sz w:val="22"/>
-        </w:rPr>
-        <w:t>个柱子挡道，</w:t>
-      </w:r>
-      <w:r>
-        <w:rPr>
-          <w:rFonts w:ascii="Tahoma" w:eastAsia="微软雅黑" w:hAnsi="Tahoma" w:hint="eastAsia"/>
-          <w:kern w:val="0"/>
-          <w:sz w:val="22"/>
-        </w:rPr>
-        <w:t>可以确定</w:t>
-      </w:r>
-      <w:r>
-        <w:rPr>
-          <w:rFonts w:ascii="Tahoma" w:eastAsia="微软雅黑" w:hAnsi="Tahoma" w:hint="eastAsia"/>
-          <w:kern w:val="0"/>
-          <w:sz w:val="22"/>
-        </w:rPr>
-        <w:t>目标</w:t>
-      </w:r>
-      <w:r>
-        <w:rPr>
-          <w:rFonts w:ascii="Tahoma" w:eastAsia="微软雅黑" w:hAnsi="Tahoma" w:hint="eastAsia"/>
-          <w:kern w:val="0"/>
-          <w:sz w:val="22"/>
-        </w:rPr>
-        <w:t>大</w:t>
-      </w:r>
-      <w:r>
-        <w:rPr>
-          <w:rFonts w:ascii="Tahoma" w:eastAsia="微软雅黑" w:hAnsi="Tahoma" w:hint="eastAsia"/>
-          <w:kern w:val="0"/>
-          <w:sz w:val="22"/>
-        </w:rPr>
-        <w:t>方块</w:t>
-      </w:r>
-      <w:r>
-        <w:rPr>
-          <w:rFonts w:ascii="Tahoma" w:eastAsia="微软雅黑" w:hAnsi="Tahoma" w:hint="eastAsia"/>
-          <w:kern w:val="0"/>
-          <w:sz w:val="22"/>
-        </w:rPr>
-        <w:t>的路线</w:t>
-      </w:r>
-      <w:r>
-        <w:rPr>
-          <w:rFonts w:ascii="Tahoma" w:eastAsia="微软雅黑" w:hAnsi="Tahoma" w:hint="eastAsia"/>
-          <w:kern w:val="0"/>
-          <w:sz w:val="22"/>
-        </w:rPr>
-        <w:t>是</w:t>
-      </w:r>
-      <w:r>
-        <w:rPr>
-          <w:rFonts w:ascii="Tahoma" w:eastAsia="微软雅黑" w:hAnsi="Tahoma" w:hint="eastAsia"/>
-          <w:kern w:val="0"/>
-          <w:sz w:val="22"/>
-        </w:rPr>
-        <w:t>固定的。</w:t>
-      </w:r>
-    </w:p>
-    <w:p>
-      <w:pPr>
-        <w:snapToGrid w:val="0"/>
-        <w:rPr>
-          <w:rFonts w:ascii="Tahoma" w:eastAsia="微软雅黑" w:hAnsi="Tahoma"/>
-          <w:kern w:val="0"/>
-          <w:sz w:val="22"/>
-        </w:rPr>
-      </w:pPr>
-      <w:r>
-        <w:rPr>
-          <w:rFonts w:ascii="Tahoma" w:eastAsia="微软雅黑" w:hAnsi="Tahoma" w:hint="eastAsia"/>
-          <w:kern w:val="0"/>
-          <w:sz w:val="22"/>
-        </w:rPr>
-        <w:t>由于大方块体积关系，每次前进都必须要有两个纵向的空位</w:t>
-      </w:r>
-      <w:r>
-        <w:rPr>
-          <w:rFonts w:ascii="Tahoma" w:eastAsia="微软雅黑" w:hAnsi="Tahoma" w:hint="eastAsia"/>
-          <w:kern w:val="0"/>
-          <w:sz w:val="22"/>
-        </w:rPr>
-        <w:t>，</w:t>
-      </w:r>
-      <w:r>
-        <w:rPr>
-          <w:rFonts w:ascii="Tahoma" w:eastAsia="微软雅黑" w:hAnsi="Tahoma" w:hint="eastAsia"/>
-          <w:kern w:val="0"/>
-          <w:sz w:val="22"/>
-        </w:rPr>
-        <w:t>因此</w:t>
-      </w:r>
-      <w:r>
-        <w:rPr>
-          <w:rFonts w:ascii="Tahoma" w:eastAsia="微软雅黑" w:hAnsi="Tahoma" w:hint="eastAsia"/>
-          <w:kern w:val="0"/>
-          <w:sz w:val="22"/>
-        </w:rPr>
-        <w:t>大方块的前进路线中，一定不能有竖方块挡道。</w:t>
-      </w:r>
-    </w:p>
-    <w:p>
-      <w:pPr>
-        <w:snapToGrid w:val="0"/>
-        <w:rPr>
-          <w:rFonts w:ascii="Tahoma" w:eastAsia="微软雅黑" w:hAnsi="Tahoma"/>
-          <w:kern w:val="0"/>
-          <w:sz w:val="22"/>
-        </w:rPr>
-      </w:pPr>
-      <w:r>
-        <w:rPr>
-          <w:rFonts w:ascii="Tahoma" w:eastAsia="微软雅黑" w:hAnsi="Tahoma" w:hint="eastAsia"/>
-          <w:kern w:val="0"/>
-          <w:sz w:val="22"/>
-        </w:rPr>
-        <w:t>所以</w:t>
-      </w:r>
-      <w:r>
-        <w:rPr>
-          <w:rFonts w:ascii="Tahoma" w:eastAsia="微软雅黑" w:hAnsi="Tahoma" w:hint="eastAsia"/>
-          <w:kern w:val="0"/>
-          <w:sz w:val="22"/>
-        </w:rPr>
-        <w:t>需</w:t>
-      </w:r>
-      <w:r>
-        <w:rPr>
-          <w:rFonts w:ascii="Tahoma" w:eastAsia="微软雅黑" w:hAnsi="Tahoma" w:hint="eastAsia"/>
-          <w:kern w:val="0"/>
-          <w:sz w:val="22"/>
-        </w:rPr>
-        <w:t>要想办法把所有竖方块转移到</w:t>
-      </w:r>
-      <w:r>
-        <w:rPr>
-          <w:rFonts w:ascii="Tahoma" w:eastAsia="微软雅黑" w:hAnsi="Tahoma" w:hint="eastAsia"/>
-          <w:kern w:val="0"/>
-          <w:sz w:val="22"/>
-        </w:rPr>
-        <w:t>大方块</w:t>
-      </w:r>
-      <w:r>
-        <w:rPr>
-          <w:rFonts w:ascii="Tahoma" w:eastAsia="微软雅黑" w:hAnsi="Tahoma" w:hint="eastAsia"/>
-          <w:kern w:val="0"/>
-          <w:sz w:val="22"/>
-        </w:rPr>
-        <w:t>后面，才能通过。</w:t>
-      </w:r>
-    </w:p>
-    <w:p>
-      <w:pPr>
-        <w:widowControl/>
-        <w:jc w:val="center"/>
-        <w:rPr>
-          <w:rFonts w:ascii="宋体" w:eastAsia="宋体" w:hAnsi="宋体" w:cs="宋体" w:hint="eastAsia"/>
-          <w:kern w:val="0"/>
-          <w:sz w:val="24"/>
-          <w:szCs w:val="24"/>
-        </w:rPr>
-      </w:pPr>
-      <w:r>
-        <w:rPr>
-          <w:rFonts w:ascii="宋体" w:eastAsia="宋体" w:hAnsi="宋体" w:cs="宋体"/>
-          <w:noProof/>
-          <w:kern w:val="0"/>
-          <w:sz w:val="24"/>
-          <w:szCs w:val="24"/>
-        </w:rPr>
-        <w:drawing>
-          <wp:inline distT="0" distB="0" distL="0" distR="0" wp14:anchorId="45F21C93" wp14:editId="358BFB48">
-            <wp:extent cx="4291330" cy="1952953"/>
-            <wp:effectExtent l="0" t="0" r="0" b="9525"/>
-            <wp:docPr id="8" name="图片 8"/>
-            <wp:cNvGraphicFramePr>
-              <a:graphicFrameLocks xmlns:a="http://schemas.openxmlformats.org/drawingml/2006/main" noChangeAspect="1"/>
-            </wp:cNvGraphicFramePr>
-            <a:graphic xmlns:a="http://schemas.openxmlformats.org/drawingml/2006/main">
-              <a:graphicData uri="http://schemas.openxmlformats.org/drawingml/2006/picture">
-                <pic:pic xmlns:pic="http://schemas.openxmlformats.org/drawingml/2006/picture">
-                  <pic:nvPicPr>
-                    <pic:cNvPr id="0" name="Picture 7"/>
-                    <pic:cNvPicPr>
-                      <a:picLocks noChangeAspect="1" noChangeArrowheads="1"/>
-                    </pic:cNvPicPr>
-                  </pic:nvPicPr>
-                  <pic:blipFill>
-                    <a:blip r:embed="rId7">
-                      <a:extLst>
-                        <a:ext uri="{28A0092B-C50C-407E-A947-70E740481C1C}">
-                          <a14:useLocalDpi xmlns:a14="http://schemas.microsoft.com/office/drawing/2010/main" val="0"/>
-                        </a:ext>
-                      </a:extLst>
-                    </a:blip>
-                    <a:srcRect/>
-                    <a:stretch>
-                      <a:fillRect/>
-                    </a:stretch>
-                  </pic:blipFill>
-                  <pic:spPr bwMode="auto">
-                    <a:xfrm>
-                      <a:off x="0" y="0"/>
-                      <a:ext cx="4294675" cy="1954475"/>
-                    </a:xfrm>
-                    <a:prstGeom prst="rect">
-                      <a:avLst/>
-                    </a:prstGeom>
-                    <a:noFill/>
-                    <a:ln>
-                      <a:noFill/>
-                    </a:ln>
-                  </pic:spPr>
-                </pic:pic>
-              </a:graphicData>
-            </a:graphic>
-          </wp:inline>
-        </w:drawing>
-      </w:r>
-    </w:p>
-    <w:p>
-      <w:pPr>
-        <w:rPr>
-          <w:rFonts w:ascii="Tahoma" w:eastAsia="微软雅黑" w:hAnsi="Tahoma"/>
-          <w:kern w:val="0"/>
-          <w:sz w:val="22"/>
-        </w:rPr>
-      </w:pPr>
-    </w:p>
-    <w:p>
-      <w:pPr>
-        <w:widowControl/>
-        <w:jc w:val="left"/>
-        <w:rPr>
-          <w:rFonts w:ascii="Tahoma" w:eastAsia="微软雅黑" w:hAnsi="Tahoma"/>
-          <w:kern w:val="0"/>
-          <w:sz w:val="22"/>
-        </w:rPr>
-      </w:pPr>
-      <w:r>
-        <w:rPr>
-          <w:rFonts w:ascii="Tahoma" w:eastAsia="微软雅黑" w:hAnsi="Tahoma"/>
-          <w:kern w:val="0"/>
-          <w:sz w:val="22"/>
-        </w:rPr>
-        <w:br w:type="page"/>
-      </w:r>
-    </w:p>
-    <w:p>
-      <w:pPr>
-        <w:pStyle w:val="2"/>
-        <w:rPr>
-          <w:rFonts w:hint="eastAsia"/>
-        </w:rPr>
-      </w:pPr>
-      <w:r>
-        <w:rPr>
-          <w:rFonts w:hint="eastAsia"/>
-        </w:rPr>
-        <w:lastRenderedPageBreak/>
+          <w:rFonts w:hint="eastAsia"/>
+        </w:rPr>
         <w:t>常见问题（FAQ）</w:t>
+      </w:r>
+      <w:r>
+        <w:rPr>
+          <w:rFonts w:hint="eastAsia"/>
+        </w:rPr>
+        <w:t>===</w:t>
       </w:r>
     </w:p>
     <w:p>

--- a/插件详细手册/14.鼠标/解谜设计-华容道.docx
+++ b/插件详细手册/14.鼠标/解谜设计-华容道.docx
@@ -100,17 +100,13 @@
       </w:pPr>
       <w:r>
         <w:rPr>
-          <w:rFonts w:ascii="宋体" w:eastAsia="宋体" w:hAnsi="宋体" w:cs="宋体"/>
           <w:noProof/>
-          <w:kern w:val="0"/>
-          <w:sz w:val="24"/>
-          <w:szCs w:val="24"/>
         </w:rPr>
         <w:drawing>
-          <wp:inline distT="0" distB="0" distL="0" distR="0" wp14:anchorId="1FC380FF" wp14:editId="32ADB277">
-            <wp:extent cx="4370140" cy="1988820"/>
-            <wp:effectExtent l="0" t="0" r="0" b="0"/>
-            <wp:docPr id="50075425" name="图片 50075425"/>
+          <wp:inline distT="0" distB="0" distL="0" distR="0" wp14:anchorId="722F0554" wp14:editId="18D66217">
+            <wp:extent cx="4832350" cy="2199167"/>
+            <wp:effectExtent l="0" t="0" r="6350" b="0"/>
+            <wp:docPr id="1722030338" name="图片 1"/>
             <wp:cNvGraphicFramePr>
               <a:graphicFrameLocks xmlns:a="http://schemas.openxmlformats.org/drawingml/2006/main" noChangeAspect="1"/>
             </wp:cNvGraphicFramePr>
@@ -118,7 +114,7 @@
               <a:graphicData uri="http://schemas.openxmlformats.org/drawingml/2006/picture">
                 <pic:pic xmlns:pic="http://schemas.openxmlformats.org/drawingml/2006/picture">
                   <pic:nvPicPr>
-                    <pic:cNvPr id="0" name="Picture 7"/>
+                    <pic:cNvPr id="0" name="Picture 1"/>
                     <pic:cNvPicPr>
                       <a:picLocks noChangeAspect="1" noChangeArrowheads="1"/>
                     </pic:cNvPicPr>
@@ -139,7 +135,7 @@
                   <pic:spPr bwMode="auto">
                     <a:xfrm>
                       <a:off x="0" y="0"/>
-                      <a:ext cx="4384941" cy="1995556"/>
+                      <a:ext cx="4835005" cy="2200375"/>
                     </a:xfrm>
                     <a:prstGeom prst="rect">
                       <a:avLst/>
@@ -172,7 +168,7 @@
         <w:widowControl/>
         <w:adjustRightInd w:val="0"/>
         <w:rPr>
-          <w:rFonts w:ascii="Tahoma" w:eastAsia="微软雅黑" w:hAnsi="Tahoma" w:hint="eastAsia"/>
+          <w:rFonts w:ascii="Tahoma" w:eastAsia="微软雅黑" w:hAnsi="Tahoma"/>
           <w:kern w:val="0"/>
           <w:sz w:val="22"/>
         </w:rPr>
@@ -535,7 +531,25 @@
           <w:kern w:val="0"/>
           <w:sz w:val="22"/>
         </w:rPr>
-        <w:t>目的也很简单，希望把鼠标管理层建设完善，设计一个只能用鼠标才能玩的小游戏。</w:t>
+        <w:t>目的也很简单，希望把鼠标管理</w:t>
+      </w:r>
+      <w:proofErr w:type="gramStart"/>
+      <w:r>
+        <w:rPr>
+          <w:rFonts w:ascii="Tahoma" w:eastAsia="微软雅黑" w:hAnsi="Tahoma" w:hint="eastAsia"/>
+          <w:kern w:val="0"/>
+          <w:sz w:val="22"/>
+        </w:rPr>
+        <w:t>层建设</w:t>
+      </w:r>
+      <w:proofErr w:type="gramEnd"/>
+      <w:r>
+        <w:rPr>
+          <w:rFonts w:ascii="Tahoma" w:eastAsia="微软雅黑" w:hAnsi="Tahoma" w:hint="eastAsia"/>
+          <w:kern w:val="0"/>
+          <w:sz w:val="22"/>
+        </w:rPr>
+        <w:t>完善，设计一个只能用鼠标才能玩的小游戏。</w:t>
       </w:r>
     </w:p>
     <w:p>
@@ -567,16 +581,13 @@
       </w:pPr>
       <w:r>
         <w:rPr>
-          <w:rFonts w:ascii="Tahoma" w:eastAsia="微软雅黑" w:hAnsi="Tahoma" w:hint="eastAsia"/>
           <w:noProof/>
-          <w:kern w:val="0"/>
-          <w:sz w:val="22"/>
         </w:rPr>
         <w:drawing>
-          <wp:inline distT="0" distB="0" distL="0" distR="0" wp14:anchorId="3BFA9FEF" wp14:editId="18D67010">
-            <wp:extent cx="3100661" cy="1607820"/>
-            <wp:effectExtent l="0" t="0" r="5080" b="0"/>
-            <wp:docPr id="1406556420" name="图片 1"/>
+          <wp:inline distT="0" distB="0" distL="0" distR="0" wp14:anchorId="1AD9328D" wp14:editId="2A557CEA">
+            <wp:extent cx="4786630" cy="2478605"/>
+            <wp:effectExtent l="0" t="0" r="0" b="0"/>
+            <wp:docPr id="702278557" name="图片 2"/>
             <wp:cNvGraphicFramePr>
               <a:graphicFrameLocks xmlns:a="http://schemas.openxmlformats.org/drawingml/2006/main" noChangeAspect="1"/>
             </wp:cNvGraphicFramePr>
@@ -584,7 +595,7 @@
               <a:graphicData uri="http://schemas.openxmlformats.org/drawingml/2006/picture">
                 <pic:pic xmlns:pic="http://schemas.openxmlformats.org/drawingml/2006/picture">
                   <pic:nvPicPr>
-                    <pic:cNvPr id="0" name="Picture 1"/>
+                    <pic:cNvPr id="0" name="Picture 3"/>
                     <pic:cNvPicPr>
                       <a:picLocks noChangeAspect="1" noChangeArrowheads="1"/>
                     </pic:cNvPicPr>
@@ -605,7 +616,7 @@
                   <pic:spPr bwMode="auto">
                     <a:xfrm>
                       <a:off x="0" y="0"/>
-                      <a:ext cx="3114740" cy="1615120"/>
+                      <a:ext cx="4790255" cy="2480482"/>
                     </a:xfrm>
                     <a:prstGeom prst="rect">
                       <a:avLst/>
@@ -1208,7 +1219,21 @@
         <w:rPr>
           <w:rFonts w:hint="eastAsia"/>
         </w:rPr>
-        <w:t>）卡关注意事项</w:t>
+        <w:t>）</w:t>
+      </w:r>
+      <w:proofErr w:type="gramStart"/>
+      <w:r>
+        <w:rPr>
+          <w:rFonts w:hint="eastAsia"/>
+        </w:rPr>
+        <w:t>卡关注意</w:t>
+      </w:r>
+      <w:proofErr w:type="gramEnd"/>
+      <w:r>
+        <w:rPr>
+          <w:rFonts w:hint="eastAsia"/>
+        </w:rPr>
+        <w:t>事项</w:t>
       </w:r>
     </w:p>
     <w:p>
@@ -1230,7 +1255,25 @@
           <w:kern w:val="0"/>
           <w:sz w:val="22"/>
         </w:rPr>
-        <w:t>该解谜可随时用鼠标重置，不会卡关。</w:t>
+        <w:t>该解谜可随时用鼠标重置，</w:t>
+      </w:r>
+      <w:proofErr w:type="gramStart"/>
+      <w:r>
+        <w:rPr>
+          <w:rFonts w:ascii="Tahoma" w:eastAsia="微软雅黑" w:hAnsi="Tahoma" w:hint="eastAsia"/>
+          <w:kern w:val="0"/>
+          <w:sz w:val="22"/>
+        </w:rPr>
+        <w:t>不会卡关</w:t>
+      </w:r>
+      <w:proofErr w:type="gramEnd"/>
+      <w:r>
+        <w:rPr>
+          <w:rFonts w:ascii="Tahoma" w:eastAsia="微软雅黑" w:hAnsi="Tahoma" w:hint="eastAsia"/>
+          <w:kern w:val="0"/>
+          <w:sz w:val="22"/>
+        </w:rPr>
+        <w:t>。</w:t>
       </w:r>
       <w:bookmarkEnd w:id="1"/>
     </w:p>
@@ -1318,7 +1361,7 @@
         <w:widowControl/>
         <w:jc w:val="left"/>
         <w:rPr>
-          <w:rFonts w:ascii="Tahoma" w:eastAsia="微软雅黑" w:hAnsi="Tahoma" w:hint="eastAsia"/>
+          <w:rFonts w:ascii="Tahoma" w:eastAsia="微软雅黑" w:hAnsi="Tahoma"/>
           <w:kern w:val="0"/>
           <w:sz w:val="22"/>
         </w:rPr>
@@ -1337,7 +1380,7 @@
         <w:widowControl/>
         <w:jc w:val="left"/>
         <w:rPr>
-          <w:rFonts w:ascii="Tahoma" w:eastAsia="微软雅黑" w:hAnsi="Tahoma" w:hint="eastAsia"/>
+          <w:rFonts w:ascii="Tahoma" w:eastAsia="微软雅黑" w:hAnsi="Tahoma"/>
           <w:kern w:val="0"/>
           <w:sz w:val="22"/>
         </w:rPr>
@@ -1513,7 +1556,25 @@
           <w:kern w:val="0"/>
           <w:sz w:val="22"/>
         </w:rPr>
-        <w:t>第五关类似的可以作为</w:t>
+        <w:t>第五</w:t>
+      </w:r>
+      <w:proofErr w:type="gramStart"/>
+      <w:r>
+        <w:rPr>
+          <w:rFonts w:ascii="Tahoma" w:eastAsia="微软雅黑" w:hAnsi="Tahoma" w:hint="eastAsia"/>
+          <w:kern w:val="0"/>
+          <w:sz w:val="22"/>
+        </w:rPr>
+        <w:t>关类似</w:t>
+      </w:r>
+      <w:proofErr w:type="gramEnd"/>
+      <w:r>
+        <w:rPr>
+          <w:rFonts w:ascii="Tahoma" w:eastAsia="微软雅黑" w:hAnsi="Tahoma" w:hint="eastAsia"/>
+          <w:kern w:val="0"/>
+          <w:sz w:val="22"/>
+        </w:rPr>
+        <w:t>的可以作为</w:t>
       </w:r>
       <w:r>
         <w:rPr>
@@ -1657,12 +1718,20 @@
           <w:rFonts w:hint="eastAsia"/>
         </w:rPr>
       </w:pPr>
+      <w:proofErr w:type="gramStart"/>
       <w:r>
         <w:rPr>
           <w:rFonts w:hint="eastAsia"/>
         </w:rPr>
         <w:lastRenderedPageBreak/>
-        <w:t>谜题解法</w:t>
+        <w:t>谜</w:t>
+      </w:r>
+      <w:proofErr w:type="gramEnd"/>
+      <w:r>
+        <w:rPr>
+          <w:rFonts w:hint="eastAsia"/>
+        </w:rPr>
+        <w:t>题解法</w:t>
       </w:r>
     </w:p>
     <w:p>
@@ -1726,7 +1795,25 @@
           <w:kern w:val="0"/>
           <w:sz w:val="22"/>
         </w:rPr>
-        <w:t>直接决定了解谜的复杂度。</w:t>
+        <w:t>直接决定</w:t>
+      </w:r>
+      <w:proofErr w:type="gramStart"/>
+      <w:r>
+        <w:rPr>
+          <w:rFonts w:ascii="Tahoma" w:eastAsia="微软雅黑" w:hAnsi="Tahoma" w:hint="eastAsia"/>
+          <w:kern w:val="0"/>
+          <w:sz w:val="22"/>
+        </w:rPr>
+        <w:t>了解谜</w:t>
+      </w:r>
+      <w:proofErr w:type="gramEnd"/>
+      <w:r>
+        <w:rPr>
+          <w:rFonts w:ascii="Tahoma" w:eastAsia="微软雅黑" w:hAnsi="Tahoma" w:hint="eastAsia"/>
+          <w:kern w:val="0"/>
+          <w:sz w:val="22"/>
+        </w:rPr>
+        <w:t>的复杂度。</w:t>
       </w:r>
     </w:p>
     <w:p>
@@ -1818,7 +1905,25 @@
           <w:kern w:val="0"/>
           <w:sz w:val="22"/>
         </w:rPr>
-        <w:t>大部分的解谜关卡的会预留很多空位，所以不用担心空位少谜题解不开的情况。</w:t>
+        <w:t>大部分的解谜关卡的会预留很多空位，所以不用担心</w:t>
+      </w:r>
+      <w:proofErr w:type="gramStart"/>
+      <w:r>
+        <w:rPr>
+          <w:rFonts w:ascii="Tahoma" w:eastAsia="微软雅黑" w:hAnsi="Tahoma" w:hint="eastAsia"/>
+          <w:kern w:val="0"/>
+          <w:sz w:val="22"/>
+        </w:rPr>
+        <w:t>空位少谜题解</w:t>
+      </w:r>
+      <w:proofErr w:type="gramEnd"/>
+      <w:r>
+        <w:rPr>
+          <w:rFonts w:ascii="Tahoma" w:eastAsia="微软雅黑" w:hAnsi="Tahoma" w:hint="eastAsia"/>
+          <w:kern w:val="0"/>
+          <w:sz w:val="22"/>
+        </w:rPr>
+        <w:t>不开的情况。</w:t>
       </w:r>
     </w:p>
     <w:p>
@@ -1882,7 +1987,25 @@
           <w:kern w:val="0"/>
           <w:sz w:val="22"/>
         </w:rPr>
-        <w:t>所以需要想办法把所有竖方块转移到大方块后面，才能通过。</w:t>
+        <w:t>所以需要想办法把所有</w:t>
+      </w:r>
+      <w:proofErr w:type="gramStart"/>
+      <w:r>
+        <w:rPr>
+          <w:rFonts w:ascii="Tahoma" w:eastAsia="微软雅黑" w:hAnsi="Tahoma" w:hint="eastAsia"/>
+          <w:kern w:val="0"/>
+          <w:sz w:val="22"/>
+        </w:rPr>
+        <w:t>竖</w:t>
+      </w:r>
+      <w:proofErr w:type="gramEnd"/>
+      <w:r>
+        <w:rPr>
+          <w:rFonts w:ascii="Tahoma" w:eastAsia="微软雅黑" w:hAnsi="Tahoma" w:hint="eastAsia"/>
+          <w:kern w:val="0"/>
+          <w:sz w:val="22"/>
+        </w:rPr>
+        <w:t>方块转移到大方块后面，才能通过。</w:t>
       </w:r>
     </w:p>
     <w:p>
@@ -1898,17 +2021,13 @@
       </w:pPr>
       <w:r>
         <w:rPr>
-          <w:rFonts w:ascii="宋体" w:eastAsia="宋体" w:hAnsi="宋体" w:cs="宋体"/>
           <w:noProof/>
-          <w:kern w:val="0"/>
-          <w:sz w:val="24"/>
-          <w:szCs w:val="24"/>
         </w:rPr>
         <w:drawing>
-          <wp:inline distT="0" distB="0" distL="0" distR="0" wp14:anchorId="6CCF8167" wp14:editId="6FA42E32">
-            <wp:extent cx="4291330" cy="1952953"/>
-            <wp:effectExtent l="0" t="0" r="0" b="9525"/>
-            <wp:docPr id="8" name="图片 8"/>
+          <wp:inline distT="0" distB="0" distL="0" distR="0" wp14:anchorId="3F48AE04" wp14:editId="6248AA57">
+            <wp:extent cx="4832350" cy="2199167"/>
+            <wp:effectExtent l="0" t="0" r="6350" b="0"/>
+            <wp:docPr id="1213910827" name="图片 1"/>
             <wp:cNvGraphicFramePr>
               <a:graphicFrameLocks xmlns:a="http://schemas.openxmlformats.org/drawingml/2006/main" noChangeAspect="1"/>
             </wp:cNvGraphicFramePr>
@@ -1916,7 +2035,7 @@
               <a:graphicData uri="http://schemas.openxmlformats.org/drawingml/2006/picture">
                 <pic:pic xmlns:pic="http://schemas.openxmlformats.org/drawingml/2006/picture">
                   <pic:nvPicPr>
-                    <pic:cNvPr id="0" name="Picture 7"/>
+                    <pic:cNvPr id="0" name="Picture 1"/>
                     <pic:cNvPicPr>
                       <a:picLocks noChangeAspect="1" noChangeArrowheads="1"/>
                     </pic:cNvPicPr>
@@ -1937,7 +2056,7 @@
                   <pic:spPr bwMode="auto">
                     <a:xfrm>
                       <a:off x="0" y="0"/>
-                      <a:ext cx="4294675" cy="1954475"/>
+                      <a:ext cx="4835005" cy="2200375"/>
                     </a:xfrm>
                     <a:prstGeom prst="rect">
                       <a:avLst/>
@@ -2082,14 +2201,13 @@
       </w:pPr>
       <w:r>
         <w:rPr>
-          <w:rFonts w:hint="eastAsia"/>
           <w:noProof/>
         </w:rPr>
         <w:drawing>
-          <wp:inline distT="0" distB="0" distL="0" distR="0" wp14:anchorId="66719047" wp14:editId="2DB8DE31">
-            <wp:extent cx="5020310" cy="2131788"/>
-            <wp:effectExtent l="0" t="0" r="8890" b="1905"/>
-            <wp:docPr id="198376296" name="图片 1"/>
+          <wp:inline distT="0" distB="0" distL="0" distR="0" wp14:anchorId="48683AC4" wp14:editId="1BD4DF15">
+            <wp:extent cx="5274310" cy="2243455"/>
+            <wp:effectExtent l="0" t="0" r="2540" b="4445"/>
+            <wp:docPr id="270211383" name="图片 3"/>
             <wp:cNvGraphicFramePr>
               <a:graphicFrameLocks xmlns:a="http://schemas.openxmlformats.org/drawingml/2006/main" noChangeAspect="1"/>
             </wp:cNvGraphicFramePr>
@@ -2097,7 +2215,7 @@
               <a:graphicData uri="http://schemas.openxmlformats.org/drawingml/2006/picture">
                 <pic:pic xmlns:pic="http://schemas.openxmlformats.org/drawingml/2006/picture">
                   <pic:nvPicPr>
-                    <pic:cNvPr id="0" name="Picture 1"/>
+                    <pic:cNvPr id="0" name="Picture 5"/>
                     <pic:cNvPicPr>
                       <a:picLocks noChangeAspect="1" noChangeArrowheads="1"/>
                     </pic:cNvPicPr>
@@ -2118,7 +2236,7 @@
                   <pic:spPr bwMode="auto">
                     <a:xfrm>
                       <a:off x="0" y="0"/>
-                      <a:ext cx="5022055" cy="2132529"/>
+                      <a:ext cx="5274310" cy="2243455"/>
                     </a:xfrm>
                     <a:prstGeom prst="rect">
                       <a:avLst/>
@@ -2149,16 +2267,13 @@
       </w:pPr>
       <w:r>
         <w:rPr>
-          <w:rFonts w:ascii="Tahoma" w:eastAsia="微软雅黑" w:hAnsi="Tahoma" w:hint="eastAsia"/>
           <w:noProof/>
-          <w:kern w:val="0"/>
-          <w:sz w:val="22"/>
         </w:rPr>
         <w:drawing>
-          <wp:inline distT="0" distB="0" distL="0" distR="0" wp14:anchorId="2830D4F2" wp14:editId="746604E7">
-            <wp:extent cx="5020733" cy="2098722"/>
-            <wp:effectExtent l="0" t="0" r="8890" b="0"/>
-            <wp:docPr id="112611305" name="图片 2"/>
+          <wp:inline distT="0" distB="0" distL="0" distR="0" wp14:anchorId="7D180B58" wp14:editId="36DC845D">
+            <wp:extent cx="5274310" cy="2207895"/>
+            <wp:effectExtent l="0" t="0" r="2540" b="1905"/>
+            <wp:docPr id="2032269288" name="图片 4"/>
             <wp:cNvGraphicFramePr>
               <a:graphicFrameLocks xmlns:a="http://schemas.openxmlformats.org/drawingml/2006/main" noChangeAspect="1"/>
             </wp:cNvGraphicFramePr>
@@ -2166,7 +2281,7 @@
               <a:graphicData uri="http://schemas.openxmlformats.org/drawingml/2006/picture">
                 <pic:pic xmlns:pic="http://schemas.openxmlformats.org/drawingml/2006/picture">
                   <pic:nvPicPr>
-                    <pic:cNvPr id="0" name="Picture 3"/>
+                    <pic:cNvPr id="0" name="Picture 7"/>
                     <pic:cNvPicPr>
                       <a:picLocks noChangeAspect="1" noChangeArrowheads="1"/>
                     </pic:cNvPicPr>
@@ -2187,7 +2302,7 @@
                   <pic:spPr bwMode="auto">
                     <a:xfrm>
                       <a:off x="0" y="0"/>
-                      <a:ext cx="5033673" cy="2104131"/>
+                      <a:ext cx="5274310" cy="2207895"/>
                     </a:xfrm>
                     <a:prstGeom prst="rect">
                       <a:avLst/>
@@ -2725,17 +2840,13 @@
       </w:pPr>
       <w:r>
         <w:rPr>
-          <w:rFonts w:ascii="宋体" w:eastAsia="宋体" w:hAnsi="宋体" w:cs="宋体"/>
           <w:noProof/>
-          <w:kern w:val="0"/>
-          <w:sz w:val="24"/>
-          <w:szCs w:val="24"/>
         </w:rPr>
         <w:drawing>
-          <wp:inline distT="0" distB="0" distL="0" distR="0" wp14:anchorId="6FF179F1" wp14:editId="1DE01228">
-            <wp:extent cx="3756660" cy="1825864"/>
-            <wp:effectExtent l="0" t="0" r="0" b="3175"/>
-            <wp:docPr id="3" name="图片 3"/>
+          <wp:inline distT="0" distB="0" distL="0" distR="0" wp14:anchorId="66F524D5" wp14:editId="54E20274">
+            <wp:extent cx="4062730" cy="1974626"/>
+            <wp:effectExtent l="0" t="0" r="0" b="6985"/>
+            <wp:docPr id="1921848579" name="图片 5"/>
             <wp:cNvGraphicFramePr>
               <a:graphicFrameLocks xmlns:a="http://schemas.openxmlformats.org/drawingml/2006/main" noChangeAspect="1"/>
             </wp:cNvGraphicFramePr>
@@ -2743,7 +2854,7 @@
               <a:graphicData uri="http://schemas.openxmlformats.org/drawingml/2006/picture">
                 <pic:pic xmlns:pic="http://schemas.openxmlformats.org/drawingml/2006/picture">
                   <pic:nvPicPr>
-                    <pic:cNvPr id="0" name="Picture 3"/>
+                    <pic:cNvPr id="0" name="Picture 9"/>
                     <pic:cNvPicPr>
                       <a:picLocks noChangeAspect="1" noChangeArrowheads="1"/>
                     </pic:cNvPicPr>
@@ -2764,7 +2875,7 @@
                   <pic:spPr bwMode="auto">
                     <a:xfrm>
                       <a:off x="0" y="0"/>
-                      <a:ext cx="3786339" cy="1840289"/>
+                      <a:ext cx="4070756" cy="1978527"/>
                     </a:xfrm>
                     <a:prstGeom prst="rect">
                       <a:avLst/>
@@ -2863,6 +2974,7 @@
         </w:rPr>
         <w:t>，都在地图</w:t>
       </w:r>
+      <w:proofErr w:type="gramStart"/>
       <w:r>
         <w:rPr>
           <w:rFonts w:ascii="Tahoma" w:eastAsia="微软雅黑" w:hAnsi="Tahoma"/>
@@ -2871,6 +2983,7 @@
         </w:rPr>
         <w:t>”</w:t>
       </w:r>
+      <w:proofErr w:type="gramEnd"/>
       <w:r>
         <w:rPr>
           <w:rFonts w:ascii="Tahoma" w:eastAsia="微软雅黑" w:hAnsi="Tahoma" w:hint="eastAsia"/>
@@ -2895,6 +3008,7 @@
         </w:rPr>
         <w:t>华容道</w:t>
       </w:r>
+      <w:proofErr w:type="gramStart"/>
       <w:r>
         <w:rPr>
           <w:rFonts w:ascii="Tahoma" w:eastAsia="微软雅黑" w:hAnsi="Tahoma"/>
@@ -2903,6 +3017,7 @@
         </w:rPr>
         <w:t>”</w:t>
       </w:r>
+      <w:proofErr w:type="gramEnd"/>
       <w:r>
         <w:rPr>
           <w:rFonts w:ascii="Tahoma" w:eastAsia="微软雅黑" w:hAnsi="Tahoma" w:hint="eastAsia"/>
@@ -3264,17 +3379,13 @@
       </w:pPr>
       <w:r>
         <w:rPr>
-          <w:rFonts w:ascii="宋体" w:eastAsia="宋体" w:hAnsi="宋体" w:cs="宋体"/>
           <w:noProof/>
-          <w:kern w:val="0"/>
-          <w:sz w:val="24"/>
-          <w:szCs w:val="24"/>
         </w:rPr>
         <w:drawing>
-          <wp:inline distT="0" distB="0" distL="0" distR="0" wp14:anchorId="382548E5" wp14:editId="096A5428">
-            <wp:extent cx="3779520" cy="2276995"/>
-            <wp:effectExtent l="0" t="0" r="0" b="9525"/>
-            <wp:docPr id="4" name="图片 4"/>
+          <wp:inline distT="0" distB="0" distL="0" distR="0" wp14:anchorId="39673A78" wp14:editId="7633013F">
+            <wp:extent cx="3604743" cy="2171700"/>
+            <wp:effectExtent l="0" t="0" r="0" b="0"/>
+            <wp:docPr id="1745980456" name="图片 6"/>
             <wp:cNvGraphicFramePr>
               <a:graphicFrameLocks xmlns:a="http://schemas.openxmlformats.org/drawingml/2006/main" noChangeAspect="1"/>
             </wp:cNvGraphicFramePr>
@@ -3282,7 +3393,7 @@
               <a:graphicData uri="http://schemas.openxmlformats.org/drawingml/2006/picture">
                 <pic:pic xmlns:pic="http://schemas.openxmlformats.org/drawingml/2006/picture">
                   <pic:nvPicPr>
-                    <pic:cNvPr id="0" name="Picture 5"/>
+                    <pic:cNvPr id="0" name="Picture 11"/>
                     <pic:cNvPicPr>
                       <a:picLocks noChangeAspect="1" noChangeArrowheads="1"/>
                     </pic:cNvPicPr>
@@ -3303,11 +3414,15 @@
                   <pic:spPr bwMode="auto">
                     <a:xfrm>
                       <a:off x="0" y="0"/>
-                      <a:ext cx="3783563" cy="2279431"/>
+                      <a:ext cx="3615249" cy="2178030"/>
                     </a:xfrm>
                     <a:prstGeom prst="rect">
                       <a:avLst/>
                     </a:prstGeom>
+                    <a:noFill/>
+                    <a:ln>
+                      <a:noFill/>
+                    </a:ln>
                   </pic:spPr>
                 </pic:pic>
               </a:graphicData>
@@ -3402,6 +3517,7 @@
         </w:rPr>
         <w:t>另外注意，</w:t>
       </w:r>
+      <w:proofErr w:type="gramStart"/>
       <w:r>
         <w:rPr>
           <w:rFonts w:ascii="Tahoma" w:eastAsia="微软雅黑" w:hAnsi="Tahoma"/>
@@ -3410,6 +3526,7 @@
         </w:rPr>
         <w:t>”</w:t>
       </w:r>
+      <w:proofErr w:type="gramEnd"/>
       <w:r>
         <w:rPr>
           <w:rFonts w:ascii="Tahoma" w:eastAsia="微软雅黑" w:hAnsi="Tahoma" w:hint="eastAsia"/>
@@ -3418,6 +3535,7 @@
         </w:rPr>
         <w:t>@</w:t>
       </w:r>
+      <w:proofErr w:type="gramStart"/>
       <w:r>
         <w:rPr>
           <w:rFonts w:ascii="Tahoma" w:eastAsia="微软雅黑" w:hAnsi="Tahoma"/>
@@ -3426,6 +3544,7 @@
         </w:rPr>
         <w:t>”</w:t>
       </w:r>
+      <w:proofErr w:type="gramEnd"/>
       <w:r>
         <w:rPr>
           <w:rFonts w:ascii="Tahoma" w:eastAsia="微软雅黑" w:hAnsi="Tahoma" w:hint="eastAsia"/>
@@ -3440,22 +3559,20 @@
         <w:widowControl/>
         <w:jc w:val="center"/>
         <w:rPr>
-          <w:rFonts w:ascii="Tahoma" w:eastAsia="微软雅黑" w:hAnsi="Tahoma" w:hint="eastAsia"/>
-          <w:kern w:val="0"/>
-          <w:sz w:val="22"/>
-        </w:rPr>
-      </w:pPr>
-      <w:r>
-        <w:rPr>
-          <w:rFonts w:ascii="Tahoma" w:eastAsia="微软雅黑" w:hAnsi="Tahoma"/>
-          <w:kern w:val="0"/>
-          <w:sz w:val="22"/>
+          <w:rFonts w:ascii="Tahoma" w:eastAsia="微软雅黑" w:hAnsi="Tahoma"/>
+          <w:kern w:val="0"/>
+          <w:sz w:val="22"/>
+        </w:rPr>
+      </w:pPr>
+      <w:r>
+        <w:rPr>
+          <w:noProof/>
         </w:rPr>
         <w:drawing>
-          <wp:inline distT="0" distB="0" distL="0" distR="0" wp14:anchorId="4F2B49A3" wp14:editId="4AB4DA84">
-            <wp:extent cx="3596640" cy="2272602"/>
-            <wp:effectExtent l="0" t="0" r="3810" b="0"/>
-            <wp:docPr id="5" name="图片 5"/>
+          <wp:inline distT="0" distB="0" distL="0" distR="0" wp14:anchorId="1B4D46B0" wp14:editId="48F54A13">
+            <wp:extent cx="3787140" cy="2392973"/>
+            <wp:effectExtent l="0" t="0" r="3810" b="7620"/>
+            <wp:docPr id="1560764699" name="图片 7"/>
             <wp:cNvGraphicFramePr>
               <a:graphicFrameLocks xmlns:a="http://schemas.openxmlformats.org/drawingml/2006/main" noChangeAspect="1"/>
             </wp:cNvGraphicFramePr>
@@ -3463,7 +3580,7 @@
               <a:graphicData uri="http://schemas.openxmlformats.org/drawingml/2006/picture">
                 <pic:pic xmlns:pic="http://schemas.openxmlformats.org/drawingml/2006/picture">
                   <pic:nvPicPr>
-                    <pic:cNvPr id="0" name="Picture 7"/>
+                    <pic:cNvPr id="0" name="Picture 13"/>
                     <pic:cNvPicPr>
                       <a:picLocks noChangeAspect="1" noChangeArrowheads="1"/>
                     </pic:cNvPicPr>
@@ -3484,7 +3601,7 @@
                   <pic:spPr bwMode="auto">
                     <a:xfrm>
                       <a:off x="0" y="0"/>
-                      <a:ext cx="3600002" cy="2274727"/>
+                      <a:ext cx="3790863" cy="2395325"/>
                     </a:xfrm>
                     <a:prstGeom prst="rect">
                       <a:avLst/>
@@ -3517,7 +3634,7 @@
         <w:widowControl/>
         <w:jc w:val="left"/>
         <w:rPr>
-          <w:rFonts w:ascii="Tahoma" w:eastAsia="微软雅黑" w:hAnsi="Tahoma"/>
+          <w:rFonts w:ascii="Tahoma" w:eastAsia="微软雅黑" w:hAnsi="Tahoma" w:hint="eastAsia"/>
           <w:kern w:val="0"/>
           <w:sz w:val="22"/>
         </w:rPr>
@@ -3526,12 +3643,15 @@
     <w:p>
       <w:pPr>
         <w:pStyle w:val="3"/>
-      </w:pPr>
-      <w:r>
-        <w:rPr>
-          <w:rFonts w:hint="eastAsia"/>
-        </w:rPr>
-        <w:t>方块设计方法</w:t>
+        <w:rPr>
+          <w:rFonts w:hint="eastAsia"/>
+        </w:rPr>
+      </w:pPr>
+      <w:r>
+        <w:rPr>
+          <w:rFonts w:hint="eastAsia"/>
+        </w:rPr>
+        <w:t>关卡设计</w:t>
       </w:r>
     </w:p>
     <w:p>
@@ -3539,45 +3659,52 @@
         <w:widowControl/>
         <w:adjustRightInd w:val="0"/>
         <w:snapToGrid w:val="0"/>
-        <w:spacing w:after="200"/>
         <w:jc w:val="left"/>
         <w:rPr>
-          <w:rFonts w:ascii="Tahoma" w:eastAsia="微软雅黑" w:hAnsi="Tahoma" w:hint="eastAsia"/>
-          <w:kern w:val="0"/>
-          <w:sz w:val="22"/>
-        </w:rPr>
-      </w:pPr>
-      <w:r>
-        <w:rPr>
-          <w:rFonts w:ascii="Tahoma" w:eastAsia="微软雅黑" w:hAnsi="Tahoma" w:hint="eastAsia"/>
-          <w:kern w:val="0"/>
-          <w:sz w:val="22"/>
-        </w:rPr>
-        <w:t>复制</w:t>
-      </w:r>
-      <w:r>
-        <w:rPr>
-          <w:rFonts w:ascii="Tahoma" w:eastAsia="微软雅黑" w:hAnsi="Tahoma" w:hint="eastAsia"/>
-          <w:kern w:val="0"/>
-          <w:sz w:val="22"/>
-        </w:rPr>
-        <w:t>已有的</w:t>
-      </w:r>
-      <w:r>
-        <w:rPr>
-          <w:rFonts w:ascii="Tahoma" w:eastAsia="微软雅黑" w:hAnsi="Tahoma" w:hint="eastAsia"/>
-          <w:kern w:val="0"/>
-          <w:sz w:val="22"/>
-        </w:rPr>
-        <w:t>事件，</w:t>
-      </w:r>
-      <w:r>
-        <w:rPr>
-          <w:rFonts w:ascii="Tahoma" w:eastAsia="微软雅黑" w:hAnsi="Tahoma" w:hint="eastAsia"/>
-          <w:kern w:val="0"/>
-          <w:sz w:val="22"/>
-        </w:rPr>
-        <w:t>然后修改行走图、一体化配置即可</w:t>
+          <w:rFonts w:ascii="Tahoma" w:eastAsia="微软雅黑" w:hAnsi="Tahoma"/>
+          <w:kern w:val="0"/>
+          <w:sz w:val="22"/>
+        </w:rPr>
+      </w:pPr>
+      <w:r>
+        <w:rPr>
+          <w:rFonts w:ascii="Tahoma" w:eastAsia="微软雅黑" w:hAnsi="Tahoma" w:hint="eastAsia"/>
+          <w:kern w:val="0"/>
+          <w:sz w:val="22"/>
+        </w:rPr>
+        <w:t>方块</w:t>
+      </w:r>
+      <w:r>
+        <w:rPr>
+          <w:rFonts w:ascii="Tahoma" w:eastAsia="微软雅黑" w:hAnsi="Tahoma" w:hint="eastAsia"/>
+          <w:kern w:val="0"/>
+          <w:sz w:val="22"/>
+        </w:rPr>
+        <w:t>越短，</w:t>
+      </w:r>
+      <w:r>
+        <w:rPr>
+          <w:rFonts w:ascii="Tahoma" w:eastAsia="微软雅黑" w:hAnsi="Tahoma" w:hint="eastAsia"/>
+          <w:kern w:val="0"/>
+          <w:sz w:val="22"/>
+        </w:rPr>
+        <w:t>灵活性</w:t>
+      </w:r>
+      <w:r>
+        <w:rPr>
+          <w:rFonts w:ascii="Tahoma" w:eastAsia="微软雅黑" w:hAnsi="Tahoma" w:hint="eastAsia"/>
+          <w:kern w:val="0"/>
+          <w:sz w:val="22"/>
+        </w:rPr>
+        <w:t>越</w:t>
+      </w:r>
+      <w:r>
+        <w:rPr>
+          <w:rFonts w:ascii="Tahoma" w:eastAsia="微软雅黑" w:hAnsi="Tahoma" w:hint="eastAsia"/>
+          <w:kern w:val="0"/>
+          <w:sz w:val="22"/>
+        </w:rPr>
+        <w:t>高</w:t>
       </w:r>
       <w:r>
         <w:rPr>
@@ -3587,32 +3714,440 @@
         </w:rPr>
         <w:t>。</w:t>
       </w:r>
-      <w:r>
-        <w:rPr>
-          <w:rFonts w:ascii="Tahoma" w:eastAsia="微软雅黑" w:hAnsi="Tahoma" w:hint="eastAsia"/>
-          <w:kern w:val="0"/>
-          <w:sz w:val="22"/>
-        </w:rPr>
-        <w:t>可见：</w:t>
-      </w:r>
-      <w:hyperlink w:anchor="_方块复制注意" w:history="1">
-        <w:r>
-          <w:rPr>
-            <w:rStyle w:val="a4"/>
-            <w:rFonts w:ascii="Tahoma" w:eastAsia="微软雅黑" w:hAnsi="Tahoma" w:hint="eastAsia"/>
-            <w:kern w:val="0"/>
-            <w:sz w:val="22"/>
-          </w:rPr>
-          <w:t>方块复制注意</w:t>
-        </w:r>
-      </w:hyperlink>
-      <w:r>
-        <w:rPr>
-          <w:rFonts w:ascii="Tahoma" w:eastAsia="微软雅黑" w:hAnsi="Tahoma" w:hint="eastAsia"/>
-          <w:kern w:val="0"/>
-          <w:sz w:val="22"/>
-        </w:rPr>
-        <w:t xml:space="preserve"> </w:t>
+    </w:p>
+    <w:p>
+      <w:pPr>
+        <w:widowControl/>
+        <w:adjustRightInd w:val="0"/>
+        <w:snapToGrid w:val="0"/>
+        <w:jc w:val="left"/>
+        <w:rPr>
+          <w:rFonts w:ascii="Tahoma" w:eastAsia="微软雅黑" w:hAnsi="Tahoma"/>
+          <w:kern w:val="0"/>
+          <w:sz w:val="22"/>
+        </w:rPr>
+      </w:pPr>
+      <w:r>
+        <w:rPr>
+          <w:rFonts w:ascii="Tahoma" w:eastAsia="微软雅黑" w:hAnsi="Tahoma" w:hint="eastAsia"/>
+          <w:kern w:val="0"/>
+          <w:sz w:val="22"/>
+        </w:rPr>
+        <w:t>方块越长，难度越高。</w:t>
+      </w:r>
+    </w:p>
+    <w:p>
+      <w:pPr>
+        <w:widowControl/>
+        <w:adjustRightInd w:val="0"/>
+        <w:snapToGrid w:val="0"/>
+        <w:jc w:val="left"/>
+        <w:rPr>
+          <w:rFonts w:ascii="Tahoma" w:eastAsia="微软雅黑" w:hAnsi="Tahoma"/>
+          <w:kern w:val="0"/>
+          <w:sz w:val="22"/>
+        </w:rPr>
+      </w:pPr>
+      <w:r>
+        <w:rPr>
+          <w:rFonts w:ascii="Tahoma" w:eastAsia="微软雅黑" w:hAnsi="Tahoma" w:hint="eastAsia"/>
+          <w:kern w:val="0"/>
+          <w:sz w:val="22"/>
+        </w:rPr>
+        <w:t>设计时，最先考虑挖洞</w:t>
+      </w:r>
+      <w:r>
+        <w:rPr>
+          <w:rFonts w:ascii="Tahoma" w:eastAsia="微软雅黑" w:hAnsi="Tahoma"/>
+          <w:kern w:val="0"/>
+          <w:sz w:val="22"/>
+        </w:rPr>
+        <w:t>/</w:t>
+      </w:r>
+      <w:r>
+        <w:rPr>
+          <w:rFonts w:ascii="Tahoma" w:eastAsia="微软雅黑" w:hAnsi="Tahoma" w:hint="eastAsia"/>
+          <w:kern w:val="0"/>
+          <w:sz w:val="22"/>
+        </w:rPr>
+        <w:t>建墙；再放置长方块；最后在能够确保通关的情况下，陆续加入小的短的方块，从而完善关卡设计。</w:t>
+      </w:r>
+    </w:p>
+    <w:p>
+      <w:pPr>
+        <w:widowControl/>
+        <w:jc w:val="left"/>
+        <w:rPr>
+          <w:rFonts w:ascii="Tahoma" w:eastAsia="微软雅黑" w:hAnsi="Tahoma"/>
+          <w:kern w:val="0"/>
+          <w:sz w:val="22"/>
+        </w:rPr>
+      </w:pPr>
+    </w:p>
+    <w:p>
+      <w:pPr>
+        <w:widowControl/>
+        <w:jc w:val="left"/>
+        <w:rPr>
+          <w:rFonts w:ascii="Tahoma" w:eastAsia="微软雅黑" w:hAnsi="Tahoma"/>
+          <w:kern w:val="0"/>
+          <w:sz w:val="22"/>
+        </w:rPr>
+      </w:pPr>
+    </w:p>
+    <w:p>
+      <w:pPr>
+        <w:widowControl/>
+        <w:jc w:val="left"/>
+        <w:rPr>
+          <w:rFonts w:ascii="Tahoma" w:eastAsia="微软雅黑" w:hAnsi="Tahoma"/>
+          <w:kern w:val="0"/>
+          <w:sz w:val="22"/>
+        </w:rPr>
+      </w:pPr>
+      <w:r>
+        <w:rPr>
+          <w:rFonts w:ascii="Tahoma" w:eastAsia="微软雅黑" w:hAnsi="Tahoma"/>
+          <w:kern w:val="0"/>
+          <w:sz w:val="22"/>
+        </w:rPr>
+        <w:br w:type="page"/>
+      </w:r>
+    </w:p>
+    <w:p>
+      <w:pPr>
+        <w:pStyle w:val="3"/>
+        <w:rPr>
+          <w:rFonts w:hint="eastAsia"/>
+        </w:rPr>
+      </w:pPr>
+      <w:r>
+        <w:rPr>
+          <w:rFonts w:hint="eastAsia"/>
+        </w:rPr>
+        <w:lastRenderedPageBreak/>
+        <w:t>方块</w:t>
+      </w:r>
+      <w:r>
+        <w:rPr>
+          <w:rFonts w:hint="eastAsia"/>
+        </w:rPr>
+        <w:t>事件</w:t>
+      </w:r>
+      <w:r>
+        <w:rPr>
+          <w:rFonts w:hint="eastAsia"/>
+        </w:rPr>
+        <w:t>设计</w:t>
+      </w:r>
+    </w:p>
+    <w:tbl>
+      <w:tblPr>
+        <w:tblStyle w:val="af"/>
+        <w:tblW w:w="0" w:type="auto"/>
+        <w:shd w:val="clear" w:color="auto" w:fill="DEEAF6" w:themeFill="accent1" w:themeFillTint="33"/>
+        <w:tblLook w:val="04A0" w:firstRow="1" w:lastRow="0" w:firstColumn="1" w:lastColumn="0" w:noHBand="0" w:noVBand="1"/>
+      </w:tblPr>
+      <w:tblGrid>
+        <w:gridCol w:w="8522"/>
+      </w:tblGrid>
+      <w:tr>
+        <w:tc>
+          <w:tcPr>
+            <w:tcW w:w="8522" w:type="dxa"/>
+            <w:shd w:val="clear" w:color="auto" w:fill="DEEAF6" w:themeFill="accent1" w:themeFillTint="33"/>
+          </w:tcPr>
+          <w:p>
+            <w:pPr>
+              <w:widowControl/>
+              <w:adjustRightInd w:val="0"/>
+              <w:snapToGrid w:val="0"/>
+              <w:jc w:val="left"/>
+              <w:rPr>
+                <w:rFonts w:ascii="Tahoma" w:eastAsia="微软雅黑" w:hAnsi="Tahoma"/>
+                <w:kern w:val="0"/>
+                <w:sz w:val="22"/>
+              </w:rPr>
+            </w:pPr>
+            <w:r>
+              <w:rPr>
+                <w:rFonts w:ascii="Tahoma" w:eastAsia="微软雅黑" w:hAnsi="Tahoma" w:hint="eastAsia"/>
+                <w:kern w:val="0"/>
+                <w:sz w:val="22"/>
+              </w:rPr>
+              <w:t>如果你不想看实现过程，可以直接在示例中</w:t>
+            </w:r>
+            <w:r>
+              <w:rPr>
+                <w:rFonts w:ascii="Tahoma" w:eastAsia="微软雅黑" w:hAnsi="Tahoma" w:hint="eastAsia"/>
+                <w:kern w:val="0"/>
+                <w:sz w:val="22"/>
+              </w:rPr>
+              <w:t>复制</w:t>
+            </w:r>
+            <w:r>
+              <w:rPr>
+                <w:rFonts w:ascii="Tahoma" w:eastAsia="微软雅黑" w:hAnsi="Tahoma" w:hint="eastAsia"/>
+                <w:kern w:val="0"/>
+                <w:sz w:val="22"/>
+              </w:rPr>
+              <w:t>已有的</w:t>
+            </w:r>
+            <w:r>
+              <w:rPr>
+                <w:rFonts w:ascii="Tahoma" w:eastAsia="微软雅黑" w:hAnsi="Tahoma" w:hint="eastAsia"/>
+                <w:kern w:val="0"/>
+                <w:sz w:val="22"/>
+              </w:rPr>
+              <w:t>事件，</w:t>
+            </w:r>
+            <w:r>
+              <w:rPr>
+                <w:rFonts w:ascii="Tahoma" w:eastAsia="微软雅黑" w:hAnsi="Tahoma" w:hint="eastAsia"/>
+                <w:kern w:val="0"/>
+                <w:sz w:val="22"/>
+              </w:rPr>
+              <w:t>然后修改行走图、一体化配置即可</w:t>
+            </w:r>
+            <w:r>
+              <w:rPr>
+                <w:rFonts w:ascii="Tahoma" w:eastAsia="微软雅黑" w:hAnsi="Tahoma" w:hint="eastAsia"/>
+                <w:kern w:val="0"/>
+                <w:sz w:val="22"/>
+              </w:rPr>
+              <w:t>。</w:t>
+            </w:r>
+            <w:r>
+              <w:rPr>
+                <w:rFonts w:ascii="Tahoma" w:eastAsia="微软雅黑" w:hAnsi="Tahoma" w:hint="eastAsia"/>
+                <w:kern w:val="0"/>
+                <w:sz w:val="22"/>
+              </w:rPr>
+              <w:t>可见：</w:t>
+            </w:r>
+            <w:hyperlink w:anchor="_方块复制注意" w:history="1">
+              <w:r>
+                <w:rPr>
+                  <w:rStyle w:val="a4"/>
+                  <w:rFonts w:ascii="Tahoma" w:eastAsia="微软雅黑" w:hAnsi="Tahoma" w:hint="eastAsia"/>
+                  <w:kern w:val="0"/>
+                  <w:sz w:val="22"/>
+                </w:rPr>
+                <w:t>方块复制注意</w:t>
+              </w:r>
+            </w:hyperlink>
+            <w:r>
+              <w:rPr>
+                <w:rFonts w:ascii="Tahoma" w:eastAsia="微软雅黑" w:hAnsi="Tahoma" w:hint="eastAsia"/>
+                <w:kern w:val="0"/>
+                <w:sz w:val="22"/>
+              </w:rPr>
+              <w:t xml:space="preserve"> </w:t>
+            </w:r>
+            <w:r>
+              <w:rPr>
+                <w:rFonts w:ascii="Tahoma" w:eastAsia="微软雅黑" w:hAnsi="Tahoma" w:hint="eastAsia"/>
+                <w:kern w:val="0"/>
+                <w:sz w:val="22"/>
+              </w:rPr>
+              <w:t>。</w:t>
+            </w:r>
+          </w:p>
+        </w:tc>
+      </w:tr>
+    </w:tbl>
+    <w:p>
+      <w:pPr>
+        <w:pStyle w:val="4"/>
+        <w:rPr>
+          <w:rFonts w:hint="eastAsia"/>
+        </w:rPr>
+      </w:pPr>
+      <w:r>
+        <w:t>1</w:t>
+      </w:r>
+      <w:r>
+        <w:rPr>
+          <w:rFonts w:hint="eastAsia"/>
+        </w:rPr>
+        <w:t>）</w:t>
+      </w:r>
+      <w:r>
+        <w:rPr>
+          <w:rFonts w:hint="eastAsia"/>
+        </w:rPr>
+        <w:t>方块3D画法</w:t>
+      </w:r>
+    </w:p>
+    <w:p>
+      <w:pPr>
+        <w:widowControl/>
+        <w:adjustRightInd w:val="0"/>
+        <w:snapToGrid w:val="0"/>
+        <w:jc w:val="left"/>
+        <w:rPr>
+          <w:rFonts w:ascii="Tahoma" w:eastAsia="微软雅黑" w:hAnsi="Tahoma"/>
+          <w:kern w:val="0"/>
+          <w:sz w:val="22"/>
+        </w:rPr>
+      </w:pPr>
+      <w:r>
+        <w:rPr>
+          <w:rFonts w:ascii="Tahoma" w:eastAsia="微软雅黑" w:hAnsi="Tahoma" w:hint="eastAsia"/>
+          <w:kern w:val="0"/>
+          <w:sz w:val="22"/>
+        </w:rPr>
+        <w:t>示例中的华容道</w:t>
+      </w:r>
+      <w:r>
+        <w:rPr>
+          <w:rFonts w:ascii="Tahoma" w:eastAsia="微软雅黑" w:hAnsi="Tahoma" w:hint="eastAsia"/>
+          <w:kern w:val="0"/>
+          <w:sz w:val="22"/>
+        </w:rPr>
+        <w:t>方块</w:t>
+      </w:r>
+      <w:r>
+        <w:rPr>
+          <w:rFonts w:ascii="Tahoma" w:eastAsia="微软雅黑" w:hAnsi="Tahoma" w:hint="eastAsia"/>
+          <w:kern w:val="0"/>
+          <w:sz w:val="22"/>
+        </w:rPr>
+        <w:t>是已经画好的方块，你可以直接</w:t>
+      </w:r>
+      <w:r>
+        <w:rPr>
+          <w:rFonts w:ascii="Tahoma" w:eastAsia="微软雅黑" w:hAnsi="Tahoma" w:hint="eastAsia"/>
+          <w:kern w:val="0"/>
+          <w:sz w:val="22"/>
+        </w:rPr>
+        <w:t>把资源拿来</w:t>
+      </w:r>
+      <w:r>
+        <w:rPr>
+          <w:rFonts w:ascii="Tahoma" w:eastAsia="微软雅黑" w:hAnsi="Tahoma" w:hint="eastAsia"/>
+          <w:kern w:val="0"/>
+          <w:sz w:val="22"/>
+        </w:rPr>
+        <w:t>使用。</w:t>
+      </w:r>
+    </w:p>
+    <w:p>
+      <w:pPr>
+        <w:widowControl/>
+        <w:adjustRightInd w:val="0"/>
+        <w:snapToGrid w:val="0"/>
+        <w:jc w:val="left"/>
+        <w:rPr>
+          <w:rFonts w:ascii="Tahoma" w:eastAsia="微软雅黑" w:hAnsi="Tahoma" w:hint="eastAsia"/>
+          <w:kern w:val="0"/>
+          <w:sz w:val="22"/>
+        </w:rPr>
+      </w:pPr>
+      <w:r>
+        <w:rPr>
+          <w:rFonts w:ascii="Tahoma" w:eastAsia="微软雅黑" w:hAnsi="Tahoma" w:hint="eastAsia"/>
+          <w:kern w:val="0"/>
+          <w:sz w:val="22"/>
+        </w:rPr>
+        <w:t>如果要自己画，</w:t>
+      </w:r>
+      <w:r>
+        <w:rPr>
+          <w:rFonts w:ascii="Tahoma" w:eastAsia="微软雅黑" w:hAnsi="Tahoma" w:hint="eastAsia"/>
+          <w:kern w:val="0"/>
+          <w:sz w:val="22"/>
+        </w:rPr>
+        <w:t>可以看看文档：“</w:t>
+      </w:r>
+      <w:r>
+        <w:rPr>
+          <w:rFonts w:ascii="Tahoma" w:eastAsia="微软雅黑" w:hAnsi="Tahoma" w:hint="eastAsia"/>
+          <w:color w:val="0070C0"/>
+          <w:kern w:val="0"/>
+          <w:sz w:val="22"/>
+        </w:rPr>
+        <w:t>26.</w:t>
+      </w:r>
+      <w:r>
+        <w:rPr>
+          <w:rFonts w:ascii="Tahoma" w:eastAsia="微软雅黑" w:hAnsi="Tahoma" w:hint="eastAsia"/>
+          <w:color w:val="0070C0"/>
+          <w:kern w:val="0"/>
+          <w:sz w:val="22"/>
+        </w:rPr>
+        <w:t>图块</w:t>
+      </w:r>
+      <w:r>
+        <w:rPr>
+          <w:rFonts w:ascii="Tahoma" w:eastAsia="微软雅黑" w:hAnsi="Tahoma" w:hint="eastAsia"/>
+          <w:color w:val="0070C0"/>
+          <w:kern w:val="0"/>
+          <w:sz w:val="22"/>
+        </w:rPr>
+        <w:t xml:space="preserve"> &gt; </w:t>
+      </w:r>
+      <w:r>
+        <w:rPr>
+          <w:rFonts w:ascii="Tahoma" w:eastAsia="微软雅黑" w:hAnsi="Tahoma" w:hint="eastAsia"/>
+          <w:color w:val="0070C0"/>
+          <w:kern w:val="0"/>
+          <w:sz w:val="22"/>
+        </w:rPr>
+        <w:t>图块设计</w:t>
+      </w:r>
+      <w:r>
+        <w:rPr>
+          <w:rFonts w:ascii="Tahoma" w:eastAsia="微软雅黑" w:hAnsi="Tahoma" w:hint="eastAsia"/>
+          <w:color w:val="0070C0"/>
+          <w:kern w:val="0"/>
+          <w:sz w:val="22"/>
+        </w:rPr>
+        <w:t>-</w:t>
+      </w:r>
+      <w:r>
+        <w:rPr>
+          <w:rFonts w:ascii="Tahoma" w:eastAsia="微软雅黑" w:hAnsi="Tahoma" w:hint="eastAsia"/>
+          <w:color w:val="0070C0"/>
+          <w:kern w:val="0"/>
+          <w:sz w:val="22"/>
+        </w:rPr>
+        <w:t>华容道</w:t>
+      </w:r>
+      <w:r>
+        <w:rPr>
+          <w:rFonts w:ascii="Tahoma" w:eastAsia="微软雅黑" w:hAnsi="Tahoma" w:hint="eastAsia"/>
+          <w:color w:val="0070C0"/>
+          <w:kern w:val="0"/>
+          <w:sz w:val="22"/>
+        </w:rPr>
+        <w:t>3D</w:t>
+      </w:r>
+      <w:r>
+        <w:rPr>
+          <w:rFonts w:ascii="Tahoma" w:eastAsia="微软雅黑" w:hAnsi="Tahoma" w:hint="eastAsia"/>
+          <w:color w:val="0070C0"/>
+          <w:kern w:val="0"/>
+          <w:sz w:val="22"/>
+        </w:rPr>
+        <w:t>方块的画法</w:t>
+      </w:r>
+      <w:r>
+        <w:rPr>
+          <w:rFonts w:ascii="Tahoma" w:eastAsia="微软雅黑" w:hAnsi="Tahoma" w:hint="eastAsia"/>
+          <w:color w:val="0070C0"/>
+          <w:kern w:val="0"/>
+          <w:sz w:val="22"/>
+        </w:rPr>
+        <w:t>.docx</w:t>
+      </w:r>
+      <w:r>
+        <w:rPr>
+          <w:rFonts w:ascii="Tahoma" w:eastAsia="微软雅黑" w:hAnsi="Tahoma" w:hint="eastAsia"/>
+          <w:kern w:val="0"/>
+          <w:sz w:val="22"/>
+        </w:rPr>
+        <w:t>”</w:t>
       </w:r>
       <w:r>
         <w:rPr>
@@ -3628,467 +4163,24 @@
         <w:widowControl/>
         <w:adjustRightInd w:val="0"/>
         <w:snapToGrid w:val="0"/>
-        <w:jc w:val="left"/>
-        <w:rPr>
-          <w:rFonts w:ascii="Tahoma" w:eastAsia="微软雅黑" w:hAnsi="Tahoma" w:hint="eastAsia"/>
-          <w:kern w:val="0"/>
-          <w:sz w:val="22"/>
-        </w:rPr>
-      </w:pPr>
-      <w:r>
-        <w:rPr>
-          <w:rFonts w:ascii="Tahoma" w:eastAsia="微软雅黑" w:hAnsi="Tahoma" w:hint="eastAsia"/>
-          <w:kern w:val="0"/>
-          <w:sz w:val="22"/>
-        </w:rPr>
-        <w:t>在游戏配置中，</w:t>
-      </w:r>
-    </w:p>
-    <w:p>
-      <w:pPr>
-        <w:widowControl/>
-        <w:adjustRightInd w:val="0"/>
-        <w:snapToGrid w:val="0"/>
-        <w:jc w:val="left"/>
-        <w:rPr>
-          <w:rFonts w:ascii="Tahoma" w:eastAsia="微软雅黑" w:hAnsi="Tahoma"/>
-          <w:kern w:val="0"/>
-          <w:sz w:val="22"/>
-        </w:rPr>
-      </w:pPr>
-      <w:r>
-        <w:rPr>
-          <w:rFonts w:ascii="Tahoma" w:eastAsia="微软雅黑" w:hAnsi="Tahoma" w:hint="eastAsia"/>
-          <w:kern w:val="0"/>
-          <w:sz w:val="22"/>
-        </w:rPr>
-        <w:t>方块</w:t>
-      </w:r>
-      <w:r>
-        <w:rPr>
-          <w:rFonts w:ascii="Tahoma" w:eastAsia="微软雅黑" w:hAnsi="Tahoma" w:hint="eastAsia"/>
-          <w:kern w:val="0"/>
-          <w:sz w:val="22"/>
-        </w:rPr>
-        <w:t>越短，</w:t>
-      </w:r>
-      <w:r>
-        <w:rPr>
-          <w:rFonts w:ascii="Tahoma" w:eastAsia="微软雅黑" w:hAnsi="Tahoma" w:hint="eastAsia"/>
-          <w:kern w:val="0"/>
-          <w:sz w:val="22"/>
-        </w:rPr>
-        <w:t>灵活性</w:t>
-      </w:r>
-      <w:r>
-        <w:rPr>
-          <w:rFonts w:ascii="Tahoma" w:eastAsia="微软雅黑" w:hAnsi="Tahoma" w:hint="eastAsia"/>
-          <w:kern w:val="0"/>
-          <w:sz w:val="22"/>
-        </w:rPr>
-        <w:t>越</w:t>
-      </w:r>
-      <w:r>
-        <w:rPr>
-          <w:rFonts w:ascii="Tahoma" w:eastAsia="微软雅黑" w:hAnsi="Tahoma" w:hint="eastAsia"/>
-          <w:kern w:val="0"/>
-          <w:sz w:val="22"/>
-        </w:rPr>
-        <w:t>高</w:t>
-      </w:r>
-      <w:r>
-        <w:rPr>
-          <w:rFonts w:ascii="Tahoma" w:eastAsia="微软雅黑" w:hAnsi="Tahoma" w:hint="eastAsia"/>
-          <w:kern w:val="0"/>
-          <w:sz w:val="22"/>
-        </w:rPr>
-        <w:t>。</w:t>
-      </w:r>
-    </w:p>
-    <w:p>
-      <w:pPr>
-        <w:widowControl/>
-        <w:adjustRightInd w:val="0"/>
-        <w:snapToGrid w:val="0"/>
-        <w:jc w:val="left"/>
-        <w:rPr>
-          <w:rFonts w:ascii="Tahoma" w:eastAsia="微软雅黑" w:hAnsi="Tahoma"/>
-          <w:kern w:val="0"/>
-          <w:sz w:val="22"/>
-        </w:rPr>
-      </w:pPr>
-      <w:r>
-        <w:rPr>
-          <w:rFonts w:ascii="Tahoma" w:eastAsia="微软雅黑" w:hAnsi="Tahoma" w:hint="eastAsia"/>
-          <w:kern w:val="0"/>
-          <w:sz w:val="22"/>
-        </w:rPr>
-        <w:t>方块越长，难度越高。</w:t>
-      </w:r>
-    </w:p>
-    <w:p>
-      <w:pPr>
-        <w:widowControl/>
-        <w:adjustRightInd w:val="0"/>
-        <w:snapToGrid w:val="0"/>
-        <w:jc w:val="left"/>
-        <w:rPr>
-          <w:rFonts w:ascii="Tahoma" w:eastAsia="微软雅黑" w:hAnsi="Tahoma" w:hint="eastAsia"/>
-          <w:kern w:val="0"/>
-          <w:sz w:val="22"/>
-        </w:rPr>
-      </w:pPr>
-      <w:r>
-        <w:rPr>
-          <w:rFonts w:ascii="Tahoma" w:eastAsia="微软雅黑" w:hAnsi="Tahoma" w:hint="eastAsia"/>
-          <w:kern w:val="0"/>
-          <w:sz w:val="22"/>
-        </w:rPr>
-        <w:t>设计时，最先考虑挖洞</w:t>
-      </w:r>
-      <w:r>
-        <w:rPr>
-          <w:rFonts w:ascii="Tahoma" w:eastAsia="微软雅黑" w:hAnsi="Tahoma"/>
-          <w:kern w:val="0"/>
-          <w:sz w:val="22"/>
-        </w:rPr>
-        <w:t>/</w:t>
-      </w:r>
-      <w:r>
-        <w:rPr>
-          <w:rFonts w:ascii="Tahoma" w:eastAsia="微软雅黑" w:hAnsi="Tahoma" w:hint="eastAsia"/>
-          <w:kern w:val="0"/>
-          <w:sz w:val="22"/>
-        </w:rPr>
-        <w:t>建墙；再放置长方块；最后在能够确保通关的情况下，陆续加入小的短的方块，从而完善关卡设计。</w:t>
-      </w:r>
-    </w:p>
-    <w:p>
-      <w:pPr>
-        <w:widowControl/>
-        <w:jc w:val="left"/>
-        <w:rPr>
-          <w:rFonts w:ascii="Tahoma" w:eastAsia="微软雅黑" w:hAnsi="Tahoma" w:hint="eastAsia"/>
-          <w:kern w:val="0"/>
-          <w:sz w:val="22"/>
-        </w:rPr>
-      </w:pPr>
-    </w:p>
-    <w:p>
-      <w:pPr>
-        <w:widowControl/>
-        <w:jc w:val="left"/>
-        <w:rPr>
-          <w:rFonts w:ascii="Tahoma" w:eastAsia="微软雅黑" w:hAnsi="Tahoma"/>
-          <w:b/>
-          <w:bCs/>
-          <w:kern w:val="0"/>
-          <w:sz w:val="22"/>
-        </w:rPr>
-      </w:pPr>
-      <w:r>
-        <w:rPr>
-          <w:rFonts w:ascii="Tahoma" w:eastAsia="微软雅黑" w:hAnsi="Tahoma"/>
-          <w:b/>
-          <w:bCs/>
-          <w:kern w:val="0"/>
-          <w:sz w:val="22"/>
-        </w:rPr>
-        <w:br w:type="page"/>
-      </w:r>
-    </w:p>
-    <w:p>
-      <w:pPr>
-        <w:pStyle w:val="2"/>
-        <w:rPr>
-          <w:rFonts w:hint="eastAsia"/>
-        </w:rPr>
-      </w:pPr>
-      <w:r>
-        <w:rPr>
-          <w:rFonts w:hint="eastAsia"/>
-        </w:rPr>
-        <w:lastRenderedPageBreak/>
-        <w:t>===</w:t>
-      </w:r>
-      <w:r>
-        <w:rPr>
-          <w:rFonts w:hint="eastAsia"/>
-        </w:rPr>
-        <w:t>华容道</w:t>
-      </w:r>
-      <w:r>
-        <w:rPr>
-          <w:rFonts w:hint="eastAsia"/>
-        </w:rPr>
-        <w:t xml:space="preserve"> </w:t>
-      </w:r>
-      <w:r>
-        <w:rPr>
-          <w:rFonts w:hint="eastAsia"/>
-        </w:rPr>
-        <w:t>-</w:t>
-      </w:r>
-      <w:r>
-        <w:rPr>
-          <w:rFonts w:hint="eastAsia"/>
-        </w:rPr>
-        <w:t xml:space="preserve"> </w:t>
-      </w:r>
-      <w:r>
-        <w:rPr>
-          <w:rFonts w:hint="eastAsia"/>
-        </w:rPr>
-        <w:t>注意事项</w:t>
-      </w:r>
-      <w:r>
-        <w:rPr>
-          <w:rFonts w:hint="eastAsia"/>
-        </w:rPr>
-        <w:t>===</w:t>
-      </w:r>
-    </w:p>
-    <w:p>
-      <w:pPr>
-        <w:pStyle w:val="3"/>
-        <w:rPr>
-          <w:rFonts w:hint="eastAsia"/>
-        </w:rPr>
-      </w:pPr>
-      <w:bookmarkStart w:id="4" w:name="_方块复制注意"/>
-      <w:bookmarkEnd w:id="4"/>
-      <w:r>
-        <w:rPr>
-          <w:rFonts w:hint="eastAsia"/>
-        </w:rPr>
-        <w:t>方块</w:t>
-      </w:r>
-      <w:r>
-        <w:rPr>
-          <w:rFonts w:hint="eastAsia"/>
-        </w:rPr>
-        <w:t>复制注意</w:t>
-      </w:r>
-    </w:p>
-    <w:p>
-      <w:pPr>
-        <w:widowControl/>
-        <w:snapToGrid w:val="0"/>
-        <w:jc w:val="left"/>
-        <w:rPr>
-          <w:rFonts w:ascii="Tahoma" w:eastAsia="微软雅黑" w:hAnsi="Tahoma"/>
-          <w:kern w:val="0"/>
-          <w:sz w:val="22"/>
-        </w:rPr>
-      </w:pPr>
-      <w:r>
-        <w:rPr>
-          <w:rFonts w:ascii="Tahoma" w:eastAsia="微软雅黑" w:hAnsi="Tahoma" w:hint="eastAsia"/>
-          <w:kern w:val="0"/>
-          <w:sz w:val="22"/>
-        </w:rPr>
-        <w:t>使用事件一体化插件，可以使得多个方块组可以划分成一个群体。</w:t>
-      </w:r>
-    </w:p>
-    <w:p>
-      <w:pPr>
-        <w:widowControl/>
-        <w:snapToGrid w:val="0"/>
-        <w:jc w:val="left"/>
-        <w:rPr>
-          <w:rFonts w:ascii="Tahoma" w:eastAsia="微软雅黑" w:hAnsi="Tahoma"/>
-          <w:kern w:val="0"/>
-          <w:sz w:val="22"/>
-        </w:rPr>
-      </w:pPr>
-      <w:r>
-        <w:rPr>
-          <w:rFonts w:ascii="Tahoma" w:eastAsia="微软雅黑" w:hAnsi="Tahoma" w:hint="eastAsia"/>
-          <w:kern w:val="0"/>
-          <w:sz w:val="22"/>
-        </w:rPr>
-        <w:t>复制多个方块时，要注意修改以下设置：</w:t>
-      </w:r>
-    </w:p>
-    <w:p>
-      <w:pPr>
-        <w:widowControl/>
-        <w:snapToGrid w:val="0"/>
-        <w:ind w:firstLine="420"/>
-        <w:jc w:val="left"/>
-        <w:rPr>
-          <w:rFonts w:ascii="Tahoma" w:eastAsia="微软雅黑" w:hAnsi="Tahoma"/>
-          <w:kern w:val="0"/>
-          <w:sz w:val="22"/>
-        </w:rPr>
-      </w:pPr>
-      <w:r>
-        <w:rPr>
-          <w:rFonts w:ascii="Tahoma" w:eastAsia="微软雅黑" w:hAnsi="Tahoma"/>
-          <w:kern w:val="0"/>
-          <w:sz w:val="22"/>
-        </w:rPr>
-        <w:t>1.</w:t>
-      </w:r>
-      <w:r>
-        <w:rPr>
-          <w:rFonts w:ascii="Tahoma" w:eastAsia="微软雅黑" w:hAnsi="Tahoma" w:hint="eastAsia"/>
-          <w:kern w:val="0"/>
-          <w:sz w:val="22"/>
-        </w:rPr>
-        <w:t>行走图</w:t>
-      </w:r>
-    </w:p>
-    <w:p>
-      <w:pPr>
-        <w:widowControl/>
-        <w:snapToGrid w:val="0"/>
-        <w:ind w:firstLine="420"/>
-        <w:jc w:val="left"/>
-        <w:rPr>
-          <w:rFonts w:ascii="Tahoma" w:eastAsia="微软雅黑" w:hAnsi="Tahoma"/>
-          <w:kern w:val="0"/>
-          <w:sz w:val="22"/>
-        </w:rPr>
-      </w:pPr>
-      <w:r>
-        <w:rPr>
-          <w:rFonts w:ascii="Tahoma" w:eastAsia="微软雅黑" w:hAnsi="Tahoma" w:hint="eastAsia"/>
-          <w:kern w:val="0"/>
-          <w:sz w:val="22"/>
-        </w:rPr>
-        <w:t>2</w:t>
-      </w:r>
-      <w:r>
-        <w:rPr>
-          <w:rFonts w:ascii="Tahoma" w:eastAsia="微软雅黑" w:hAnsi="Tahoma"/>
-          <w:kern w:val="0"/>
-          <w:sz w:val="22"/>
-        </w:rPr>
-        <w:t>.</w:t>
-      </w:r>
-      <w:r>
-        <w:rPr>
-          <w:rFonts w:ascii="Tahoma" w:eastAsia="微软雅黑" w:hAnsi="Tahoma" w:hint="eastAsia"/>
-          <w:kern w:val="0"/>
-          <w:sz w:val="22"/>
-        </w:rPr>
-        <w:t>事件一体化标签</w:t>
-      </w:r>
-    </w:p>
-    <w:p>
-      <w:pPr>
-        <w:widowControl/>
-        <w:snapToGrid w:val="0"/>
-        <w:ind w:firstLine="420"/>
-        <w:jc w:val="left"/>
-        <w:rPr>
-          <w:rFonts w:ascii="Tahoma" w:eastAsia="微软雅黑" w:hAnsi="Tahoma"/>
-          <w:kern w:val="0"/>
-          <w:sz w:val="22"/>
-        </w:rPr>
-      </w:pPr>
-      <w:r>
-        <w:rPr>
-          <w:rFonts w:ascii="Tahoma" w:eastAsia="微软雅黑" w:hAnsi="Tahoma" w:hint="eastAsia"/>
-          <w:kern w:val="0"/>
-          <w:sz w:val="22"/>
-        </w:rPr>
-        <w:t>3</w:t>
-      </w:r>
-      <w:r>
-        <w:rPr>
-          <w:rFonts w:ascii="Tahoma" w:eastAsia="微软雅黑" w:hAnsi="Tahoma"/>
-          <w:kern w:val="0"/>
-          <w:sz w:val="22"/>
-        </w:rPr>
-        <w:t>.</w:t>
-      </w:r>
-      <w:r>
-        <w:rPr>
-          <w:rFonts w:ascii="Tahoma" w:eastAsia="微软雅黑" w:hAnsi="Tahoma" w:hint="eastAsia"/>
-          <w:kern w:val="0"/>
-          <w:sz w:val="22"/>
-        </w:rPr>
-        <w:t>重力钥匙</w:t>
-      </w:r>
-    </w:p>
-    <w:p>
-      <w:pPr>
-        <w:widowControl/>
-        <w:snapToGrid w:val="0"/>
-        <w:jc w:val="left"/>
-        <w:rPr>
-          <w:rFonts w:ascii="Tahoma" w:eastAsia="微软雅黑" w:hAnsi="Tahoma"/>
-          <w:kern w:val="0"/>
-          <w:sz w:val="22"/>
-        </w:rPr>
-      </w:pPr>
-      <w:r>
-        <w:rPr>
-          <w:rFonts w:ascii="Tahoma" w:eastAsia="微软雅黑" w:hAnsi="Tahoma" w:hint="eastAsia"/>
-          <w:kern w:val="0"/>
-          <w:sz w:val="22"/>
-        </w:rPr>
-        <w:t>作者在制作华容道关卡时，主要工作量都在这些方块标签“华容道</w:t>
-      </w:r>
-      <w:r>
-        <w:rPr>
-          <w:rFonts w:ascii="Tahoma" w:eastAsia="微软雅黑" w:hAnsi="Tahoma"/>
-          <w:kern w:val="0"/>
-          <w:sz w:val="22"/>
-        </w:rPr>
-        <w:t>_</w:t>
-      </w:r>
-      <w:r>
-        <w:rPr>
-          <w:rFonts w:ascii="Tahoma" w:eastAsia="微软雅黑" w:hAnsi="Tahoma" w:hint="eastAsia"/>
-          <w:kern w:val="0"/>
-          <w:sz w:val="22"/>
-        </w:rPr>
-        <w:t>第</w:t>
-      </w:r>
-      <w:r>
-        <w:rPr>
-          <w:rFonts w:ascii="Tahoma" w:eastAsia="微软雅黑" w:hAnsi="Tahoma" w:hint="eastAsia"/>
-          <w:kern w:val="0"/>
-          <w:sz w:val="22"/>
-        </w:rPr>
-        <w:t>xx</w:t>
-      </w:r>
-      <w:r>
-        <w:rPr>
-          <w:rFonts w:ascii="Tahoma" w:eastAsia="微软雅黑" w:hAnsi="Tahoma" w:hint="eastAsia"/>
-          <w:kern w:val="0"/>
-          <w:sz w:val="22"/>
-        </w:rPr>
-        <w:t>关”的修改上，因为要确保这些方块为一个整体，又不能与其他方块错误绑定到一起。</w:t>
-      </w:r>
-    </w:p>
-    <w:p>
-      <w:pPr>
-        <w:widowControl/>
         <w:jc w:val="center"/>
         <w:rPr>
-          <w:rFonts w:ascii="宋体" w:eastAsia="宋体" w:hAnsi="宋体" w:cs="宋体" w:hint="eastAsia"/>
-          <w:kern w:val="0"/>
-          <w:sz w:val="24"/>
-          <w:szCs w:val="24"/>
-        </w:rPr>
-      </w:pPr>
-      <w:r>
-        <w:rPr>
-          <w:rFonts w:ascii="宋体" w:eastAsia="宋体" w:hAnsi="宋体" w:cs="宋体"/>
-          <w:noProof/>
-          <w:kern w:val="0"/>
-          <w:sz w:val="24"/>
-          <w:szCs w:val="24"/>
+          <w:rFonts w:ascii="Tahoma" w:eastAsia="微软雅黑" w:hAnsi="Tahoma" w:hint="eastAsia"/>
+          <w:kern w:val="0"/>
+          <w:sz w:val="22"/>
+        </w:rPr>
+      </w:pPr>
+      <w:r>
+        <w:rPr>
+          <w:rFonts w:ascii="Tahoma" w:eastAsia="微软雅黑" w:hAnsi="Tahoma"/>
+          <w:kern w:val="0"/>
+          <w:sz w:val="22"/>
         </w:rPr>
         <w:drawing>
-          <wp:inline distT="0" distB="0" distL="0" distR="0" wp14:anchorId="264639D6" wp14:editId="6592AC58">
-            <wp:extent cx="4404360" cy="2519808"/>
-            <wp:effectExtent l="0" t="0" r="0" b="0"/>
-            <wp:docPr id="2" name="图片 2"/>
+          <wp:inline distT="0" distB="0" distL="0" distR="0" wp14:anchorId="3EFB62D4" wp14:editId="4D0B436B">
+            <wp:extent cx="3638369" cy="3032120"/>
+            <wp:effectExtent l="0" t="0" r="635" b="0"/>
+            <wp:docPr id="921891063" name="图片 3"/>
             <wp:cNvGraphicFramePr>
               <a:graphicFrameLocks xmlns:a="http://schemas.openxmlformats.org/drawingml/2006/main" noChangeAspect="1"/>
             </wp:cNvGraphicFramePr>
@@ -4096,7 +4188,7 @@
               <a:graphicData uri="http://schemas.openxmlformats.org/drawingml/2006/picture">
                 <pic:pic xmlns:pic="http://schemas.openxmlformats.org/drawingml/2006/picture">
                   <pic:nvPicPr>
-                    <pic:cNvPr id="0" name="Picture 1"/>
+                    <pic:cNvPr id="0" name="Picture 5"/>
                     <pic:cNvPicPr>
                       <a:picLocks noChangeAspect="1" noChangeArrowheads="1"/>
                     </pic:cNvPicPr>
@@ -4117,7 +4209,7 @@
                   <pic:spPr bwMode="auto">
                     <a:xfrm>
                       <a:off x="0" y="0"/>
-                      <a:ext cx="4417480" cy="2527314"/>
+                      <a:ext cx="3657688" cy="3048220"/>
                     </a:xfrm>
                     <a:prstGeom prst="rect">
                       <a:avLst/>
@@ -4137,27 +4229,301 @@
     <w:p>
       <w:pPr>
         <w:widowControl/>
+        <w:adjustRightInd w:val="0"/>
+        <w:snapToGrid w:val="0"/>
+        <w:jc w:val="left"/>
+        <w:rPr>
+          <w:rFonts w:ascii="Tahoma" w:eastAsia="微软雅黑" w:hAnsi="Tahoma" w:hint="eastAsia"/>
+          <w:kern w:val="0"/>
+          <w:sz w:val="22"/>
+        </w:rPr>
+      </w:pPr>
+    </w:p>
+    <w:p>
+      <w:pPr>
+        <w:pStyle w:val="4"/>
+        <w:rPr>
+          <w:rFonts w:hint="eastAsia"/>
+        </w:rPr>
+      </w:pPr>
+      <w:r>
+        <w:rPr>
+          <w:rFonts w:hint="eastAsia"/>
+        </w:rPr>
+        <w:t>2</w:t>
+      </w:r>
+      <w:r>
+        <w:rPr>
+          <w:rFonts w:hint="eastAsia"/>
+        </w:rPr>
+        <w:t>）</w:t>
+      </w:r>
+      <w:r>
+        <w:rPr>
+          <w:rFonts w:hint="eastAsia"/>
+        </w:rPr>
+        <w:t>锁定</w:t>
+      </w:r>
+      <w:proofErr w:type="gramStart"/>
+      <w:r>
+        <w:rPr>
+          <w:rFonts w:hint="eastAsia"/>
+        </w:rPr>
+        <w:t>帧</w:t>
+      </w:r>
+      <w:proofErr w:type="gramEnd"/>
+    </w:p>
+    <w:p>
+      <w:pPr>
+        <w:widowControl/>
+        <w:adjustRightInd w:val="0"/>
+        <w:snapToGrid w:val="0"/>
+        <w:jc w:val="left"/>
+        <w:rPr>
+          <w:rFonts w:ascii="Tahoma" w:eastAsia="微软雅黑" w:hAnsi="Tahoma"/>
+          <w:kern w:val="0"/>
+          <w:sz w:val="22"/>
+        </w:rPr>
+      </w:pPr>
+      <w:r>
+        <w:rPr>
+          <w:rFonts w:ascii="Tahoma" w:eastAsia="微软雅黑" w:hAnsi="Tahoma" w:hint="eastAsia"/>
+          <w:kern w:val="0"/>
+          <w:sz w:val="22"/>
+        </w:rPr>
+        <w:t>锁定帧的功能来自插件：</w:t>
+      </w:r>
+    </w:p>
+    <w:p>
+      <w:pPr>
+        <w:widowControl/>
+        <w:adjustRightInd w:val="0"/>
+        <w:snapToGrid w:val="0"/>
+        <w:jc w:val="left"/>
+        <w:rPr>
+          <w:rFonts w:ascii="Tahoma" w:eastAsia="微软雅黑" w:hAnsi="Tahoma"/>
+          <w:kern w:val="0"/>
+          <w:sz w:val="22"/>
+        </w:rPr>
+      </w:pPr>
+      <w:r>
+        <w:rPr>
+          <w:rFonts w:ascii="Tahoma" w:eastAsia="微软雅黑" w:hAnsi="Tahoma" w:hint="eastAsia"/>
+          <w:kern w:val="0"/>
+          <w:sz w:val="22"/>
+        </w:rPr>
+        <w:tab/>
+      </w:r>
+      <w:r>
+        <w:rPr>
+          <w:rFonts w:ascii="Tahoma" w:eastAsia="微软雅黑" w:hAnsi="Tahoma" w:hint="eastAsia"/>
+          <w:kern w:val="0"/>
+          <w:sz w:val="22"/>
+        </w:rPr>
+        <w:t>◆</w:t>
+      </w:r>
+      <w:r>
+        <w:rPr>
+          <w:rFonts w:ascii="Tahoma" w:eastAsia="微软雅黑" w:hAnsi="Tahoma"/>
+          <w:kern w:val="0"/>
+          <w:sz w:val="22"/>
+        </w:rPr>
+        <w:t>Drill_EventFrameLock</w:t>
+      </w:r>
+      <w:r>
+        <w:rPr>
+          <w:rFonts w:ascii="Tahoma" w:eastAsia="微软雅黑" w:hAnsi="Tahoma"/>
+          <w:kern w:val="0"/>
+          <w:sz w:val="22"/>
+        </w:rPr>
+        <w:tab/>
+      </w:r>
+      <w:r>
+        <w:rPr>
+          <w:rFonts w:ascii="Tahoma" w:eastAsia="微软雅黑" w:hAnsi="Tahoma" w:hint="eastAsia"/>
+          <w:kern w:val="0"/>
+          <w:sz w:val="22"/>
+        </w:rPr>
+        <w:tab/>
+      </w:r>
+      <w:r>
+        <w:rPr>
+          <w:rFonts w:ascii="Tahoma" w:eastAsia="微软雅黑" w:hAnsi="Tahoma" w:hint="eastAsia"/>
+          <w:kern w:val="0"/>
+          <w:sz w:val="22"/>
+        </w:rPr>
+        <w:tab/>
+      </w:r>
+      <w:r>
+        <w:rPr>
+          <w:rFonts w:ascii="Tahoma" w:eastAsia="微软雅黑" w:hAnsi="Tahoma" w:hint="eastAsia"/>
+          <w:kern w:val="0"/>
+          <w:sz w:val="22"/>
+        </w:rPr>
+        <w:t>行走图</w:t>
+      </w:r>
+      <w:r>
+        <w:rPr>
+          <w:rFonts w:ascii="Tahoma" w:eastAsia="微软雅黑" w:hAnsi="Tahoma" w:hint="eastAsia"/>
+          <w:kern w:val="0"/>
+          <w:sz w:val="22"/>
+        </w:rPr>
+        <w:t xml:space="preserve"> </w:t>
+      </w:r>
+      <w:r>
+        <w:rPr>
+          <w:rFonts w:ascii="Tahoma" w:eastAsia="微软雅黑" w:hAnsi="Tahoma" w:hint="eastAsia"/>
+          <w:kern w:val="0"/>
+          <w:sz w:val="22"/>
+        </w:rPr>
+        <w:t>-</w:t>
+      </w:r>
+      <w:r>
+        <w:rPr>
+          <w:rFonts w:ascii="Tahoma" w:eastAsia="微软雅黑" w:hAnsi="Tahoma" w:hint="eastAsia"/>
+          <w:kern w:val="0"/>
+          <w:sz w:val="22"/>
+        </w:rPr>
+        <w:t xml:space="preserve"> </w:t>
+      </w:r>
+      <w:r>
+        <w:rPr>
+          <w:rFonts w:ascii="Tahoma" w:eastAsia="微软雅黑" w:hAnsi="Tahoma" w:hint="eastAsia"/>
+          <w:kern w:val="0"/>
+          <w:sz w:val="22"/>
+        </w:rPr>
+        <w:t>锁定</w:t>
+      </w:r>
+      <w:proofErr w:type="gramStart"/>
+      <w:r>
+        <w:rPr>
+          <w:rFonts w:ascii="Tahoma" w:eastAsia="微软雅黑" w:hAnsi="Tahoma" w:hint="eastAsia"/>
+          <w:kern w:val="0"/>
+          <w:sz w:val="22"/>
+        </w:rPr>
+        <w:t>帧</w:t>
+      </w:r>
+      <w:proofErr w:type="gramEnd"/>
+    </w:p>
+    <w:p>
+      <w:pPr>
+        <w:widowControl/>
+        <w:adjustRightInd w:val="0"/>
+        <w:snapToGrid w:val="0"/>
+        <w:jc w:val="left"/>
+        <w:rPr>
+          <w:rFonts w:ascii="Tahoma" w:eastAsia="微软雅黑" w:hAnsi="Tahoma"/>
+          <w:kern w:val="0"/>
+          <w:sz w:val="22"/>
+        </w:rPr>
+      </w:pPr>
+      <w:r>
+        <w:rPr>
+          <w:rFonts w:ascii="Tahoma" w:eastAsia="微软雅黑" w:hAnsi="Tahoma" w:hint="eastAsia"/>
+          <w:kern w:val="0"/>
+          <w:sz w:val="22"/>
+        </w:rPr>
+        <w:t>锁定</w:t>
+      </w:r>
+      <w:proofErr w:type="gramStart"/>
+      <w:r>
+        <w:rPr>
+          <w:rFonts w:ascii="Tahoma" w:eastAsia="微软雅黑" w:hAnsi="Tahoma" w:hint="eastAsia"/>
+          <w:kern w:val="0"/>
+          <w:sz w:val="22"/>
+        </w:rPr>
+        <w:t>帧</w:t>
+      </w:r>
+      <w:proofErr w:type="gramEnd"/>
+      <w:r>
+        <w:rPr>
+          <w:rFonts w:ascii="Tahoma" w:eastAsia="微软雅黑" w:hAnsi="Tahoma" w:hint="eastAsia"/>
+          <w:kern w:val="0"/>
+          <w:sz w:val="22"/>
+        </w:rPr>
+        <w:t>支持</w:t>
+      </w:r>
+      <w:r>
+        <w:rPr>
+          <w:rFonts w:ascii="Tahoma" w:eastAsia="微软雅黑" w:hAnsi="Tahoma" w:hint="eastAsia"/>
+          <w:kern w:val="0"/>
+          <w:sz w:val="22"/>
+        </w:rPr>
+        <w:t xml:space="preserve"> </w:t>
+      </w:r>
+      <w:r>
+        <w:rPr>
+          <w:rFonts w:ascii="Tahoma" w:eastAsia="微软雅黑" w:hAnsi="Tahoma" w:hint="eastAsia"/>
+          <w:kern w:val="0"/>
+          <w:sz w:val="22"/>
+        </w:rPr>
+        <w:t>单行走图、八行走图。</w:t>
+      </w:r>
+    </w:p>
+    <w:p>
+      <w:pPr>
+        <w:widowControl/>
+        <w:adjustRightInd w:val="0"/>
+        <w:snapToGrid w:val="0"/>
+        <w:jc w:val="left"/>
+        <w:rPr>
+          <w:rFonts w:ascii="Tahoma" w:eastAsia="微软雅黑" w:hAnsi="Tahoma"/>
+          <w:kern w:val="0"/>
+          <w:sz w:val="22"/>
+        </w:rPr>
+      </w:pPr>
+      <w:r>
+        <w:rPr>
+          <w:rFonts w:ascii="Tahoma" w:eastAsia="微软雅黑" w:hAnsi="Tahoma" w:hint="eastAsia"/>
+          <w:kern w:val="0"/>
+          <w:sz w:val="22"/>
+        </w:rPr>
+        <w:t>锁定后，无论行走图如何、朝向如何，</w:t>
+      </w:r>
+      <w:r>
+        <w:rPr>
+          <w:rFonts w:ascii="Tahoma" w:eastAsia="微软雅黑" w:hAnsi="Tahoma" w:hint="eastAsia"/>
+          <w:kern w:val="0"/>
+          <w:sz w:val="22"/>
+        </w:rPr>
+        <w:t>行走图都为软件</w:t>
+      </w:r>
+      <w:r>
+        <w:rPr>
+          <w:rFonts w:ascii="Tahoma" w:eastAsia="微软雅黑" w:hAnsi="Tahoma"/>
+          <w:kern w:val="0"/>
+          <w:sz w:val="22"/>
+        </w:rPr>
+        <w:t>编辑器中设置的帧图像</w:t>
+      </w:r>
+      <w:r>
+        <w:rPr>
+          <w:rFonts w:ascii="Tahoma" w:eastAsia="微软雅黑" w:hAnsi="Tahoma" w:hint="eastAsia"/>
+          <w:kern w:val="0"/>
+          <w:sz w:val="22"/>
+        </w:rPr>
+        <w:t>。</w:t>
+      </w:r>
+    </w:p>
+    <w:p>
+      <w:pPr>
+        <w:snapToGrid w:val="0"/>
         <w:jc w:val="center"/>
         <w:rPr>
-          <w:rFonts w:ascii="宋体" w:eastAsia="宋体" w:hAnsi="宋体" w:cs="宋体" w:hint="eastAsia"/>
-          <w:kern w:val="0"/>
-          <w:sz w:val="24"/>
-          <w:szCs w:val="24"/>
-        </w:rPr>
-      </w:pPr>
-      <w:r>
-        <w:rPr>
-          <w:rFonts w:ascii="宋体" w:eastAsia="宋体" w:hAnsi="宋体" w:cs="宋体"/>
+          <w:rFonts w:ascii="Tahoma" w:eastAsia="微软雅黑" w:hAnsi="Tahoma" w:hint="eastAsia"/>
+          <w:kern w:val="0"/>
+          <w:sz w:val="22"/>
+        </w:rPr>
+      </w:pPr>
+      <w:r>
+        <w:rPr>
           <w:noProof/>
-          <w:kern w:val="0"/>
-          <w:sz w:val="24"/>
-          <w:szCs w:val="24"/>
         </w:rPr>
         <w:drawing>
-          <wp:inline distT="0" distB="0" distL="0" distR="0" wp14:anchorId="6F7B8F24" wp14:editId="09C6788E">
-            <wp:extent cx="2499750" cy="1950720"/>
+          <wp:inline distT="0" distB="0" distL="0" distR="0" wp14:anchorId="06D18E79" wp14:editId="5E2ACE03">
+            <wp:extent cx="1104900" cy="1473200"/>
             <wp:effectExtent l="0" t="0" r="0" b="0"/>
-            <wp:docPr id="6" name="图片 6"/>
+            <wp:docPr id="371965272" name="图片 1"/>
             <wp:cNvGraphicFramePr>
               <a:graphicFrameLocks xmlns:a="http://schemas.openxmlformats.org/drawingml/2006/main" noChangeAspect="1"/>
             </wp:cNvGraphicFramePr>
@@ -4165,7 +4531,7 @@
               <a:graphicData uri="http://schemas.openxmlformats.org/drawingml/2006/picture">
                 <pic:pic xmlns:pic="http://schemas.openxmlformats.org/drawingml/2006/picture">
                   <pic:nvPicPr>
-                    <pic:cNvPr id="0" name="Picture 3"/>
+                    <pic:cNvPr id="0" name="Picture 4"/>
                     <pic:cNvPicPr>
                       <a:picLocks noChangeAspect="1" noChangeArrowheads="1"/>
                     </pic:cNvPicPr>
@@ -4186,7 +4552,7 @@
                   <pic:spPr bwMode="auto">
                     <a:xfrm>
                       <a:off x="0" y="0"/>
-                      <a:ext cx="2508547" cy="1957585"/>
+                      <a:ext cx="1104900" cy="1473200"/>
                     </a:xfrm>
                     <a:prstGeom prst="rect">
                       <a:avLst/>
@@ -4202,28 +4568,58 @@
           </wp:inline>
         </w:drawing>
       </w:r>
-      <w:r>
-        <w:rPr>
-          <w:rFonts w:ascii="宋体" w:eastAsia="宋体" w:hAnsi="宋体" w:cs="宋体" w:hint="eastAsia"/>
-          <w:kern w:val="0"/>
-          <w:sz w:val="24"/>
-          <w:szCs w:val="24"/>
-        </w:rPr>
-        <w:t xml:space="preserve"> </w:t>
-      </w:r>
-      <w:r>
-        <w:rPr>
-          <w:rFonts w:ascii="宋体" w:eastAsia="宋体" w:hAnsi="宋体" w:cs="宋体"/>
+    </w:p>
+    <w:p>
+      <w:pPr>
+        <w:widowControl/>
+        <w:adjustRightInd w:val="0"/>
+        <w:snapToGrid w:val="0"/>
+        <w:jc w:val="left"/>
+        <w:rPr>
+          <w:rFonts w:ascii="Tahoma" w:eastAsia="微软雅黑" w:hAnsi="Tahoma" w:hint="eastAsia"/>
+          <w:kern w:val="0"/>
+          <w:sz w:val="22"/>
+        </w:rPr>
+      </w:pPr>
+      <w:r>
+        <w:rPr>
+          <w:rFonts w:ascii="Tahoma" w:eastAsia="微软雅黑" w:hAnsi="Tahoma" w:hint="eastAsia"/>
+          <w:kern w:val="0"/>
+          <w:sz w:val="22"/>
+        </w:rPr>
+        <w:t>华容道方块是静态方块，使用鼠标接触、拖动时不能改变方块图像，所以需要锁定</w:t>
+      </w:r>
+      <w:r>
+        <w:rPr>
+          <w:rFonts w:ascii="Tahoma" w:eastAsia="微软雅黑" w:hAnsi="Tahoma" w:hint="eastAsia"/>
+          <w:kern w:val="0"/>
+          <w:sz w:val="22"/>
+        </w:rPr>
+        <w:t>帧</w:t>
+      </w:r>
+      <w:r>
+        <w:rPr>
+          <w:rFonts w:ascii="Tahoma" w:eastAsia="微软雅黑" w:hAnsi="Tahoma" w:hint="eastAsia"/>
+          <w:kern w:val="0"/>
+          <w:sz w:val="22"/>
+        </w:rPr>
+        <w:t>。</w:t>
+      </w:r>
+    </w:p>
+    <w:p>
+      <w:pPr>
+        <w:snapToGrid w:val="0"/>
+        <w:jc w:val="center"/>
+      </w:pPr>
+      <w:r>
+        <w:rPr>
           <w:noProof/>
-          <w:kern w:val="0"/>
-          <w:sz w:val="24"/>
-          <w:szCs w:val="24"/>
         </w:rPr>
         <w:drawing>
-          <wp:inline distT="0" distB="0" distL="0" distR="0" wp14:anchorId="03D782CA" wp14:editId="2895340F">
-            <wp:extent cx="2545080" cy="1930719"/>
-            <wp:effectExtent l="0" t="0" r="7620" b="0"/>
-            <wp:docPr id="7" name="图片 7"/>
+          <wp:inline distT="0" distB="0" distL="0" distR="0" wp14:anchorId="4BB78BB4" wp14:editId="5578D4E6">
+            <wp:extent cx="2514600" cy="419100"/>
+            <wp:effectExtent l="0" t="0" r="0" b="0"/>
+            <wp:docPr id="36086089" name="图片 2"/>
             <wp:cNvGraphicFramePr>
               <a:graphicFrameLocks xmlns:a="http://schemas.openxmlformats.org/drawingml/2006/main" noChangeAspect="1"/>
             </wp:cNvGraphicFramePr>
@@ -4231,7 +4627,7 @@
               <a:graphicData uri="http://schemas.openxmlformats.org/drawingml/2006/picture">
                 <pic:pic xmlns:pic="http://schemas.openxmlformats.org/drawingml/2006/picture">
                   <pic:nvPicPr>
-                    <pic:cNvPr id="0" name="Picture 5"/>
+                    <pic:cNvPr id="0" name="Picture 6"/>
                     <pic:cNvPicPr>
                       <a:picLocks noChangeAspect="1" noChangeArrowheads="1"/>
                     </pic:cNvPicPr>
@@ -4252,7 +4648,3035 @@
                   <pic:spPr bwMode="auto">
                     <a:xfrm>
                       <a:off x="0" y="0"/>
-                      <a:ext cx="2556157" cy="1939122"/>
+                      <a:ext cx="2514600" cy="419100"/>
+                    </a:xfrm>
+                    <a:prstGeom prst="rect">
+                      <a:avLst/>
+                    </a:prstGeom>
+                    <a:noFill/>
+                    <a:ln>
+                      <a:noFill/>
+                    </a:ln>
+                  </pic:spPr>
+                </pic:pic>
+              </a:graphicData>
+            </a:graphic>
+          </wp:inline>
+        </w:drawing>
+      </w:r>
+    </w:p>
+    <w:p>
+      <w:pPr>
+        <w:rPr>
+          <w:rFonts w:hint="eastAsia"/>
+        </w:rPr>
+      </w:pPr>
+    </w:p>
+    <w:p>
+      <w:pPr>
+        <w:pStyle w:val="4"/>
+        <w:rPr>
+          <w:rFonts w:hint="eastAsia"/>
+        </w:rPr>
+      </w:pPr>
+      <w:r>
+        <w:rPr>
+          <w:rFonts w:hint="eastAsia"/>
+        </w:rPr>
+        <w:lastRenderedPageBreak/>
+        <w:t>3</w:t>
+      </w:r>
+      <w:r>
+        <w:rPr>
+          <w:rFonts w:hint="eastAsia"/>
+        </w:rPr>
+        <w:t>）</w:t>
+      </w:r>
+      <w:r>
+        <w:rPr>
+          <w:rFonts w:hint="eastAsia"/>
+        </w:rPr>
+        <w:t>鼠标悬停响应</w:t>
+      </w:r>
+    </w:p>
+    <w:p>
+      <w:pPr>
+        <w:widowControl/>
+        <w:adjustRightInd w:val="0"/>
+        <w:snapToGrid w:val="0"/>
+        <w:jc w:val="left"/>
+        <w:rPr>
+          <w:rFonts w:ascii="Tahoma" w:eastAsia="微软雅黑" w:hAnsi="Tahoma"/>
+          <w:kern w:val="0"/>
+          <w:sz w:val="22"/>
+        </w:rPr>
+      </w:pPr>
+      <w:r>
+        <w:rPr>
+          <w:rFonts w:ascii="Tahoma" w:eastAsia="微软雅黑" w:hAnsi="Tahoma" w:hint="eastAsia"/>
+          <w:kern w:val="0"/>
+          <w:sz w:val="22"/>
+        </w:rPr>
+        <w:t>鼠标悬停响应</w:t>
+      </w:r>
+      <w:r>
+        <w:rPr>
+          <w:rFonts w:ascii="Tahoma" w:eastAsia="微软雅黑" w:hAnsi="Tahoma" w:hint="eastAsia"/>
+          <w:kern w:val="0"/>
+          <w:sz w:val="22"/>
+        </w:rPr>
+        <w:t>的功能来自插件：</w:t>
+      </w:r>
+    </w:p>
+    <w:p>
+      <w:pPr>
+        <w:widowControl/>
+        <w:adjustRightInd w:val="0"/>
+        <w:jc w:val="left"/>
+        <w:rPr>
+          <w:rFonts w:hint="eastAsia"/>
+        </w:rPr>
+      </w:pPr>
+      <w:r>
+        <w:rPr>
+          <w:rFonts w:ascii="Tahoma" w:eastAsia="微软雅黑" w:hAnsi="Tahoma"/>
+          <w:kern w:val="0"/>
+          <w:sz w:val="22"/>
+        </w:rPr>
+        <w:tab/>
+        <w:t>Drill_EventMouseHoverSwitch</w:t>
+      </w:r>
+      <w:r>
+        <w:rPr>
+          <w:rFonts w:ascii="Tahoma" w:eastAsia="微软雅黑" w:hAnsi="Tahoma"/>
+          <w:kern w:val="0"/>
+          <w:sz w:val="22"/>
+        </w:rPr>
+        <w:tab/>
+      </w:r>
+      <w:r>
+        <w:rPr>
+          <w:rFonts w:ascii="Tahoma" w:eastAsia="微软雅黑" w:hAnsi="Tahoma"/>
+          <w:kern w:val="0"/>
+          <w:sz w:val="22"/>
+        </w:rPr>
+        <w:tab/>
+      </w:r>
+      <w:r>
+        <w:rPr>
+          <w:rFonts w:ascii="Tahoma" w:eastAsia="微软雅黑" w:hAnsi="Tahoma" w:hint="eastAsia"/>
+          <w:kern w:val="0"/>
+          <w:sz w:val="22"/>
+        </w:rPr>
+        <w:t>物体</w:t>
+      </w:r>
+      <w:r>
+        <w:rPr>
+          <w:rFonts w:ascii="Tahoma" w:eastAsia="微软雅黑" w:hAnsi="Tahoma"/>
+          <w:kern w:val="0"/>
+          <w:sz w:val="22"/>
+        </w:rPr>
+        <w:t xml:space="preserve"> - </w:t>
+      </w:r>
+      <w:r>
+        <w:rPr>
+          <w:rFonts w:ascii="Tahoma" w:eastAsia="微软雅黑" w:hAnsi="Tahoma" w:hint="eastAsia"/>
+          <w:kern w:val="0"/>
+          <w:sz w:val="22"/>
+        </w:rPr>
+        <w:t>鼠标</w:t>
+      </w:r>
+      <w:r>
+        <w:rPr>
+          <w:rFonts w:ascii="Tahoma" w:eastAsia="微软雅黑" w:hAnsi="Tahoma" w:hint="eastAsia"/>
+          <w:kern w:val="0"/>
+          <w:sz w:val="22"/>
+        </w:rPr>
+        <w:t>悬停</w:t>
+      </w:r>
+      <w:r>
+        <w:rPr>
+          <w:rFonts w:ascii="Tahoma" w:eastAsia="微软雅黑" w:hAnsi="Tahoma" w:hint="eastAsia"/>
+          <w:kern w:val="0"/>
+          <w:sz w:val="22"/>
+        </w:rPr>
+        <w:t>响应开关</w:t>
+      </w:r>
+    </w:p>
+    <w:p>
+      <w:pPr>
+        <w:snapToGrid w:val="0"/>
+        <w:rPr>
+          <w:rFonts w:ascii="Tahoma" w:eastAsia="微软雅黑" w:hAnsi="Tahoma"/>
+          <w:kern w:val="0"/>
+          <w:sz w:val="22"/>
+        </w:rPr>
+      </w:pPr>
+      <w:r>
+        <w:rPr>
+          <w:rFonts w:ascii="Tahoma" w:eastAsia="微软雅黑" w:hAnsi="Tahoma" w:hint="eastAsia"/>
+          <w:kern w:val="0"/>
+          <w:sz w:val="22"/>
+        </w:rPr>
+        <w:t>鼠标悬停响应开关在悬停会按下，离开会弹起。</w:t>
+      </w:r>
+    </w:p>
+    <w:p>
+      <w:pPr>
+        <w:snapToGrid w:val="0"/>
+        <w:rPr>
+          <w:rFonts w:ascii="Tahoma" w:eastAsia="微软雅黑" w:hAnsi="Tahoma"/>
+          <w:kern w:val="0"/>
+          <w:sz w:val="22"/>
+        </w:rPr>
+      </w:pPr>
+      <w:r>
+        <w:rPr>
+          <w:rFonts w:ascii="Tahoma" w:eastAsia="微软雅黑" w:hAnsi="Tahoma" w:hint="eastAsia"/>
+          <w:kern w:val="0"/>
+          <w:sz w:val="22"/>
+        </w:rPr>
+        <w:t>示例中，</w:t>
+      </w:r>
+      <w:proofErr w:type="gramStart"/>
+      <w:r>
+        <w:rPr>
+          <w:rFonts w:ascii="Tahoma" w:eastAsia="微软雅黑" w:hAnsi="Tahoma"/>
+          <w:kern w:val="0"/>
+          <w:sz w:val="22"/>
+        </w:rPr>
+        <w:t>”</w:t>
+      </w:r>
+      <w:proofErr w:type="gramEnd"/>
+      <w:r>
+        <w:rPr>
+          <w:rFonts w:ascii="Tahoma" w:eastAsia="微软雅黑" w:hAnsi="Tahoma" w:hint="eastAsia"/>
+          <w:kern w:val="0"/>
+          <w:sz w:val="22"/>
+        </w:rPr>
+        <w:t>悬停</w:t>
+      </w:r>
+      <w:proofErr w:type="gramStart"/>
+      <w:r>
+        <w:rPr>
+          <w:rFonts w:ascii="Tahoma" w:eastAsia="微软雅黑" w:hAnsi="Tahoma"/>
+          <w:kern w:val="0"/>
+          <w:sz w:val="22"/>
+        </w:rPr>
+        <w:t>”</w:t>
+      </w:r>
+      <w:proofErr w:type="gramEnd"/>
+      <w:r>
+        <w:rPr>
+          <w:rFonts w:ascii="Tahoma" w:eastAsia="微软雅黑" w:hAnsi="Tahoma" w:hint="eastAsia"/>
+          <w:kern w:val="0"/>
+          <w:sz w:val="22"/>
+        </w:rPr>
+        <w:t>绑定了</w:t>
+      </w:r>
+      <w:r>
+        <w:rPr>
+          <w:rFonts w:ascii="Tahoma" w:eastAsia="微软雅黑" w:hAnsi="Tahoma" w:hint="eastAsia"/>
+          <w:kern w:val="0"/>
+          <w:sz w:val="22"/>
+        </w:rPr>
+        <w:t>独立开关</w:t>
+      </w:r>
+      <w:r>
+        <w:rPr>
+          <w:rFonts w:ascii="Tahoma" w:eastAsia="微软雅黑" w:hAnsi="Tahoma" w:hint="eastAsia"/>
+          <w:kern w:val="0"/>
+          <w:sz w:val="22"/>
+        </w:rPr>
+        <w:t>A</w:t>
+      </w:r>
+      <w:r>
+        <w:rPr>
+          <w:rFonts w:ascii="Tahoma" w:eastAsia="微软雅黑" w:hAnsi="Tahoma" w:hint="eastAsia"/>
+          <w:kern w:val="0"/>
+          <w:sz w:val="22"/>
+        </w:rPr>
+        <w:t>，</w:t>
+      </w:r>
+      <w:proofErr w:type="gramStart"/>
+      <w:r>
+        <w:rPr>
+          <w:rFonts w:ascii="Tahoma" w:eastAsia="微软雅黑" w:hAnsi="Tahoma"/>
+          <w:kern w:val="0"/>
+          <w:sz w:val="22"/>
+        </w:rPr>
+        <w:t>”</w:t>
+      </w:r>
+      <w:proofErr w:type="gramEnd"/>
+      <w:r>
+        <w:rPr>
+          <w:rFonts w:ascii="Tahoma" w:eastAsia="微软雅黑" w:hAnsi="Tahoma" w:hint="eastAsia"/>
+          <w:kern w:val="0"/>
+          <w:sz w:val="22"/>
+        </w:rPr>
+        <w:t>按下</w:t>
+      </w:r>
+      <w:proofErr w:type="gramStart"/>
+      <w:r>
+        <w:rPr>
+          <w:rFonts w:ascii="Tahoma" w:eastAsia="微软雅黑" w:hAnsi="Tahoma"/>
+          <w:kern w:val="0"/>
+          <w:sz w:val="22"/>
+        </w:rPr>
+        <w:t>”</w:t>
+      </w:r>
+      <w:proofErr w:type="gramEnd"/>
+      <w:r>
+        <w:rPr>
+          <w:rFonts w:ascii="Tahoma" w:eastAsia="微软雅黑" w:hAnsi="Tahoma" w:hint="eastAsia"/>
+          <w:kern w:val="0"/>
+          <w:sz w:val="22"/>
+        </w:rPr>
+        <w:t>绑定了</w:t>
+      </w:r>
+      <w:r>
+        <w:rPr>
+          <w:rFonts w:ascii="Tahoma" w:eastAsia="微软雅黑" w:hAnsi="Tahoma" w:hint="eastAsia"/>
+          <w:kern w:val="0"/>
+          <w:sz w:val="22"/>
+        </w:rPr>
+        <w:t>独立开关</w:t>
+      </w:r>
+      <w:r>
+        <w:rPr>
+          <w:rFonts w:ascii="Tahoma" w:eastAsia="微软雅黑" w:hAnsi="Tahoma" w:hint="eastAsia"/>
+          <w:kern w:val="0"/>
+          <w:sz w:val="22"/>
+        </w:rPr>
+        <w:t>C</w:t>
+      </w:r>
+      <w:r>
+        <w:rPr>
+          <w:rFonts w:ascii="Tahoma" w:eastAsia="微软雅黑" w:hAnsi="Tahoma" w:hint="eastAsia"/>
+          <w:kern w:val="0"/>
+          <w:sz w:val="22"/>
+        </w:rPr>
+        <w:t>。</w:t>
+      </w:r>
+    </w:p>
+    <w:p>
+      <w:pPr>
+        <w:snapToGrid w:val="0"/>
+        <w:jc w:val="center"/>
+        <w:rPr>
+          <w:rFonts w:ascii="Tahoma" w:eastAsia="微软雅黑" w:hAnsi="Tahoma" w:hint="eastAsia"/>
+          <w:kern w:val="0"/>
+          <w:sz w:val="22"/>
+        </w:rPr>
+      </w:pPr>
+      <w:r>
+        <w:rPr>
+          <w:noProof/>
+        </w:rPr>
+        <w:drawing>
+          <wp:inline distT="0" distB="0" distL="0" distR="0" wp14:anchorId="5F2AF8BB" wp14:editId="63CCBB12">
+            <wp:extent cx="5083810" cy="1438352"/>
+            <wp:effectExtent l="0" t="0" r="2540" b="9525"/>
+            <wp:docPr id="1606137763" name="图片 3"/>
+            <wp:cNvGraphicFramePr>
+              <a:graphicFrameLocks xmlns:a="http://schemas.openxmlformats.org/drawingml/2006/main" noChangeAspect="1"/>
+            </wp:cNvGraphicFramePr>
+            <a:graphic xmlns:a="http://schemas.openxmlformats.org/drawingml/2006/main">
+              <a:graphicData uri="http://schemas.openxmlformats.org/drawingml/2006/picture">
+                <pic:pic xmlns:pic="http://schemas.openxmlformats.org/drawingml/2006/picture">
+                  <pic:nvPicPr>
+                    <pic:cNvPr id="0" name="Picture 8"/>
+                    <pic:cNvPicPr>
+                      <a:picLocks noChangeAspect="1" noChangeArrowheads="1"/>
+                    </pic:cNvPicPr>
+                  </pic:nvPicPr>
+                  <pic:blipFill>
+                    <a:blip r:embed="rId18">
+                      <a:extLst>
+                        <a:ext uri="{28A0092B-C50C-407E-A947-70E740481C1C}">
+                          <a14:useLocalDpi xmlns:a14="http://schemas.microsoft.com/office/drawing/2010/main" val="0"/>
+                        </a:ext>
+                      </a:extLst>
+                    </a:blip>
+                    <a:srcRect/>
+                    <a:stretch>
+                      <a:fillRect/>
+                    </a:stretch>
+                  </pic:blipFill>
+                  <pic:spPr bwMode="auto">
+                    <a:xfrm>
+                      <a:off x="0" y="0"/>
+                      <a:ext cx="5085613" cy="1438862"/>
+                    </a:xfrm>
+                    <a:prstGeom prst="rect">
+                      <a:avLst/>
+                    </a:prstGeom>
+                    <a:noFill/>
+                    <a:ln>
+                      <a:noFill/>
+                    </a:ln>
+                  </pic:spPr>
+                </pic:pic>
+              </a:graphicData>
+            </a:graphic>
+          </wp:inline>
+        </w:drawing>
+      </w:r>
+    </w:p>
+    <w:p>
+      <w:pPr>
+        <w:widowControl/>
+        <w:adjustRightInd w:val="0"/>
+        <w:snapToGrid w:val="0"/>
+        <w:jc w:val="left"/>
+        <w:rPr>
+          <w:rFonts w:ascii="Tahoma" w:eastAsia="微软雅黑" w:hAnsi="Tahoma"/>
+          <w:kern w:val="0"/>
+          <w:sz w:val="22"/>
+        </w:rPr>
+      </w:pPr>
+      <w:r>
+        <w:rPr>
+          <w:rFonts w:ascii="Tahoma" w:eastAsia="微软雅黑" w:hAnsi="Tahoma" w:hint="eastAsia"/>
+          <w:kern w:val="0"/>
+          <w:sz w:val="22"/>
+        </w:rPr>
+        <w:t>你可</w:t>
+      </w:r>
+      <w:r>
+        <w:rPr>
+          <w:rFonts w:ascii="Tahoma" w:eastAsia="微软雅黑" w:hAnsi="Tahoma" w:hint="eastAsia"/>
+          <w:kern w:val="0"/>
+          <w:sz w:val="22"/>
+        </w:rPr>
+        <w:t>以</w:t>
+      </w:r>
+      <w:r>
+        <w:rPr>
+          <w:rFonts w:ascii="Tahoma" w:eastAsia="微软雅黑" w:hAnsi="Tahoma" w:hint="eastAsia"/>
+          <w:kern w:val="0"/>
+          <w:sz w:val="22"/>
+        </w:rPr>
+        <w:t>参考</w:t>
+      </w:r>
+      <w:r>
+        <w:rPr>
+          <w:rFonts w:ascii="Tahoma" w:eastAsia="微软雅黑" w:hAnsi="Tahoma" w:hint="eastAsia"/>
+          <w:kern w:val="0"/>
+          <w:sz w:val="22"/>
+        </w:rPr>
+        <w:t>示例中</w:t>
+      </w:r>
+      <w:r>
+        <w:rPr>
+          <w:rFonts w:ascii="Tahoma" w:eastAsia="微软雅黑" w:hAnsi="Tahoma" w:hint="eastAsia"/>
+          <w:kern w:val="0"/>
+          <w:sz w:val="22"/>
+        </w:rPr>
+        <w:t xml:space="preserve"> </w:t>
+      </w:r>
+      <w:r>
+        <w:rPr>
+          <w:rFonts w:ascii="Tahoma" w:eastAsia="微软雅黑" w:hAnsi="Tahoma" w:hint="eastAsia"/>
+          <w:color w:val="00B050"/>
+          <w:kern w:val="0"/>
+          <w:sz w:val="22"/>
+        </w:rPr>
+        <w:t>机关管理层</w:t>
+      </w:r>
+      <w:r>
+        <w:rPr>
+          <w:rFonts w:ascii="Tahoma" w:eastAsia="微软雅黑" w:hAnsi="Tahoma" w:hint="eastAsia"/>
+          <w:kern w:val="0"/>
+          <w:sz w:val="22"/>
+        </w:rPr>
+        <w:t xml:space="preserve"> </w:t>
+      </w:r>
+      <w:r>
+        <w:rPr>
+          <w:rFonts w:ascii="Tahoma" w:eastAsia="微软雅黑" w:hAnsi="Tahoma" w:hint="eastAsia"/>
+          <w:kern w:val="0"/>
+          <w:sz w:val="22"/>
+        </w:rPr>
+        <w:t>现成的</w:t>
+      </w:r>
+      <w:r>
+        <w:rPr>
+          <w:rFonts w:ascii="Tahoma" w:eastAsia="微软雅黑" w:hAnsi="Tahoma" w:hint="eastAsia"/>
+          <w:kern w:val="0"/>
+          <w:sz w:val="22"/>
+        </w:rPr>
+        <w:t>鼠标响应</w:t>
+      </w:r>
+      <w:r>
+        <w:rPr>
+          <w:rFonts w:ascii="Tahoma" w:eastAsia="微软雅黑" w:hAnsi="Tahoma" w:hint="eastAsia"/>
+          <w:kern w:val="0"/>
+          <w:sz w:val="22"/>
+        </w:rPr>
+        <w:t>开关</w:t>
+      </w:r>
+      <w:r>
+        <w:rPr>
+          <w:rFonts w:ascii="Tahoma" w:eastAsia="微软雅黑" w:hAnsi="Tahoma" w:hint="eastAsia"/>
+          <w:kern w:val="0"/>
+          <w:sz w:val="22"/>
+        </w:rPr>
+        <w:t>的</w:t>
+      </w:r>
+      <w:r>
+        <w:rPr>
+          <w:rFonts w:ascii="Tahoma" w:eastAsia="微软雅黑" w:hAnsi="Tahoma" w:hint="eastAsia"/>
+          <w:kern w:val="0"/>
+          <w:sz w:val="22"/>
+        </w:rPr>
+        <w:t>事件</w:t>
+      </w:r>
+      <w:r>
+        <w:rPr>
+          <w:rFonts w:ascii="Tahoma" w:eastAsia="微软雅黑" w:hAnsi="Tahoma" w:hint="eastAsia"/>
+          <w:kern w:val="0"/>
+          <w:sz w:val="22"/>
+        </w:rPr>
+        <w:t>。</w:t>
+      </w:r>
+    </w:p>
+    <w:p>
+      <w:pPr>
+        <w:widowControl/>
+        <w:adjustRightInd w:val="0"/>
+        <w:snapToGrid w:val="0"/>
+        <w:jc w:val="left"/>
+        <w:rPr>
+          <w:rFonts w:ascii="Tahoma" w:eastAsia="微软雅黑" w:hAnsi="Tahoma"/>
+          <w:kern w:val="0"/>
+          <w:sz w:val="22"/>
+        </w:rPr>
+      </w:pPr>
+      <w:r>
+        <w:rPr>
+          <w:rFonts w:ascii="Tahoma" w:eastAsia="微软雅黑" w:hAnsi="Tahoma" w:hint="eastAsia"/>
+          <w:kern w:val="0"/>
+          <w:sz w:val="22"/>
+        </w:rPr>
+        <w:t>或者</w:t>
+      </w:r>
+      <w:r>
+        <w:rPr>
+          <w:rFonts w:ascii="Tahoma" w:eastAsia="微软雅黑" w:hAnsi="Tahoma" w:hint="eastAsia"/>
+          <w:kern w:val="0"/>
+          <w:sz w:val="22"/>
+        </w:rPr>
+        <w:t xml:space="preserve"> </w:t>
+      </w:r>
+      <w:r>
+        <w:rPr>
+          <w:rFonts w:ascii="Tahoma" w:eastAsia="微软雅黑" w:hAnsi="Tahoma" w:hint="eastAsia"/>
+          <w:color w:val="00B050"/>
+          <w:kern w:val="0"/>
+          <w:sz w:val="22"/>
+        </w:rPr>
+        <w:t>鼠标管理层</w:t>
+      </w:r>
+      <w:r>
+        <w:rPr>
+          <w:rFonts w:ascii="Tahoma" w:eastAsia="微软雅黑" w:hAnsi="Tahoma" w:hint="eastAsia"/>
+          <w:kern w:val="0"/>
+          <w:sz w:val="22"/>
+        </w:rPr>
+        <w:t xml:space="preserve"> </w:t>
+      </w:r>
+      <w:r>
+        <w:rPr>
+          <w:rFonts w:ascii="Tahoma" w:eastAsia="微软雅黑" w:hAnsi="Tahoma" w:hint="eastAsia"/>
+          <w:kern w:val="0"/>
+          <w:sz w:val="22"/>
+        </w:rPr>
+        <w:t>的可以点击对话的小爱丽丝。</w:t>
+      </w:r>
+      <w:r>
+        <w:rPr>
+          <w:rFonts w:ascii="Tahoma" w:eastAsia="微软雅黑" w:hAnsi="Tahoma" w:hint="eastAsia"/>
+          <w:kern w:val="0"/>
+          <w:sz w:val="22"/>
+        </w:rPr>
+        <w:t>原理都是一样的。</w:t>
+      </w:r>
+    </w:p>
+    <w:p>
+      <w:pPr>
+        <w:snapToGrid w:val="0"/>
+        <w:jc w:val="center"/>
+        <w:rPr>
+          <w:rFonts w:ascii="Tahoma" w:eastAsia="微软雅黑" w:hAnsi="Tahoma"/>
+          <w:kern w:val="0"/>
+          <w:sz w:val="22"/>
+        </w:rPr>
+      </w:pPr>
+      <w:r>
+        <w:rPr>
+          <w:noProof/>
+        </w:rPr>
+        <w:drawing>
+          <wp:inline distT="0" distB="0" distL="0" distR="0" wp14:anchorId="60A4D1D8" wp14:editId="5638ECE3">
+            <wp:extent cx="2080260" cy="1305659"/>
+            <wp:effectExtent l="0" t="0" r="0" b="8890"/>
+            <wp:docPr id="1324839117" name="图片 4"/>
+            <wp:cNvGraphicFramePr>
+              <a:graphicFrameLocks xmlns:a="http://schemas.openxmlformats.org/drawingml/2006/main" noChangeAspect="1"/>
+            </wp:cNvGraphicFramePr>
+            <a:graphic xmlns:a="http://schemas.openxmlformats.org/drawingml/2006/main">
+              <a:graphicData uri="http://schemas.openxmlformats.org/drawingml/2006/picture">
+                <pic:pic xmlns:pic="http://schemas.openxmlformats.org/drawingml/2006/picture">
+                  <pic:nvPicPr>
+                    <pic:cNvPr id="0" name="Picture 10"/>
+                    <pic:cNvPicPr>
+                      <a:picLocks noChangeAspect="1" noChangeArrowheads="1"/>
+                    </pic:cNvPicPr>
+                  </pic:nvPicPr>
+                  <pic:blipFill>
+                    <a:blip r:embed="rId19">
+                      <a:extLst>
+                        <a:ext uri="{28A0092B-C50C-407E-A947-70E740481C1C}">
+                          <a14:useLocalDpi xmlns:a14="http://schemas.microsoft.com/office/drawing/2010/main" val="0"/>
+                        </a:ext>
+                      </a:extLst>
+                    </a:blip>
+                    <a:srcRect/>
+                    <a:stretch>
+                      <a:fillRect/>
+                    </a:stretch>
+                  </pic:blipFill>
+                  <pic:spPr bwMode="auto">
+                    <a:xfrm>
+                      <a:off x="0" y="0"/>
+                      <a:ext cx="2085223" cy="1308774"/>
+                    </a:xfrm>
+                    <a:prstGeom prst="rect">
+                      <a:avLst/>
+                    </a:prstGeom>
+                    <a:noFill/>
+                    <a:ln>
+                      <a:noFill/>
+                    </a:ln>
+                  </pic:spPr>
+                </pic:pic>
+              </a:graphicData>
+            </a:graphic>
+          </wp:inline>
+        </w:drawing>
+      </w:r>
+      <w:r>
+        <w:t xml:space="preserve"> </w:t>
+      </w:r>
+      <w:r>
+        <w:rPr>
+          <w:noProof/>
+        </w:rPr>
+        <w:drawing>
+          <wp:inline distT="0" distB="0" distL="0" distR="0" wp14:anchorId="39667646" wp14:editId="2C8BDACB">
+            <wp:extent cx="2743200" cy="1322231"/>
+            <wp:effectExtent l="0" t="0" r="0" b="0"/>
+            <wp:docPr id="2036494933" name="图片 5"/>
+            <wp:cNvGraphicFramePr>
+              <a:graphicFrameLocks xmlns:a="http://schemas.openxmlformats.org/drawingml/2006/main" noChangeAspect="1"/>
+            </wp:cNvGraphicFramePr>
+            <a:graphic xmlns:a="http://schemas.openxmlformats.org/drawingml/2006/main">
+              <a:graphicData uri="http://schemas.openxmlformats.org/drawingml/2006/picture">
+                <pic:pic xmlns:pic="http://schemas.openxmlformats.org/drawingml/2006/picture">
+                  <pic:nvPicPr>
+                    <pic:cNvPr id="0" name="Picture 12"/>
+                    <pic:cNvPicPr>
+                      <a:picLocks noChangeAspect="1" noChangeArrowheads="1"/>
+                    </pic:cNvPicPr>
+                  </pic:nvPicPr>
+                  <pic:blipFill>
+                    <a:blip r:embed="rId20">
+                      <a:extLst>
+                        <a:ext uri="{28A0092B-C50C-407E-A947-70E740481C1C}">
+                          <a14:useLocalDpi xmlns:a14="http://schemas.microsoft.com/office/drawing/2010/main" val="0"/>
+                        </a:ext>
+                      </a:extLst>
+                    </a:blip>
+                    <a:srcRect/>
+                    <a:stretch>
+                      <a:fillRect/>
+                    </a:stretch>
+                  </pic:blipFill>
+                  <pic:spPr bwMode="auto">
+                    <a:xfrm>
+                      <a:off x="0" y="0"/>
+                      <a:ext cx="2755378" cy="1328101"/>
+                    </a:xfrm>
+                    <a:prstGeom prst="rect">
+                      <a:avLst/>
+                    </a:prstGeom>
+                    <a:noFill/>
+                    <a:ln>
+                      <a:noFill/>
+                    </a:ln>
+                  </pic:spPr>
+                </pic:pic>
+              </a:graphicData>
+            </a:graphic>
+          </wp:inline>
+        </w:drawing>
+      </w:r>
+    </w:p>
+    <w:p>
+      <w:pPr>
+        <w:snapToGrid w:val="0"/>
+        <w:rPr>
+          <w:rFonts w:ascii="Tahoma" w:eastAsia="微软雅黑" w:hAnsi="Tahoma"/>
+          <w:kern w:val="0"/>
+          <w:sz w:val="22"/>
+        </w:rPr>
+      </w:pPr>
+      <w:r>
+        <w:rPr>
+          <w:rFonts w:ascii="Tahoma" w:eastAsia="微软雅黑" w:hAnsi="Tahoma" w:hint="eastAsia"/>
+          <w:kern w:val="0"/>
+          <w:sz w:val="22"/>
+        </w:rPr>
+        <w:t>鼠标悬停响应的</w:t>
+      </w:r>
+      <w:r>
+        <w:rPr>
+          <w:rFonts w:ascii="Tahoma" w:eastAsia="微软雅黑" w:hAnsi="Tahoma" w:hint="eastAsia"/>
+          <w:kern w:val="0"/>
+          <w:sz w:val="22"/>
+        </w:rPr>
+        <w:t>原理</w:t>
+      </w:r>
+      <w:r>
+        <w:rPr>
+          <w:rFonts w:ascii="Tahoma" w:eastAsia="微软雅黑" w:hAnsi="Tahoma" w:hint="eastAsia"/>
+          <w:kern w:val="0"/>
+          <w:sz w:val="22"/>
+        </w:rPr>
+        <w:t>设计如下图。</w:t>
+      </w:r>
+    </w:p>
+    <w:p>
+      <w:pPr>
+        <w:snapToGrid w:val="0"/>
+        <w:rPr>
+          <w:rFonts w:ascii="Tahoma" w:eastAsia="微软雅黑" w:hAnsi="Tahoma" w:hint="eastAsia"/>
+          <w:kern w:val="0"/>
+          <w:sz w:val="22"/>
+        </w:rPr>
+      </w:pPr>
+      <w:r>
+        <w:rPr>
+          <w:rFonts w:ascii="Tahoma" w:eastAsia="微软雅黑" w:hAnsi="Tahoma" w:hint="eastAsia"/>
+          <w:kern w:val="0"/>
+          <w:sz w:val="22"/>
+        </w:rPr>
+        <w:t>（</w:t>
+      </w:r>
+      <w:r>
+        <w:rPr>
+          <w:rFonts w:ascii="Tahoma" w:eastAsia="微软雅黑" w:hAnsi="Tahoma" w:hint="eastAsia"/>
+          <w:kern w:val="0"/>
+          <w:sz w:val="22"/>
+        </w:rPr>
+        <w:t>更底层</w:t>
+      </w:r>
+      <w:r>
+        <w:rPr>
+          <w:rFonts w:ascii="Tahoma" w:eastAsia="微软雅黑" w:hAnsi="Tahoma" w:hint="eastAsia"/>
+          <w:kern w:val="0"/>
+          <w:sz w:val="22"/>
+        </w:rPr>
+        <w:t>原理可以去看看文档：“</w:t>
+      </w:r>
+      <w:r>
+        <w:rPr>
+          <w:rFonts w:ascii="Tahoma" w:eastAsia="微软雅黑" w:hAnsi="Tahoma" w:hint="eastAsia"/>
+          <w:color w:val="0070C0"/>
+          <w:kern w:val="0"/>
+          <w:sz w:val="22"/>
+        </w:rPr>
+        <w:t>8.</w:t>
+      </w:r>
+      <w:r>
+        <w:rPr>
+          <w:rFonts w:ascii="Tahoma" w:eastAsia="微软雅黑" w:hAnsi="Tahoma" w:hint="eastAsia"/>
+          <w:color w:val="0070C0"/>
+          <w:kern w:val="0"/>
+          <w:sz w:val="22"/>
+        </w:rPr>
+        <w:t>物体</w:t>
+      </w:r>
+      <w:r>
+        <w:rPr>
+          <w:rFonts w:ascii="Tahoma" w:eastAsia="微软雅黑" w:hAnsi="Tahoma" w:hint="eastAsia"/>
+          <w:color w:val="0070C0"/>
+          <w:kern w:val="0"/>
+          <w:sz w:val="22"/>
+        </w:rPr>
+        <w:t xml:space="preserve"> &gt; </w:t>
+      </w:r>
+      <w:r>
+        <w:rPr>
+          <w:rFonts w:ascii="Tahoma" w:eastAsia="微软雅黑" w:hAnsi="Tahoma" w:hint="eastAsia"/>
+          <w:color w:val="0070C0"/>
+          <w:kern w:val="0"/>
+          <w:sz w:val="22"/>
+        </w:rPr>
+        <w:t>触发的本质</w:t>
+      </w:r>
+      <w:r>
+        <w:rPr>
+          <w:rFonts w:ascii="Tahoma" w:eastAsia="微软雅黑" w:hAnsi="Tahoma" w:hint="eastAsia"/>
+          <w:color w:val="0070C0"/>
+          <w:kern w:val="0"/>
+          <w:sz w:val="22"/>
+        </w:rPr>
+        <w:t>.docx</w:t>
+      </w:r>
+      <w:r>
+        <w:rPr>
+          <w:rFonts w:ascii="Tahoma" w:eastAsia="微软雅黑" w:hAnsi="Tahoma" w:hint="eastAsia"/>
+          <w:kern w:val="0"/>
+          <w:sz w:val="22"/>
+        </w:rPr>
+        <w:t>”）</w:t>
+      </w:r>
+    </w:p>
+    <w:p>
+      <w:pPr>
+        <w:snapToGrid w:val="0"/>
+        <w:jc w:val="center"/>
+        <w:rPr>
+          <w:rFonts w:ascii="Tahoma" w:eastAsia="微软雅黑" w:hAnsi="Tahoma"/>
+          <w:kern w:val="0"/>
+          <w:sz w:val="22"/>
+        </w:rPr>
+      </w:pPr>
+      <w:r>
+        <w:rPr>
+          <w:noProof/>
+        </w:rPr>
+        <w:drawing>
+          <wp:inline distT="0" distB="0" distL="0" distR="0" wp14:anchorId="50B4FCA3" wp14:editId="1A0785A7">
+            <wp:extent cx="4030980" cy="807720"/>
+            <wp:effectExtent l="0" t="0" r="7620" b="0"/>
+            <wp:docPr id="1295301945" name="图片 6"/>
+            <wp:cNvGraphicFramePr>
+              <a:graphicFrameLocks xmlns:a="http://schemas.openxmlformats.org/drawingml/2006/main" noChangeAspect="1"/>
+            </wp:cNvGraphicFramePr>
+            <a:graphic xmlns:a="http://schemas.openxmlformats.org/drawingml/2006/main">
+              <a:graphicData uri="http://schemas.openxmlformats.org/drawingml/2006/picture">
+                <pic:pic xmlns:pic="http://schemas.openxmlformats.org/drawingml/2006/picture">
+                  <pic:nvPicPr>
+                    <pic:cNvPr id="0" name="Picture 14"/>
+                    <pic:cNvPicPr>
+                      <a:picLocks noChangeAspect="1" noChangeArrowheads="1"/>
+                    </pic:cNvPicPr>
+                  </pic:nvPicPr>
+                  <pic:blipFill>
+                    <a:blip r:embed="rId21">
+                      <a:extLst>
+                        <a:ext uri="{28A0092B-C50C-407E-A947-70E740481C1C}">
+                          <a14:useLocalDpi xmlns:a14="http://schemas.microsoft.com/office/drawing/2010/main" val="0"/>
+                        </a:ext>
+                      </a:extLst>
+                    </a:blip>
+                    <a:srcRect/>
+                    <a:stretch>
+                      <a:fillRect/>
+                    </a:stretch>
+                  </pic:blipFill>
+                  <pic:spPr bwMode="auto">
+                    <a:xfrm>
+                      <a:off x="0" y="0"/>
+                      <a:ext cx="4030980" cy="807720"/>
+                    </a:xfrm>
+                    <a:prstGeom prst="rect">
+                      <a:avLst/>
+                    </a:prstGeom>
+                    <a:noFill/>
+                    <a:ln>
+                      <a:noFill/>
+                    </a:ln>
+                  </pic:spPr>
+                </pic:pic>
+              </a:graphicData>
+            </a:graphic>
+          </wp:inline>
+        </w:drawing>
+      </w:r>
+    </w:p>
+    <w:p>
+      <w:pPr>
+        <w:snapToGrid w:val="0"/>
+        <w:rPr>
+          <w:rFonts w:ascii="Tahoma" w:eastAsia="微软雅黑" w:hAnsi="Tahoma"/>
+          <w:kern w:val="0"/>
+          <w:sz w:val="22"/>
+        </w:rPr>
+      </w:pPr>
+      <w:r>
+        <w:rPr>
+          <w:rFonts w:ascii="Tahoma" w:eastAsia="微软雅黑" w:hAnsi="Tahoma"/>
+          <w:kern w:val="0"/>
+          <w:sz w:val="22"/>
+        </w:rPr>
+        <w:object w:dxaOrig="8604" w:dyaOrig="2064" w14:anchorId="3235168B">
+          <v:shapetype id="_x0000_t75" coordsize="21600,21600" o:spt="75" o:preferrelative="t" path="m@4@5l@4@11@9@11@9@5xe" filled="f" stroked="f">
+            <v:stroke joinstyle="miter"/>
+            <v:formulas>
+              <v:f eqn="if lineDrawn pixelLineWidth 0"/>
+              <v:f eqn="sum @0 1 0"/>
+              <v:f eqn="sum 0 0 @1"/>
+              <v:f eqn="prod @2 1 2"/>
+              <v:f eqn="prod @3 21600 pixelWidth"/>
+              <v:f eqn="prod @3 21600 pixelHeight"/>
+              <v:f eqn="sum @0 0 1"/>
+              <v:f eqn="prod @6 1 2"/>
+              <v:f eqn="prod @7 21600 pixelWidth"/>
+              <v:f eqn="sum @8 21600 0"/>
+              <v:f eqn="prod @7 21600 pixelHeight"/>
+              <v:f eqn="sum @10 21600 0"/>
+            </v:formulas>
+            <v:path o:extrusionok="f" gradientshapeok="t" o:connecttype="rect"/>
+            <o:lock v:ext="edit" aspectratio="t"/>
+          </v:shapetype>
+          <v:shape id="_x0000_i1025" type="#_x0000_t75" style="width:410.4pt;height:98.4pt" o:ole="">
+            <v:imagedata r:id="rId22" o:title=""/>
+          </v:shape>
+          <o:OLEObject Type="Embed" ProgID="Visio.Drawing.15" ShapeID="_x0000_i1025" DrawAspect="Content" ObjectID="_1828676315" r:id="rId23"/>
+        </w:object>
+      </w:r>
+    </w:p>
+    <w:tbl>
+      <w:tblPr>
+        <w:tblStyle w:val="af"/>
+        <w:tblW w:w="0" w:type="auto"/>
+        <w:tblLook w:val="04A0" w:firstRow="1" w:lastRow="0" w:firstColumn="1" w:lastColumn="0" w:noHBand="0" w:noVBand="1"/>
+      </w:tblPr>
+      <w:tblGrid>
+        <w:gridCol w:w="1478"/>
+        <w:gridCol w:w="1749"/>
+        <w:gridCol w:w="2126"/>
+        <w:gridCol w:w="3169"/>
+      </w:tblGrid>
+      <w:tr>
+        <w:tc>
+          <w:tcPr>
+            <w:tcW w:w="1478" w:type="dxa"/>
+            <w:shd w:val="clear" w:color="auto" w:fill="D9D9D9" w:themeFill="background1" w:themeFillShade="D9"/>
+          </w:tcPr>
+          <w:p>
+            <w:pPr>
+              <w:widowControl/>
+              <w:adjustRightInd w:val="0"/>
+              <w:snapToGrid w:val="0"/>
+              <w:jc w:val="center"/>
+              <w:rPr>
+                <w:rFonts w:ascii="Tahoma" w:eastAsia="微软雅黑" w:hAnsi="Tahoma"/>
+                <w:kern w:val="0"/>
+                <w:sz w:val="22"/>
+              </w:rPr>
+            </w:pPr>
+            <w:r>
+              <w:rPr>
+                <w:rFonts w:ascii="Tahoma" w:eastAsia="微软雅黑" w:hAnsi="Tahoma" w:hint="eastAsia"/>
+                <w:kern w:val="0"/>
+                <w:sz w:val="22"/>
+              </w:rPr>
+              <w:t>事件页</w:t>
+            </w:r>
+          </w:p>
+        </w:tc>
+        <w:tc>
+          <w:tcPr>
+            <w:tcW w:w="1749" w:type="dxa"/>
+            <w:shd w:val="clear" w:color="auto" w:fill="D9D9D9" w:themeFill="background1" w:themeFillShade="D9"/>
+          </w:tcPr>
+          <w:p>
+            <w:pPr>
+              <w:widowControl/>
+              <w:adjustRightInd w:val="0"/>
+              <w:snapToGrid w:val="0"/>
+              <w:jc w:val="center"/>
+              <w:rPr>
+                <w:rFonts w:ascii="Tahoma" w:eastAsia="微软雅黑" w:hAnsi="Tahoma"/>
+                <w:kern w:val="0"/>
+                <w:sz w:val="22"/>
+              </w:rPr>
+            </w:pPr>
+            <w:r>
+              <w:rPr>
+                <w:rFonts w:ascii="Tahoma" w:eastAsia="微软雅黑" w:hAnsi="Tahoma" w:hint="eastAsia"/>
+                <w:kern w:val="0"/>
+                <w:sz w:val="22"/>
+              </w:rPr>
+              <w:t>条件</w:t>
+            </w:r>
+          </w:p>
+        </w:tc>
+        <w:tc>
+          <w:tcPr>
+            <w:tcW w:w="2126" w:type="dxa"/>
+            <w:shd w:val="clear" w:color="auto" w:fill="D9D9D9" w:themeFill="background1" w:themeFillShade="D9"/>
+          </w:tcPr>
+          <w:p>
+            <w:pPr>
+              <w:widowControl/>
+              <w:adjustRightInd w:val="0"/>
+              <w:snapToGrid w:val="0"/>
+              <w:jc w:val="center"/>
+              <w:rPr>
+                <w:rFonts w:ascii="Tahoma" w:eastAsia="微软雅黑" w:hAnsi="Tahoma"/>
+                <w:kern w:val="0"/>
+                <w:sz w:val="22"/>
+              </w:rPr>
+            </w:pPr>
+            <w:r>
+              <w:rPr>
+                <w:rFonts w:ascii="Tahoma" w:eastAsia="微软雅黑" w:hAnsi="Tahoma" w:hint="eastAsia"/>
+                <w:kern w:val="0"/>
+                <w:sz w:val="22"/>
+              </w:rPr>
+              <w:t>描述</w:t>
+            </w:r>
+          </w:p>
+        </w:tc>
+        <w:tc>
+          <w:tcPr>
+            <w:tcW w:w="3169" w:type="dxa"/>
+            <w:shd w:val="clear" w:color="auto" w:fill="D9D9D9" w:themeFill="background1" w:themeFillShade="D9"/>
+          </w:tcPr>
+          <w:p>
+            <w:pPr>
+              <w:widowControl/>
+              <w:adjustRightInd w:val="0"/>
+              <w:snapToGrid w:val="0"/>
+              <w:jc w:val="center"/>
+              <w:rPr>
+                <w:rFonts w:ascii="Tahoma" w:eastAsia="微软雅黑" w:hAnsi="Tahoma"/>
+                <w:kern w:val="0"/>
+                <w:sz w:val="22"/>
+              </w:rPr>
+            </w:pPr>
+            <w:r>
+              <w:rPr>
+                <w:rFonts w:ascii="Tahoma" w:eastAsia="微软雅黑" w:hAnsi="Tahoma" w:hint="eastAsia"/>
+                <w:kern w:val="0"/>
+                <w:sz w:val="22"/>
+              </w:rPr>
+              <w:t>指令</w:t>
+            </w:r>
+          </w:p>
+        </w:tc>
+      </w:tr>
+      <w:tr>
+        <w:tc>
+          <w:tcPr>
+            <w:tcW w:w="1478" w:type="dxa"/>
+            <w:vAlign w:val="center"/>
+          </w:tcPr>
+          <w:p>
+            <w:pPr>
+              <w:widowControl/>
+              <w:adjustRightInd w:val="0"/>
+              <w:snapToGrid w:val="0"/>
+              <w:jc w:val="center"/>
+              <w:rPr>
+                <w:rFonts w:ascii="Tahoma" w:eastAsia="微软雅黑" w:hAnsi="Tahoma"/>
+                <w:kern w:val="0"/>
+                <w:sz w:val="22"/>
+              </w:rPr>
+            </w:pPr>
+            <w:r>
+              <w:rPr>
+                <w:rFonts w:ascii="Tahoma" w:eastAsia="微软雅黑" w:hAnsi="Tahoma" w:hint="eastAsia"/>
+                <w:kern w:val="0"/>
+                <w:sz w:val="22"/>
+              </w:rPr>
+              <w:t>1</w:t>
+            </w:r>
+          </w:p>
+        </w:tc>
+        <w:tc>
+          <w:tcPr>
+            <w:tcW w:w="1749" w:type="dxa"/>
+            <w:vAlign w:val="center"/>
+          </w:tcPr>
+          <w:p>
+            <w:pPr>
+              <w:widowControl/>
+              <w:adjustRightInd w:val="0"/>
+              <w:snapToGrid w:val="0"/>
+              <w:jc w:val="left"/>
+              <w:rPr>
+                <w:rFonts w:ascii="Tahoma" w:eastAsia="微软雅黑" w:hAnsi="Tahoma"/>
+                <w:kern w:val="0"/>
+                <w:sz w:val="22"/>
+              </w:rPr>
+            </w:pPr>
+            <w:r>
+              <w:rPr>
+                <w:rFonts w:ascii="Tahoma" w:eastAsia="微软雅黑" w:hAnsi="Tahoma" w:hint="eastAsia"/>
+                <w:kern w:val="0"/>
+                <w:sz w:val="22"/>
+              </w:rPr>
+              <w:t>无</w:t>
+            </w:r>
+          </w:p>
+        </w:tc>
+        <w:tc>
+          <w:tcPr>
+            <w:tcW w:w="2126" w:type="dxa"/>
+            <w:vAlign w:val="center"/>
+          </w:tcPr>
+          <w:p>
+            <w:pPr>
+              <w:widowControl/>
+              <w:adjustRightInd w:val="0"/>
+              <w:snapToGrid w:val="0"/>
+              <w:jc w:val="center"/>
+              <w:rPr>
+                <w:rFonts w:ascii="Tahoma" w:eastAsia="微软雅黑" w:hAnsi="Tahoma"/>
+                <w:kern w:val="0"/>
+                <w:sz w:val="22"/>
+              </w:rPr>
+            </w:pPr>
+            <w:r>
+              <w:rPr>
+                <w:rFonts w:ascii="Tahoma" w:eastAsia="微软雅黑" w:hAnsi="Tahoma" w:hint="eastAsia"/>
+                <w:kern w:val="0"/>
+                <w:sz w:val="22"/>
+              </w:rPr>
+              <w:t>开关弹起状态</w:t>
+            </w:r>
+          </w:p>
+        </w:tc>
+        <w:tc>
+          <w:tcPr>
+            <w:tcW w:w="3169" w:type="dxa"/>
+            <w:vAlign w:val="center"/>
+          </w:tcPr>
+          <w:p>
+            <w:pPr>
+              <w:widowControl/>
+              <w:adjustRightInd w:val="0"/>
+              <w:snapToGrid w:val="0"/>
+              <w:jc w:val="left"/>
+              <w:rPr>
+                <w:rFonts w:ascii="Tahoma" w:eastAsia="微软雅黑" w:hAnsi="Tahoma"/>
+                <w:kern w:val="0"/>
+                <w:sz w:val="22"/>
+              </w:rPr>
+            </w:pPr>
+            <w:r>
+              <w:rPr>
+                <w:rFonts w:ascii="Tahoma" w:eastAsia="微软雅黑" w:hAnsi="Tahoma" w:hint="eastAsia"/>
+                <w:kern w:val="0"/>
+                <w:sz w:val="22"/>
+              </w:rPr>
+              <w:t>鼠标接近立即开启</w:t>
+            </w:r>
+            <w:r>
+              <w:rPr>
+                <w:rFonts w:ascii="Tahoma" w:eastAsia="微软雅黑" w:hAnsi="Tahoma" w:hint="eastAsia"/>
+                <w:kern w:val="0"/>
+                <w:sz w:val="22"/>
+              </w:rPr>
+              <w:t>M</w:t>
+            </w:r>
+            <w:r>
+              <w:rPr>
+                <w:rFonts w:ascii="Tahoma" w:eastAsia="微软雅黑" w:hAnsi="Tahoma"/>
+                <w:kern w:val="0"/>
+                <w:sz w:val="22"/>
+              </w:rPr>
+              <w:t>1</w:t>
+            </w:r>
+            <w:r>
+              <w:rPr>
+                <w:rFonts w:ascii="Tahoma" w:eastAsia="微软雅黑" w:hAnsi="Tahoma" w:hint="eastAsia"/>
+                <w:kern w:val="0"/>
+                <w:sz w:val="22"/>
+              </w:rPr>
+              <w:t>。</w:t>
+            </w:r>
+          </w:p>
+        </w:tc>
+      </w:tr>
+      <w:tr>
+        <w:tc>
+          <w:tcPr>
+            <w:tcW w:w="1478" w:type="dxa"/>
+            <w:vAlign w:val="center"/>
+          </w:tcPr>
+          <w:p>
+            <w:pPr>
+              <w:widowControl/>
+              <w:adjustRightInd w:val="0"/>
+              <w:snapToGrid w:val="0"/>
+              <w:jc w:val="center"/>
+              <w:rPr>
+                <w:rFonts w:ascii="Tahoma" w:eastAsia="微软雅黑" w:hAnsi="Tahoma"/>
+                <w:kern w:val="0"/>
+                <w:sz w:val="22"/>
+              </w:rPr>
+            </w:pPr>
+            <w:r>
+              <w:rPr>
+                <w:rFonts w:ascii="Tahoma" w:eastAsia="微软雅黑" w:hAnsi="Tahoma" w:hint="eastAsia"/>
+                <w:kern w:val="0"/>
+                <w:sz w:val="22"/>
+              </w:rPr>
+              <w:t>2</w:t>
+            </w:r>
+          </w:p>
+        </w:tc>
+        <w:tc>
+          <w:tcPr>
+            <w:tcW w:w="1749" w:type="dxa"/>
+            <w:vAlign w:val="center"/>
+          </w:tcPr>
+          <w:p>
+            <w:pPr>
+              <w:widowControl/>
+              <w:adjustRightInd w:val="0"/>
+              <w:snapToGrid w:val="0"/>
+              <w:jc w:val="left"/>
+              <w:rPr>
+                <w:rFonts w:ascii="Tahoma" w:eastAsia="微软雅黑" w:hAnsi="Tahoma"/>
+                <w:kern w:val="0"/>
+                <w:sz w:val="22"/>
+              </w:rPr>
+            </w:pPr>
+            <w:r>
+              <w:rPr>
+                <w:rFonts w:ascii="Tahoma" w:eastAsia="微软雅黑" w:hAnsi="Tahoma" w:hint="eastAsia"/>
+                <w:kern w:val="0"/>
+                <w:sz w:val="22"/>
+              </w:rPr>
+              <w:t>独立开关</w:t>
+            </w:r>
+            <w:r>
+              <w:rPr>
+                <w:rFonts w:ascii="Tahoma" w:eastAsia="微软雅黑" w:hAnsi="Tahoma" w:hint="eastAsia"/>
+                <w:kern w:val="0"/>
+                <w:sz w:val="22"/>
+              </w:rPr>
+              <w:t>M</w:t>
+            </w:r>
+            <w:r>
+              <w:rPr>
+                <w:rFonts w:ascii="Tahoma" w:eastAsia="微软雅黑" w:hAnsi="Tahoma"/>
+                <w:kern w:val="0"/>
+                <w:sz w:val="22"/>
+              </w:rPr>
+              <w:t>2</w:t>
+            </w:r>
+          </w:p>
+        </w:tc>
+        <w:tc>
+          <w:tcPr>
+            <w:tcW w:w="2126" w:type="dxa"/>
+            <w:vAlign w:val="center"/>
+          </w:tcPr>
+          <w:p>
+            <w:pPr>
+              <w:widowControl/>
+              <w:adjustRightInd w:val="0"/>
+              <w:snapToGrid w:val="0"/>
+              <w:jc w:val="center"/>
+              <w:rPr>
+                <w:rFonts w:ascii="Tahoma" w:eastAsia="微软雅黑" w:hAnsi="Tahoma"/>
+                <w:kern w:val="0"/>
+                <w:sz w:val="22"/>
+              </w:rPr>
+            </w:pPr>
+            <w:r>
+              <w:rPr>
+                <w:rFonts w:ascii="Tahoma" w:eastAsia="微软雅黑" w:hAnsi="Tahoma"/>
+                <w:kern w:val="0"/>
+                <w:sz w:val="22"/>
+              </w:rPr>
+              <w:t>鼠标悬停动作</w:t>
+            </w:r>
+          </w:p>
+        </w:tc>
+        <w:tc>
+          <w:tcPr>
+            <w:tcW w:w="3169" w:type="dxa"/>
+            <w:vAlign w:val="center"/>
+          </w:tcPr>
+          <w:p>
+            <w:pPr>
+              <w:widowControl/>
+              <w:adjustRightInd w:val="0"/>
+              <w:snapToGrid w:val="0"/>
+              <w:jc w:val="left"/>
+              <w:rPr>
+                <w:rFonts w:ascii="Tahoma" w:eastAsia="微软雅黑" w:hAnsi="Tahoma"/>
+                <w:kern w:val="0"/>
+                <w:sz w:val="22"/>
+              </w:rPr>
+            </w:pPr>
+            <w:r>
+              <w:rPr>
+                <w:rFonts w:ascii="Tahoma" w:eastAsia="微软雅黑" w:hAnsi="Tahoma" w:hint="eastAsia"/>
+                <w:kern w:val="0"/>
+                <w:sz w:val="22"/>
+              </w:rPr>
+              <w:t>关</w:t>
+            </w:r>
+            <w:r>
+              <w:rPr>
+                <w:rFonts w:ascii="Tahoma" w:eastAsia="微软雅黑" w:hAnsi="Tahoma" w:hint="eastAsia"/>
+                <w:kern w:val="0"/>
+                <w:sz w:val="22"/>
+              </w:rPr>
+              <w:t>M</w:t>
+            </w:r>
+            <w:r>
+              <w:rPr>
+                <w:rFonts w:ascii="Tahoma" w:eastAsia="微软雅黑" w:hAnsi="Tahoma"/>
+                <w:kern w:val="0"/>
+                <w:sz w:val="22"/>
+              </w:rPr>
+              <w:t>2</w:t>
+            </w:r>
+            <w:r>
+              <w:rPr>
+                <w:rFonts w:ascii="Tahoma" w:eastAsia="微软雅黑" w:hAnsi="Tahoma" w:hint="eastAsia"/>
+                <w:kern w:val="0"/>
+                <w:sz w:val="22"/>
+              </w:rPr>
+              <w:t>。</w:t>
+            </w:r>
+          </w:p>
+        </w:tc>
+      </w:tr>
+      <w:tr>
+        <w:tc>
+          <w:tcPr>
+            <w:tcW w:w="1478" w:type="dxa"/>
+            <w:vAlign w:val="center"/>
+          </w:tcPr>
+          <w:p>
+            <w:pPr>
+              <w:widowControl/>
+              <w:adjustRightInd w:val="0"/>
+              <w:snapToGrid w:val="0"/>
+              <w:jc w:val="center"/>
+              <w:rPr>
+                <w:rFonts w:ascii="Tahoma" w:eastAsia="微软雅黑" w:hAnsi="Tahoma"/>
+                <w:kern w:val="0"/>
+                <w:sz w:val="22"/>
+              </w:rPr>
+            </w:pPr>
+            <w:r>
+              <w:rPr>
+                <w:rFonts w:ascii="Tahoma" w:eastAsia="微软雅黑" w:hAnsi="Tahoma" w:hint="eastAsia"/>
+                <w:kern w:val="0"/>
+                <w:sz w:val="22"/>
+              </w:rPr>
+              <w:t>3</w:t>
+            </w:r>
+          </w:p>
+        </w:tc>
+        <w:tc>
+          <w:tcPr>
+            <w:tcW w:w="1749" w:type="dxa"/>
+            <w:vAlign w:val="center"/>
+          </w:tcPr>
+          <w:p>
+            <w:pPr>
+              <w:widowControl/>
+              <w:adjustRightInd w:val="0"/>
+              <w:snapToGrid w:val="0"/>
+              <w:jc w:val="left"/>
+              <w:rPr>
+                <w:rFonts w:ascii="Tahoma" w:eastAsia="微软雅黑" w:hAnsi="Tahoma"/>
+                <w:kern w:val="0"/>
+                <w:sz w:val="22"/>
+              </w:rPr>
+            </w:pPr>
+            <w:r>
+              <w:rPr>
+                <w:rFonts w:ascii="Tahoma" w:eastAsia="微软雅黑" w:hAnsi="Tahoma" w:hint="eastAsia"/>
+                <w:kern w:val="0"/>
+                <w:sz w:val="22"/>
+              </w:rPr>
+              <w:t>独立开关</w:t>
+            </w:r>
+            <w:r>
+              <w:rPr>
+                <w:rFonts w:ascii="Tahoma" w:eastAsia="微软雅黑" w:hAnsi="Tahoma" w:hint="eastAsia"/>
+                <w:kern w:val="0"/>
+                <w:sz w:val="22"/>
+              </w:rPr>
+              <w:t>M</w:t>
+            </w:r>
+            <w:r>
+              <w:rPr>
+                <w:rFonts w:ascii="Tahoma" w:eastAsia="微软雅黑" w:hAnsi="Tahoma"/>
+                <w:kern w:val="0"/>
+                <w:sz w:val="22"/>
+              </w:rPr>
+              <w:t>1</w:t>
+            </w:r>
+          </w:p>
+        </w:tc>
+        <w:tc>
+          <w:tcPr>
+            <w:tcW w:w="2126" w:type="dxa"/>
+            <w:vAlign w:val="center"/>
+          </w:tcPr>
+          <w:p>
+            <w:pPr>
+              <w:widowControl/>
+              <w:adjustRightInd w:val="0"/>
+              <w:snapToGrid w:val="0"/>
+              <w:jc w:val="center"/>
+              <w:rPr>
+                <w:rFonts w:ascii="Tahoma" w:eastAsia="微软雅黑" w:hAnsi="Tahoma"/>
+                <w:kern w:val="0"/>
+                <w:sz w:val="22"/>
+              </w:rPr>
+            </w:pPr>
+            <w:r>
+              <w:rPr>
+                <w:rFonts w:ascii="Tahoma" w:eastAsia="微软雅黑" w:hAnsi="Tahoma"/>
+                <w:kern w:val="0"/>
+                <w:sz w:val="22"/>
+              </w:rPr>
+              <w:t>鼠标悬停</w:t>
+            </w:r>
+            <w:r>
+              <w:rPr>
+                <w:rFonts w:ascii="Tahoma" w:eastAsia="微软雅黑" w:hAnsi="Tahoma" w:hint="eastAsia"/>
+                <w:kern w:val="0"/>
+                <w:sz w:val="22"/>
+              </w:rPr>
+              <w:t>状态</w:t>
+            </w:r>
+          </w:p>
+        </w:tc>
+        <w:tc>
+          <w:tcPr>
+            <w:tcW w:w="3169" w:type="dxa"/>
+            <w:vAlign w:val="center"/>
+          </w:tcPr>
+          <w:p>
+            <w:pPr>
+              <w:widowControl/>
+              <w:adjustRightInd w:val="0"/>
+              <w:snapToGrid w:val="0"/>
+              <w:jc w:val="left"/>
+              <w:rPr>
+                <w:rFonts w:ascii="Tahoma" w:eastAsia="微软雅黑" w:hAnsi="Tahoma"/>
+                <w:kern w:val="0"/>
+                <w:sz w:val="22"/>
+              </w:rPr>
+            </w:pPr>
+            <w:r>
+              <w:rPr>
+                <w:rFonts w:ascii="Tahoma" w:eastAsia="微软雅黑" w:hAnsi="Tahoma" w:hint="eastAsia"/>
+                <w:kern w:val="0"/>
+                <w:sz w:val="22"/>
+              </w:rPr>
+              <w:t>开</w:t>
+            </w:r>
+            <w:r>
+              <w:rPr>
+                <w:rFonts w:ascii="Tahoma" w:eastAsia="微软雅黑" w:hAnsi="Tahoma" w:hint="eastAsia"/>
+                <w:kern w:val="0"/>
+                <w:sz w:val="22"/>
+              </w:rPr>
+              <w:t>M</w:t>
+            </w:r>
+            <w:r>
+              <w:rPr>
+                <w:rFonts w:ascii="Tahoma" w:eastAsia="微软雅黑" w:hAnsi="Tahoma"/>
+                <w:kern w:val="0"/>
+                <w:sz w:val="22"/>
+              </w:rPr>
+              <w:t>2</w:t>
+            </w:r>
+            <w:r>
+              <w:rPr>
+                <w:rFonts w:ascii="Tahoma" w:eastAsia="微软雅黑" w:hAnsi="Tahoma" w:hint="eastAsia"/>
+                <w:kern w:val="0"/>
+                <w:sz w:val="22"/>
+              </w:rPr>
+              <w:t>、</w:t>
+            </w:r>
+            <w:r>
+              <w:rPr>
+                <w:rFonts w:ascii="Tahoma" w:eastAsia="微软雅黑" w:hAnsi="Tahoma" w:hint="eastAsia"/>
+                <w:kern w:val="0"/>
+                <w:sz w:val="22"/>
+              </w:rPr>
+              <w:t>M</w:t>
+            </w:r>
+            <w:r>
+              <w:rPr>
+                <w:rFonts w:ascii="Tahoma" w:eastAsia="微软雅黑" w:hAnsi="Tahoma"/>
+                <w:kern w:val="0"/>
+                <w:sz w:val="22"/>
+              </w:rPr>
+              <w:t>3</w:t>
+            </w:r>
+            <w:r>
+              <w:rPr>
+                <w:rFonts w:ascii="Tahoma" w:eastAsia="微软雅黑" w:hAnsi="Tahoma" w:hint="eastAsia"/>
+                <w:kern w:val="0"/>
+                <w:sz w:val="22"/>
+              </w:rPr>
+              <w:t>。</w:t>
+            </w:r>
+          </w:p>
+        </w:tc>
+      </w:tr>
+      <w:tr>
+        <w:tc>
+          <w:tcPr>
+            <w:tcW w:w="1478" w:type="dxa"/>
+            <w:vAlign w:val="center"/>
+          </w:tcPr>
+          <w:p>
+            <w:pPr>
+              <w:widowControl/>
+              <w:adjustRightInd w:val="0"/>
+              <w:snapToGrid w:val="0"/>
+              <w:jc w:val="center"/>
+              <w:rPr>
+                <w:rFonts w:ascii="Tahoma" w:eastAsia="微软雅黑" w:hAnsi="Tahoma"/>
+                <w:kern w:val="0"/>
+                <w:sz w:val="22"/>
+              </w:rPr>
+            </w:pPr>
+            <w:r>
+              <w:rPr>
+                <w:rFonts w:ascii="Tahoma" w:eastAsia="微软雅黑" w:hAnsi="Tahoma" w:hint="eastAsia"/>
+                <w:kern w:val="0"/>
+                <w:sz w:val="22"/>
+              </w:rPr>
+              <w:t>4</w:t>
+            </w:r>
+          </w:p>
+        </w:tc>
+        <w:tc>
+          <w:tcPr>
+            <w:tcW w:w="1749" w:type="dxa"/>
+            <w:vAlign w:val="center"/>
+          </w:tcPr>
+          <w:p>
+            <w:pPr>
+              <w:widowControl/>
+              <w:adjustRightInd w:val="0"/>
+              <w:snapToGrid w:val="0"/>
+              <w:jc w:val="left"/>
+              <w:rPr>
+                <w:rFonts w:ascii="Tahoma" w:eastAsia="微软雅黑" w:hAnsi="Tahoma"/>
+                <w:kern w:val="0"/>
+                <w:sz w:val="22"/>
+              </w:rPr>
+            </w:pPr>
+            <w:r>
+              <w:rPr>
+                <w:rFonts w:ascii="Tahoma" w:eastAsia="微软雅黑" w:hAnsi="Tahoma" w:hint="eastAsia"/>
+                <w:kern w:val="0"/>
+                <w:sz w:val="22"/>
+              </w:rPr>
+              <w:t>独立开关</w:t>
+            </w:r>
+            <w:r>
+              <w:rPr>
+                <w:rFonts w:ascii="Tahoma" w:eastAsia="微软雅黑" w:hAnsi="Tahoma" w:hint="eastAsia"/>
+                <w:kern w:val="0"/>
+                <w:sz w:val="22"/>
+              </w:rPr>
+              <w:t>M</w:t>
+            </w:r>
+            <w:r>
+              <w:rPr>
+                <w:rFonts w:ascii="Tahoma" w:eastAsia="微软雅黑" w:hAnsi="Tahoma"/>
+                <w:kern w:val="0"/>
+                <w:sz w:val="22"/>
+              </w:rPr>
+              <w:t>3</w:t>
+            </w:r>
+          </w:p>
+        </w:tc>
+        <w:tc>
+          <w:tcPr>
+            <w:tcW w:w="2126" w:type="dxa"/>
+            <w:vAlign w:val="center"/>
+          </w:tcPr>
+          <w:p>
+            <w:pPr>
+              <w:widowControl/>
+              <w:adjustRightInd w:val="0"/>
+              <w:snapToGrid w:val="0"/>
+              <w:jc w:val="center"/>
+              <w:rPr>
+                <w:rFonts w:ascii="Tahoma" w:eastAsia="微软雅黑" w:hAnsi="Tahoma"/>
+                <w:kern w:val="0"/>
+                <w:sz w:val="22"/>
+              </w:rPr>
+            </w:pPr>
+            <w:r>
+              <w:rPr>
+                <w:rFonts w:ascii="Tahoma" w:eastAsia="微软雅黑" w:hAnsi="Tahoma" w:hint="eastAsia"/>
+                <w:kern w:val="0"/>
+                <w:sz w:val="22"/>
+              </w:rPr>
+              <w:t>开关按下状态</w:t>
+            </w:r>
+          </w:p>
+        </w:tc>
+        <w:tc>
+          <w:tcPr>
+            <w:tcW w:w="3169" w:type="dxa"/>
+            <w:vAlign w:val="center"/>
+          </w:tcPr>
+          <w:p>
+            <w:pPr>
+              <w:widowControl/>
+              <w:adjustRightInd w:val="0"/>
+              <w:snapToGrid w:val="0"/>
+              <w:jc w:val="left"/>
+              <w:rPr>
+                <w:rFonts w:ascii="Tahoma" w:eastAsia="微软雅黑" w:hAnsi="Tahoma"/>
+                <w:b/>
+                <w:bCs/>
+                <w:kern w:val="0"/>
+                <w:sz w:val="22"/>
+              </w:rPr>
+            </w:pPr>
+            <w:r>
+              <w:rPr>
+                <w:rFonts w:ascii="Tahoma" w:eastAsia="微软雅黑" w:hAnsi="Tahoma" w:hint="eastAsia"/>
+                <w:b/>
+                <w:bCs/>
+                <w:kern w:val="0"/>
+                <w:sz w:val="22"/>
+              </w:rPr>
+              <w:t>并行判断</w:t>
+            </w:r>
+            <w:r>
+              <w:rPr>
+                <w:rFonts w:ascii="Tahoma" w:eastAsia="微软雅黑" w:hAnsi="Tahoma" w:hint="eastAsia"/>
+                <w:b/>
+                <w:bCs/>
+                <w:kern w:val="0"/>
+                <w:sz w:val="22"/>
+              </w:rPr>
+              <w:t>M</w:t>
+            </w:r>
+            <w:r>
+              <w:rPr>
+                <w:rFonts w:ascii="Tahoma" w:eastAsia="微软雅黑" w:hAnsi="Tahoma"/>
+                <w:b/>
+                <w:bCs/>
+                <w:kern w:val="0"/>
+                <w:sz w:val="22"/>
+              </w:rPr>
+              <w:t>1</w:t>
+            </w:r>
+            <w:r>
+              <w:rPr>
+                <w:rFonts w:ascii="Tahoma" w:eastAsia="微软雅黑" w:hAnsi="Tahoma" w:hint="eastAsia"/>
+                <w:b/>
+                <w:bCs/>
+                <w:kern w:val="0"/>
+                <w:sz w:val="22"/>
+              </w:rPr>
+              <w:t>的开关；</w:t>
+            </w:r>
+          </w:p>
+          <w:p>
+            <w:pPr>
+              <w:widowControl/>
+              <w:adjustRightInd w:val="0"/>
+              <w:snapToGrid w:val="0"/>
+              <w:jc w:val="left"/>
+              <w:rPr>
+                <w:rFonts w:ascii="Tahoma" w:eastAsia="微软雅黑" w:hAnsi="Tahoma"/>
+                <w:b/>
+                <w:bCs/>
+                <w:kern w:val="0"/>
+                <w:sz w:val="22"/>
+              </w:rPr>
+            </w:pPr>
+            <w:r>
+              <w:rPr>
+                <w:rFonts w:ascii="Tahoma" w:eastAsia="微软雅黑" w:hAnsi="Tahoma" w:hint="eastAsia"/>
+                <w:b/>
+                <w:bCs/>
+                <w:kern w:val="0"/>
+                <w:sz w:val="22"/>
+              </w:rPr>
+              <w:t>如果</w:t>
+            </w:r>
+            <w:r>
+              <w:rPr>
+                <w:rFonts w:ascii="Tahoma" w:eastAsia="微软雅黑" w:hAnsi="Tahoma" w:hint="eastAsia"/>
+                <w:b/>
+                <w:bCs/>
+                <w:kern w:val="0"/>
+                <w:sz w:val="22"/>
+              </w:rPr>
+              <w:t>M</w:t>
+            </w:r>
+            <w:r>
+              <w:rPr>
+                <w:rFonts w:ascii="Tahoma" w:eastAsia="微软雅黑" w:hAnsi="Tahoma"/>
+                <w:b/>
+                <w:bCs/>
+                <w:kern w:val="0"/>
+                <w:sz w:val="22"/>
+              </w:rPr>
+              <w:t>1</w:t>
+            </w:r>
+            <w:r>
+              <w:rPr>
+                <w:rFonts w:ascii="Tahoma" w:eastAsia="微软雅黑" w:hAnsi="Tahoma" w:hint="eastAsia"/>
+                <w:b/>
+                <w:bCs/>
+                <w:kern w:val="0"/>
+                <w:sz w:val="22"/>
+              </w:rPr>
+              <w:t>被关，立即关闭</w:t>
+            </w:r>
+            <w:r>
+              <w:rPr>
+                <w:rFonts w:ascii="Tahoma" w:eastAsia="微软雅黑" w:hAnsi="Tahoma" w:hint="eastAsia"/>
+                <w:b/>
+                <w:bCs/>
+                <w:kern w:val="0"/>
+                <w:sz w:val="22"/>
+              </w:rPr>
+              <w:t>M</w:t>
+            </w:r>
+            <w:r>
+              <w:rPr>
+                <w:rFonts w:ascii="Tahoma" w:eastAsia="微软雅黑" w:hAnsi="Tahoma"/>
+                <w:b/>
+                <w:bCs/>
+                <w:kern w:val="0"/>
+                <w:sz w:val="22"/>
+              </w:rPr>
+              <w:t>3</w:t>
+            </w:r>
+            <w:r>
+              <w:rPr>
+                <w:rFonts w:ascii="Tahoma" w:eastAsia="微软雅黑" w:hAnsi="Tahoma" w:hint="eastAsia"/>
+                <w:b/>
+                <w:bCs/>
+                <w:kern w:val="0"/>
+                <w:sz w:val="22"/>
+              </w:rPr>
+              <w:t>。</w:t>
+            </w:r>
+          </w:p>
+        </w:tc>
+      </w:tr>
+    </w:tbl>
+    <w:p>
+      <w:pPr>
+        <w:rPr>
+          <w:rFonts w:hint="eastAsia"/>
+        </w:rPr>
+      </w:pPr>
+    </w:p>
+    <w:p>
+      <w:pPr>
+        <w:pStyle w:val="4"/>
+      </w:pPr>
+      <w:r>
+        <w:rPr>
+          <w:rFonts w:hint="eastAsia"/>
+        </w:rPr>
+        <w:t>4</w:t>
+      </w:r>
+      <w:r>
+        <w:rPr>
+          <w:rFonts w:hint="eastAsia"/>
+        </w:rPr>
+        <w:t>）</w:t>
+      </w:r>
+      <w:r>
+        <w:rPr>
+          <w:rFonts w:hint="eastAsia"/>
+        </w:rPr>
+        <w:t>一体化设计</w:t>
+      </w:r>
+    </w:p>
+    <w:p>
+      <w:pPr>
+        <w:widowControl/>
+        <w:snapToGrid w:val="0"/>
+        <w:jc w:val="left"/>
+        <w:rPr>
+          <w:rFonts w:ascii="Tahoma" w:eastAsia="微软雅黑" w:hAnsi="Tahoma"/>
+          <w:kern w:val="0"/>
+          <w:sz w:val="22"/>
+        </w:rPr>
+      </w:pPr>
+      <w:r>
+        <w:rPr>
+          <w:rFonts w:ascii="Tahoma" w:eastAsia="微软雅黑" w:hAnsi="Tahoma" w:hint="eastAsia"/>
+          <w:kern w:val="0"/>
+          <w:sz w:val="22"/>
+        </w:rPr>
+        <w:t>关卡中的事件，</w:t>
+      </w:r>
+    </w:p>
+    <w:p>
+      <w:pPr>
+        <w:widowControl/>
+        <w:snapToGrid w:val="0"/>
+        <w:jc w:val="left"/>
+        <w:rPr>
+          <w:rFonts w:ascii="Tahoma" w:eastAsia="微软雅黑" w:hAnsi="Tahoma"/>
+          <w:kern w:val="0"/>
+          <w:sz w:val="22"/>
+        </w:rPr>
+      </w:pPr>
+      <w:r>
+        <w:rPr>
+          <w:rFonts w:ascii="Tahoma" w:eastAsia="微软雅黑" w:hAnsi="Tahoma" w:hint="eastAsia"/>
+          <w:kern w:val="0"/>
+          <w:sz w:val="22"/>
+        </w:rPr>
+        <w:t>多个事件绑定了</w:t>
+      </w:r>
+      <w:proofErr w:type="gramStart"/>
+      <w:r>
+        <w:rPr>
+          <w:rFonts w:ascii="Tahoma" w:eastAsia="微软雅黑" w:hAnsi="Tahoma"/>
+          <w:kern w:val="0"/>
+          <w:sz w:val="22"/>
+        </w:rPr>
+        <w:t>”</w:t>
+      </w:r>
+      <w:proofErr w:type="gramEnd"/>
+      <w:r>
+        <w:rPr>
+          <w:rFonts w:ascii="Tahoma" w:eastAsia="微软雅黑" w:hAnsi="Tahoma" w:hint="eastAsia"/>
+          <w:kern w:val="0"/>
+          <w:sz w:val="22"/>
+        </w:rPr>
+        <w:t>华容道</w:t>
+      </w:r>
+      <w:r>
+        <w:rPr>
+          <w:rFonts w:ascii="Tahoma" w:eastAsia="微软雅黑" w:hAnsi="Tahoma" w:hint="eastAsia"/>
+          <w:kern w:val="0"/>
+          <w:sz w:val="22"/>
+        </w:rPr>
+        <w:t>_</w:t>
+      </w:r>
+      <w:r>
+        <w:rPr>
+          <w:rFonts w:ascii="Tahoma" w:eastAsia="微软雅黑" w:hAnsi="Tahoma" w:hint="eastAsia"/>
+          <w:kern w:val="0"/>
+          <w:sz w:val="22"/>
+        </w:rPr>
+        <w:t>第一关</w:t>
+      </w:r>
+      <w:r>
+        <w:rPr>
+          <w:rFonts w:ascii="Tahoma" w:eastAsia="微软雅黑" w:hAnsi="Tahoma" w:hint="eastAsia"/>
+          <w:kern w:val="0"/>
+          <w:sz w:val="22"/>
+        </w:rPr>
+        <w:t>_</w:t>
+      </w:r>
+      <w:r>
+        <w:rPr>
+          <w:rFonts w:ascii="Tahoma" w:eastAsia="微软雅黑" w:hAnsi="Tahoma" w:hint="eastAsia"/>
+          <w:kern w:val="0"/>
+          <w:sz w:val="22"/>
+        </w:rPr>
+        <w:t>方块</w:t>
+      </w:r>
+      <w:r>
+        <w:rPr>
+          <w:rFonts w:ascii="Tahoma" w:eastAsia="微软雅黑" w:hAnsi="Tahoma" w:hint="eastAsia"/>
+          <w:kern w:val="0"/>
+          <w:sz w:val="22"/>
+        </w:rPr>
+        <w:t>_</w:t>
+      </w:r>
+      <w:r>
+        <w:rPr>
+          <w:rFonts w:ascii="Tahoma" w:eastAsia="微软雅黑" w:hAnsi="Tahoma"/>
+          <w:kern w:val="0"/>
+          <w:sz w:val="22"/>
+        </w:rPr>
+        <w:t>1</w:t>
+      </w:r>
+      <w:proofErr w:type="gramStart"/>
+      <w:r>
+        <w:rPr>
+          <w:rFonts w:ascii="Tahoma" w:eastAsia="微软雅黑" w:hAnsi="Tahoma"/>
+          <w:kern w:val="0"/>
+          <w:sz w:val="22"/>
+        </w:rPr>
+        <w:t>”</w:t>
+      </w:r>
+      <w:proofErr w:type="gramEnd"/>
+      <w:r>
+        <w:rPr>
+          <w:rFonts w:ascii="Tahoma" w:eastAsia="微软雅黑" w:hAnsi="Tahoma"/>
+          <w:kern w:val="0"/>
+          <w:sz w:val="22"/>
+        </w:rPr>
+        <w:t xml:space="preserve"> </w:t>
+      </w:r>
+      <w:r>
+        <w:rPr>
+          <w:rFonts w:ascii="Tahoma" w:eastAsia="微软雅黑" w:hAnsi="Tahoma" w:hint="eastAsia"/>
+          <w:kern w:val="0"/>
+          <w:sz w:val="22"/>
+        </w:rPr>
+        <w:t>的移动标签；</w:t>
+      </w:r>
+    </w:p>
+    <w:p>
+      <w:pPr>
+        <w:widowControl/>
+        <w:snapToGrid w:val="0"/>
+        <w:jc w:val="left"/>
+        <w:rPr>
+          <w:rFonts w:ascii="Tahoma" w:eastAsia="微软雅黑" w:hAnsi="Tahoma"/>
+          <w:kern w:val="0"/>
+          <w:sz w:val="22"/>
+        </w:rPr>
+      </w:pPr>
+      <w:r>
+        <w:rPr>
+          <w:rFonts w:ascii="Tahoma" w:eastAsia="微软雅黑" w:hAnsi="Tahoma" w:hint="eastAsia"/>
+          <w:kern w:val="0"/>
+          <w:sz w:val="22"/>
+        </w:rPr>
+        <w:t>并且还绑定了</w:t>
+      </w:r>
+      <w:proofErr w:type="gramStart"/>
+      <w:r>
+        <w:rPr>
+          <w:rFonts w:ascii="Tahoma" w:eastAsia="微软雅黑" w:hAnsi="Tahoma"/>
+          <w:kern w:val="0"/>
+          <w:sz w:val="22"/>
+        </w:rPr>
+        <w:t>”</w:t>
+      </w:r>
+      <w:proofErr w:type="gramEnd"/>
+      <w:r>
+        <w:rPr>
+          <w:rFonts w:ascii="Tahoma" w:eastAsia="微软雅黑" w:hAnsi="Tahoma" w:hint="eastAsia"/>
+          <w:kern w:val="0"/>
+          <w:sz w:val="22"/>
+        </w:rPr>
+        <w:t>华容道</w:t>
+      </w:r>
+      <w:r>
+        <w:rPr>
+          <w:rFonts w:ascii="Tahoma" w:eastAsia="微软雅黑" w:hAnsi="Tahoma" w:hint="eastAsia"/>
+          <w:kern w:val="0"/>
+          <w:sz w:val="22"/>
+        </w:rPr>
+        <w:t>_</w:t>
+      </w:r>
+      <w:r>
+        <w:rPr>
+          <w:rFonts w:ascii="Tahoma" w:eastAsia="微软雅黑" w:hAnsi="Tahoma" w:hint="eastAsia"/>
+          <w:kern w:val="0"/>
+          <w:sz w:val="22"/>
+        </w:rPr>
+        <w:t>第一关</w:t>
+      </w:r>
+      <w:r>
+        <w:rPr>
+          <w:rFonts w:ascii="Tahoma" w:eastAsia="微软雅黑" w:hAnsi="Tahoma" w:hint="eastAsia"/>
+          <w:kern w:val="0"/>
+          <w:sz w:val="22"/>
+        </w:rPr>
+        <w:t>_</w:t>
+      </w:r>
+      <w:r>
+        <w:rPr>
+          <w:rFonts w:ascii="Tahoma" w:eastAsia="微软雅黑" w:hAnsi="Tahoma" w:hint="eastAsia"/>
+          <w:kern w:val="0"/>
+          <w:sz w:val="22"/>
+        </w:rPr>
+        <w:t>方块</w:t>
+      </w:r>
+      <w:r>
+        <w:rPr>
+          <w:rFonts w:ascii="Tahoma" w:eastAsia="微软雅黑" w:hAnsi="Tahoma" w:hint="eastAsia"/>
+          <w:kern w:val="0"/>
+          <w:sz w:val="22"/>
+        </w:rPr>
+        <w:t>_</w:t>
+      </w:r>
+      <w:r>
+        <w:rPr>
+          <w:rFonts w:ascii="Tahoma" w:eastAsia="微软雅黑" w:hAnsi="Tahoma"/>
+          <w:kern w:val="0"/>
+          <w:sz w:val="22"/>
+        </w:rPr>
+        <w:t>1</w:t>
+      </w:r>
+      <w:proofErr w:type="gramStart"/>
+      <w:r>
+        <w:rPr>
+          <w:rFonts w:ascii="Tahoma" w:eastAsia="微软雅黑" w:hAnsi="Tahoma"/>
+          <w:kern w:val="0"/>
+          <w:sz w:val="22"/>
+        </w:rPr>
+        <w:t>”</w:t>
+      </w:r>
+      <w:proofErr w:type="gramEnd"/>
+      <w:r>
+        <w:rPr>
+          <w:rFonts w:ascii="Tahoma" w:eastAsia="微软雅黑" w:hAnsi="Tahoma"/>
+          <w:kern w:val="0"/>
+          <w:sz w:val="22"/>
+        </w:rPr>
+        <w:t xml:space="preserve"> </w:t>
+      </w:r>
+      <w:r>
+        <w:rPr>
+          <w:rFonts w:ascii="Tahoma" w:eastAsia="微软雅黑" w:hAnsi="Tahoma" w:hint="eastAsia"/>
+          <w:kern w:val="0"/>
+          <w:sz w:val="22"/>
+        </w:rPr>
+        <w:t>的触发标签。</w:t>
+      </w:r>
+    </w:p>
+    <w:p>
+      <w:pPr>
+        <w:widowControl/>
+        <w:jc w:val="center"/>
+        <w:rPr>
+          <w:rFonts w:ascii="宋体" w:eastAsia="宋体" w:hAnsi="宋体" w:cs="宋体" w:hint="eastAsia"/>
+          <w:kern w:val="0"/>
+          <w:sz w:val="24"/>
+          <w:szCs w:val="24"/>
+        </w:rPr>
+      </w:pPr>
+      <w:r>
+        <w:rPr>
+          <w:noProof/>
+        </w:rPr>
+        <w:drawing>
+          <wp:inline distT="0" distB="0" distL="0" distR="0" wp14:anchorId="19D9DA3A" wp14:editId="058A7AEC">
+            <wp:extent cx="1217930" cy="877925"/>
+            <wp:effectExtent l="0" t="0" r="1270" b="0"/>
+            <wp:docPr id="1194121865" name="图片 7"/>
+            <wp:cNvGraphicFramePr>
+              <a:graphicFrameLocks xmlns:a="http://schemas.openxmlformats.org/drawingml/2006/main" noChangeAspect="1"/>
+            </wp:cNvGraphicFramePr>
+            <a:graphic xmlns:a="http://schemas.openxmlformats.org/drawingml/2006/main">
+              <a:graphicData uri="http://schemas.openxmlformats.org/drawingml/2006/picture">
+                <pic:pic xmlns:pic="http://schemas.openxmlformats.org/drawingml/2006/picture">
+                  <pic:nvPicPr>
+                    <pic:cNvPr id="0" name="Picture 16"/>
+                    <pic:cNvPicPr>
+                      <a:picLocks noChangeAspect="1" noChangeArrowheads="1"/>
+                    </pic:cNvPicPr>
+                  </pic:nvPicPr>
+                  <pic:blipFill>
+                    <a:blip r:embed="rId24">
+                      <a:extLst>
+                        <a:ext uri="{28A0092B-C50C-407E-A947-70E740481C1C}">
+                          <a14:useLocalDpi xmlns:a14="http://schemas.microsoft.com/office/drawing/2010/main" val="0"/>
+                        </a:ext>
+                      </a:extLst>
+                    </a:blip>
+                    <a:srcRect/>
+                    <a:stretch>
+                      <a:fillRect/>
+                    </a:stretch>
+                  </pic:blipFill>
+                  <pic:spPr bwMode="auto">
+                    <a:xfrm>
+                      <a:off x="0" y="0"/>
+                      <a:ext cx="1225040" cy="883050"/>
+                    </a:xfrm>
+                    <a:prstGeom prst="rect">
+                      <a:avLst/>
+                    </a:prstGeom>
+                    <a:noFill/>
+                    <a:ln>
+                      <a:noFill/>
+                    </a:ln>
+                  </pic:spPr>
+                </pic:pic>
+              </a:graphicData>
+            </a:graphic>
+          </wp:inline>
+        </w:drawing>
+      </w:r>
+      <w:r>
+        <w:rPr>
+          <w:rFonts w:ascii="宋体" w:eastAsia="宋体" w:hAnsi="宋体" w:cs="宋体" w:hint="eastAsia"/>
+          <w:kern w:val="0"/>
+          <w:sz w:val="24"/>
+          <w:szCs w:val="24"/>
+        </w:rPr>
+        <w:t xml:space="preserve"> </w:t>
+      </w:r>
+      <w:r>
+        <w:rPr>
+          <w:noProof/>
+        </w:rPr>
+        <w:drawing>
+          <wp:inline distT="0" distB="0" distL="0" distR="0" wp14:anchorId="19A86DF8" wp14:editId="26E0762A">
+            <wp:extent cx="3635208" cy="884950"/>
+            <wp:effectExtent l="0" t="0" r="3810" b="0"/>
+            <wp:docPr id="511360439" name="图片 8"/>
+            <wp:cNvGraphicFramePr>
+              <a:graphicFrameLocks xmlns:a="http://schemas.openxmlformats.org/drawingml/2006/main" noChangeAspect="1"/>
+            </wp:cNvGraphicFramePr>
+            <a:graphic xmlns:a="http://schemas.openxmlformats.org/drawingml/2006/main">
+              <a:graphicData uri="http://schemas.openxmlformats.org/drawingml/2006/picture">
+                <pic:pic xmlns:pic="http://schemas.openxmlformats.org/drawingml/2006/picture">
+                  <pic:nvPicPr>
+                    <pic:cNvPr id="0" name="Picture 18"/>
+                    <pic:cNvPicPr>
+                      <a:picLocks noChangeAspect="1" noChangeArrowheads="1"/>
+                    </pic:cNvPicPr>
+                  </pic:nvPicPr>
+                  <pic:blipFill>
+                    <a:blip r:embed="rId25">
+                      <a:extLst>
+                        <a:ext uri="{28A0092B-C50C-407E-A947-70E740481C1C}">
+                          <a14:useLocalDpi xmlns:a14="http://schemas.microsoft.com/office/drawing/2010/main" val="0"/>
+                        </a:ext>
+                      </a:extLst>
+                    </a:blip>
+                    <a:srcRect/>
+                    <a:stretch>
+                      <a:fillRect/>
+                    </a:stretch>
+                  </pic:blipFill>
+                  <pic:spPr bwMode="auto">
+                    <a:xfrm>
+                      <a:off x="0" y="0"/>
+                      <a:ext cx="3672141" cy="893941"/>
+                    </a:xfrm>
+                    <a:prstGeom prst="rect">
+                      <a:avLst/>
+                    </a:prstGeom>
+                    <a:noFill/>
+                    <a:ln>
+                      <a:noFill/>
+                    </a:ln>
+                  </pic:spPr>
+                </pic:pic>
+              </a:graphicData>
+            </a:graphic>
+          </wp:inline>
+        </w:drawing>
+      </w:r>
+    </w:p>
+    <w:p>
+      <w:pPr>
+        <w:widowControl/>
+        <w:snapToGrid w:val="0"/>
+        <w:jc w:val="left"/>
+        <w:rPr>
+          <w:rFonts w:ascii="Tahoma" w:eastAsia="微软雅黑" w:hAnsi="Tahoma"/>
+          <w:kern w:val="0"/>
+          <w:sz w:val="22"/>
+        </w:rPr>
+      </w:pPr>
+      <w:r>
+        <w:rPr>
+          <w:rFonts w:ascii="Tahoma" w:eastAsia="微软雅黑" w:hAnsi="Tahoma" w:hint="eastAsia"/>
+          <w:kern w:val="0"/>
+          <w:sz w:val="22"/>
+        </w:rPr>
+        <w:t>移动一体化用于</w:t>
+      </w:r>
+      <w:r>
+        <w:rPr>
+          <w:rFonts w:ascii="Tahoma" w:eastAsia="微软雅黑" w:hAnsi="Tahoma" w:hint="eastAsia"/>
+          <w:kern w:val="0"/>
+          <w:sz w:val="22"/>
+        </w:rPr>
+        <w:t xml:space="preserve"> </w:t>
+      </w:r>
+      <w:r>
+        <w:rPr>
+          <w:rFonts w:ascii="Tahoma" w:eastAsia="微软雅黑" w:hAnsi="Tahoma" w:hint="eastAsia"/>
+          <w:kern w:val="0"/>
+          <w:sz w:val="22"/>
+        </w:rPr>
+        <w:t>鼠标拖拽时，能被整体拖拽移动。</w:t>
+      </w:r>
+    </w:p>
+    <w:p>
+      <w:pPr>
+        <w:widowControl/>
+        <w:snapToGrid w:val="0"/>
+        <w:spacing w:after="120"/>
+        <w:jc w:val="left"/>
+        <w:rPr>
+          <w:rFonts w:ascii="Tahoma" w:eastAsia="微软雅黑" w:hAnsi="Tahoma"/>
+          <w:kern w:val="0"/>
+          <w:sz w:val="22"/>
+        </w:rPr>
+      </w:pPr>
+      <w:r>
+        <w:rPr>
+          <w:rFonts w:ascii="Tahoma" w:eastAsia="微软雅黑" w:hAnsi="Tahoma" w:hint="eastAsia"/>
+          <w:kern w:val="0"/>
+          <w:sz w:val="22"/>
+        </w:rPr>
+        <w:t>触发一体化用于</w:t>
+      </w:r>
+      <w:r>
+        <w:rPr>
+          <w:rFonts w:ascii="Tahoma" w:eastAsia="微软雅黑" w:hAnsi="Tahoma" w:hint="eastAsia"/>
+          <w:kern w:val="0"/>
+          <w:sz w:val="22"/>
+        </w:rPr>
+        <w:t xml:space="preserve"> </w:t>
+      </w:r>
+      <w:r>
+        <w:rPr>
+          <w:rFonts w:ascii="Tahoma" w:eastAsia="微软雅黑" w:hAnsi="Tahoma" w:hint="eastAsia"/>
+          <w:kern w:val="0"/>
+          <w:sz w:val="22"/>
+        </w:rPr>
+        <w:t>鼠标接近方块后，可以点亮方块。</w:t>
+      </w:r>
+    </w:p>
+    <w:p>
+      <w:pPr>
+        <w:widowControl/>
+        <w:snapToGrid w:val="0"/>
+        <w:jc w:val="left"/>
+        <w:rPr>
+          <w:rFonts w:ascii="Tahoma" w:eastAsia="微软雅黑" w:hAnsi="Tahoma"/>
+          <w:kern w:val="0"/>
+          <w:sz w:val="22"/>
+        </w:rPr>
+      </w:pPr>
+      <w:r>
+        <w:rPr>
+          <w:rFonts w:ascii="Tahoma" w:eastAsia="微软雅黑" w:hAnsi="Tahoma" w:hint="eastAsia"/>
+          <w:kern w:val="0"/>
+          <w:sz w:val="22"/>
+        </w:rPr>
+        <w:t>另外</w:t>
+      </w:r>
+      <w:r>
+        <w:rPr>
+          <w:rFonts w:ascii="Tahoma" w:eastAsia="微软雅黑" w:hAnsi="Tahoma" w:hint="eastAsia"/>
+          <w:kern w:val="0"/>
+          <w:sz w:val="22"/>
+        </w:rPr>
+        <w:t>，事件进行一体化绑定后，与它所在的位置没有关系。</w:t>
+      </w:r>
+    </w:p>
+    <w:p>
+      <w:pPr>
+        <w:widowControl/>
+        <w:snapToGrid w:val="0"/>
+        <w:jc w:val="left"/>
+        <w:rPr>
+          <w:rFonts w:ascii="Tahoma" w:eastAsia="微软雅黑" w:hAnsi="Tahoma"/>
+          <w:kern w:val="0"/>
+          <w:sz w:val="22"/>
+        </w:rPr>
+      </w:pPr>
+      <w:r>
+        <w:rPr>
+          <w:rFonts w:ascii="Tahoma" w:eastAsia="微软雅黑" w:hAnsi="Tahoma" w:hint="eastAsia"/>
+          <w:kern w:val="0"/>
+          <w:sz w:val="22"/>
+        </w:rPr>
+        <w:t>也就是说，即使两个事件距离很远，也能同步移动、朝向、触发一体化。</w:t>
+      </w:r>
+    </w:p>
+    <w:p>
+      <w:pPr>
+        <w:widowControl/>
+        <w:snapToGrid w:val="0"/>
+        <w:jc w:val="center"/>
+        <w:rPr>
+          <w:rFonts w:ascii="Tahoma" w:eastAsia="微软雅黑" w:hAnsi="Tahoma"/>
+          <w:kern w:val="0"/>
+          <w:sz w:val="22"/>
+        </w:rPr>
+      </w:pPr>
+      <w:r>
+        <w:rPr>
+          <w:noProof/>
+        </w:rPr>
+        <w:drawing>
+          <wp:inline distT="0" distB="0" distL="0" distR="0" wp14:anchorId="5ABE2073" wp14:editId="2DCDB2CA">
+            <wp:extent cx="2750820" cy="1808409"/>
+            <wp:effectExtent l="0" t="0" r="0" b="1905"/>
+            <wp:docPr id="352528890" name="图片 9"/>
+            <wp:cNvGraphicFramePr>
+              <a:graphicFrameLocks xmlns:a="http://schemas.openxmlformats.org/drawingml/2006/main" noChangeAspect="1"/>
+            </wp:cNvGraphicFramePr>
+            <a:graphic xmlns:a="http://schemas.openxmlformats.org/drawingml/2006/main">
+              <a:graphicData uri="http://schemas.openxmlformats.org/drawingml/2006/picture">
+                <pic:pic xmlns:pic="http://schemas.openxmlformats.org/drawingml/2006/picture">
+                  <pic:nvPicPr>
+                    <pic:cNvPr id="0" name="Picture 20"/>
+                    <pic:cNvPicPr>
+                      <a:picLocks noChangeAspect="1" noChangeArrowheads="1"/>
+                    </pic:cNvPicPr>
+                  </pic:nvPicPr>
+                  <pic:blipFill>
+                    <a:blip r:embed="rId26">
+                      <a:extLst>
+                        <a:ext uri="{28A0092B-C50C-407E-A947-70E740481C1C}">
+                          <a14:useLocalDpi xmlns:a14="http://schemas.microsoft.com/office/drawing/2010/main" val="0"/>
+                        </a:ext>
+                      </a:extLst>
+                    </a:blip>
+                    <a:srcRect/>
+                    <a:stretch>
+                      <a:fillRect/>
+                    </a:stretch>
+                  </pic:blipFill>
+                  <pic:spPr bwMode="auto">
+                    <a:xfrm>
+                      <a:off x="0" y="0"/>
+                      <a:ext cx="2753722" cy="1810317"/>
+                    </a:xfrm>
+                    <a:prstGeom prst="rect">
+                      <a:avLst/>
+                    </a:prstGeom>
+                    <a:noFill/>
+                    <a:ln>
+                      <a:noFill/>
+                    </a:ln>
+                  </pic:spPr>
+                </pic:pic>
+              </a:graphicData>
+            </a:graphic>
+          </wp:inline>
+        </w:drawing>
+      </w:r>
+    </w:p>
+    <w:p>
+      <w:pPr>
+        <w:widowControl/>
+        <w:snapToGrid w:val="0"/>
+        <w:jc w:val="left"/>
+        <w:rPr>
+          <w:rFonts w:ascii="Tahoma" w:eastAsia="微软雅黑" w:hAnsi="Tahoma"/>
+          <w:kern w:val="0"/>
+          <w:sz w:val="22"/>
+        </w:rPr>
+      </w:pPr>
+      <w:r>
+        <w:rPr>
+          <w:rFonts w:ascii="Tahoma" w:eastAsia="微软雅黑" w:hAnsi="Tahoma" w:hint="eastAsia"/>
+          <w:kern w:val="0"/>
+          <w:sz w:val="22"/>
+        </w:rPr>
+        <w:t>注意，</w:t>
+      </w:r>
+      <w:r>
+        <w:rPr>
+          <w:rFonts w:ascii="Tahoma" w:eastAsia="微软雅黑" w:hAnsi="Tahoma" w:hint="eastAsia"/>
+          <w:kern w:val="0"/>
+          <w:sz w:val="22"/>
+        </w:rPr>
+        <w:t>多个一体化</w:t>
+      </w:r>
+      <w:r>
+        <w:rPr>
+          <w:rFonts w:ascii="Tahoma" w:eastAsia="微软雅黑" w:hAnsi="Tahoma" w:hint="eastAsia"/>
+          <w:kern w:val="0"/>
+          <w:sz w:val="22"/>
+        </w:rPr>
+        <w:t>事件中通常都只留一个动力源，</w:t>
+      </w:r>
+    </w:p>
+    <w:p>
+      <w:pPr>
+        <w:widowControl/>
+        <w:snapToGrid w:val="0"/>
+        <w:jc w:val="left"/>
+        <w:rPr>
+          <w:rFonts w:ascii="Tahoma" w:eastAsia="微软雅黑" w:hAnsi="Tahoma"/>
+          <w:kern w:val="0"/>
+          <w:sz w:val="22"/>
+        </w:rPr>
+      </w:pPr>
+      <w:r>
+        <w:rPr>
+          <w:rFonts w:ascii="Tahoma" w:eastAsia="微软雅黑" w:hAnsi="Tahoma" w:hint="eastAsia"/>
+          <w:kern w:val="0"/>
+          <w:sz w:val="22"/>
+        </w:rPr>
+        <w:t>因为存在多个动力源时，会出现谁决定如何移动的问题。</w:t>
+      </w:r>
+    </w:p>
+    <w:p>
+      <w:pPr>
+        <w:widowControl/>
+        <w:snapToGrid w:val="0"/>
+        <w:jc w:val="center"/>
+        <w:rPr>
+          <w:rFonts w:ascii="宋体" w:eastAsia="宋体" w:hAnsi="宋体" w:cs="宋体" w:hint="eastAsia"/>
+          <w:kern w:val="0"/>
+          <w:sz w:val="24"/>
+          <w:szCs w:val="24"/>
+        </w:rPr>
+      </w:pPr>
+      <w:r>
+        <w:rPr>
+          <w:noProof/>
+        </w:rPr>
+        <w:drawing>
+          <wp:inline distT="0" distB="0" distL="0" distR="0" wp14:anchorId="2234704B" wp14:editId="4E62C6C1">
+            <wp:extent cx="1355090" cy="1398802"/>
+            <wp:effectExtent l="0" t="0" r="0" b="0"/>
+            <wp:docPr id="449641090" name="图片 10"/>
+            <wp:cNvGraphicFramePr>
+              <a:graphicFrameLocks xmlns:a="http://schemas.openxmlformats.org/drawingml/2006/main" noChangeAspect="1"/>
+            </wp:cNvGraphicFramePr>
+            <a:graphic xmlns:a="http://schemas.openxmlformats.org/drawingml/2006/main">
+              <a:graphicData uri="http://schemas.openxmlformats.org/drawingml/2006/picture">
+                <pic:pic xmlns:pic="http://schemas.openxmlformats.org/drawingml/2006/picture">
+                  <pic:nvPicPr>
+                    <pic:cNvPr id="0" name="Picture 22"/>
+                    <pic:cNvPicPr>
+                      <a:picLocks noChangeAspect="1" noChangeArrowheads="1"/>
+                    </pic:cNvPicPr>
+                  </pic:nvPicPr>
+                  <pic:blipFill>
+                    <a:blip r:embed="rId27">
+                      <a:extLst>
+                        <a:ext uri="{28A0092B-C50C-407E-A947-70E740481C1C}">
+                          <a14:useLocalDpi xmlns:a14="http://schemas.microsoft.com/office/drawing/2010/main" val="0"/>
+                        </a:ext>
+                      </a:extLst>
+                    </a:blip>
+                    <a:srcRect/>
+                    <a:stretch>
+                      <a:fillRect/>
+                    </a:stretch>
+                  </pic:blipFill>
+                  <pic:spPr bwMode="auto">
+                    <a:xfrm>
+                      <a:off x="0" y="0"/>
+                      <a:ext cx="1372057" cy="1416317"/>
+                    </a:xfrm>
+                    <a:prstGeom prst="rect">
+                      <a:avLst/>
+                    </a:prstGeom>
+                    <a:noFill/>
+                    <a:ln>
+                      <a:noFill/>
+                    </a:ln>
+                  </pic:spPr>
+                </pic:pic>
+              </a:graphicData>
+            </a:graphic>
+          </wp:inline>
+        </w:drawing>
+      </w:r>
+      <w:r>
+        <w:rPr>
+          <w:rFonts w:ascii="宋体" w:eastAsia="宋体" w:hAnsi="宋体" w:cs="宋体" w:hint="eastAsia"/>
+          <w:kern w:val="0"/>
+          <w:sz w:val="24"/>
+          <w:szCs w:val="24"/>
+        </w:rPr>
+        <w:t xml:space="preserve"> </w:t>
+      </w:r>
+      <w:r>
+        <w:rPr>
+          <w:noProof/>
+        </w:rPr>
+        <w:drawing>
+          <wp:inline distT="0" distB="0" distL="0" distR="0" wp14:anchorId="5D520777" wp14:editId="30699319">
+            <wp:extent cx="2810026" cy="1395095"/>
+            <wp:effectExtent l="0" t="0" r="9525" b="0"/>
+            <wp:docPr id="830836661" name="图片 11"/>
+            <wp:cNvGraphicFramePr>
+              <a:graphicFrameLocks xmlns:a="http://schemas.openxmlformats.org/drawingml/2006/main" noChangeAspect="1"/>
+            </wp:cNvGraphicFramePr>
+            <a:graphic xmlns:a="http://schemas.openxmlformats.org/drawingml/2006/main">
+              <a:graphicData uri="http://schemas.openxmlformats.org/drawingml/2006/picture">
+                <pic:pic xmlns:pic="http://schemas.openxmlformats.org/drawingml/2006/picture">
+                  <pic:nvPicPr>
+                    <pic:cNvPr id="0" name="Picture 24"/>
+                    <pic:cNvPicPr>
+                      <a:picLocks noChangeAspect="1" noChangeArrowheads="1"/>
+                    </pic:cNvPicPr>
+                  </pic:nvPicPr>
+                  <pic:blipFill>
+                    <a:blip r:embed="rId28">
+                      <a:extLst>
+                        <a:ext uri="{28A0092B-C50C-407E-A947-70E740481C1C}">
+                          <a14:useLocalDpi xmlns:a14="http://schemas.microsoft.com/office/drawing/2010/main" val="0"/>
+                        </a:ext>
+                      </a:extLst>
+                    </a:blip>
+                    <a:srcRect/>
+                    <a:stretch>
+                      <a:fillRect/>
+                    </a:stretch>
+                  </pic:blipFill>
+                  <pic:spPr bwMode="auto">
+                    <a:xfrm>
+                      <a:off x="0" y="0"/>
+                      <a:ext cx="2813224" cy="1396683"/>
+                    </a:xfrm>
+                    <a:prstGeom prst="rect">
+                      <a:avLst/>
+                    </a:prstGeom>
+                    <a:noFill/>
+                    <a:ln>
+                      <a:noFill/>
+                    </a:ln>
+                  </pic:spPr>
+                </pic:pic>
+              </a:graphicData>
+            </a:graphic>
+          </wp:inline>
+        </w:drawing>
+      </w:r>
+    </w:p>
+    <w:p>
+      <w:pPr>
+        <w:widowControl/>
+        <w:snapToGrid w:val="0"/>
+        <w:jc w:val="center"/>
+        <w:rPr>
+          <w:rFonts w:ascii="Tahoma" w:eastAsia="微软雅黑" w:hAnsi="Tahoma"/>
+          <w:kern w:val="0"/>
+          <w:sz w:val="22"/>
+        </w:rPr>
+      </w:pPr>
+      <w:r>
+        <w:rPr>
+          <w:noProof/>
+        </w:rPr>
+        <w:drawing>
+          <wp:inline distT="0" distB="0" distL="0" distR="0" wp14:anchorId="7BBDF127" wp14:editId="73A5A1B3">
+            <wp:extent cx="4213860" cy="1532637"/>
+            <wp:effectExtent l="0" t="0" r="0" b="0"/>
+            <wp:docPr id="407278959" name="图片 12"/>
+            <wp:cNvGraphicFramePr>
+              <a:graphicFrameLocks xmlns:a="http://schemas.openxmlformats.org/drawingml/2006/main" noChangeAspect="1"/>
+            </wp:cNvGraphicFramePr>
+            <a:graphic xmlns:a="http://schemas.openxmlformats.org/drawingml/2006/main">
+              <a:graphicData uri="http://schemas.openxmlformats.org/drawingml/2006/picture">
+                <pic:pic xmlns:pic="http://schemas.openxmlformats.org/drawingml/2006/picture">
+                  <pic:nvPicPr>
+                    <pic:cNvPr id="0" name="Picture 26"/>
+                    <pic:cNvPicPr>
+                      <a:picLocks noChangeAspect="1" noChangeArrowheads="1"/>
+                    </pic:cNvPicPr>
+                  </pic:nvPicPr>
+                  <pic:blipFill>
+                    <a:blip r:embed="rId29">
+                      <a:extLst>
+                        <a:ext uri="{28A0092B-C50C-407E-A947-70E740481C1C}">
+                          <a14:useLocalDpi xmlns:a14="http://schemas.microsoft.com/office/drawing/2010/main" val="0"/>
+                        </a:ext>
+                      </a:extLst>
+                    </a:blip>
+                    <a:srcRect/>
+                    <a:stretch>
+                      <a:fillRect/>
+                    </a:stretch>
+                  </pic:blipFill>
+                  <pic:spPr bwMode="auto">
+                    <a:xfrm>
+                      <a:off x="0" y="0"/>
+                      <a:ext cx="4254856" cy="1547548"/>
+                    </a:xfrm>
+                    <a:prstGeom prst="rect">
+                      <a:avLst/>
+                    </a:prstGeom>
+                    <a:noFill/>
+                    <a:ln>
+                      <a:noFill/>
+                    </a:ln>
+                  </pic:spPr>
+                </pic:pic>
+              </a:graphicData>
+            </a:graphic>
+          </wp:inline>
+        </w:drawing>
+      </w:r>
+    </w:p>
+    <w:p>
+      <w:pPr>
+        <w:widowControl/>
+        <w:jc w:val="left"/>
+        <w:rPr>
+          <w:rFonts w:ascii="Tahoma" w:eastAsia="微软雅黑" w:hAnsi="Tahoma" w:hint="eastAsia"/>
+          <w:b/>
+          <w:bCs/>
+          <w:kern w:val="0"/>
+          <w:sz w:val="22"/>
+        </w:rPr>
+      </w:pPr>
+    </w:p>
+    <w:p>
+      <w:pPr>
+        <w:pStyle w:val="2"/>
+        <w:rPr>
+          <w:rFonts w:hint="eastAsia"/>
+        </w:rPr>
+      </w:pPr>
+      <w:r>
+        <w:rPr>
+          <w:rFonts w:hint="eastAsia"/>
+        </w:rPr>
+        <w:lastRenderedPageBreak/>
+        <w:t>===</w:t>
+      </w:r>
+      <w:r>
+        <w:rPr>
+          <w:rFonts w:hint="eastAsia"/>
+        </w:rPr>
+        <w:t>华容道</w:t>
+      </w:r>
+      <w:r>
+        <w:rPr>
+          <w:rFonts w:hint="eastAsia"/>
+        </w:rPr>
+        <w:t xml:space="preserve"> </w:t>
+      </w:r>
+      <w:r>
+        <w:rPr>
+          <w:rFonts w:hint="eastAsia"/>
+        </w:rPr>
+        <w:t>-</w:t>
+      </w:r>
+      <w:r>
+        <w:rPr>
+          <w:rFonts w:hint="eastAsia"/>
+        </w:rPr>
+        <w:t xml:space="preserve"> </w:t>
+      </w:r>
+      <w:r>
+        <w:rPr>
+          <w:rFonts w:hint="eastAsia"/>
+        </w:rPr>
+        <w:t>注意事项</w:t>
+      </w:r>
+      <w:r>
+        <w:rPr>
+          <w:rFonts w:hint="eastAsia"/>
+        </w:rPr>
+        <w:t>===</w:t>
+      </w:r>
+    </w:p>
+    <w:p>
+      <w:pPr>
+        <w:pStyle w:val="3"/>
+        <w:rPr>
+          <w:rFonts w:hint="eastAsia"/>
+        </w:rPr>
+      </w:pPr>
+      <w:bookmarkStart w:id="4" w:name="_方块复制注意"/>
+      <w:bookmarkEnd w:id="4"/>
+      <w:r>
+        <w:rPr>
+          <w:rFonts w:hint="eastAsia"/>
+        </w:rPr>
+        <w:t>方块</w:t>
+      </w:r>
+      <w:r>
+        <w:rPr>
+          <w:rFonts w:hint="eastAsia"/>
+        </w:rPr>
+        <w:t>复制注意</w:t>
+      </w:r>
+    </w:p>
+    <w:p>
+      <w:pPr>
+        <w:widowControl/>
+        <w:snapToGrid w:val="0"/>
+        <w:jc w:val="left"/>
+        <w:rPr>
+          <w:rFonts w:ascii="Tahoma" w:eastAsia="微软雅黑" w:hAnsi="Tahoma"/>
+          <w:kern w:val="0"/>
+          <w:sz w:val="22"/>
+        </w:rPr>
+      </w:pPr>
+      <w:r>
+        <w:rPr>
+          <w:rFonts w:ascii="Tahoma" w:eastAsia="微软雅黑" w:hAnsi="Tahoma" w:hint="eastAsia"/>
+          <w:kern w:val="0"/>
+          <w:sz w:val="22"/>
+        </w:rPr>
+        <w:t>使用事件一体化插件，可以使得多个方块组可以划分成一个群体。</w:t>
+      </w:r>
+    </w:p>
+    <w:p>
+      <w:pPr>
+        <w:widowControl/>
+        <w:snapToGrid w:val="0"/>
+        <w:jc w:val="left"/>
+        <w:rPr>
+          <w:rFonts w:ascii="Tahoma" w:eastAsia="微软雅黑" w:hAnsi="Tahoma"/>
+          <w:kern w:val="0"/>
+          <w:sz w:val="22"/>
+        </w:rPr>
+      </w:pPr>
+      <w:r>
+        <w:rPr>
+          <w:rFonts w:ascii="Tahoma" w:eastAsia="微软雅黑" w:hAnsi="Tahoma" w:hint="eastAsia"/>
+          <w:kern w:val="0"/>
+          <w:sz w:val="22"/>
+        </w:rPr>
+        <w:t>复制多个方块时，要注意修改以下设置：</w:t>
+      </w:r>
+    </w:p>
+    <w:p>
+      <w:pPr>
+        <w:widowControl/>
+        <w:snapToGrid w:val="0"/>
+        <w:ind w:firstLine="420"/>
+        <w:jc w:val="left"/>
+        <w:rPr>
+          <w:rFonts w:ascii="Tahoma" w:eastAsia="微软雅黑" w:hAnsi="Tahoma"/>
+          <w:kern w:val="0"/>
+          <w:sz w:val="22"/>
+        </w:rPr>
+      </w:pPr>
+      <w:r>
+        <w:rPr>
+          <w:rFonts w:ascii="Tahoma" w:eastAsia="微软雅黑" w:hAnsi="Tahoma"/>
+          <w:kern w:val="0"/>
+          <w:sz w:val="22"/>
+        </w:rPr>
+        <w:t>1.</w:t>
+      </w:r>
+      <w:r>
+        <w:rPr>
+          <w:rFonts w:ascii="Tahoma" w:eastAsia="微软雅黑" w:hAnsi="Tahoma" w:hint="eastAsia"/>
+          <w:kern w:val="0"/>
+          <w:sz w:val="22"/>
+        </w:rPr>
+        <w:t>行走图</w:t>
+      </w:r>
+    </w:p>
+    <w:p>
+      <w:pPr>
+        <w:widowControl/>
+        <w:snapToGrid w:val="0"/>
+        <w:ind w:firstLine="420"/>
+        <w:jc w:val="left"/>
+        <w:rPr>
+          <w:rFonts w:ascii="Tahoma" w:eastAsia="微软雅黑" w:hAnsi="Tahoma"/>
+          <w:kern w:val="0"/>
+          <w:sz w:val="22"/>
+        </w:rPr>
+      </w:pPr>
+      <w:r>
+        <w:rPr>
+          <w:rFonts w:ascii="Tahoma" w:eastAsia="微软雅黑" w:hAnsi="Tahoma" w:hint="eastAsia"/>
+          <w:kern w:val="0"/>
+          <w:sz w:val="22"/>
+        </w:rPr>
+        <w:t>2</w:t>
+      </w:r>
+      <w:r>
+        <w:rPr>
+          <w:rFonts w:ascii="Tahoma" w:eastAsia="微软雅黑" w:hAnsi="Tahoma"/>
+          <w:kern w:val="0"/>
+          <w:sz w:val="22"/>
+        </w:rPr>
+        <w:t>.</w:t>
+      </w:r>
+      <w:r>
+        <w:rPr>
+          <w:rFonts w:ascii="Tahoma" w:eastAsia="微软雅黑" w:hAnsi="Tahoma" w:hint="eastAsia"/>
+          <w:kern w:val="0"/>
+          <w:sz w:val="22"/>
+        </w:rPr>
+        <w:t>事件一体化标签</w:t>
+      </w:r>
+    </w:p>
+    <w:p>
+      <w:pPr>
+        <w:widowControl/>
+        <w:snapToGrid w:val="0"/>
+        <w:ind w:firstLine="420"/>
+        <w:jc w:val="left"/>
+        <w:rPr>
+          <w:rFonts w:ascii="Tahoma" w:eastAsia="微软雅黑" w:hAnsi="Tahoma"/>
+          <w:kern w:val="0"/>
+          <w:sz w:val="22"/>
+        </w:rPr>
+      </w:pPr>
+      <w:r>
+        <w:rPr>
+          <w:rFonts w:ascii="Tahoma" w:eastAsia="微软雅黑" w:hAnsi="Tahoma" w:hint="eastAsia"/>
+          <w:kern w:val="0"/>
+          <w:sz w:val="22"/>
+        </w:rPr>
+        <w:t>3</w:t>
+      </w:r>
+      <w:r>
+        <w:rPr>
+          <w:rFonts w:ascii="Tahoma" w:eastAsia="微软雅黑" w:hAnsi="Tahoma"/>
+          <w:kern w:val="0"/>
+          <w:sz w:val="22"/>
+        </w:rPr>
+        <w:t>.</w:t>
+      </w:r>
+      <w:r>
+        <w:rPr>
+          <w:rFonts w:ascii="Tahoma" w:eastAsia="微软雅黑" w:hAnsi="Tahoma" w:hint="eastAsia"/>
+          <w:kern w:val="0"/>
+          <w:sz w:val="22"/>
+        </w:rPr>
+        <w:t>重力钥匙</w:t>
+      </w:r>
+    </w:p>
+    <w:p>
+      <w:pPr>
+        <w:widowControl/>
+        <w:snapToGrid w:val="0"/>
+        <w:jc w:val="left"/>
+        <w:rPr>
+          <w:rFonts w:ascii="Tahoma" w:eastAsia="微软雅黑" w:hAnsi="Tahoma"/>
+          <w:kern w:val="0"/>
+          <w:sz w:val="22"/>
+        </w:rPr>
+      </w:pPr>
+      <w:r>
+        <w:rPr>
+          <w:rFonts w:ascii="Tahoma" w:eastAsia="微软雅黑" w:hAnsi="Tahoma" w:hint="eastAsia"/>
+          <w:kern w:val="0"/>
+          <w:sz w:val="22"/>
+        </w:rPr>
+        <w:t>作者在制作华容道关卡时，主要工作量都在这些方块标签“华容道</w:t>
+      </w:r>
+      <w:r>
+        <w:rPr>
+          <w:rFonts w:ascii="Tahoma" w:eastAsia="微软雅黑" w:hAnsi="Tahoma"/>
+          <w:kern w:val="0"/>
+          <w:sz w:val="22"/>
+        </w:rPr>
+        <w:t>_</w:t>
+      </w:r>
+      <w:r>
+        <w:rPr>
+          <w:rFonts w:ascii="Tahoma" w:eastAsia="微软雅黑" w:hAnsi="Tahoma" w:hint="eastAsia"/>
+          <w:kern w:val="0"/>
+          <w:sz w:val="22"/>
+        </w:rPr>
+        <w:t>第</w:t>
+      </w:r>
+      <w:r>
+        <w:rPr>
+          <w:rFonts w:ascii="Tahoma" w:eastAsia="微软雅黑" w:hAnsi="Tahoma" w:hint="eastAsia"/>
+          <w:kern w:val="0"/>
+          <w:sz w:val="22"/>
+        </w:rPr>
+        <w:t>xx</w:t>
+      </w:r>
+      <w:r>
+        <w:rPr>
+          <w:rFonts w:ascii="Tahoma" w:eastAsia="微软雅黑" w:hAnsi="Tahoma" w:hint="eastAsia"/>
+          <w:kern w:val="0"/>
+          <w:sz w:val="22"/>
+        </w:rPr>
+        <w:t>关”的修改上，因为要确保这些方块为一个整体，又不能与其他方块错误绑定到一起。</w:t>
+      </w:r>
+    </w:p>
+    <w:p>
+      <w:pPr>
+        <w:widowControl/>
+        <w:jc w:val="center"/>
+        <w:rPr>
+          <w:rFonts w:ascii="宋体" w:eastAsia="宋体" w:hAnsi="宋体" w:cs="宋体" w:hint="eastAsia"/>
+          <w:kern w:val="0"/>
+          <w:sz w:val="24"/>
+          <w:szCs w:val="24"/>
+        </w:rPr>
+      </w:pPr>
+      <w:r>
+        <w:rPr>
+          <w:noProof/>
+        </w:rPr>
+        <w:drawing>
+          <wp:inline distT="0" distB="0" distL="0" distR="0" wp14:anchorId="5A7F3C65" wp14:editId="1111E600">
+            <wp:extent cx="4992370" cy="2856217"/>
+            <wp:effectExtent l="0" t="0" r="0" b="1905"/>
+            <wp:docPr id="4865998" name="图片 8"/>
+            <wp:cNvGraphicFramePr>
+              <a:graphicFrameLocks xmlns:a="http://schemas.openxmlformats.org/drawingml/2006/main" noChangeAspect="1"/>
+            </wp:cNvGraphicFramePr>
+            <a:graphic xmlns:a="http://schemas.openxmlformats.org/drawingml/2006/main">
+              <a:graphicData uri="http://schemas.openxmlformats.org/drawingml/2006/picture">
+                <pic:pic xmlns:pic="http://schemas.openxmlformats.org/drawingml/2006/picture">
+                  <pic:nvPicPr>
+                    <pic:cNvPr id="0" name="Picture 15"/>
+                    <pic:cNvPicPr>
+                      <a:picLocks noChangeAspect="1" noChangeArrowheads="1"/>
+                    </pic:cNvPicPr>
+                  </pic:nvPicPr>
+                  <pic:blipFill>
+                    <a:blip r:embed="rId30">
+                      <a:extLst>
+                        <a:ext uri="{28A0092B-C50C-407E-A947-70E740481C1C}">
+                          <a14:useLocalDpi xmlns:a14="http://schemas.microsoft.com/office/drawing/2010/main" val="0"/>
+                        </a:ext>
+                      </a:extLst>
+                    </a:blip>
+                    <a:srcRect/>
+                    <a:stretch>
+                      <a:fillRect/>
+                    </a:stretch>
+                  </pic:blipFill>
+                  <pic:spPr bwMode="auto">
+                    <a:xfrm>
+                      <a:off x="0" y="0"/>
+                      <a:ext cx="4994276" cy="2857307"/>
+                    </a:xfrm>
+                    <a:prstGeom prst="rect">
+                      <a:avLst/>
+                    </a:prstGeom>
+                    <a:noFill/>
+                    <a:ln>
+                      <a:noFill/>
+                    </a:ln>
+                  </pic:spPr>
+                </pic:pic>
+              </a:graphicData>
+            </a:graphic>
+          </wp:inline>
+        </w:drawing>
+      </w:r>
+    </w:p>
+    <w:p>
+      <w:pPr>
+        <w:widowControl/>
+        <w:jc w:val="center"/>
+        <w:rPr>
+          <w:rFonts w:ascii="宋体" w:eastAsia="宋体" w:hAnsi="宋体" w:cs="宋体" w:hint="eastAsia"/>
+          <w:kern w:val="0"/>
+          <w:sz w:val="24"/>
+          <w:szCs w:val="24"/>
+        </w:rPr>
+      </w:pPr>
+      <w:r>
+        <w:rPr>
+          <w:noProof/>
+        </w:rPr>
+        <w:drawing>
+          <wp:inline distT="0" distB="0" distL="0" distR="0" wp14:anchorId="6F4DD673" wp14:editId="59B24DFB">
+            <wp:extent cx="2506980" cy="1956362"/>
+            <wp:effectExtent l="0" t="0" r="7620" b="6350"/>
+            <wp:docPr id="1249516678" name="图片 9"/>
+            <wp:cNvGraphicFramePr>
+              <a:graphicFrameLocks xmlns:a="http://schemas.openxmlformats.org/drawingml/2006/main" noChangeAspect="1"/>
+            </wp:cNvGraphicFramePr>
+            <a:graphic xmlns:a="http://schemas.openxmlformats.org/drawingml/2006/main">
+              <a:graphicData uri="http://schemas.openxmlformats.org/drawingml/2006/picture">
+                <pic:pic xmlns:pic="http://schemas.openxmlformats.org/drawingml/2006/picture">
+                  <pic:nvPicPr>
+                    <pic:cNvPr id="0" name="Picture 17"/>
+                    <pic:cNvPicPr>
+                      <a:picLocks noChangeAspect="1" noChangeArrowheads="1"/>
+                    </pic:cNvPicPr>
+                  </pic:nvPicPr>
+                  <pic:blipFill>
+                    <a:blip r:embed="rId31">
+                      <a:extLst>
+                        <a:ext uri="{28A0092B-C50C-407E-A947-70E740481C1C}">
+                          <a14:useLocalDpi xmlns:a14="http://schemas.microsoft.com/office/drawing/2010/main" val="0"/>
+                        </a:ext>
+                      </a:extLst>
+                    </a:blip>
+                    <a:srcRect/>
+                    <a:stretch>
+                      <a:fillRect/>
+                    </a:stretch>
+                  </pic:blipFill>
+                  <pic:spPr bwMode="auto">
+                    <a:xfrm>
+                      <a:off x="0" y="0"/>
+                      <a:ext cx="2512335" cy="1960541"/>
+                    </a:xfrm>
+                    <a:prstGeom prst="rect">
+                      <a:avLst/>
+                    </a:prstGeom>
+                    <a:noFill/>
+                    <a:ln>
+                      <a:noFill/>
+                    </a:ln>
+                  </pic:spPr>
+                </pic:pic>
+              </a:graphicData>
+            </a:graphic>
+          </wp:inline>
+        </w:drawing>
+      </w:r>
+      <w:r>
+        <w:rPr>
+          <w:rFonts w:ascii="宋体" w:eastAsia="宋体" w:hAnsi="宋体" w:cs="宋体" w:hint="eastAsia"/>
+          <w:kern w:val="0"/>
+          <w:sz w:val="24"/>
+          <w:szCs w:val="24"/>
+        </w:rPr>
+        <w:t xml:space="preserve"> </w:t>
+      </w:r>
+      <w:r>
+        <w:rPr>
+          <w:noProof/>
+        </w:rPr>
+        <w:drawing>
+          <wp:inline distT="0" distB="0" distL="0" distR="0" wp14:anchorId="358CD812" wp14:editId="6150B72B">
+            <wp:extent cx="2576052" cy="1957626"/>
+            <wp:effectExtent l="0" t="0" r="0" b="5080"/>
+            <wp:docPr id="1121981762" name="图片 10"/>
+            <wp:cNvGraphicFramePr>
+              <a:graphicFrameLocks xmlns:a="http://schemas.openxmlformats.org/drawingml/2006/main" noChangeAspect="1"/>
+            </wp:cNvGraphicFramePr>
+            <a:graphic xmlns:a="http://schemas.openxmlformats.org/drawingml/2006/main">
+              <a:graphicData uri="http://schemas.openxmlformats.org/drawingml/2006/picture">
+                <pic:pic xmlns:pic="http://schemas.openxmlformats.org/drawingml/2006/picture">
+                  <pic:nvPicPr>
+                    <pic:cNvPr id="0" name="Picture 19"/>
+                    <pic:cNvPicPr>
+                      <a:picLocks noChangeAspect="1" noChangeArrowheads="1"/>
+                    </pic:cNvPicPr>
+                  </pic:nvPicPr>
+                  <pic:blipFill>
+                    <a:blip r:embed="rId32">
+                      <a:extLst>
+                        <a:ext uri="{28A0092B-C50C-407E-A947-70E740481C1C}">
+                          <a14:useLocalDpi xmlns:a14="http://schemas.microsoft.com/office/drawing/2010/main" val="0"/>
+                        </a:ext>
+                      </a:extLst>
+                    </a:blip>
+                    <a:srcRect/>
+                    <a:stretch>
+                      <a:fillRect/>
+                    </a:stretch>
+                  </pic:blipFill>
+                  <pic:spPr bwMode="auto">
+                    <a:xfrm>
+                      <a:off x="0" y="0"/>
+                      <a:ext cx="2584218" cy="1963832"/>
                     </a:xfrm>
                     <a:prstGeom prst="rect">
                       <a:avLst/>
@@ -4505,10 +7929,10 @@
                 <w:noProof/>
               </w:rPr>
               <w:drawing>
-                <wp:inline distT="0" distB="0" distL="0" distR="0" wp14:anchorId="693D09F8" wp14:editId="41FE7CB6">
-                  <wp:extent cx="2379133" cy="1415877"/>
-                  <wp:effectExtent l="0" t="0" r="2540" b="0"/>
-                  <wp:docPr id="206327735" name="图片 1"/>
+                <wp:inline distT="0" distB="0" distL="0" distR="0" wp14:anchorId="085D2DD9" wp14:editId="36F48FEF">
+                  <wp:extent cx="2766060" cy="1638300"/>
+                  <wp:effectExtent l="0" t="0" r="0" b="0"/>
+                  <wp:docPr id="839725583" name="图片 11"/>
                   <wp:cNvGraphicFramePr>
                     <a:graphicFrameLocks xmlns:a="http://schemas.openxmlformats.org/drawingml/2006/main" noChangeAspect="1"/>
                   </wp:cNvGraphicFramePr>
@@ -4516,13 +7940,13 @@
                     <a:graphicData uri="http://schemas.openxmlformats.org/drawingml/2006/picture">
                       <pic:pic xmlns:pic="http://schemas.openxmlformats.org/drawingml/2006/picture">
                         <pic:nvPicPr>
-                          <pic:cNvPr id="0" name="Picture 1"/>
+                          <pic:cNvPr id="0" name="Picture 21"/>
                           <pic:cNvPicPr>
                             <a:picLocks noChangeAspect="1" noChangeArrowheads="1"/>
                           </pic:cNvPicPr>
                         </pic:nvPicPr>
                         <pic:blipFill>
-                          <a:blip r:embed="rId18">
+                          <a:blip r:embed="rId33">
                             <a:extLst>
                               <a:ext uri="{28A0092B-C50C-407E-A947-70E740481C1C}">
                                 <a14:useLocalDpi xmlns:a14="http://schemas.microsoft.com/office/drawing/2010/main" val="0"/>
@@ -4537,7 +7961,7 @@
                         <pic:spPr bwMode="auto">
                           <a:xfrm>
                             <a:off x="0" y="0"/>
-                            <a:ext cx="2382601" cy="1417941"/>
+                            <a:ext cx="2766060" cy="1638300"/>
                           </a:xfrm>
                           <a:prstGeom prst="rect">
                             <a:avLst/>
@@ -4851,7 +8275,25 @@
                 <w:kern w:val="0"/>
                 <w:sz w:val="22"/>
               </w:rPr>
-              <w:t>中修改了规则，只有“与人物相同”才会阻塞。这就导致了如果没加那个插件，事件就会被事件阻塞。</w:t>
+              <w:t>中修改了规则，只有“与人物相同”才会阻塞。这就导致了如果没加那个插件，事件就会</w:t>
+            </w:r>
+            <w:proofErr w:type="gramStart"/>
+            <w:r>
+              <w:rPr>
+                <w:rFonts w:ascii="Tahoma" w:eastAsia="微软雅黑" w:hAnsi="Tahoma" w:hint="eastAsia"/>
+                <w:kern w:val="0"/>
+                <w:sz w:val="22"/>
+              </w:rPr>
+              <w:t>被事件</w:t>
+            </w:r>
+            <w:proofErr w:type="gramEnd"/>
+            <w:r>
+              <w:rPr>
+                <w:rFonts w:ascii="Tahoma" w:eastAsia="微软雅黑" w:hAnsi="Tahoma" w:hint="eastAsia"/>
+                <w:kern w:val="0"/>
+                <w:sz w:val="22"/>
+              </w:rPr>
+              <w:t>阻塞。</w:t>
             </w:r>
           </w:p>
         </w:tc>
@@ -4973,6 +8415,7 @@
               </w:rPr>
               <w:t>在事件页中，</w:t>
             </w:r>
+            <w:proofErr w:type="gramStart"/>
             <w:r>
               <w:rPr>
                 <w:rFonts w:ascii="Tahoma" w:eastAsia="微软雅黑" w:hAnsi="Tahoma" w:hint="eastAsia"/>
@@ -4981,7 +8424,18 @@
                 <w:kern w:val="0"/>
                 <w:sz w:val="22"/>
               </w:rPr>
-              <w:t>勾选穿透就行了。</w:t>
+              <w:t>勾选穿透</w:t>
+            </w:r>
+            <w:proofErr w:type="gramEnd"/>
+            <w:r>
+              <w:rPr>
+                <w:rFonts w:ascii="Tahoma" w:eastAsia="微软雅黑" w:hAnsi="Tahoma" w:hint="eastAsia"/>
+                <w:b/>
+                <w:bCs/>
+                <w:kern w:val="0"/>
+                <w:sz w:val="22"/>
+              </w:rPr>
+              <w:t>就行了。</w:t>
             </w:r>
           </w:p>
           <w:p>
@@ -5021,14 +8475,13 @@
             </w:pPr>
             <w:r>
               <w:rPr>
-                <w:rFonts w:hint="eastAsia"/>
                 <w:noProof/>
               </w:rPr>
               <w:drawing>
-                <wp:inline distT="0" distB="0" distL="0" distR="0" wp14:anchorId="0267462F" wp14:editId="0BDC0FAE">
-                  <wp:extent cx="1995066" cy="1087482"/>
-                  <wp:effectExtent l="0" t="0" r="5715" b="0"/>
-                  <wp:docPr id="705893480" name="图片 3"/>
+                <wp:inline distT="0" distB="0" distL="0" distR="0" wp14:anchorId="3506EFE2" wp14:editId="01087907">
+                  <wp:extent cx="2034540" cy="1109749"/>
+                  <wp:effectExtent l="0" t="0" r="3810" b="0"/>
+                  <wp:docPr id="778862799" name="图片 12"/>
                   <wp:cNvGraphicFramePr>
                     <a:graphicFrameLocks xmlns:a="http://schemas.openxmlformats.org/drawingml/2006/main" noChangeAspect="1"/>
                   </wp:cNvGraphicFramePr>
@@ -5036,13 +8489,13 @@
                     <a:graphicData uri="http://schemas.openxmlformats.org/drawingml/2006/picture">
                       <pic:pic xmlns:pic="http://schemas.openxmlformats.org/drawingml/2006/picture">
                         <pic:nvPicPr>
-                          <pic:cNvPr id="0" name="Picture 5"/>
+                          <pic:cNvPr id="0" name="Picture 23"/>
                           <pic:cNvPicPr>
                             <a:picLocks noChangeAspect="1" noChangeArrowheads="1"/>
                           </pic:cNvPicPr>
                         </pic:nvPicPr>
                         <pic:blipFill>
-                          <a:blip r:embed="rId19">
+                          <a:blip r:embed="rId34">
                             <a:extLst>
                               <a:ext uri="{28A0092B-C50C-407E-A947-70E740481C1C}">
                                 <a14:useLocalDpi xmlns:a14="http://schemas.microsoft.com/office/drawing/2010/main" val="0"/>
@@ -5057,7 +8510,7 @@
                         <pic:spPr bwMode="auto">
                           <a:xfrm>
                             <a:off x="0" y="0"/>
-                            <a:ext cx="2012038" cy="1096733"/>
+                            <a:ext cx="2038160" cy="1111724"/>
                           </a:xfrm>
                           <a:prstGeom prst="rect">
                             <a:avLst/>
@@ -5075,14 +8528,13 @@
             </w:r>
             <w:r>
               <w:rPr>
-                <w:rFonts w:hint="eastAsia"/>
                 <w:noProof/>
               </w:rPr>
               <w:drawing>
-                <wp:inline distT="0" distB="0" distL="0" distR="0" wp14:anchorId="1D275011" wp14:editId="13AA23F5">
-                  <wp:extent cx="2338573" cy="1710266"/>
-                  <wp:effectExtent l="0" t="0" r="5080" b="4445"/>
-                  <wp:docPr id="201816298" name="图片 2"/>
+                <wp:inline distT="0" distB="0" distL="0" distR="0" wp14:anchorId="6DE79169" wp14:editId="3589C266">
+                  <wp:extent cx="2331720" cy="1705155"/>
+                  <wp:effectExtent l="0" t="0" r="0" b="9525"/>
+                  <wp:docPr id="1360368768" name="图片 13"/>
                   <wp:cNvGraphicFramePr>
                     <a:graphicFrameLocks xmlns:a="http://schemas.openxmlformats.org/drawingml/2006/main" noChangeAspect="1"/>
                   </wp:cNvGraphicFramePr>
@@ -5090,13 +8542,13 @@
                     <a:graphicData uri="http://schemas.openxmlformats.org/drawingml/2006/picture">
                       <pic:pic xmlns:pic="http://schemas.openxmlformats.org/drawingml/2006/picture">
                         <pic:nvPicPr>
-                          <pic:cNvPr id="0" name="Picture 3"/>
+                          <pic:cNvPr id="0" name="Picture 25"/>
                           <pic:cNvPicPr>
                             <a:picLocks noChangeAspect="1" noChangeArrowheads="1"/>
                           </pic:cNvPicPr>
                         </pic:nvPicPr>
                         <pic:blipFill>
-                          <a:blip r:embed="rId20">
+                          <a:blip r:embed="rId35">
                             <a:extLst>
                               <a:ext uri="{28A0092B-C50C-407E-A947-70E740481C1C}">
                                 <a14:useLocalDpi xmlns:a14="http://schemas.microsoft.com/office/drawing/2010/main" val="0"/>
@@ -5111,7 +8563,7 @@
                         <pic:spPr bwMode="auto">
                           <a:xfrm>
                             <a:off x="0" y="0"/>
-                            <a:ext cx="2342455" cy="1713105"/>
+                            <a:ext cx="2336360" cy="1708548"/>
                           </a:xfrm>
                           <a:prstGeom prst="rect">
                             <a:avLst/>
@@ -5150,7 +8602,7 @@
       </w:pPr>
     </w:p>
     <w:sectPr>
-      <w:headerReference w:type="default" r:id="rId21"/>
+      <w:headerReference w:type="default" r:id="rId36"/>
       <w:pgSz w:w="11906" w:h="16838"/>
       <w:pgMar w:top="1440" w:right="1800" w:bottom="1440" w:left="1800" w:header="851" w:footer="992" w:gutter="0"/>
       <w:cols w:space="425"/>
